--- a/발표보고서_엔키아_OKR_KPI설계.docx
+++ b/발표보고서_엔키아_OKR_KPI설계.docx
@@ -35,6 +35,56 @@
         </w:pBdr>
         <w:spacing w:after="120"/>
         <w:jc w:val="center"/>
+        <w:rPr>
+          <w:rFonts w:ascii="맑은 고딕" w:eastAsia="맑은 고딕" w:hAnsi="맑은 고딕" w:cs="맑은 고딕"/>
+          <w:b/>
+          <w:bCs/>
+          <w:color w:val="290DF7"/>
+          <w:sz w:val="44"/>
+          <w:szCs w:val="44"/>
+        </w:rPr>
+      </w:pPr>
+      <w:r>
+        <w:rPr>
+          <w:rFonts w:ascii="맑은 고딕" w:eastAsia="맑은 고딕" w:hAnsi="맑은 고딕" w:cs="맑은 고딕" w:hint="eastAsia"/>
+          <w:b/>
+          <w:bCs/>
+          <w:color w:val="290DF7"/>
+          <w:sz w:val="44"/>
+          <w:szCs w:val="44"/>
+        </w:rPr>
+        <w:t>영업/</w:t>
+      </w:r>
+      <w:r>
+        <w:rPr>
+          <w:rFonts w:ascii="맑은 고딕" w:eastAsia="맑은 고딕" w:hAnsi="맑은 고딕" w:cs="맑은 고딕" w:hint="eastAsia"/>
+          <w:b/>
+          <w:bCs/>
+          <w:color w:val="290DF7"/>
+          <w:sz w:val="44"/>
+          <w:szCs w:val="44"/>
+        </w:rPr>
+        <w:t>연구소/사업수행</w:t>
+      </w:r>
+      <w:r>
+        <w:rPr>
+          <w:rFonts w:ascii="맑은 고딕" w:eastAsia="맑은 고딕" w:hAnsi="맑은 고딕" w:cs="맑은 고딕" w:hint="eastAsia"/>
+          <w:b/>
+          <w:bCs/>
+          <w:color w:val="290DF7"/>
+          <w:sz w:val="44"/>
+          <w:szCs w:val="44"/>
+        </w:rPr>
+        <w:t xml:space="preserve"> 부서</w:t>
+      </w:r>
+    </w:p>
+    <w:p>
+      <w:pPr>
+        <w:pBdr>
+          <w:bottom w:val="thick" w:sz="12" w:space="0" w:color="1D4ED8"/>
+        </w:pBdr>
+        <w:spacing w:after="120"/>
+        <w:jc w:val="center"/>
       </w:pPr>
       <w:r>
         <w:rPr>
@@ -45,7 +95,7 @@
           <w:sz w:val="44"/>
           <w:szCs w:val="44"/>
         </w:rPr>
-        <w:t>3대 직무 OKR · KPI 설계 보고서</w:t>
+        <w:t>직무 OKR · KPI 설계 보고서</w:t>
       </w:r>
     </w:p>
     <w:p>
@@ -110,12 +160,6 @@
         <w:gridCol w:w="7032"/>
       </w:tblGrid>
       <w:tr>
-        <w:tblPrEx>
-          <w:tblCellMar>
-            <w:top w:w="0" w:type="dxa"/>
-            <w:bottom w:w="0" w:type="dxa"/>
-          </w:tblCellMar>
-        </w:tblPrEx>
         <w:tc>
           <w:tcPr>
             <w:tcW w:w="1100" w:type="pct"/>
@@ -164,12 +208,6 @@
         </w:tc>
       </w:tr>
       <w:tr>
-        <w:tblPrEx>
-          <w:tblCellMar>
-            <w:top w:w="0" w:type="dxa"/>
-            <w:bottom w:w="0" w:type="dxa"/>
-          </w:tblCellMar>
-        </w:tblPrEx>
         <w:tc>
           <w:tcPr>
             <w:tcW w:w="1100" w:type="pct"/>
@@ -218,12 +256,6 @@
         </w:tc>
       </w:tr>
       <w:tr>
-        <w:tblPrEx>
-          <w:tblCellMar>
-            <w:top w:w="0" w:type="dxa"/>
-            <w:bottom w:w="0" w:type="dxa"/>
-          </w:tblCellMar>
-        </w:tblPrEx>
         <w:tc>
           <w:tcPr>
             <w:tcW w:w="1100" w:type="pct"/>
@@ -269,12 +301,6 @@
         </w:tc>
       </w:tr>
       <w:tr>
-        <w:tblPrEx>
-          <w:tblCellMar>
-            <w:top w:w="0" w:type="dxa"/>
-            <w:bottom w:w="0" w:type="dxa"/>
-          </w:tblCellMar>
-        </w:tblPrEx>
         <w:tc>
           <w:tcPr>
             <w:tcW w:w="1100" w:type="pct"/>
@@ -310,6 +336,11 @@
             </w:tcMar>
           </w:tcPr>
           <w:p>
+            <w:pPr>
+              <w:rPr>
+                <w:rFonts w:hint="eastAsia"/>
+              </w:rPr>
+            </w:pPr>
             <w:proofErr w:type="spellStart"/>
             <w:r>
               <w:rPr>
@@ -328,18 +359,12 @@
                 <w:sz w:val="19"/>
                 <w:szCs w:val="19"/>
               </w:rPr>
-              <w:t>(NKIA) | 경기 성남시 분당구 판교 B동 10층</w:t>
+              <w:t>(NKIA) | 경기 성남시 분당구</w:t>
             </w:r>
           </w:p>
         </w:tc>
       </w:tr>
       <w:tr>
-        <w:tblPrEx>
-          <w:tblCellMar>
-            <w:top w:w="0" w:type="dxa"/>
-            <w:bottom w:w="0" w:type="dxa"/>
-          </w:tblCellMar>
-        </w:tblPrEx>
         <w:tc>
           <w:tcPr>
             <w:tcW w:w="1100" w:type="pct"/>
@@ -388,12 +413,6 @@
         </w:tc>
       </w:tr>
       <w:tr>
-        <w:tblPrEx>
-          <w:tblCellMar>
-            <w:top w:w="0" w:type="dxa"/>
-            <w:bottom w:w="0" w:type="dxa"/>
-          </w:tblCellMar>
-        </w:tblPrEx>
         <w:tc>
           <w:tcPr>
             <w:tcW w:w="1100" w:type="pct"/>
@@ -436,27 +455,7 @@
                 <w:sz w:val="19"/>
                 <w:szCs w:val="19"/>
               </w:rPr>
-              <w:t xml:space="preserve">B2B IT 솔루션 </w:t>
-            </w:r>
-            <w:proofErr w:type="gramStart"/>
-            <w:r>
-              <w:rPr>
-                <w:rFonts w:ascii="맑은 고딕" w:eastAsia="맑은 고딕" w:hAnsi="맑은 고딕" w:cs="맑은 고딕"/>
-                <w:color w:val="111827"/>
-                <w:sz w:val="19"/>
-                <w:szCs w:val="19"/>
-              </w:rPr>
-              <w:t>영업 /</w:t>
-            </w:r>
-            <w:proofErr w:type="gramEnd"/>
-            <w:r>
-              <w:rPr>
-                <w:rFonts w:ascii="맑은 고딕" w:eastAsia="맑은 고딕" w:hAnsi="맑은 고딕" w:cs="맑은 고딕"/>
-                <w:color w:val="111827"/>
-                <w:sz w:val="19"/>
-                <w:szCs w:val="19"/>
-              </w:rPr>
-              <w:t xml:space="preserve"> </w:t>
+              <w:t>B2B IT 솔루션 영업 / 연구소(R&amp;D) / 사업수행 · 구축·운영 엔지니어</w:t>
             </w:r>
             <w:proofErr w:type="spellStart"/>
             <w:r>
@@ -466,7 +465,6 @@
                 <w:sz w:val="19"/>
                 <w:szCs w:val="19"/>
               </w:rPr>
-              <w:t>EMS·AIOps</w:t>
             </w:r>
             <w:proofErr w:type="spellEnd"/>
             <w:r>
@@ -476,38 +474,11 @@
                 <w:sz w:val="19"/>
                 <w:szCs w:val="19"/>
               </w:rPr>
-              <w:t xml:space="preserve"> </w:t>
-            </w:r>
-            <w:proofErr w:type="gramStart"/>
-            <w:r>
-              <w:rPr>
-                <w:rFonts w:ascii="맑은 고딕" w:eastAsia="맑은 고딕" w:hAnsi="맑은 고딕" w:cs="맑은 고딕"/>
-                <w:color w:val="111827"/>
-                <w:sz w:val="19"/>
-                <w:szCs w:val="19"/>
-              </w:rPr>
-              <w:t>개발자 /</w:t>
-            </w:r>
-            <w:proofErr w:type="gramEnd"/>
-            <w:r>
-              <w:rPr>
-                <w:rFonts w:ascii="맑은 고딕" w:eastAsia="맑은 고딕" w:hAnsi="맑은 고딕" w:cs="맑은 고딕"/>
-                <w:color w:val="111827"/>
-                <w:sz w:val="19"/>
-                <w:szCs w:val="19"/>
-              </w:rPr>
-              <w:t xml:space="preserve"> IT 인프라 운영 엔지니어</w:t>
             </w:r>
           </w:p>
         </w:tc>
       </w:tr>
       <w:tr>
-        <w:tblPrEx>
-          <w:tblCellMar>
-            <w:top w:w="0" w:type="dxa"/>
-            <w:bottom w:w="0" w:type="dxa"/>
-          </w:tblCellMar>
-        </w:tblPrEx>
         <w:tc>
           <w:tcPr>
             <w:tcW w:w="1100" w:type="pct"/>
@@ -573,7 +544,7 @@
           <w:sz w:val="18"/>
           <w:szCs w:val="18"/>
         </w:rPr>
-        <w:t>Polestar AIOps Platform | 공공 · 금융 · 민간</w:t>
+        <w:t>Polestar EMS·ITG·WSS | 공공 · 금융 · 민간 · 방송</w:t>
       </w:r>
     </w:p>
     <w:p>
@@ -589,7 +560,6 @@
         <w:shd w:val="solid" w:color="EEF2FF" w:fill="EEF2FF"/>
         <w:spacing w:before="280" w:after="100"/>
       </w:pPr>
-      <w:proofErr w:type="gramStart"/>
       <w:r>
         <w:rPr>
           <w:rFonts w:ascii="맑은 고딕" w:eastAsia="맑은 고딕" w:hAnsi="맑은 고딕" w:cs="맑은 고딕"/>
@@ -602,7 +572,6 @@
         <w:lastRenderedPageBreak/>
         <w:t>목  차</w:t>
       </w:r>
-      <w:proofErr w:type="gramEnd"/>
     </w:p>
     <w:p>
       <w:pPr>
@@ -950,31 +919,7 @@
           <w:szCs w:val="28"/>
         </w:rPr>
         <w:lastRenderedPageBreak/>
-        <w:t>1</w:t>
-      </w:r>
-      <w:proofErr w:type="gramStart"/>
-      <w:r>
-        <w:rPr>
-          <w:rFonts w:ascii="맑은 고딕" w:eastAsia="맑은 고딕" w:hAnsi="맑은 고딕" w:cs="맑은 고딕"/>
-          <w:b/>
-          <w:bCs/>
-          <w:color w:val="0A1628"/>
-          <w:sz w:val="28"/>
-          <w:szCs w:val="28"/>
-        </w:rPr>
-        <w:t>부  과제</w:t>
-      </w:r>
-      <w:proofErr w:type="gramEnd"/>
-      <w:r>
-        <w:rPr>
-          <w:rFonts w:ascii="맑은 고딕" w:eastAsia="맑은 고딕" w:hAnsi="맑은 고딕" w:cs="맑은 고딕"/>
-          <w:b/>
-          <w:bCs/>
-          <w:color w:val="0A1628"/>
-          <w:sz w:val="28"/>
-          <w:szCs w:val="28"/>
-        </w:rPr>
-        <w:t xml:space="preserve"> 배경 및 상황 </w:t>
+        <w:t xml:space="preserve">1부  과제 배경 및 상황 </w:t>
       </w:r>
     </w:p>
     <w:p>
@@ -1216,7 +1161,7 @@
           <w:sz w:val="21"/>
           <w:szCs w:val="21"/>
         </w:rPr>
-        <w:t>• 3개 부서(영업·개발·운영)의 실제 업무 프로세스 파악 불가</w:t>
+        <w:t>• 3개 부서(영업·연구소·사업수행)의 실제 업무 프로세스 파악 불가</w:t>
       </w:r>
     </w:p>
     <w:p>
@@ -1248,7 +1193,7 @@
           <w:sz w:val="21"/>
           <w:szCs w:val="21"/>
         </w:rPr>
-        <w:t>• 내부 자료(영업 보고서, 개발 스프린트 기록 등) 접근 제한</w:t>
+        <w:t>• 내부 자료(영업 보고서, 연구소 스프린트 기록 등) 접근 제한</w:t>
       </w:r>
     </w:p>
     <w:p>
@@ -1358,12 +1303,6 @@
         <w:gridCol w:w="2705"/>
       </w:tblGrid>
       <w:tr>
-        <w:tblPrEx>
-          <w:tblCellMar>
-            <w:top w:w="0" w:type="dxa"/>
-            <w:bottom w:w="0" w:type="dxa"/>
-          </w:tblCellMar>
-        </w:tblPrEx>
         <w:tc>
           <w:tcPr>
             <w:tcW w:w="1300" w:type="pct"/>
@@ -1481,12 +1420,6 @@
         </w:tc>
       </w:tr>
       <w:tr>
-        <w:tblPrEx>
-          <w:tblCellMar>
-            <w:top w:w="0" w:type="dxa"/>
-            <w:bottom w:w="0" w:type="dxa"/>
-          </w:tblCellMar>
-        </w:tblPrEx>
         <w:tc>
           <w:tcPr>
             <w:tcW w:w="1300" w:type="pct"/>
@@ -1593,12 +1526,6 @@
         </w:tc>
       </w:tr>
       <w:tr>
-        <w:tblPrEx>
-          <w:tblCellMar>
-            <w:top w:w="0" w:type="dxa"/>
-            <w:bottom w:w="0" w:type="dxa"/>
-          </w:tblCellMar>
-        </w:tblPrEx>
         <w:tc>
           <w:tcPr>
             <w:tcW w:w="1300" w:type="pct"/>
@@ -1797,31 +1724,7 @@
           <w:szCs w:val="28"/>
         </w:rPr>
         <w:lastRenderedPageBreak/>
-        <w:t>2</w:t>
-      </w:r>
-      <w:proofErr w:type="gramStart"/>
-      <w:r>
-        <w:rPr>
-          <w:rFonts w:ascii="맑은 고딕" w:eastAsia="맑은 고딕" w:hAnsi="맑은 고딕" w:cs="맑은 고딕"/>
-          <w:b/>
-          <w:bCs/>
-          <w:color w:val="0A1628"/>
-          <w:sz w:val="28"/>
-          <w:szCs w:val="28"/>
-        </w:rPr>
-        <w:t>부  과제</w:t>
-      </w:r>
-      <w:proofErr w:type="gramEnd"/>
-      <w:r>
-        <w:rPr>
-          <w:rFonts w:ascii="맑은 고딕" w:eastAsia="맑은 고딕" w:hAnsi="맑은 고딕" w:cs="맑은 고딕"/>
-          <w:b/>
-          <w:bCs/>
-          <w:color w:val="0A1628"/>
-          <w:sz w:val="28"/>
-          <w:szCs w:val="28"/>
-        </w:rPr>
-        <w:t xml:space="preserve"> 목적 재정의 — HR 소통 후 방향 전환</w:t>
+        <w:t>2부  과제 목적 재정의 — HR 소통 후 방향 전환</w:t>
       </w:r>
     </w:p>
     <w:p>
@@ -1855,9 +1758,6 @@
       <w:pPr>
         <w:wordWrap/>
         <w:spacing w:after="80"/>
-        <w:rPr>
-          <w:rFonts w:hint="eastAsia"/>
-        </w:rPr>
       </w:pPr>
     </w:p>
     <w:p>
@@ -1911,9 +1811,6 @@
       <w:pPr>
         <w:wordWrap/>
         <w:spacing w:after="80"/>
-        <w:rPr>
-          <w:rFonts w:hint="eastAsia"/>
-        </w:rPr>
       </w:pPr>
     </w:p>
     <w:p>
@@ -1959,12 +1856,6 @@
         <w:gridCol w:w="4147"/>
       </w:tblGrid>
       <w:tr>
-        <w:tblPrEx>
-          <w:tblCellMar>
-            <w:top w:w="0" w:type="dxa"/>
-            <w:bottom w:w="0" w:type="dxa"/>
-          </w:tblCellMar>
-        </w:tblPrEx>
         <w:tc>
           <w:tcPr>
             <w:tcW w:w="900" w:type="pct"/>
@@ -2045,12 +1936,6 @@
         </w:tc>
       </w:tr>
       <w:tr>
-        <w:tblPrEx>
-          <w:tblCellMar>
-            <w:top w:w="0" w:type="dxa"/>
-            <w:bottom w:w="0" w:type="dxa"/>
-          </w:tblCellMar>
-        </w:tblPrEx>
         <w:tc>
           <w:tcPr>
             <w:tcW w:w="900" w:type="pct"/>
@@ -2131,12 +2016,6 @@
         </w:tc>
       </w:tr>
       <w:tr>
-        <w:tblPrEx>
-          <w:tblCellMar>
-            <w:top w:w="0" w:type="dxa"/>
-            <w:bottom w:w="0" w:type="dxa"/>
-          </w:tblCellMar>
-        </w:tblPrEx>
         <w:tc>
           <w:tcPr>
             <w:tcW w:w="900" w:type="pct"/>
@@ -2217,12 +2096,6 @@
         </w:tc>
       </w:tr>
       <w:tr>
-        <w:tblPrEx>
-          <w:tblCellMar>
-            <w:top w:w="0" w:type="dxa"/>
-            <w:bottom w:w="0" w:type="dxa"/>
-          </w:tblCellMar>
-        </w:tblPrEx>
         <w:tc>
           <w:tcPr>
             <w:tcW w:w="900" w:type="pct"/>
@@ -2334,12 +2207,6 @@
         </w:tc>
       </w:tr>
       <w:tr>
-        <w:tblPrEx>
-          <w:tblCellMar>
-            <w:top w:w="0" w:type="dxa"/>
-            <w:bottom w:w="0" w:type="dxa"/>
-          </w:tblCellMar>
-        </w:tblPrEx>
         <w:tc>
           <w:tcPr>
             <w:tcW w:w="900" w:type="pct"/>
@@ -2441,9 +2308,6 @@
       <w:pPr>
         <w:wordWrap/>
         <w:spacing w:after="80"/>
-        <w:rPr>
-          <w:rFonts w:hint="eastAsia"/>
-        </w:rPr>
       </w:pPr>
     </w:p>
     <w:p>
@@ -2488,12 +2352,6 @@
         <w:gridCol w:w="7664"/>
       </w:tblGrid>
       <w:tr>
-        <w:tblPrEx>
-          <w:tblCellMar>
-            <w:top w:w="0" w:type="dxa"/>
-            <w:bottom w:w="0" w:type="dxa"/>
-          </w:tblCellMar>
-        </w:tblPrEx>
         <w:tc>
           <w:tcPr>
             <w:tcW w:w="750" w:type="pct"/>
@@ -2548,12 +2406,6 @@
         </w:tc>
       </w:tr>
       <w:tr>
-        <w:tblPrEx>
-          <w:tblCellMar>
-            <w:top w:w="0" w:type="dxa"/>
-            <w:bottom w:w="0" w:type="dxa"/>
-          </w:tblCellMar>
-        </w:tblPrEx>
         <w:tc>
           <w:tcPr>
             <w:tcW w:w="750" w:type="pct"/>
@@ -2608,12 +2460,6 @@
         </w:tc>
       </w:tr>
       <w:tr>
-        <w:tblPrEx>
-          <w:tblCellMar>
-            <w:top w:w="0" w:type="dxa"/>
-            <w:bottom w:w="0" w:type="dxa"/>
-          </w:tblCellMar>
-        </w:tblPrEx>
         <w:tc>
           <w:tcPr>
             <w:tcW w:w="750" w:type="pct"/>
@@ -2662,18 +2508,12 @@
                 <w:sz w:val="19"/>
                 <w:szCs w:val="19"/>
               </w:rPr>
-              <w:t>3개 직무(영업/개발/운영) × 8개 기업 = 24개 직무 심층 분석</w:t>
+              <w:t>3개 직무(영업/연구소/사업수행) × 8개 기업 = 24개 직무 심층 분석</w:t>
             </w:r>
           </w:p>
         </w:tc>
       </w:tr>
       <w:tr>
-        <w:tblPrEx>
-          <w:tblCellMar>
-            <w:top w:w="0" w:type="dxa"/>
-            <w:bottom w:w="0" w:type="dxa"/>
-          </w:tblCellMar>
-        </w:tblPrEx>
         <w:tc>
           <w:tcPr>
             <w:tcW w:w="750" w:type="pct"/>
@@ -2728,12 +2568,6 @@
         </w:tc>
       </w:tr>
       <w:tr>
-        <w:tblPrEx>
-          <w:tblCellMar>
-            <w:top w:w="0" w:type="dxa"/>
-            <w:bottom w:w="0" w:type="dxa"/>
-          </w:tblCellMar>
-        </w:tblPrEx>
         <w:tc>
           <w:tcPr>
             <w:tcW w:w="750" w:type="pct"/>
@@ -2793,18 +2627,30 @@
                 <w:sz w:val="19"/>
                 <w:szCs w:val="19"/>
               </w:rPr>
-              <w:t xml:space="preserve"> 고유 컨텍스트(Polestar AIOps, 151명, 공공·금융·민간) 적용</w:t>
+              <w:t xml:space="preserve"> 고유 컨텍스트(Polestar AIOps, 1</w:t>
+            </w:r>
+            <w:r>
+              <w:rPr>
+                <w:rFonts w:ascii="맑은 고딕" w:eastAsia="맑은 고딕" w:hAnsi="맑은 고딕" w:cs="맑은 고딕" w:hint="eastAsia"/>
+                <w:color w:val="111827"/>
+                <w:sz w:val="19"/>
+                <w:szCs w:val="19"/>
+              </w:rPr>
+              <w:t>83</w:t>
+            </w:r>
+            <w:r>
+              <w:rPr>
+                <w:rFonts w:ascii="맑은 고딕" w:eastAsia="맑은 고딕" w:hAnsi="맑은 고딕" w:cs="맑은 고딕"/>
+                <w:color w:val="111827"/>
+                <w:sz w:val="19"/>
+                <w:szCs w:val="19"/>
+              </w:rPr>
+              <w:t>명, 공공·금융·민간) 적용</w:t>
             </w:r>
           </w:p>
         </w:tc>
       </w:tr>
       <w:tr>
-        <w:tblPrEx>
-          <w:tblCellMar>
-            <w:top w:w="0" w:type="dxa"/>
-            <w:bottom w:w="0" w:type="dxa"/>
-          </w:tblCellMar>
-        </w:tblPrEx>
         <w:tc>
           <w:tcPr>
             <w:tcW w:w="750" w:type="pct"/>
@@ -2859,12 +2705,6 @@
         </w:tc>
       </w:tr>
       <w:tr>
-        <w:tblPrEx>
-          <w:tblCellMar>
-            <w:top w:w="0" w:type="dxa"/>
-            <w:bottom w:w="0" w:type="dxa"/>
-          </w:tblCellMar>
-        </w:tblPrEx>
         <w:tc>
           <w:tcPr>
             <w:tcW w:w="750" w:type="pct"/>
@@ -2946,31 +2786,7 @@
           <w:szCs w:val="28"/>
         </w:rPr>
         <w:lastRenderedPageBreak/>
-        <w:t>3</w:t>
-      </w:r>
-      <w:proofErr w:type="gramStart"/>
-      <w:r>
-        <w:rPr>
-          <w:rFonts w:ascii="맑은 고딕" w:eastAsia="맑은 고딕" w:hAnsi="맑은 고딕" w:cs="맑은 고딕"/>
-          <w:b/>
-          <w:bCs/>
-          <w:color w:val="0A1628"/>
-          <w:sz w:val="28"/>
-          <w:szCs w:val="28"/>
-        </w:rPr>
-        <w:t>부  분석</w:t>
-      </w:r>
-      <w:proofErr w:type="gramEnd"/>
-      <w:r>
-        <w:rPr>
-          <w:rFonts w:ascii="맑은 고딕" w:eastAsia="맑은 고딕" w:hAnsi="맑은 고딕" w:cs="맑은 고딕"/>
-          <w:b/>
-          <w:bCs/>
-          <w:color w:val="0A1628"/>
-          <w:sz w:val="28"/>
-          <w:szCs w:val="28"/>
-        </w:rPr>
-        <w:t xml:space="preserve"> 방법론 — 글로벌 × 국내 8개사 벤치마킹</w:t>
+        <w:t>3부  분석 방법론 — 글로벌 × 국내 8개사 벤치마킹</w:t>
       </w:r>
     </w:p>
     <w:p>
@@ -3018,9 +2834,6 @@
       <w:pPr>
         <w:wordWrap/>
         <w:spacing w:after="80"/>
-        <w:rPr>
-          <w:rFonts w:hint="eastAsia"/>
-        </w:rPr>
       </w:pPr>
     </w:p>
     <w:p>
@@ -3067,12 +2880,6 @@
         <w:gridCol w:w="3211"/>
       </w:tblGrid>
       <w:tr>
-        <w:tblPrEx>
-          <w:tblCellMar>
-            <w:top w:w="0" w:type="dxa"/>
-            <w:bottom w:w="0" w:type="dxa"/>
-          </w:tblCellMar>
-        </w:tblPrEx>
         <w:tc>
           <w:tcPr>
             <w:tcW w:w="500" w:type="pct"/>
@@ -3190,12 +2997,6 @@
         </w:tc>
       </w:tr>
       <w:tr>
-        <w:tblPrEx>
-          <w:tblCellMar>
-            <w:top w:w="0" w:type="dxa"/>
-            <w:bottom w:w="0" w:type="dxa"/>
-          </w:tblCellMar>
-        </w:tblPrEx>
         <w:tc>
           <w:tcPr>
             <w:tcW w:w="500" w:type="pct"/>
@@ -3302,12 +3103,6 @@
         </w:tc>
       </w:tr>
       <w:tr>
-        <w:tblPrEx>
-          <w:tblCellMar>
-            <w:top w:w="0" w:type="dxa"/>
-            <w:bottom w:w="0" w:type="dxa"/>
-          </w:tblCellMar>
-        </w:tblPrEx>
         <w:tc>
           <w:tcPr>
             <w:tcW w:w="500" w:type="pct"/>
@@ -3425,12 +3220,6 @@
         </w:tc>
       </w:tr>
       <w:tr>
-        <w:tblPrEx>
-          <w:tblCellMar>
-            <w:top w:w="0" w:type="dxa"/>
-            <w:bottom w:w="0" w:type="dxa"/>
-          </w:tblCellMar>
-        </w:tblPrEx>
         <w:tc>
           <w:tcPr>
             <w:tcW w:w="500" w:type="pct"/>
@@ -3537,12 +3326,6 @@
         </w:tc>
       </w:tr>
       <w:tr>
-        <w:tblPrEx>
-          <w:tblCellMar>
-            <w:top w:w="0" w:type="dxa"/>
-            <w:bottom w:w="0" w:type="dxa"/>
-          </w:tblCellMar>
-        </w:tblPrEx>
         <w:tc>
           <w:tcPr>
             <w:tcW w:w="500" w:type="pct"/>
@@ -3680,12 +3463,6 @@
         </w:tc>
       </w:tr>
       <w:tr>
-        <w:tblPrEx>
-          <w:tblCellMar>
-            <w:top w:w="0" w:type="dxa"/>
-            <w:bottom w:w="0" w:type="dxa"/>
-          </w:tblCellMar>
-        </w:tblPrEx>
         <w:tc>
           <w:tcPr>
             <w:tcW w:w="500" w:type="pct"/>
@@ -3794,12 +3571,6 @@
         </w:tc>
       </w:tr>
       <w:tr>
-        <w:tblPrEx>
-          <w:tblCellMar>
-            <w:top w:w="0" w:type="dxa"/>
-            <w:bottom w:w="0" w:type="dxa"/>
-          </w:tblCellMar>
-        </w:tblPrEx>
         <w:tc>
           <w:tcPr>
             <w:tcW w:w="500" w:type="pct"/>
@@ -3908,12 +3679,6 @@
         </w:tc>
       </w:tr>
       <w:tr>
-        <w:tblPrEx>
-          <w:tblCellMar>
-            <w:top w:w="0" w:type="dxa"/>
-            <w:bottom w:w="0" w:type="dxa"/>
-          </w:tblCellMar>
-        </w:tblPrEx>
         <w:tc>
           <w:tcPr>
             <w:tcW w:w="500" w:type="pct"/>
@@ -4022,12 +3787,6 @@
         </w:tc>
       </w:tr>
       <w:tr>
-        <w:tblPrEx>
-          <w:tblCellMar>
-            <w:top w:w="0" w:type="dxa"/>
-            <w:bottom w:w="0" w:type="dxa"/>
-          </w:tblCellMar>
-        </w:tblPrEx>
         <w:tc>
           <w:tcPr>
             <w:tcW w:w="500" w:type="pct"/>
@@ -4163,9 +3922,6 @@
       <w:pPr>
         <w:wordWrap/>
         <w:spacing w:after="80"/>
-        <w:rPr>
-          <w:rFonts w:hint="eastAsia"/>
-        </w:rPr>
       </w:pPr>
     </w:p>
     <w:p>
@@ -4211,12 +3967,6 @@
         <w:gridCol w:w="3606"/>
       </w:tblGrid>
       <w:tr>
-        <w:tblPrEx>
-          <w:tblCellMar>
-            <w:top w:w="0" w:type="dxa"/>
-            <w:bottom w:w="0" w:type="dxa"/>
-          </w:tblCellMar>
-        </w:tblPrEx>
         <w:tc>
           <w:tcPr>
             <w:tcW w:w="1000" w:type="pct"/>
@@ -4297,12 +4047,6 @@
         </w:tc>
       </w:tr>
       <w:tr>
-        <w:tblPrEx>
-          <w:tblCellMar>
-            <w:top w:w="0" w:type="dxa"/>
-            <w:bottom w:w="0" w:type="dxa"/>
-          </w:tblCellMar>
-        </w:tblPrEx>
         <w:tc>
           <w:tcPr>
             <w:tcW w:w="1000" w:type="pct"/>
@@ -4383,12 +4127,6 @@
         </w:tc>
       </w:tr>
       <w:tr>
-        <w:tblPrEx>
-          <w:tblCellMar>
-            <w:top w:w="0" w:type="dxa"/>
-            <w:bottom w:w="0" w:type="dxa"/>
-          </w:tblCellMar>
-        </w:tblPrEx>
         <w:tc>
           <w:tcPr>
             <w:tcW w:w="1000" w:type="pct"/>
@@ -4469,12 +4207,6 @@
         </w:tc>
       </w:tr>
       <w:tr>
-        <w:tblPrEx>
-          <w:tblCellMar>
-            <w:top w:w="0" w:type="dxa"/>
-            <w:bottom w:w="0" w:type="dxa"/>
-          </w:tblCellMar>
-        </w:tblPrEx>
         <w:tc>
           <w:tcPr>
             <w:tcW w:w="1000" w:type="pct"/>
@@ -4575,12 +4307,6 @@
         </w:tc>
       </w:tr>
       <w:tr>
-        <w:tblPrEx>
-          <w:tblCellMar>
-            <w:top w:w="0" w:type="dxa"/>
-            <w:bottom w:w="0" w:type="dxa"/>
-          </w:tblCellMar>
-        </w:tblPrEx>
         <w:tc>
           <w:tcPr>
             <w:tcW w:w="1000" w:type="pct"/>
@@ -4681,12 +4407,6 @@
         </w:tc>
       </w:tr>
       <w:tr>
-        <w:tblPrEx>
-          <w:tblCellMar>
-            <w:top w:w="0" w:type="dxa"/>
-            <w:bottom w:w="0" w:type="dxa"/>
-          </w:tblCellMar>
-        </w:tblPrEx>
         <w:tc>
           <w:tcPr>
             <w:tcW w:w="1000" w:type="pct"/>
@@ -4783,18 +4503,12 @@
       <w:pPr>
         <w:wordWrap/>
         <w:spacing w:after="80"/>
-        <w:rPr>
-          <w:rFonts w:hint="eastAsia"/>
-        </w:rPr>
       </w:pPr>
     </w:p>
     <w:p>
       <w:pPr>
         <w:wordWrap/>
         <w:spacing w:after="80"/>
-        <w:rPr>
-          <w:rFonts w:hint="eastAsia"/>
-        </w:rPr>
       </w:pPr>
     </w:p>
     <w:p>
@@ -4842,12 +4556,6 @@
         <w:gridCol w:w="3606"/>
       </w:tblGrid>
       <w:tr>
-        <w:tblPrEx>
-          <w:tblCellMar>
-            <w:top w:w="0" w:type="dxa"/>
-            <w:bottom w:w="0" w:type="dxa"/>
-          </w:tblCellMar>
-        </w:tblPrEx>
         <w:tc>
           <w:tcPr>
             <w:tcW w:w="1100" w:type="pct"/>
@@ -4954,12 +4662,6 @@
         </w:tc>
       </w:tr>
       <w:tr>
-        <w:tblPrEx>
-          <w:tblCellMar>
-            <w:top w:w="0" w:type="dxa"/>
-            <w:bottom w:w="0" w:type="dxa"/>
-          </w:tblCellMar>
-        </w:tblPrEx>
         <w:tc>
           <w:tcPr>
             <w:tcW w:w="1100" w:type="pct"/>
@@ -5077,12 +4779,6 @@
         </w:tc>
       </w:tr>
       <w:tr>
-        <w:tblPrEx>
-          <w:tblCellMar>
-            <w:top w:w="0" w:type="dxa"/>
-            <w:bottom w:w="0" w:type="dxa"/>
-          </w:tblCellMar>
-        </w:tblPrEx>
         <w:tc>
           <w:tcPr>
             <w:tcW w:w="1100" w:type="pct"/>
@@ -5179,7 +4875,7 @@
                 <w:sz w:val="19"/>
                 <w:szCs w:val="19"/>
               </w:rPr>
-              <w:t>개발</w:t>
+              <w:t>연구소</w:t>
             </w:r>
           </w:p>
         </w:tc>
@@ -5211,12 +4907,6 @@
         </w:tc>
       </w:tr>
       <w:tr>
-        <w:tblPrEx>
-          <w:tblCellMar>
-            <w:top w:w="0" w:type="dxa"/>
-            <w:bottom w:w="0" w:type="dxa"/>
-          </w:tblCellMar>
-        </w:tblPrEx>
         <w:tc>
           <w:tcPr>
             <w:tcW w:w="1100" w:type="pct"/>
@@ -5302,7 +4992,7 @@
                 <w:sz w:val="19"/>
                 <w:szCs w:val="19"/>
               </w:rPr>
-              <w:t>운영</w:t>
+              <w:t>사업수행</w:t>
             </w:r>
           </w:p>
         </w:tc>
@@ -5354,12 +5044,6 @@
         </w:tc>
       </w:tr>
       <w:tr>
-        <w:tblPrEx>
-          <w:tblCellMar>
-            <w:top w:w="0" w:type="dxa"/>
-            <w:bottom w:w="0" w:type="dxa"/>
-          </w:tblCellMar>
-        </w:tblPrEx>
         <w:tc>
           <w:tcPr>
             <w:tcW w:w="1100" w:type="pct"/>
@@ -5466,12 +5150,6 @@
         </w:tc>
       </w:tr>
       <w:tr>
-        <w:tblPrEx>
-          <w:tblCellMar>
-            <w:top w:w="0" w:type="dxa"/>
-            <w:bottom w:w="0" w:type="dxa"/>
-          </w:tblCellMar>
-        </w:tblPrEx>
         <w:tc>
           <w:tcPr>
             <w:tcW w:w="1100" w:type="pct"/>
@@ -5597,9 +5275,6 @@
     <w:p>
       <w:pPr>
         <w:wordWrap/>
-        <w:rPr>
-          <w:rFonts w:hint="eastAsia"/>
-        </w:rPr>
       </w:pPr>
     </w:p>
     <w:p>
@@ -5620,31 +5295,7 @@
           <w:sz w:val="28"/>
           <w:szCs w:val="28"/>
         </w:rPr>
-        <w:t>4</w:t>
-      </w:r>
-      <w:proofErr w:type="gramStart"/>
-      <w:r>
-        <w:rPr>
-          <w:rFonts w:ascii="맑은 고딕" w:eastAsia="맑은 고딕" w:hAnsi="맑은 고딕" w:cs="맑은 고딕"/>
-          <w:b/>
-          <w:bCs/>
-          <w:color w:val="0A1628"/>
-          <w:sz w:val="28"/>
-          <w:szCs w:val="28"/>
-        </w:rPr>
-        <w:t>부  글로벌</w:t>
-      </w:r>
-      <w:proofErr w:type="gramEnd"/>
-      <w:r>
-        <w:rPr>
-          <w:rFonts w:ascii="맑은 고딕" w:eastAsia="맑은 고딕" w:hAnsi="맑은 고딕" w:cs="맑은 고딕"/>
-          <w:b/>
-          <w:bCs/>
-          <w:color w:val="0A1628"/>
-          <w:sz w:val="28"/>
-          <w:szCs w:val="28"/>
-        </w:rPr>
-        <w:t xml:space="preserve"> 4개사 핵심 인사이트</w:t>
+        <w:t>4부  글로벌 4개사 핵심 인사이트</w:t>
       </w:r>
     </w:p>
     <w:p>
@@ -5733,12 +5384,6 @@
         <w:gridCol w:w="4147"/>
       </w:tblGrid>
       <w:tr>
-        <w:tblPrEx>
-          <w:tblCellMar>
-            <w:top w:w="0" w:type="dxa"/>
-            <w:bottom w:w="0" w:type="dxa"/>
-          </w:tblCellMar>
-        </w:tblPrEx>
         <w:tc>
           <w:tcPr>
             <w:tcW w:w="700" w:type="pct"/>
@@ -5830,12 +5475,6 @@
         </w:tc>
       </w:tr>
       <w:tr>
-        <w:tblPrEx>
-          <w:tblCellMar>
-            <w:top w:w="0" w:type="dxa"/>
-            <w:bottom w:w="0" w:type="dxa"/>
-          </w:tblCellMar>
-        </w:tblPrEx>
         <w:tc>
           <w:tcPr>
             <w:tcW w:w="700" w:type="pct"/>
@@ -5936,12 +5575,6 @@
         </w:tc>
       </w:tr>
       <w:tr>
-        <w:tblPrEx>
-          <w:tblCellMar>
-            <w:top w:w="0" w:type="dxa"/>
-            <w:bottom w:w="0" w:type="dxa"/>
-          </w:tblCellMar>
-        </w:tblPrEx>
         <w:tc>
           <w:tcPr>
             <w:tcW w:w="700" w:type="pct"/>
@@ -5964,7 +5597,7 @@
                 <w:sz w:val="19"/>
                 <w:szCs w:val="19"/>
               </w:rPr>
-              <w:t>개발 (Staff SWE)</w:t>
+              <w:t>연구소 (R&amp;D)</w:t>
             </w:r>
           </w:p>
         </w:tc>
@@ -6022,12 +5655,6 @@
         </w:tc>
       </w:tr>
       <w:tr>
-        <w:tblPrEx>
-          <w:tblCellMar>
-            <w:top w:w="0" w:type="dxa"/>
-            <w:bottom w:w="0" w:type="dxa"/>
-          </w:tblCellMar>
-        </w:tblPrEx>
         <w:tc>
           <w:tcPr>
             <w:tcW w:w="700" w:type="pct"/>
@@ -6050,7 +5677,7 @@
                 <w:sz w:val="19"/>
                 <w:szCs w:val="19"/>
               </w:rPr>
-              <w:t>운영 (ITOM Engineer)</w:t>
+              <w:t>사업수행 (구축·운영)</w:t>
             </w:r>
           </w:p>
         </w:tc>
@@ -6181,12 +5808,6 @@
         <w:gridCol w:w="4147"/>
       </w:tblGrid>
       <w:tr>
-        <w:tblPrEx>
-          <w:tblCellMar>
-            <w:top w:w="0" w:type="dxa"/>
-            <w:bottom w:w="0" w:type="dxa"/>
-          </w:tblCellMar>
-        </w:tblPrEx>
         <w:tc>
           <w:tcPr>
             <w:tcW w:w="700" w:type="pct"/>
@@ -6278,12 +5899,6 @@
         </w:tc>
       </w:tr>
       <w:tr>
-        <w:tblPrEx>
-          <w:tblCellMar>
-            <w:top w:w="0" w:type="dxa"/>
-            <w:bottom w:w="0" w:type="dxa"/>
-          </w:tblCellMar>
-        </w:tblPrEx>
         <w:tc>
           <w:tcPr>
             <w:tcW w:w="700" w:type="pct"/>
@@ -6364,12 +5979,6 @@
         </w:tc>
       </w:tr>
       <w:tr>
-        <w:tblPrEx>
-          <w:tblCellMar>
-            <w:top w:w="0" w:type="dxa"/>
-            <w:bottom w:w="0" w:type="dxa"/>
-          </w:tblCellMar>
-        </w:tblPrEx>
         <w:tc>
           <w:tcPr>
             <w:tcW w:w="700" w:type="pct"/>
@@ -6392,7 +6001,7 @@
                 <w:sz w:val="19"/>
                 <w:szCs w:val="19"/>
               </w:rPr>
-              <w:t>개발 (SWE)</w:t>
+              <w:t>연구소 (R&amp;D)</w:t>
             </w:r>
           </w:p>
         </w:tc>
@@ -6444,27 +6053,7 @@
                 <w:sz w:val="19"/>
                 <w:szCs w:val="19"/>
               </w:rPr>
-              <w:t>Polestar 이상탐지 P:85</w:t>
-            </w:r>
-            <w:proofErr w:type="gramStart"/>
-            <w:r>
-              <w:rPr>
-                <w:rFonts w:ascii="맑은 고딕" w:eastAsia="맑은 고딕" w:hAnsi="맑은 고딕" w:cs="맑은 고딕"/>
-                <w:color w:val="111827"/>
-                <w:sz w:val="19"/>
-                <w:szCs w:val="19"/>
-              </w:rPr>
-              <w:t>% /</w:t>
-            </w:r>
-            <w:proofErr w:type="gramEnd"/>
-            <w:r>
-              <w:rPr>
-                <w:rFonts w:ascii="맑은 고딕" w:eastAsia="맑은 고딕" w:hAnsi="맑은 고딕" w:cs="맑은 고딕"/>
-                <w:color w:val="111827"/>
-                <w:sz w:val="19"/>
-                <w:szCs w:val="19"/>
-              </w:rPr>
-              <w:t xml:space="preserve"> R:80% </w:t>
+              <w:t xml:space="preserve">Polestar 이상탐지 P:85% / R:80% </w:t>
             </w:r>
             <w:proofErr w:type="spellStart"/>
             <w:r>
@@ -6490,12 +6079,6 @@
         </w:tc>
       </w:tr>
       <w:tr>
-        <w:tblPrEx>
-          <w:tblCellMar>
-            <w:top w:w="0" w:type="dxa"/>
-            <w:bottom w:w="0" w:type="dxa"/>
-          </w:tblCellMar>
-        </w:tblPrEx>
         <w:tc>
           <w:tcPr>
             <w:tcW w:w="700" w:type="pct"/>
@@ -6518,7 +6101,7 @@
                 <w:sz w:val="19"/>
                 <w:szCs w:val="19"/>
               </w:rPr>
-              <w:t>운영 (SRE)</w:t>
+              <w:t>사업수행 (구축·운영)</w:t>
             </w:r>
           </w:p>
         </w:tc>
@@ -6671,12 +6254,6 @@
         <w:gridCol w:w="4147"/>
       </w:tblGrid>
       <w:tr>
-        <w:tblPrEx>
-          <w:tblCellMar>
-            <w:top w:w="0" w:type="dxa"/>
-            <w:bottom w:w="0" w:type="dxa"/>
-          </w:tblCellMar>
-        </w:tblPrEx>
         <w:tc>
           <w:tcPr>
             <w:tcW w:w="700" w:type="pct"/>
@@ -6768,12 +6345,6 @@
         </w:tc>
       </w:tr>
       <w:tr>
-        <w:tblPrEx>
-          <w:tblCellMar>
-            <w:top w:w="0" w:type="dxa"/>
-            <w:bottom w:w="0" w:type="dxa"/>
-          </w:tblCellMar>
-        </w:tblPrEx>
         <w:tc>
           <w:tcPr>
             <w:tcW w:w="700" w:type="pct"/>
@@ -6894,12 +6465,6 @@
         </w:tc>
       </w:tr>
       <w:tr>
-        <w:tblPrEx>
-          <w:tblCellMar>
-            <w:top w:w="0" w:type="dxa"/>
-            <w:bottom w:w="0" w:type="dxa"/>
-          </w:tblCellMar>
-        </w:tblPrEx>
         <w:tc>
           <w:tcPr>
             <w:tcW w:w="700" w:type="pct"/>
@@ -6922,7 +6487,7 @@
                 <w:sz w:val="19"/>
                 <w:szCs w:val="19"/>
               </w:rPr>
-              <w:t>개발 (SWE)</w:t>
+              <w:t>연구소 (R&amp;D)</w:t>
             </w:r>
           </w:p>
         </w:tc>
@@ -7000,12 +6565,6 @@
         </w:tc>
       </w:tr>
       <w:tr>
-        <w:tblPrEx>
-          <w:tblCellMar>
-            <w:top w:w="0" w:type="dxa"/>
-            <w:bottom w:w="0" w:type="dxa"/>
-          </w:tblCellMar>
-        </w:tblPrEx>
         <w:tc>
           <w:tcPr>
             <w:tcW w:w="700" w:type="pct"/>
@@ -7028,7 +6587,7 @@
                 <w:sz w:val="19"/>
                 <w:szCs w:val="19"/>
               </w:rPr>
-              <w:t>운영 (SRE)</w:t>
+              <w:t>사업수행 (구축·운영)</w:t>
             </w:r>
           </w:p>
         </w:tc>
@@ -7159,12 +6718,6 @@
         <w:gridCol w:w="4147"/>
       </w:tblGrid>
       <w:tr>
-        <w:tblPrEx>
-          <w:tblCellMar>
-            <w:top w:w="0" w:type="dxa"/>
-            <w:bottom w:w="0" w:type="dxa"/>
-          </w:tblCellMar>
-        </w:tblPrEx>
         <w:tc>
           <w:tcPr>
             <w:tcW w:w="700" w:type="pct"/>
@@ -7256,12 +6809,6 @@
         </w:tc>
       </w:tr>
       <w:tr>
-        <w:tblPrEx>
-          <w:tblCellMar>
-            <w:top w:w="0" w:type="dxa"/>
-            <w:bottom w:w="0" w:type="dxa"/>
-          </w:tblCellMar>
-        </w:tblPrEx>
         <w:tc>
           <w:tcPr>
             <w:tcW w:w="700" w:type="pct"/>
@@ -7342,12 +6889,6 @@
         </w:tc>
       </w:tr>
       <w:tr>
-        <w:tblPrEx>
-          <w:tblCellMar>
-            <w:top w:w="0" w:type="dxa"/>
-            <w:bottom w:w="0" w:type="dxa"/>
-          </w:tblCellMar>
-        </w:tblPrEx>
         <w:tc>
           <w:tcPr>
             <w:tcW w:w="700" w:type="pct"/>
@@ -7370,7 +6911,7 @@
                 <w:sz w:val="19"/>
                 <w:szCs w:val="19"/>
               </w:rPr>
-              <w:t>개발 (Platform SWE)</w:t>
+              <w:t>연구소 (R&amp;D)</w:t>
             </w:r>
           </w:p>
         </w:tc>
@@ -7448,12 +6989,6 @@
         </w:tc>
       </w:tr>
       <w:tr>
-        <w:tblPrEx>
-          <w:tblCellMar>
-            <w:top w:w="0" w:type="dxa"/>
-            <w:bottom w:w="0" w:type="dxa"/>
-          </w:tblCellMar>
-        </w:tblPrEx>
         <w:tc>
           <w:tcPr>
             <w:tcW w:w="700" w:type="pct"/>
@@ -7476,7 +7011,7 @@
                 <w:sz w:val="19"/>
                 <w:szCs w:val="19"/>
               </w:rPr>
-              <w:t>운영 (SRE)</w:t>
+              <w:t>사업수행 (구축·운영)</w:t>
             </w:r>
           </w:p>
         </w:tc>
@@ -7647,12 +7182,6 @@
         <w:gridCol w:w="3967"/>
       </w:tblGrid>
       <w:tr>
-        <w:tblPrEx>
-          <w:tblCellMar>
-            <w:top w:w="0" w:type="dxa"/>
-            <w:bottom w:w="0" w:type="dxa"/>
-          </w:tblCellMar>
-        </w:tblPrEx>
         <w:tc>
           <w:tcPr>
             <w:tcW w:w="600" w:type="pct"/>
@@ -7744,12 +7273,6 @@
         </w:tc>
       </w:tr>
       <w:tr>
-        <w:tblPrEx>
-          <w:tblCellMar>
-            <w:top w:w="0" w:type="dxa"/>
-            <w:bottom w:w="0" w:type="dxa"/>
-          </w:tblCellMar>
-        </w:tblPrEx>
         <w:tc>
           <w:tcPr>
             <w:tcW w:w="600" w:type="pct"/>
@@ -7798,47 +7321,7 @@
                 <w:sz w:val="19"/>
                 <w:szCs w:val="19"/>
               </w:rPr>
-              <w:t>파이프라인 3~4</w:t>
-            </w:r>
-            <w:proofErr w:type="gramStart"/>
-            <w:r>
-              <w:rPr>
-                <w:rFonts w:ascii="맑은 고딕" w:eastAsia="맑은 고딕" w:hAnsi="맑은 고딕" w:cs="맑은 고딕"/>
-                <w:color w:val="111827"/>
-                <w:sz w:val="19"/>
-                <w:szCs w:val="19"/>
-              </w:rPr>
-              <w:t>× /</w:t>
-            </w:r>
-            <w:proofErr w:type="gramEnd"/>
-            <w:r>
-              <w:rPr>
-                <w:rFonts w:ascii="맑은 고딕" w:eastAsia="맑은 고딕" w:hAnsi="맑은 고딕" w:cs="맑은 고딕"/>
-                <w:color w:val="111827"/>
-                <w:sz w:val="19"/>
-                <w:szCs w:val="19"/>
-              </w:rPr>
-              <w:t xml:space="preserve"> Win Rate 20~35</w:t>
-            </w:r>
-            <w:proofErr w:type="gramStart"/>
-            <w:r>
-              <w:rPr>
-                <w:rFonts w:ascii="맑은 고딕" w:eastAsia="맑은 고딕" w:hAnsi="맑은 고딕" w:cs="맑은 고딕"/>
-                <w:color w:val="111827"/>
-                <w:sz w:val="19"/>
-                <w:szCs w:val="19"/>
-              </w:rPr>
-              <w:t>% /</w:t>
-            </w:r>
-            <w:proofErr w:type="gramEnd"/>
-            <w:r>
-              <w:rPr>
-                <w:rFonts w:ascii="맑은 고딕" w:eastAsia="맑은 고딕" w:hAnsi="맑은 고딕" w:cs="맑은 고딕"/>
-                <w:color w:val="111827"/>
-                <w:sz w:val="19"/>
-                <w:szCs w:val="19"/>
-              </w:rPr>
-              <w:t xml:space="preserve"> 쿼터 100%+</w:t>
+              <w:t>파이프라인 3~4× / Win Rate 20~35% / 쿼터 100%+</w:t>
             </w:r>
           </w:p>
         </w:tc>
@@ -7870,12 +7353,6 @@
         </w:tc>
       </w:tr>
       <w:tr>
-        <w:tblPrEx>
-          <w:tblCellMar>
-            <w:top w:w="0" w:type="dxa"/>
-            <w:bottom w:w="0" w:type="dxa"/>
-          </w:tblCellMar>
-        </w:tblPrEx>
         <w:tc>
           <w:tcPr>
             <w:tcW w:w="600" w:type="pct"/>
@@ -7898,7 +7375,7 @@
                 <w:sz w:val="19"/>
                 <w:szCs w:val="19"/>
               </w:rPr>
-              <w:t>개발</w:t>
+              <w:t>연구소</w:t>
             </w:r>
           </w:p>
         </w:tc>
@@ -8016,12 +7493,6 @@
         </w:tc>
       </w:tr>
       <w:tr>
-        <w:tblPrEx>
-          <w:tblCellMar>
-            <w:top w:w="0" w:type="dxa"/>
-            <w:bottom w:w="0" w:type="dxa"/>
-          </w:tblCellMar>
-        </w:tblPrEx>
         <w:tc>
           <w:tcPr>
             <w:tcW w:w="600" w:type="pct"/>
@@ -8044,7 +7515,7 @@
                 <w:sz w:val="19"/>
                 <w:szCs w:val="19"/>
               </w:rPr>
-              <w:t>운영</w:t>
+              <w:t>사업수행</w:t>
             </w:r>
           </w:p>
         </w:tc>
@@ -8070,47 +7541,7 @@
                 <w:sz w:val="19"/>
                 <w:szCs w:val="19"/>
               </w:rPr>
-              <w:t>SLO 99.9~99.99</w:t>
-            </w:r>
-            <w:proofErr w:type="gramStart"/>
-            <w:r>
-              <w:rPr>
-                <w:rFonts w:ascii="맑은 고딕" w:eastAsia="맑은 고딕" w:hAnsi="맑은 고딕" w:cs="맑은 고딕"/>
-                <w:color w:val="111827"/>
-                <w:sz w:val="19"/>
-                <w:szCs w:val="19"/>
-              </w:rPr>
-              <w:t>% /</w:t>
-            </w:r>
-            <w:proofErr w:type="gramEnd"/>
-            <w:r>
-              <w:rPr>
-                <w:rFonts w:ascii="맑은 고딕" w:eastAsia="맑은 고딕" w:hAnsi="맑은 고딕" w:cs="맑은 고딕"/>
-                <w:color w:val="111827"/>
-                <w:sz w:val="19"/>
-                <w:szCs w:val="19"/>
-              </w:rPr>
-              <w:t xml:space="preserve"> Error </w:t>
-            </w:r>
-            <w:proofErr w:type="gramStart"/>
-            <w:r>
-              <w:rPr>
-                <w:rFonts w:ascii="맑은 고딕" w:eastAsia="맑은 고딕" w:hAnsi="맑은 고딕" w:cs="맑은 고딕"/>
-                <w:color w:val="111827"/>
-                <w:sz w:val="19"/>
-                <w:szCs w:val="19"/>
-              </w:rPr>
-              <w:t>Budget /</w:t>
-            </w:r>
-            <w:proofErr w:type="gramEnd"/>
-            <w:r>
-              <w:rPr>
-                <w:rFonts w:ascii="맑은 고딕" w:eastAsia="맑은 고딕" w:hAnsi="맑은 고딕" w:cs="맑은 고딕"/>
-                <w:color w:val="111827"/>
-                <w:sz w:val="19"/>
-                <w:szCs w:val="19"/>
-              </w:rPr>
-              <w:t xml:space="preserve"> Toil 20% 이하</w:t>
+              <w:t>SLO 99.9~99.99% / Error Budget / Toil 20% 이하</w:t>
             </w:r>
           </w:p>
         </w:tc>
@@ -8142,12 +7573,6 @@
         </w:tc>
       </w:tr>
       <w:tr>
-        <w:tblPrEx>
-          <w:tblCellMar>
-            <w:top w:w="0" w:type="dxa"/>
-            <w:bottom w:w="0" w:type="dxa"/>
-          </w:tblCellMar>
-        </w:tblPrEx>
         <w:tc>
           <w:tcPr>
             <w:tcW w:w="600" w:type="pct"/>
@@ -8255,31 +7680,7 @@
           <w:szCs w:val="28"/>
         </w:rPr>
         <w:lastRenderedPageBreak/>
-        <w:t>5</w:t>
-      </w:r>
-      <w:proofErr w:type="gramStart"/>
-      <w:r>
-        <w:rPr>
-          <w:rFonts w:ascii="맑은 고딕" w:eastAsia="맑은 고딕" w:hAnsi="맑은 고딕" w:cs="맑은 고딕"/>
-          <w:b/>
-          <w:bCs/>
-          <w:color w:val="0A1628"/>
-          <w:sz w:val="28"/>
-          <w:szCs w:val="28"/>
-        </w:rPr>
-        <w:t>부  국내</w:t>
-      </w:r>
-      <w:proofErr w:type="gramEnd"/>
-      <w:r>
-        <w:rPr>
-          <w:rFonts w:ascii="맑은 고딕" w:eastAsia="맑은 고딕" w:hAnsi="맑은 고딕" w:cs="맑은 고딕"/>
-          <w:b/>
-          <w:bCs/>
-          <w:color w:val="0A1628"/>
-          <w:sz w:val="28"/>
-          <w:szCs w:val="28"/>
-        </w:rPr>
-        <w:t xml:space="preserve"> 4개사 핵심 인사이트</w:t>
+        <w:t>5부  국내 4개사 핵심 인사이트</w:t>
       </w:r>
     </w:p>
     <w:p>
@@ -8376,12 +7777,6 @@
         <w:gridCol w:w="4147"/>
       </w:tblGrid>
       <w:tr>
-        <w:tblPrEx>
-          <w:tblCellMar>
-            <w:top w:w="0" w:type="dxa"/>
-            <w:bottom w:w="0" w:type="dxa"/>
-          </w:tblCellMar>
-        </w:tblPrEx>
         <w:tc>
           <w:tcPr>
             <w:tcW w:w="600" w:type="pct"/>
@@ -8473,12 +7868,6 @@
         </w:tc>
       </w:tr>
       <w:tr>
-        <w:tblPrEx>
-          <w:tblCellMar>
-            <w:top w:w="0" w:type="dxa"/>
-            <w:bottom w:w="0" w:type="dxa"/>
-          </w:tblCellMar>
-        </w:tblPrEx>
         <w:tc>
           <w:tcPr>
             <w:tcW w:w="600" w:type="pct"/>
@@ -8579,12 +7968,6 @@
         </w:tc>
       </w:tr>
       <w:tr>
-        <w:tblPrEx>
-          <w:tblCellMar>
-            <w:top w:w="0" w:type="dxa"/>
-            <w:bottom w:w="0" w:type="dxa"/>
-          </w:tblCellMar>
-        </w:tblPrEx>
         <w:tc>
           <w:tcPr>
             <w:tcW w:w="600" w:type="pct"/>
@@ -8607,7 +7990,7 @@
                 <w:sz w:val="19"/>
                 <w:szCs w:val="19"/>
               </w:rPr>
-              <w:t>개발</w:t>
+              <w:t>연구소</w:t>
             </w:r>
           </w:p>
         </w:tc>
@@ -8696,12 +8079,6 @@
         </w:tc>
       </w:tr>
       <w:tr>
-        <w:tblPrEx>
-          <w:tblCellMar>
-            <w:top w:w="0" w:type="dxa"/>
-            <w:bottom w:w="0" w:type="dxa"/>
-          </w:tblCellMar>
-        </w:tblPrEx>
         <w:tc>
           <w:tcPr>
             <w:tcW w:w="600" w:type="pct"/>
@@ -8724,7 +8101,7 @@
                 <w:sz w:val="19"/>
                 <w:szCs w:val="19"/>
               </w:rPr>
-              <w:t>운영</w:t>
+              <w:t>사업수행</w:t>
             </w:r>
           </w:p>
         </w:tc>
@@ -8866,12 +8243,6 @@
         <w:gridCol w:w="4147"/>
       </w:tblGrid>
       <w:tr>
-        <w:tblPrEx>
-          <w:tblCellMar>
-            <w:top w:w="0" w:type="dxa"/>
-            <w:bottom w:w="0" w:type="dxa"/>
-          </w:tblCellMar>
-        </w:tblPrEx>
         <w:tc>
           <w:tcPr>
             <w:tcW w:w="600" w:type="pct"/>
@@ -8963,12 +8334,6 @@
         </w:tc>
       </w:tr>
       <w:tr>
-        <w:tblPrEx>
-          <w:tblCellMar>
-            <w:top w:w="0" w:type="dxa"/>
-            <w:bottom w:w="0" w:type="dxa"/>
-          </w:tblCellMar>
-        </w:tblPrEx>
         <w:tc>
           <w:tcPr>
             <w:tcW w:w="600" w:type="pct"/>
@@ -9091,12 +8456,6 @@
         </w:tc>
       </w:tr>
       <w:tr>
-        <w:tblPrEx>
-          <w:tblCellMar>
-            <w:top w:w="0" w:type="dxa"/>
-            <w:bottom w:w="0" w:type="dxa"/>
-          </w:tblCellMar>
-        </w:tblPrEx>
         <w:tc>
           <w:tcPr>
             <w:tcW w:w="600" w:type="pct"/>
@@ -9119,7 +8478,7 @@
                 <w:sz w:val="19"/>
                 <w:szCs w:val="19"/>
               </w:rPr>
-              <w:t>개발</w:t>
+              <w:t>연구소</w:t>
             </w:r>
           </w:p>
         </w:tc>
@@ -9177,12 +8536,6 @@
         </w:tc>
       </w:tr>
       <w:tr>
-        <w:tblPrEx>
-          <w:tblCellMar>
-            <w:top w:w="0" w:type="dxa"/>
-            <w:bottom w:w="0" w:type="dxa"/>
-          </w:tblCellMar>
-        </w:tblPrEx>
         <w:tc>
           <w:tcPr>
             <w:tcW w:w="600" w:type="pct"/>
@@ -9205,7 +8558,7 @@
                 <w:sz w:val="19"/>
                 <w:szCs w:val="19"/>
               </w:rPr>
-              <w:t>운영</w:t>
+              <w:t>사업수행</w:t>
             </w:r>
           </w:p>
         </w:tc>
@@ -9284,9 +8637,6 @@
       <w:pPr>
         <w:wordWrap/>
         <w:spacing w:after="120"/>
-        <w:rPr>
-          <w:rFonts w:hint="eastAsia"/>
-        </w:rPr>
       </w:pPr>
     </w:p>
     <w:p>
@@ -9356,12 +8706,6 @@
         <w:gridCol w:w="4147"/>
       </w:tblGrid>
       <w:tr>
-        <w:tblPrEx>
-          <w:tblCellMar>
-            <w:top w:w="0" w:type="dxa"/>
-            <w:bottom w:w="0" w:type="dxa"/>
-          </w:tblCellMar>
-        </w:tblPrEx>
         <w:tc>
           <w:tcPr>
             <w:tcW w:w="600" w:type="pct"/>
@@ -9453,12 +8797,6 @@
         </w:tc>
       </w:tr>
       <w:tr>
-        <w:tblPrEx>
-          <w:tblCellMar>
-            <w:top w:w="0" w:type="dxa"/>
-            <w:bottom w:w="0" w:type="dxa"/>
-          </w:tblCellMar>
-        </w:tblPrEx>
         <w:tc>
           <w:tcPr>
             <w:tcW w:w="600" w:type="pct"/>
@@ -9570,12 +8908,6 @@
         </w:tc>
       </w:tr>
       <w:tr>
-        <w:tblPrEx>
-          <w:tblCellMar>
-            <w:top w:w="0" w:type="dxa"/>
-            <w:bottom w:w="0" w:type="dxa"/>
-          </w:tblCellMar>
-        </w:tblPrEx>
         <w:tc>
           <w:tcPr>
             <w:tcW w:w="600" w:type="pct"/>
@@ -9598,7 +8930,7 @@
                 <w:sz w:val="19"/>
                 <w:szCs w:val="19"/>
               </w:rPr>
-              <w:t>개발</w:t>
+              <w:t>연구소</w:t>
             </w:r>
           </w:p>
         </w:tc>
@@ -9656,12 +8988,6 @@
         </w:tc>
       </w:tr>
       <w:tr>
-        <w:tblPrEx>
-          <w:tblCellMar>
-            <w:top w:w="0" w:type="dxa"/>
-            <w:bottom w:w="0" w:type="dxa"/>
-          </w:tblCellMar>
-        </w:tblPrEx>
         <w:tc>
           <w:tcPr>
             <w:tcW w:w="600" w:type="pct"/>
@@ -9684,7 +9010,7 @@
                 <w:sz w:val="19"/>
                 <w:szCs w:val="19"/>
               </w:rPr>
-              <w:t>운영</w:t>
+              <w:t>사업수행</w:t>
             </w:r>
           </w:p>
         </w:tc>
@@ -9772,9 +9098,6 @@
       <w:pPr>
         <w:wordWrap/>
         <w:spacing w:after="120"/>
-        <w:rPr>
-          <w:rFonts w:hint="eastAsia"/>
-        </w:rPr>
       </w:pPr>
     </w:p>
     <w:p>
@@ -9845,12 +9168,6 @@
         <w:gridCol w:w="4147"/>
       </w:tblGrid>
       <w:tr>
-        <w:tblPrEx>
-          <w:tblCellMar>
-            <w:top w:w="0" w:type="dxa"/>
-            <w:bottom w:w="0" w:type="dxa"/>
-          </w:tblCellMar>
-        </w:tblPrEx>
         <w:tc>
           <w:tcPr>
             <w:tcW w:w="600" w:type="pct"/>
@@ -9942,12 +9259,6 @@
         </w:tc>
       </w:tr>
       <w:tr>
-        <w:tblPrEx>
-          <w:tblCellMar>
-            <w:top w:w="0" w:type="dxa"/>
-            <w:bottom w:w="0" w:type="dxa"/>
-          </w:tblCellMar>
-        </w:tblPrEx>
         <w:tc>
           <w:tcPr>
             <w:tcW w:w="600" w:type="pct"/>
@@ -10028,12 +9339,6 @@
         </w:tc>
       </w:tr>
       <w:tr>
-        <w:tblPrEx>
-          <w:tblCellMar>
-            <w:top w:w="0" w:type="dxa"/>
-            <w:bottom w:w="0" w:type="dxa"/>
-          </w:tblCellMar>
-        </w:tblPrEx>
         <w:tc>
           <w:tcPr>
             <w:tcW w:w="600" w:type="pct"/>
@@ -10056,7 +9361,7 @@
                 <w:sz w:val="19"/>
                 <w:szCs w:val="19"/>
               </w:rPr>
-              <w:t>개발</w:t>
+              <w:t>연구소</w:t>
             </w:r>
           </w:p>
         </w:tc>
@@ -10174,12 +9479,6 @@
         </w:tc>
       </w:tr>
       <w:tr>
-        <w:tblPrEx>
-          <w:tblCellMar>
-            <w:top w:w="0" w:type="dxa"/>
-            <w:bottom w:w="0" w:type="dxa"/>
-          </w:tblCellMar>
-        </w:tblPrEx>
         <w:tc>
           <w:tcPr>
             <w:tcW w:w="600" w:type="pct"/>
@@ -10202,7 +9501,7 @@
                 <w:sz w:val="19"/>
                 <w:szCs w:val="19"/>
               </w:rPr>
-              <w:t>운영</w:t>
+              <w:t>사업수행</w:t>
             </w:r>
           </w:p>
         </w:tc>
@@ -10357,19 +9656,7 @@
           <w:sz w:val="28"/>
           <w:szCs w:val="28"/>
         </w:rPr>
-        <w:t>6</w:t>
-      </w:r>
-      <w:proofErr w:type="gramStart"/>
-      <w:r>
-        <w:rPr>
-          <w:rFonts w:ascii="맑은 고딕" w:eastAsia="맑은 고딕" w:hAnsi="맑은 고딕" w:cs="맑은 고딕"/>
-          <w:b/>
-          <w:bCs/>
-          <w:color w:val="0A1628"/>
-          <w:sz w:val="28"/>
-          <w:szCs w:val="28"/>
-        </w:rPr>
-        <w:t xml:space="preserve">부  </w:t>
+        <w:t xml:space="preserve">6부  </w:t>
       </w:r>
       <w:proofErr w:type="spellStart"/>
       <w:r>
@@ -10384,7 +9671,6 @@
         <w:t>엔키아</w:t>
       </w:r>
       <w:proofErr w:type="spellEnd"/>
-      <w:proofErr w:type="gramEnd"/>
       <w:r>
         <w:rPr>
           <w:rFonts w:ascii="맑은 고딕" w:eastAsia="맑은 고딕" w:hAnsi="맑은 고딕" w:cs="맑은 고딕"/>
@@ -10444,9 +9730,6 @@
       <w:pPr>
         <w:wordWrap/>
         <w:spacing w:after="80"/>
-        <w:rPr>
-          <w:rFonts w:hint="eastAsia"/>
-        </w:rPr>
       </w:pPr>
     </w:p>
     <w:p>
@@ -10515,12 +9798,6 @@
         <w:gridCol w:w="7032"/>
       </w:tblGrid>
       <w:tr>
-        <w:tblPrEx>
-          <w:tblCellMar>
-            <w:top w:w="0" w:type="dxa"/>
-            <w:bottom w:w="0" w:type="dxa"/>
-          </w:tblCellMar>
-        </w:tblPrEx>
         <w:tc>
           <w:tcPr>
             <w:tcW w:w="1100" w:type="pct"/>
@@ -10575,12 +9852,6 @@
         </w:tc>
       </w:tr>
       <w:tr>
-        <w:tblPrEx>
-          <w:tblCellMar>
-            <w:top w:w="0" w:type="dxa"/>
-            <w:bottom w:w="0" w:type="dxa"/>
-          </w:tblCellMar>
-        </w:tblPrEx>
         <w:tc>
           <w:tcPr>
             <w:tcW w:w="1100" w:type="pct"/>
@@ -10635,12 +9906,6 @@
         </w:tc>
       </w:tr>
       <w:tr>
-        <w:tblPrEx>
-          <w:tblCellMar>
-            <w:top w:w="0" w:type="dxa"/>
-            <w:bottom w:w="0" w:type="dxa"/>
-          </w:tblCellMar>
-        </w:tblPrEx>
         <w:tc>
           <w:tcPr>
             <w:tcW w:w="1100" w:type="pct"/>
@@ -10681,26 +9946,41 @@
           <w:p>
             <w:pPr>
               <w:wordWrap/>
-            </w:pPr>
-            <w:r>
-              <w:rPr>
-                <w:rFonts w:ascii="맑은 고딕" w:eastAsia="맑은 고딕" w:hAnsi="맑은 고딕" w:cs="맑은 고딕"/>
-                <w:color w:val="111827"/>
-                <w:sz w:val="19"/>
-                <w:szCs w:val="19"/>
-              </w:rPr>
-              <w:t>직원 151명 (국민연금 기준)</w:t>
+              <w:rPr>
+                <w:rFonts w:hint="eastAsia"/>
+              </w:rPr>
+            </w:pPr>
+            <w:r>
+              <w:rPr>
+                <w:rFonts w:ascii="맑은 고딕" w:eastAsia="맑은 고딕" w:hAnsi="맑은 고딕" w:cs="맑은 고딕"/>
+                <w:color w:val="111827"/>
+                <w:sz w:val="19"/>
+                <w:szCs w:val="19"/>
+              </w:rPr>
+              <w:t>직원 1</w:t>
+            </w:r>
+            <w:r>
+              <w:rPr>
+                <w:rFonts w:ascii="맑은 고딕" w:eastAsia="맑은 고딕" w:hAnsi="맑은 고딕" w:cs="맑은 고딕" w:hint="eastAsia"/>
+                <w:color w:val="111827"/>
+                <w:sz w:val="19"/>
+                <w:szCs w:val="19"/>
+              </w:rPr>
+              <w:t>83</w:t>
+            </w:r>
+            <w:r>
+              <w:rPr>
+                <w:rFonts w:ascii="맑은 고딕" w:eastAsia="맑은 고딕" w:hAnsi="맑은 고딕" w:cs="맑은 고딕"/>
+                <w:color w:val="111827"/>
+                <w:sz w:val="19"/>
+                <w:szCs w:val="19"/>
+              </w:rPr>
+              <w:t>명</w:t>
             </w:r>
           </w:p>
         </w:tc>
       </w:tr>
       <w:tr>
-        <w:tblPrEx>
-          <w:tblCellMar>
-            <w:top w:w="0" w:type="dxa"/>
-            <w:bottom w:w="0" w:type="dxa"/>
-          </w:tblCellMar>
-        </w:tblPrEx>
         <w:tc>
           <w:tcPr>
             <w:tcW w:w="1100" w:type="pct"/>
@@ -10775,12 +10055,6 @@
         </w:tc>
       </w:tr>
       <w:tr>
-        <w:tblPrEx>
-          <w:tblCellMar>
-            <w:top w:w="0" w:type="dxa"/>
-            <w:bottom w:w="0" w:type="dxa"/>
-          </w:tblCellMar>
-        </w:tblPrEx>
         <w:tc>
           <w:tcPr>
             <w:tcW w:w="1100" w:type="pct"/>
@@ -10835,12 +10109,6 @@
         </w:tc>
       </w:tr>
       <w:tr>
-        <w:tblPrEx>
-          <w:tblCellMar>
-            <w:top w:w="0" w:type="dxa"/>
-            <w:bottom w:w="0" w:type="dxa"/>
-          </w:tblCellMar>
-        </w:tblPrEx>
         <w:tc>
           <w:tcPr>
             <w:tcW w:w="1100" w:type="pct"/>
@@ -10895,12 +10163,6 @@
         </w:tc>
       </w:tr>
       <w:tr>
-        <w:tblPrEx>
-          <w:tblCellMar>
-            <w:top w:w="0" w:type="dxa"/>
-            <w:bottom w:w="0" w:type="dxa"/>
-          </w:tblCellMar>
-        </w:tblPrEx>
         <w:tc>
           <w:tcPr>
             <w:tcW w:w="1100" w:type="pct"/>
@@ -10944,76 +10206,19 @@
             <w:pPr>
               <w:wordWrap/>
             </w:pPr>
-            <w:proofErr w:type="gramStart"/>
-            <w:r>
-              <w:rPr>
-                <w:rFonts w:ascii="맑은 고딕" w:eastAsia="맑은 고딕" w:hAnsi="맑은 고딕" w:cs="맑은 고딕"/>
-                <w:color w:val="111827"/>
-                <w:sz w:val="19"/>
-                <w:szCs w:val="19"/>
-              </w:rPr>
-              <w:t>공공기관 /</w:t>
-            </w:r>
-            <w:proofErr w:type="gramEnd"/>
-            <w:r>
-              <w:rPr>
-                <w:rFonts w:ascii="맑은 고딕" w:eastAsia="맑은 고딕" w:hAnsi="맑은 고딕" w:cs="맑은 고딕"/>
-                <w:color w:val="111827"/>
-                <w:sz w:val="19"/>
-                <w:szCs w:val="19"/>
-              </w:rPr>
-              <w:t xml:space="preserve"> </w:t>
-            </w:r>
-            <w:proofErr w:type="gramStart"/>
-            <w:r>
-              <w:rPr>
-                <w:rFonts w:ascii="맑은 고딕" w:eastAsia="맑은 고딕" w:hAnsi="맑은 고딕" w:cs="맑은 고딕"/>
-                <w:color w:val="111827"/>
-                <w:sz w:val="19"/>
-                <w:szCs w:val="19"/>
-              </w:rPr>
-              <w:t>금융기관 /</w:t>
-            </w:r>
-            <w:proofErr w:type="gramEnd"/>
-            <w:r>
-              <w:rPr>
-                <w:rFonts w:ascii="맑은 고딕" w:eastAsia="맑은 고딕" w:hAnsi="맑은 고딕" w:cs="맑은 고딕"/>
-                <w:color w:val="111827"/>
-                <w:sz w:val="19"/>
-                <w:szCs w:val="19"/>
-              </w:rPr>
-              <w:t xml:space="preserve"> </w:t>
-            </w:r>
-            <w:proofErr w:type="gramStart"/>
-            <w:r>
-              <w:rPr>
-                <w:rFonts w:ascii="맑은 고딕" w:eastAsia="맑은 고딕" w:hAnsi="맑은 고딕" w:cs="맑은 고딕"/>
-                <w:color w:val="111827"/>
-                <w:sz w:val="19"/>
-                <w:szCs w:val="19"/>
-              </w:rPr>
-              <w:t>민간기업 /</w:t>
-            </w:r>
-            <w:proofErr w:type="gramEnd"/>
-            <w:r>
-              <w:rPr>
-                <w:rFonts w:ascii="맑은 고딕" w:eastAsia="맑은 고딕" w:hAnsi="맑은 고딕" w:cs="맑은 고딕"/>
-                <w:color w:val="111827"/>
-                <w:sz w:val="19"/>
-                <w:szCs w:val="19"/>
-              </w:rPr>
-              <w:t xml:space="preserve"> IoT(WSS)</w:t>
+            <w:r>
+              <w:rPr>
+                <w:rFonts w:ascii="맑은 고딕" w:eastAsia="맑은 고딕" w:hAnsi="맑은 고딕" w:cs="맑은 고딕"/>
+                <w:color w:val="111827"/>
+                <w:sz w:val="19"/>
+                <w:szCs w:val="19"/>
+              </w:rPr>
+              <w:t>공공기관 / 금융기관 / 민간기업 / IoT(WSS)</w:t>
             </w:r>
           </w:p>
         </w:tc>
       </w:tr>
       <w:tr>
-        <w:tblPrEx>
-          <w:tblCellMar>
-            <w:top w:w="0" w:type="dxa"/>
-            <w:bottom w:w="0" w:type="dxa"/>
-          </w:tblCellMar>
-        </w:tblPrEx>
         <w:tc>
           <w:tcPr>
             <w:tcW w:w="1100" w:type="pct"/>
@@ -11110,9 +10315,6 @@
       <w:pPr>
         <w:wordWrap/>
         <w:spacing w:after="80"/>
-        <w:rPr>
-          <w:rFonts w:hint="eastAsia"/>
-        </w:rPr>
       </w:pPr>
     </w:p>
     <w:p>
@@ -11184,12 +10386,6 @@
         <w:gridCol w:w="3426"/>
       </w:tblGrid>
       <w:tr>
-        <w:tblPrEx>
-          <w:tblCellMar>
-            <w:top w:w="0" w:type="dxa"/>
-            <w:bottom w:w="0" w:type="dxa"/>
-          </w:tblCellMar>
-        </w:tblPrEx>
         <w:tc>
           <w:tcPr>
             <w:tcW w:w="900" w:type="pct"/>
@@ -11307,12 +10503,6 @@
         </w:tc>
       </w:tr>
       <w:tr>
-        <w:tblPrEx>
-          <w:tblCellMar>
-            <w:top w:w="0" w:type="dxa"/>
-            <w:bottom w:w="0" w:type="dxa"/>
-          </w:tblCellMar>
-        </w:tblPrEx>
         <w:tc>
           <w:tcPr>
             <w:tcW w:w="900" w:type="pct"/>
@@ -11419,12 +10609,6 @@
         </w:tc>
       </w:tr>
       <w:tr>
-        <w:tblPrEx>
-          <w:tblCellMar>
-            <w:top w:w="0" w:type="dxa"/>
-            <w:bottom w:w="0" w:type="dxa"/>
-          </w:tblCellMar>
-        </w:tblPrEx>
         <w:tc>
           <w:tcPr>
             <w:tcW w:w="900" w:type="pct"/>
@@ -11542,12 +10726,6 @@
         </w:tc>
       </w:tr>
       <w:tr>
-        <w:tblPrEx>
-          <w:tblCellMar>
-            <w:top w:w="0" w:type="dxa"/>
-            <w:bottom w:w="0" w:type="dxa"/>
-          </w:tblCellMar>
-        </w:tblPrEx>
         <w:tc>
           <w:tcPr>
             <w:tcW w:w="900" w:type="pct"/>
@@ -11648,18 +10826,30 @@
                 <w:sz w:val="19"/>
                 <w:szCs w:val="19"/>
               </w:rPr>
-              <w:t>151명 팀 운영 현실 반영</w:t>
+              <w:t>1</w:t>
+            </w:r>
+            <w:r>
+              <w:rPr>
+                <w:rFonts w:ascii="맑은 고딕" w:eastAsia="맑은 고딕" w:hAnsi="맑은 고딕" w:cs="맑은 고딕" w:hint="eastAsia"/>
+                <w:color w:val="111827"/>
+                <w:sz w:val="19"/>
+                <w:szCs w:val="19"/>
+              </w:rPr>
+              <w:t>83</w:t>
+            </w:r>
+            <w:r>
+              <w:rPr>
+                <w:rFonts w:ascii="맑은 고딕" w:eastAsia="맑은 고딕" w:hAnsi="맑은 고딕" w:cs="맑은 고딕"/>
+                <w:color w:val="111827"/>
+                <w:sz w:val="19"/>
+                <w:szCs w:val="19"/>
+              </w:rPr>
+              <w:t>명 팀 운영 현실 반영</w:t>
             </w:r>
           </w:p>
         </w:tc>
       </w:tr>
       <w:tr>
-        <w:tblPrEx>
-          <w:tblCellMar>
-            <w:top w:w="0" w:type="dxa"/>
-            <w:bottom w:w="0" w:type="dxa"/>
-          </w:tblCellMar>
-        </w:tblPrEx>
         <w:tc>
           <w:tcPr>
             <w:tcW w:w="900" w:type="pct"/>
@@ -11766,12 +10956,6 @@
         </w:tc>
       </w:tr>
       <w:tr>
-        <w:tblPrEx>
-          <w:tblCellMar>
-            <w:top w:w="0" w:type="dxa"/>
-            <w:bottom w:w="0" w:type="dxa"/>
-          </w:tblCellMar>
-        </w:tblPrEx>
         <w:tc>
           <w:tcPr>
             <w:tcW w:w="900" w:type="pct"/>
@@ -11878,12 +11062,6 @@
         </w:tc>
       </w:tr>
       <w:tr>
-        <w:tblPrEx>
-          <w:tblCellMar>
-            <w:top w:w="0" w:type="dxa"/>
-            <w:bottom w:w="0" w:type="dxa"/>
-          </w:tblCellMar>
-        </w:tblPrEx>
         <w:tc>
           <w:tcPr>
             <w:tcW w:w="900" w:type="pct"/>
@@ -11990,12 +11168,6 @@
         </w:tc>
       </w:tr>
       <w:tr>
-        <w:tblPrEx>
-          <w:tblCellMar>
-            <w:top w:w="0" w:type="dxa"/>
-            <w:bottom w:w="0" w:type="dxa"/>
-          </w:tblCellMar>
-        </w:tblPrEx>
         <w:tc>
           <w:tcPr>
             <w:tcW w:w="900" w:type="pct"/>
@@ -12137,7 +11309,7 @@
           <w:rFonts w:ascii="맑은 고딕" w:eastAsia="맑은 고딕" w:hAnsi="맑은 고딕" w:cs="맑은 고딕"/>
           <w:color w:val="0A1628"/>
         </w:rPr>
-        <w:t xml:space="preserve">💡 핵심 조정 원칙: 글로벌 Elite 수준을 지향점으로 설정하되, </w:t>
+        <w:t>💡 핵심 조정 원칙: 글로벌 Elite 수준을 지향점으로 설정하되, 엔키아의 현재 규모(183명)·제품 성숙도·국내 시장 특성을 반영하여 "도전적이지만 달성 가능한(Stretch but Achievable)" 목표치로 조정했습니다.</w:t>
       </w:r>
       <w:proofErr w:type="spellStart"/>
       <w:r>
@@ -12145,7 +11317,6 @@
           <w:rFonts w:ascii="맑은 고딕" w:eastAsia="맑은 고딕" w:hAnsi="맑은 고딕" w:cs="맑은 고딕"/>
           <w:color w:val="0A1628"/>
         </w:rPr>
-        <w:t>엔키아의</w:t>
       </w:r>
       <w:proofErr w:type="spellEnd"/>
       <w:r>
@@ -12153,7 +11324,6 @@
           <w:rFonts w:ascii="맑은 고딕" w:eastAsia="맑은 고딕" w:hAnsi="맑은 고딕" w:cs="맑은 고딕"/>
           <w:color w:val="0A1628"/>
         </w:rPr>
-        <w:t xml:space="preserve"> 현재 규모(151명)·제품 성숙도·국내 시장 특성을 반영하여 "도전적이지만 달성 가능한(Stretch but Achievable)" 목표치로 조정했습니다.</w:t>
       </w:r>
     </w:p>
     <w:p>
@@ -12183,31 +11353,7 @@
           <w:szCs w:val="28"/>
         </w:rPr>
         <w:lastRenderedPageBreak/>
-        <w:t>7</w:t>
-      </w:r>
-      <w:proofErr w:type="gramStart"/>
-      <w:r>
-        <w:rPr>
-          <w:rFonts w:ascii="맑은 고딕" w:eastAsia="맑은 고딕" w:hAnsi="맑은 고딕" w:cs="맑은 고딕"/>
-          <w:b/>
-          <w:bCs/>
-          <w:color w:val="0A1628"/>
-          <w:sz w:val="28"/>
-          <w:szCs w:val="28"/>
-        </w:rPr>
-        <w:t>부  OKR</w:t>
-      </w:r>
-      <w:proofErr w:type="gramEnd"/>
-      <w:r>
-        <w:rPr>
-          <w:rFonts w:ascii="맑은 고딕" w:eastAsia="맑은 고딕" w:hAnsi="맑은 고딕" w:cs="맑은 고딕"/>
-          <w:b/>
-          <w:bCs/>
-          <w:color w:val="0A1628"/>
-          <w:sz w:val="28"/>
-          <w:szCs w:val="28"/>
-        </w:rPr>
-        <w:t xml:space="preserve"> · KPI 설계 결과 — 3대 직무</w:t>
+        <w:t>7부  OKR · KPI 설계 결과 — 3대 직무</w:t>
       </w:r>
     </w:p>
     <w:p>
@@ -12241,9 +11387,6 @@
       <w:pPr>
         <w:wordWrap/>
         <w:spacing w:after="80"/>
-        <w:rPr>
-          <w:rFonts w:hint="eastAsia"/>
-        </w:rPr>
       </w:pPr>
     </w:p>
     <w:p>
@@ -12315,12 +11458,6 @@
         <w:gridCol w:w="2524"/>
       </w:tblGrid>
       <w:tr>
-        <w:tblPrEx>
-          <w:tblCellMar>
-            <w:top w:w="0" w:type="dxa"/>
-            <w:bottom w:w="0" w:type="dxa"/>
-          </w:tblCellMar>
-        </w:tblPrEx>
         <w:tc>
           <w:tcPr>
             <w:tcW w:w="1500" w:type="pct"/>
@@ -12401,12 +11538,6 @@
         </w:tc>
       </w:tr>
       <w:tr>
-        <w:tblPrEx>
-          <w:tblCellMar>
-            <w:top w:w="0" w:type="dxa"/>
-            <w:bottom w:w="0" w:type="dxa"/>
-          </w:tblCellMar>
-        </w:tblPrEx>
         <w:tc>
           <w:tcPr>
             <w:tcW w:w="1500" w:type="pct"/>
@@ -12481,38 +11612,12 @@
                 <w:sz w:val="19"/>
                 <w:szCs w:val="19"/>
               </w:rPr>
-              <w:t>모두 선행(Leading</w:t>
-            </w:r>
-            <w:proofErr w:type="gramStart"/>
-            <w:r>
-              <w:rPr>
-                <w:rFonts w:ascii="맑은 고딕" w:eastAsia="맑은 고딕" w:hAnsi="맑은 고딕" w:cs="맑은 고딕"/>
-                <w:color w:val="111827"/>
-                <w:sz w:val="19"/>
-                <w:szCs w:val="19"/>
-              </w:rPr>
-              <w:t>) /</w:t>
-            </w:r>
-            <w:proofErr w:type="gramEnd"/>
-            <w:r>
-              <w:rPr>
-                <w:rFonts w:ascii="맑은 고딕" w:eastAsia="맑은 고딕" w:hAnsi="맑은 고딕" w:cs="맑은 고딕"/>
-                <w:color w:val="111827"/>
-                <w:sz w:val="19"/>
-                <w:szCs w:val="19"/>
-              </w:rPr>
-              <w:t xml:space="preserve"> 정량</w:t>
+              <w:t>모두 선행(Leading) / 정량</w:t>
             </w:r>
           </w:p>
         </w:tc>
       </w:tr>
       <w:tr>
-        <w:tblPrEx>
-          <w:tblCellMar>
-            <w:top w:w="0" w:type="dxa"/>
-            <w:bottom w:w="0" w:type="dxa"/>
-          </w:tblCellMar>
-        </w:tblPrEx>
         <w:tc>
           <w:tcPr>
             <w:tcW w:w="1500" w:type="pct"/>
@@ -12587,38 +11692,12 @@
                 <w:sz w:val="19"/>
                 <w:szCs w:val="19"/>
               </w:rPr>
-              <w:t>모두 후행(Lagging</w:t>
-            </w:r>
-            <w:proofErr w:type="gramStart"/>
-            <w:r>
-              <w:rPr>
-                <w:rFonts w:ascii="맑은 고딕" w:eastAsia="맑은 고딕" w:hAnsi="맑은 고딕" w:cs="맑은 고딕"/>
-                <w:color w:val="111827"/>
-                <w:sz w:val="19"/>
-                <w:szCs w:val="19"/>
-              </w:rPr>
-              <w:t>) /</w:t>
-            </w:r>
-            <w:proofErr w:type="gramEnd"/>
-            <w:r>
-              <w:rPr>
-                <w:rFonts w:ascii="맑은 고딕" w:eastAsia="맑은 고딕" w:hAnsi="맑은 고딕" w:cs="맑은 고딕"/>
-                <w:color w:val="111827"/>
-                <w:sz w:val="19"/>
-                <w:szCs w:val="19"/>
-              </w:rPr>
-              <w:t xml:space="preserve"> 정량</w:t>
+              <w:t>모두 후행(Lagging) / 정량</w:t>
             </w:r>
           </w:p>
         </w:tc>
       </w:tr>
       <w:tr>
-        <w:tblPrEx>
-          <w:tblCellMar>
-            <w:top w:w="0" w:type="dxa"/>
-            <w:bottom w:w="0" w:type="dxa"/>
-          </w:tblCellMar>
-        </w:tblPrEx>
         <w:tc>
           <w:tcPr>
             <w:tcW w:w="1500" w:type="pct"/>
@@ -12719,12 +11798,6 @@
         </w:tc>
       </w:tr>
       <w:tr>
-        <w:tblPrEx>
-          <w:tblCellMar>
-            <w:top w:w="0" w:type="dxa"/>
-            <w:bottom w:w="0" w:type="dxa"/>
-          </w:tblCellMar>
-        </w:tblPrEx>
         <w:tc>
           <w:tcPr>
             <w:tcW w:w="1500" w:type="pct"/>
@@ -12848,7 +11921,7 @@
           <w:sz w:val="24"/>
           <w:szCs w:val="24"/>
         </w:rPr>
-        <w:t>7-2. 직무 ② EMS/AIOps 소프트웨어 개발자</w:t>
+        <w:t>7-2. 직무 ② Polestar R&amp;D · 연구개발</w:t>
       </w:r>
     </w:p>
     <w:p>
@@ -12865,7 +11938,7 @@
           <w:sz w:val="21"/>
           <w:szCs w:val="21"/>
         </w:rPr>
-        <w:t xml:space="preserve">직무 미션: </w:t>
+        <w:t>직무 미션: Polestar EMS·ITG·WSS 연구개발을 주도하여 플랫폼 신뢰성을 글로벌 수준으로 높이고, AI·AIOps 기능 정확도와 법정부 표준운영절차(2026년 의무화) 등 혁신 기능의 출시 속도를 지속 개선하여 제품 경쟁력을 강화한다.</w:t>
       </w:r>
       <w:r>
         <w:rPr>
@@ -12874,7 +11947,6 @@
           <w:sz w:val="21"/>
           <w:szCs w:val="21"/>
         </w:rPr>
-        <w:t xml:space="preserve">Polestar 플랫폼의 신뢰성을 글로벌 수준으로 높이고, </w:t>
       </w:r>
       <w:proofErr w:type="spellStart"/>
       <w:r>
@@ -12884,7 +11956,6 @@
           <w:sz w:val="21"/>
           <w:szCs w:val="21"/>
         </w:rPr>
-        <w:t>AI·AIOps</w:t>
       </w:r>
       <w:proofErr w:type="spellEnd"/>
       <w:r>
@@ -12894,7 +11965,6 @@
           <w:sz w:val="21"/>
           <w:szCs w:val="21"/>
         </w:rPr>
-        <w:t xml:space="preserve"> 기능의 정확도와 출시 속도를 지속 개선하여 제품 경쟁력을 강화한다.</w:t>
       </w:r>
     </w:p>
     <w:tbl>
@@ -12920,12 +11990,6 @@
         <w:gridCol w:w="2524"/>
       </w:tblGrid>
       <w:tr>
-        <w:tblPrEx>
-          <w:tblCellMar>
-            <w:top w:w="0" w:type="dxa"/>
-            <w:bottom w:w="0" w:type="dxa"/>
-          </w:tblCellMar>
-        </w:tblPrEx>
         <w:tc>
           <w:tcPr>
             <w:tcW w:w="1500" w:type="pct"/>
@@ -13006,12 +12070,6 @@
         </w:tc>
       </w:tr>
       <w:tr>
-        <w:tblPrEx>
-          <w:tblCellMar>
-            <w:top w:w="0" w:type="dxa"/>
-            <w:bottom w:w="0" w:type="dxa"/>
-          </w:tblCellMar>
-        </w:tblPrEx>
         <w:tc>
           <w:tcPr>
             <w:tcW w:w="1500" w:type="pct"/>
@@ -13112,12 +12170,6 @@
         </w:tc>
       </w:tr>
       <w:tr>
-        <w:tblPrEx>
-          <w:tblCellMar>
-            <w:top w:w="0" w:type="dxa"/>
-            <w:bottom w:w="0" w:type="dxa"/>
-          </w:tblCellMar>
-        </w:tblPrEx>
         <w:tc>
           <w:tcPr>
             <w:tcW w:w="1500" w:type="pct"/>
@@ -13258,12 +12310,6 @@
         </w:tc>
       </w:tr>
       <w:tr>
-        <w:tblPrEx>
-          <w:tblCellMar>
-            <w:top w:w="0" w:type="dxa"/>
-            <w:bottom w:w="0" w:type="dxa"/>
-          </w:tblCellMar>
-        </w:tblPrEx>
         <w:tc>
           <w:tcPr>
             <w:tcW w:w="1500" w:type="pct"/>
@@ -13378,38 +12424,12 @@
                 <w:sz w:val="19"/>
                 <w:szCs w:val="19"/>
               </w:rPr>
-              <w:t>선행 3개 + 후행 1</w:t>
-            </w:r>
-            <w:proofErr w:type="gramStart"/>
-            <w:r>
-              <w:rPr>
-                <w:rFonts w:ascii="맑은 고딕" w:eastAsia="맑은 고딕" w:hAnsi="맑은 고딕" w:cs="맑은 고딕"/>
-                <w:color w:val="111827"/>
-                <w:sz w:val="19"/>
-                <w:szCs w:val="19"/>
-              </w:rPr>
-              <w:t>개 /</w:t>
-            </w:r>
-            <w:proofErr w:type="gramEnd"/>
-            <w:r>
-              <w:rPr>
-                <w:rFonts w:ascii="맑은 고딕" w:eastAsia="맑은 고딕" w:hAnsi="맑은 고딕" w:cs="맑은 고딕"/>
-                <w:color w:val="111827"/>
-                <w:sz w:val="19"/>
-                <w:szCs w:val="19"/>
-              </w:rPr>
-              <w:t xml:space="preserve"> 정량</w:t>
+              <w:t>선행 3개 + 후행 1개 / 정량</w:t>
             </w:r>
           </w:p>
         </w:tc>
       </w:tr>
       <w:tr>
-        <w:tblPrEx>
-          <w:tblCellMar>
-            <w:top w:w="0" w:type="dxa"/>
-            <w:bottom w:w="0" w:type="dxa"/>
-          </w:tblCellMar>
-        </w:tblPrEx>
         <w:tc>
           <w:tcPr>
             <w:tcW w:w="1500" w:type="pct"/>
@@ -13501,9 +12521,6 @@
       <w:pPr>
         <w:wordWrap/>
         <w:spacing w:after="160"/>
-        <w:rPr>
-          <w:rFonts w:hint="eastAsia"/>
-        </w:rPr>
       </w:pPr>
     </w:p>
     <w:p>
@@ -13523,7 +12540,7 @@
           <w:sz w:val="24"/>
           <w:szCs w:val="24"/>
         </w:rPr>
-        <w:t>7-3. 직무 ③ IT 인프라 운영 엔지니어</w:t>
+        <w:t>7-3. 직무 ③ 사업수행 · 구축·운영 엔지니어</w:t>
       </w:r>
     </w:p>
     <w:p>
@@ -13540,7 +12557,7 @@
           <w:sz w:val="21"/>
           <w:szCs w:val="21"/>
         </w:rPr>
-        <w:t xml:space="preserve">직무 미션: </w:t>
+        <w:t>직무 미션: 공공·금융·민간·방송 고객사 Polestar EMS·ITG·WSS SLA를 안정적으로 유지하고, 구축 품질과 기술 지원 만족도를 높이며, WSS 현장 구축과 ITG 표준운영절차 도입을 통해 확장 가능한 사업수행 역량을 구축한다.</w:t>
       </w:r>
       <w:r>
         <w:rPr>
@@ -13549,7 +12566,6 @@
           <w:sz w:val="21"/>
           <w:szCs w:val="21"/>
         </w:rPr>
-        <w:t>고객사 Polestar SLA를 안정적으로 유지하고, 구축 품질과 기술 지원 만족도를 높이며, 운영 자동화를 통해 확장 가능한 역량을 구축한다.</w:t>
       </w:r>
     </w:p>
     <w:tbl>
@@ -13575,12 +12591,6 @@
         <w:gridCol w:w="2524"/>
       </w:tblGrid>
       <w:tr>
-        <w:tblPrEx>
-          <w:tblCellMar>
-            <w:top w:w="0" w:type="dxa"/>
-            <w:bottom w:w="0" w:type="dxa"/>
-          </w:tblCellMar>
-        </w:tblPrEx>
         <w:tc>
           <w:tcPr>
             <w:tcW w:w="1500" w:type="pct"/>
@@ -13661,12 +12671,6 @@
         </w:tc>
       </w:tr>
       <w:tr>
-        <w:tblPrEx>
-          <w:tblCellMar>
-            <w:top w:w="0" w:type="dxa"/>
-            <w:bottom w:w="0" w:type="dxa"/>
-          </w:tblCellMar>
-        </w:tblPrEx>
         <w:tc>
           <w:tcPr>
             <w:tcW w:w="1500" w:type="pct"/>
@@ -13807,12 +12811,6 @@
         </w:tc>
       </w:tr>
       <w:tr>
-        <w:tblPrEx>
-          <w:tblCellMar>
-            <w:top w:w="0" w:type="dxa"/>
-            <w:bottom w:w="0" w:type="dxa"/>
-          </w:tblCellMar>
-        </w:tblPrEx>
         <w:tc>
           <w:tcPr>
             <w:tcW w:w="1500" w:type="pct"/>
@@ -13913,12 +12911,6 @@
         </w:tc>
       </w:tr>
       <w:tr>
-        <w:tblPrEx>
-          <w:tblCellMar>
-            <w:top w:w="0" w:type="dxa"/>
-            <w:bottom w:w="0" w:type="dxa"/>
-          </w:tblCellMar>
-        </w:tblPrEx>
         <w:tc>
           <w:tcPr>
             <w:tcW w:w="1500" w:type="pct"/>
@@ -14019,12 +13011,6 @@
         </w:tc>
       </w:tr>
       <w:tr>
-        <w:tblPrEx>
-          <w:tblCellMar>
-            <w:top w:w="0" w:type="dxa"/>
-            <w:bottom w:w="0" w:type="dxa"/>
-          </w:tblCellMar>
-        </w:tblPrEx>
         <w:tc>
           <w:tcPr>
             <w:tcW w:w="1500" w:type="pct"/>
@@ -14152,31 +13138,7 @@
           <w:szCs w:val="28"/>
         </w:rPr>
         <w:lastRenderedPageBreak/>
-        <w:t>8</w:t>
-      </w:r>
-      <w:proofErr w:type="gramStart"/>
-      <w:r>
-        <w:rPr>
-          <w:rFonts w:ascii="맑은 고딕" w:eastAsia="맑은 고딕" w:hAnsi="맑은 고딕" w:cs="맑은 고딕"/>
-          <w:b/>
-          <w:bCs/>
-          <w:color w:val="0A1628"/>
-          <w:sz w:val="28"/>
-          <w:szCs w:val="28"/>
-        </w:rPr>
-        <w:t>부  KPI</w:t>
-      </w:r>
-      <w:proofErr w:type="gramEnd"/>
-      <w:r>
-        <w:rPr>
-          <w:rFonts w:ascii="맑은 고딕" w:eastAsia="맑은 고딕" w:hAnsi="맑은 고딕" w:cs="맑은 고딕"/>
-          <w:b/>
-          <w:bCs/>
-          <w:color w:val="0A1628"/>
-          <w:sz w:val="28"/>
-          <w:szCs w:val="28"/>
-        </w:rPr>
-        <w:t xml:space="preserve"> 측정 공식(Formula) 상세</w:t>
+        <w:t>8부  KPI 측정 공식(Formula) 상세</w:t>
       </w:r>
     </w:p>
     <w:p>
@@ -14250,12 +13212,6 @@
         <w:gridCol w:w="1533"/>
       </w:tblGrid>
       <w:tr>
-        <w:tblPrEx>
-          <w:tblCellMar>
-            <w:top w:w="0" w:type="dxa"/>
-            <w:bottom w:w="0" w:type="dxa"/>
-          </w:tblCellMar>
-        </w:tblPrEx>
         <w:tc>
           <w:tcPr>
             <w:tcW w:w="850" w:type="pct"/>
@@ -14362,12 +13318,6 @@
         </w:tc>
       </w:tr>
       <w:tr>
-        <w:tblPrEx>
-          <w:tblCellMar>
-            <w:top w:w="0" w:type="dxa"/>
-            <w:bottom w:w="0" w:type="dxa"/>
-          </w:tblCellMar>
-        </w:tblPrEx>
         <w:tc>
           <w:tcPr>
             <w:tcW w:w="850" w:type="pct"/>
@@ -14494,12 +13444,6 @@
         </w:tc>
       </w:tr>
       <w:tr>
-        <w:tblPrEx>
-          <w:tblCellMar>
-            <w:top w:w="0" w:type="dxa"/>
-            <w:bottom w:w="0" w:type="dxa"/>
-          </w:tblCellMar>
-        </w:tblPrEx>
         <w:tc>
           <w:tcPr>
             <w:tcW w:w="850" w:type="pct"/>
@@ -14606,12 +13550,6 @@
         </w:tc>
       </w:tr>
       <w:tr>
-        <w:tblPrEx>
-          <w:tblCellMar>
-            <w:top w:w="0" w:type="dxa"/>
-            <w:bottom w:w="0" w:type="dxa"/>
-          </w:tblCellMar>
-        </w:tblPrEx>
         <w:tc>
           <w:tcPr>
             <w:tcW w:w="850" w:type="pct"/>
@@ -14729,12 +13667,6 @@
         </w:tc>
       </w:tr>
       <w:tr>
-        <w:tblPrEx>
-          <w:tblCellMar>
-            <w:top w:w="0" w:type="dxa"/>
-            <w:bottom w:w="0" w:type="dxa"/>
-          </w:tblCellMar>
-        </w:tblPrEx>
         <w:tc>
           <w:tcPr>
             <w:tcW w:w="850" w:type="pct"/>
@@ -14841,12 +13773,6 @@
         </w:tc>
       </w:tr>
       <w:tr>
-        <w:tblPrEx>
-          <w:tblCellMar>
-            <w:top w:w="0" w:type="dxa"/>
-            <w:bottom w:w="0" w:type="dxa"/>
-          </w:tblCellMar>
-        </w:tblPrEx>
         <w:tc>
           <w:tcPr>
             <w:tcW w:w="850" w:type="pct"/>
@@ -14953,12 +13879,6 @@
         </w:tc>
       </w:tr>
       <w:tr>
-        <w:tblPrEx>
-          <w:tblCellMar>
-            <w:top w:w="0" w:type="dxa"/>
-            <w:bottom w:w="0" w:type="dxa"/>
-          </w:tblCellMar>
-        </w:tblPrEx>
         <w:tc>
           <w:tcPr>
             <w:tcW w:w="850" w:type="pct"/>
@@ -15065,12 +13985,6 @@
         </w:tc>
       </w:tr>
       <w:tr>
-        <w:tblPrEx>
-          <w:tblCellMar>
-            <w:top w:w="0" w:type="dxa"/>
-            <w:bottom w:w="0" w:type="dxa"/>
-          </w:tblCellMar>
-        </w:tblPrEx>
         <w:tc>
           <w:tcPr>
             <w:tcW w:w="850" w:type="pct"/>
@@ -15200,7 +14114,7 @@
           <w:sz w:val="24"/>
           <w:szCs w:val="24"/>
         </w:rPr>
-        <w:t>8-2. 개발 직무 핵심 측정 공식 (DORA 기반)</w:t>
+        <w:t>8-2. 연구소 직무 핵심 측정 공식 (DORA 기반)</w:t>
       </w:r>
     </w:p>
     <w:tbl>
@@ -15227,12 +14141,6 @@
         <w:gridCol w:w="1352"/>
       </w:tblGrid>
       <w:tr>
-        <w:tblPrEx>
-          <w:tblCellMar>
-            <w:top w:w="0" w:type="dxa"/>
-            <w:bottom w:w="0" w:type="dxa"/>
-          </w:tblCellMar>
-        </w:tblPrEx>
         <w:tc>
           <w:tcPr>
             <w:tcW w:w="900" w:type="pct"/>
@@ -15339,12 +14247,6 @@
         </w:tc>
       </w:tr>
       <w:tr>
-        <w:tblPrEx>
-          <w:tblCellMar>
-            <w:top w:w="0" w:type="dxa"/>
-            <w:bottom w:w="0" w:type="dxa"/>
-          </w:tblCellMar>
-        </w:tblPrEx>
         <w:tc>
           <w:tcPr>
             <w:tcW w:w="900" w:type="pct"/>
@@ -15451,12 +14353,6 @@
         </w:tc>
       </w:tr>
       <w:tr>
-        <w:tblPrEx>
-          <w:tblCellMar>
-            <w:top w:w="0" w:type="dxa"/>
-            <w:bottom w:w="0" w:type="dxa"/>
-          </w:tblCellMar>
-        </w:tblPrEx>
         <w:tc>
           <w:tcPr>
             <w:tcW w:w="900" w:type="pct"/>
@@ -15583,12 +14479,6 @@
         </w:tc>
       </w:tr>
       <w:tr>
-        <w:tblPrEx>
-          <w:tblCellMar>
-            <w:top w:w="0" w:type="dxa"/>
-            <w:bottom w:w="0" w:type="dxa"/>
-          </w:tblCellMar>
-        </w:tblPrEx>
         <w:tc>
           <w:tcPr>
             <w:tcW w:w="900" w:type="pct"/>
@@ -15726,12 +14616,6 @@
         </w:tc>
       </w:tr>
       <w:tr>
-        <w:tblPrEx>
-          <w:tblCellMar>
-            <w:top w:w="0" w:type="dxa"/>
-            <w:bottom w:w="0" w:type="dxa"/>
-          </w:tblCellMar>
-        </w:tblPrEx>
         <w:tc>
           <w:tcPr>
             <w:tcW w:w="900" w:type="pct"/>
@@ -15754,27 +14638,7 @@
                 <w:sz w:val="19"/>
                 <w:szCs w:val="19"/>
               </w:rPr>
-              <w:t xml:space="preserve">PR </w:t>
-            </w:r>
-            <w:proofErr w:type="gramStart"/>
-            <w:r>
-              <w:rPr>
-                <w:rFonts w:ascii="맑은 고딕" w:eastAsia="맑은 고딕" w:hAnsi="맑은 고딕" w:cs="맑은 고딕"/>
-                <w:color w:val="111827"/>
-                <w:sz w:val="19"/>
-                <w:szCs w:val="19"/>
-              </w:rPr>
-              <w:t>Lead</w:t>
-            </w:r>
-            <w:proofErr w:type="gramEnd"/>
-            <w:r>
-              <w:rPr>
-                <w:rFonts w:ascii="맑은 고딕" w:eastAsia="맑은 고딕" w:hAnsi="맑은 고딕" w:cs="맑은 고딕"/>
-                <w:color w:val="111827"/>
-                <w:sz w:val="19"/>
-                <w:szCs w:val="19"/>
-              </w:rPr>
-              <w:t xml:space="preserve"> Time</w:t>
+              <w:t>PR Lead Time</w:t>
             </w:r>
           </w:p>
         </w:tc>
@@ -15858,12 +14722,6 @@
         </w:tc>
       </w:tr>
       <w:tr>
-        <w:tblPrEx>
-          <w:tblCellMar>
-            <w:top w:w="0" w:type="dxa"/>
-            <w:bottom w:w="0" w:type="dxa"/>
-          </w:tblCellMar>
-        </w:tblPrEx>
         <w:tc>
           <w:tcPr>
             <w:tcW w:w="900" w:type="pct"/>
@@ -15981,12 +14839,6 @@
         </w:tc>
       </w:tr>
       <w:tr>
-        <w:tblPrEx>
-          <w:tblCellMar>
-            <w:top w:w="0" w:type="dxa"/>
-            <w:bottom w:w="0" w:type="dxa"/>
-          </w:tblCellMar>
-        </w:tblPrEx>
         <w:tc>
           <w:tcPr>
             <w:tcW w:w="900" w:type="pct"/>
@@ -16093,12 +14945,6 @@
         </w:tc>
       </w:tr>
       <w:tr>
-        <w:tblPrEx>
-          <w:tblCellMar>
-            <w:top w:w="0" w:type="dxa"/>
-            <w:bottom w:w="0" w:type="dxa"/>
-          </w:tblCellMar>
-        </w:tblPrEx>
         <w:tc>
           <w:tcPr>
             <w:tcW w:w="900" w:type="pct"/>
@@ -16216,12 +15062,6 @@
         </w:tc>
       </w:tr>
       <w:tr>
-        <w:tblPrEx>
-          <w:tblCellMar>
-            <w:top w:w="0" w:type="dxa"/>
-            <w:bottom w:w="0" w:type="dxa"/>
-          </w:tblCellMar>
-        </w:tblPrEx>
         <w:tc>
           <w:tcPr>
             <w:tcW w:w="900" w:type="pct"/>
@@ -16338,9 +15178,6 @@
       <w:pPr>
         <w:wordWrap/>
         <w:spacing w:after="120"/>
-        <w:rPr>
-          <w:rFonts w:hint="eastAsia"/>
-        </w:rPr>
       </w:pPr>
     </w:p>
     <w:p>
@@ -16360,7 +15197,7 @@
           <w:sz w:val="24"/>
           <w:szCs w:val="24"/>
         </w:rPr>
-        <w:t>8-3. 운영 직무 핵심 측정 공식 (SRE 기반)</w:t>
+        <w:t>8-3. 사업수행 직무 핵심 측정 공식 (SRE 기반)</w:t>
       </w:r>
     </w:p>
     <w:tbl>
@@ -16387,12 +15224,6 @@
         <w:gridCol w:w="1443"/>
       </w:tblGrid>
       <w:tr>
-        <w:tblPrEx>
-          <w:tblCellMar>
-            <w:top w:w="0" w:type="dxa"/>
-            <w:bottom w:w="0" w:type="dxa"/>
-          </w:tblCellMar>
-        </w:tblPrEx>
         <w:tc>
           <w:tcPr>
             <w:tcW w:w="850" w:type="pct"/>
@@ -16499,12 +15330,6 @@
         </w:tc>
       </w:tr>
       <w:tr>
-        <w:tblPrEx>
-          <w:tblCellMar>
-            <w:top w:w="0" w:type="dxa"/>
-            <w:bottom w:w="0" w:type="dxa"/>
-          </w:tblCellMar>
-        </w:tblPrEx>
         <w:tc>
           <w:tcPr>
             <w:tcW w:w="850" w:type="pct"/>
@@ -16622,12 +15447,6 @@
         </w:tc>
       </w:tr>
       <w:tr>
-        <w:tblPrEx>
-          <w:tblCellMar>
-            <w:top w:w="0" w:type="dxa"/>
-            <w:bottom w:w="0" w:type="dxa"/>
-          </w:tblCellMar>
-        </w:tblPrEx>
         <w:tc>
           <w:tcPr>
             <w:tcW w:w="850" w:type="pct"/>
@@ -16745,12 +15564,6 @@
         </w:tc>
       </w:tr>
       <w:tr>
-        <w:tblPrEx>
-          <w:tblCellMar>
-            <w:top w:w="0" w:type="dxa"/>
-            <w:bottom w:w="0" w:type="dxa"/>
-          </w:tblCellMar>
-        </w:tblPrEx>
         <w:tc>
           <w:tcPr>
             <w:tcW w:w="850" w:type="pct"/>
@@ -16897,12 +15710,6 @@
         </w:tc>
       </w:tr>
       <w:tr>
-        <w:tblPrEx>
-          <w:tblCellMar>
-            <w:top w:w="0" w:type="dxa"/>
-            <w:bottom w:w="0" w:type="dxa"/>
-          </w:tblCellMar>
-        </w:tblPrEx>
         <w:tc>
           <w:tcPr>
             <w:tcW w:w="850" w:type="pct"/>
@@ -17009,12 +15816,6 @@
         </w:tc>
       </w:tr>
       <w:tr>
-        <w:tblPrEx>
-          <w:tblCellMar>
-            <w:top w:w="0" w:type="dxa"/>
-            <w:bottom w:w="0" w:type="dxa"/>
-          </w:tblCellMar>
-        </w:tblPrEx>
         <w:tc>
           <w:tcPr>
             <w:tcW w:w="850" w:type="pct"/>
@@ -17121,12 +15922,6 @@
         </w:tc>
       </w:tr>
       <w:tr>
-        <w:tblPrEx>
-          <w:tblCellMar>
-            <w:top w:w="0" w:type="dxa"/>
-            <w:bottom w:w="0" w:type="dxa"/>
-          </w:tblCellMar>
-        </w:tblPrEx>
         <w:tc>
           <w:tcPr>
             <w:tcW w:w="850" w:type="pct"/>
@@ -17233,12 +16028,6 @@
         </w:tc>
       </w:tr>
       <w:tr>
-        <w:tblPrEx>
-          <w:tblCellMar>
-            <w:top w:w="0" w:type="dxa"/>
-            <w:bottom w:w="0" w:type="dxa"/>
-          </w:tblCellMar>
-        </w:tblPrEx>
         <w:tc>
           <w:tcPr>
             <w:tcW w:w="850" w:type="pct"/>
@@ -17345,12 +16134,6 @@
         </w:tc>
       </w:tr>
       <w:tr>
-        <w:tblPrEx>
-          <w:tblCellMar>
-            <w:top w:w="0" w:type="dxa"/>
-            <w:bottom w:w="0" w:type="dxa"/>
-          </w:tblCellMar>
-        </w:tblPrEx>
         <w:tc>
           <w:tcPr>
             <w:tcW w:w="850" w:type="pct"/>
@@ -17527,31 +16310,7 @@
           <w:szCs w:val="28"/>
         </w:rPr>
         <w:lastRenderedPageBreak/>
-        <w:t>9</w:t>
-      </w:r>
-      <w:proofErr w:type="gramStart"/>
-      <w:r>
-        <w:rPr>
-          <w:rFonts w:ascii="맑은 고딕" w:eastAsia="맑은 고딕" w:hAnsi="맑은 고딕" w:cs="맑은 고딕"/>
-          <w:b/>
-          <w:bCs/>
-          <w:color w:val="0A1628"/>
-          <w:sz w:val="28"/>
-          <w:szCs w:val="28"/>
-        </w:rPr>
-        <w:t>부  대시보드</w:t>
-      </w:r>
-      <w:proofErr w:type="gramEnd"/>
-      <w:r>
-        <w:rPr>
-          <w:rFonts w:ascii="맑은 고딕" w:eastAsia="맑은 고딕" w:hAnsi="맑은 고딕" w:cs="맑은 고딕"/>
-          <w:b/>
-          <w:bCs/>
-          <w:color w:val="0A1628"/>
-          <w:sz w:val="28"/>
-          <w:szCs w:val="28"/>
-        </w:rPr>
-        <w:t xml:space="preserve"> 결과물</w:t>
+        <w:t>9부  대시보드 결과물</w:t>
       </w:r>
     </w:p>
     <w:p>
@@ -17623,12 +16382,6 @@
         <w:gridCol w:w="7032"/>
       </w:tblGrid>
       <w:tr>
-        <w:tblPrEx>
-          <w:tblCellMar>
-            <w:top w:w="0" w:type="dxa"/>
-            <w:bottom w:w="0" w:type="dxa"/>
-          </w:tblCellMar>
-        </w:tblPrEx>
         <w:tc>
           <w:tcPr>
             <w:tcW w:w="1100" w:type="pct"/>
@@ -17683,12 +16436,6 @@
         </w:tc>
       </w:tr>
       <w:tr>
-        <w:tblPrEx>
-          <w:tblCellMar>
-            <w:top w:w="0" w:type="dxa"/>
-            <w:bottom w:w="0" w:type="dxa"/>
-          </w:tblCellMar>
-        </w:tblPrEx>
         <w:tc>
           <w:tcPr>
             <w:tcW w:w="1100" w:type="pct"/>
@@ -17743,12 +16490,6 @@
         </w:tc>
       </w:tr>
       <w:tr>
-        <w:tblPrEx>
-          <w:tblCellMar>
-            <w:top w:w="0" w:type="dxa"/>
-            <w:bottom w:w="0" w:type="dxa"/>
-          </w:tblCellMar>
-        </w:tblPrEx>
         <w:tc>
           <w:tcPr>
             <w:tcW w:w="1100" w:type="pct"/>
@@ -17803,12 +16544,6 @@
         </w:tc>
       </w:tr>
       <w:tr>
-        <w:tblPrEx>
-          <w:tblCellMar>
-            <w:top w:w="0" w:type="dxa"/>
-            <w:bottom w:w="0" w:type="dxa"/>
-          </w:tblCellMar>
-        </w:tblPrEx>
         <w:tc>
           <w:tcPr>
             <w:tcW w:w="1100" w:type="pct"/>
@@ -17857,18 +16592,12 @@
                 <w:sz w:val="19"/>
                 <w:szCs w:val="19"/>
               </w:rPr>
-              <w:t>헤더 → 탭(영업/개발/운영) → 직무 소개 → Stats → OKR 카드 → KPI 테이블 → 도전과제</w:t>
+              <w:t>헤더 → 탭(영업/연구소/사업수행) → 직무 소개 → Stats → OKR 카드 → KPI 테이블 → 도전과제</w:t>
             </w:r>
           </w:p>
         </w:tc>
       </w:tr>
       <w:tr>
-        <w:tblPrEx>
-          <w:tblCellMar>
-            <w:top w:w="0" w:type="dxa"/>
-            <w:bottom w:w="0" w:type="dxa"/>
-          </w:tblCellMar>
-        </w:tblPrEx>
         <w:tc>
           <w:tcPr>
             <w:tcW w:w="1100" w:type="pct"/>
@@ -17917,47 +16646,7 @@
                 <w:sz w:val="19"/>
                 <w:szCs w:val="19"/>
               </w:rPr>
-              <w:t>영업(파랑 #2563EB</w:t>
-            </w:r>
-            <w:proofErr w:type="gramStart"/>
-            <w:r>
-              <w:rPr>
-                <w:rFonts w:ascii="맑은 고딕" w:eastAsia="맑은 고딕" w:hAnsi="맑은 고딕" w:cs="맑은 고딕"/>
-                <w:color w:val="111827"/>
-                <w:sz w:val="19"/>
-                <w:szCs w:val="19"/>
-              </w:rPr>
-              <w:t>) /</w:t>
-            </w:r>
-            <w:proofErr w:type="gramEnd"/>
-            <w:r>
-              <w:rPr>
-                <w:rFonts w:ascii="맑은 고딕" w:eastAsia="맑은 고딕" w:hAnsi="맑은 고딕" w:cs="맑은 고딕"/>
-                <w:color w:val="111827"/>
-                <w:sz w:val="19"/>
-                <w:szCs w:val="19"/>
-              </w:rPr>
-              <w:t xml:space="preserve"> 개발(보라 #7C3AED</w:t>
-            </w:r>
-            <w:proofErr w:type="gramStart"/>
-            <w:r>
-              <w:rPr>
-                <w:rFonts w:ascii="맑은 고딕" w:eastAsia="맑은 고딕" w:hAnsi="맑은 고딕" w:cs="맑은 고딕"/>
-                <w:color w:val="111827"/>
-                <w:sz w:val="19"/>
-                <w:szCs w:val="19"/>
-              </w:rPr>
-              <w:t>) /</w:t>
-            </w:r>
-            <w:proofErr w:type="gramEnd"/>
-            <w:r>
-              <w:rPr>
-                <w:rFonts w:ascii="맑은 고딕" w:eastAsia="맑은 고딕" w:hAnsi="맑은 고딕" w:cs="맑은 고딕"/>
-                <w:color w:val="111827"/>
-                <w:sz w:val="19"/>
-                <w:szCs w:val="19"/>
-              </w:rPr>
-              <w:t xml:space="preserve"> 운영(</w:t>
+              <w:t>영업(파랑 #2563EB) / 연구소(보라 #7C3AED) / 사업수행(틸 #0F766E)</w:t>
             </w:r>
             <w:proofErr w:type="spellStart"/>
             <w:r>
@@ -17967,7 +16656,6 @@
                 <w:sz w:val="19"/>
                 <w:szCs w:val="19"/>
               </w:rPr>
-              <w:t>틸</w:t>
             </w:r>
             <w:proofErr w:type="spellEnd"/>
             <w:r>
@@ -17977,18 +16665,11 @@
                 <w:sz w:val="19"/>
                 <w:szCs w:val="19"/>
               </w:rPr>
-              <w:t xml:space="preserve"> #0F766E)</w:t>
             </w:r>
           </w:p>
         </w:tc>
       </w:tr>
       <w:tr>
-        <w:tblPrEx>
-          <w:tblCellMar>
-            <w:top w:w="0" w:type="dxa"/>
-            <w:bottom w:w="0" w:type="dxa"/>
-          </w:tblCellMar>
-        </w:tblPrEx>
         <w:tc>
           <w:tcPr>
             <w:tcW w:w="1100" w:type="pct"/>
@@ -18054,12 +16735,6 @@
         </w:tc>
       </w:tr>
       <w:tr>
-        <w:tblPrEx>
-          <w:tblCellMar>
-            <w:top w:w="0" w:type="dxa"/>
-            <w:bottom w:w="0" w:type="dxa"/>
-          </w:tblCellMar>
-        </w:tblPrEx>
         <w:tc>
           <w:tcPr>
             <w:tcW w:w="1100" w:type="pct"/>
@@ -18108,98 +16783,12 @@
                 <w:sz w:val="19"/>
                 <w:szCs w:val="19"/>
               </w:rPr>
-              <w:t>선행(초록</w:t>
-            </w:r>
-            <w:proofErr w:type="gramStart"/>
-            <w:r>
-              <w:rPr>
-                <w:rFonts w:ascii="맑은 고딕" w:eastAsia="맑은 고딕" w:hAnsi="맑은 고딕" w:cs="맑은 고딕"/>
-                <w:color w:val="111827"/>
-                <w:sz w:val="19"/>
-                <w:szCs w:val="19"/>
-              </w:rPr>
-              <w:t>) /</w:t>
-            </w:r>
-            <w:proofErr w:type="gramEnd"/>
-            <w:r>
-              <w:rPr>
-                <w:rFonts w:ascii="맑은 고딕" w:eastAsia="맑은 고딕" w:hAnsi="맑은 고딕" w:cs="맑은 고딕"/>
-                <w:color w:val="111827"/>
-                <w:sz w:val="19"/>
-                <w:szCs w:val="19"/>
-              </w:rPr>
-              <w:t xml:space="preserve"> 후행(회색</w:t>
-            </w:r>
-            <w:proofErr w:type="gramStart"/>
-            <w:r>
-              <w:rPr>
-                <w:rFonts w:ascii="맑은 고딕" w:eastAsia="맑은 고딕" w:hAnsi="맑은 고딕" w:cs="맑은 고딕"/>
-                <w:color w:val="111827"/>
-                <w:sz w:val="19"/>
-                <w:szCs w:val="19"/>
-              </w:rPr>
-              <w:t>) /</w:t>
-            </w:r>
-            <w:proofErr w:type="gramEnd"/>
-            <w:r>
-              <w:rPr>
-                <w:rFonts w:ascii="맑은 고딕" w:eastAsia="맑은 고딕" w:hAnsi="맑은 고딕" w:cs="맑은 고딕"/>
-                <w:color w:val="111827"/>
-                <w:sz w:val="19"/>
-                <w:szCs w:val="19"/>
-              </w:rPr>
-              <w:t xml:space="preserve"> 정량(파랑</w:t>
-            </w:r>
-            <w:proofErr w:type="gramStart"/>
-            <w:r>
-              <w:rPr>
-                <w:rFonts w:ascii="맑은 고딕" w:eastAsia="맑은 고딕" w:hAnsi="맑은 고딕" w:cs="맑은 고딕"/>
-                <w:color w:val="111827"/>
-                <w:sz w:val="19"/>
-                <w:szCs w:val="19"/>
-              </w:rPr>
-              <w:t>) /</w:t>
-            </w:r>
-            <w:proofErr w:type="gramEnd"/>
-            <w:r>
-              <w:rPr>
-                <w:rFonts w:ascii="맑은 고딕" w:eastAsia="맑은 고딕" w:hAnsi="맑은 고딕" w:cs="맑은 고딕"/>
-                <w:color w:val="111827"/>
-                <w:sz w:val="19"/>
-                <w:szCs w:val="19"/>
-              </w:rPr>
-              <w:t xml:space="preserve"> 정성(보라</w:t>
-            </w:r>
-            <w:proofErr w:type="gramStart"/>
-            <w:r>
-              <w:rPr>
-                <w:rFonts w:ascii="맑은 고딕" w:eastAsia="맑은 고딕" w:hAnsi="맑은 고딕" w:cs="맑은 고딕"/>
-                <w:color w:val="111827"/>
-                <w:sz w:val="19"/>
-                <w:szCs w:val="19"/>
-              </w:rPr>
-              <w:t>) /</w:t>
-            </w:r>
-            <w:proofErr w:type="gramEnd"/>
-            <w:r>
-              <w:rPr>
-                <w:rFonts w:ascii="맑은 고딕" w:eastAsia="맑은 고딕" w:hAnsi="맑은 고딕" w:cs="맑은 고딕"/>
-                <w:color w:val="111827"/>
-                <w:sz w:val="19"/>
-                <w:szCs w:val="19"/>
-              </w:rPr>
-              <w:t xml:space="preserve"> 보완(주황)</w:t>
+              <w:t>선행(초록) / 후행(회색) / 정량(파랑) / 정성(보라) / 보완(주황)</w:t>
             </w:r>
           </w:p>
         </w:tc>
       </w:tr>
       <w:tr>
-        <w:tblPrEx>
-          <w:tblCellMar>
-            <w:top w:w="0" w:type="dxa"/>
-            <w:bottom w:w="0" w:type="dxa"/>
-          </w:tblCellMar>
-        </w:tblPrEx>
         <w:tc>
           <w:tcPr>
             <w:tcW w:w="1100" w:type="pct"/>
@@ -18254,12 +16843,6 @@
         </w:tc>
       </w:tr>
       <w:tr>
-        <w:tblPrEx>
-          <w:tblCellMar>
-            <w:top w:w="0" w:type="dxa"/>
-            <w:bottom w:w="0" w:type="dxa"/>
-          </w:tblCellMar>
-        </w:tblPrEx>
         <w:tc>
           <w:tcPr>
             <w:tcW w:w="1100" w:type="pct"/>
@@ -18363,12 +16946,6 @@
         <w:gridCol w:w="5680"/>
       </w:tblGrid>
       <w:tr>
-        <w:tblPrEx>
-          <w:tblCellMar>
-            <w:top w:w="0" w:type="dxa"/>
-            <w:bottom w:w="0" w:type="dxa"/>
-          </w:tblCellMar>
-        </w:tblPrEx>
         <w:tc>
           <w:tcPr>
             <w:tcW w:w="750" w:type="pct"/>
@@ -18449,12 +17026,6 @@
         </w:tc>
       </w:tr>
       <w:tr>
-        <w:tblPrEx>
-          <w:tblCellMar>
-            <w:top w:w="0" w:type="dxa"/>
-            <w:bottom w:w="0" w:type="dxa"/>
-          </w:tblCellMar>
-        </w:tblPrEx>
         <w:tc>
           <w:tcPr>
             <w:tcW w:w="750" w:type="pct"/>
@@ -18535,12 +17106,6 @@
         </w:tc>
       </w:tr>
       <w:tr>
-        <w:tblPrEx>
-          <w:tblCellMar>
-            <w:top w:w="0" w:type="dxa"/>
-            <w:bottom w:w="0" w:type="dxa"/>
-          </w:tblCellMar>
-        </w:tblPrEx>
         <w:tc>
           <w:tcPr>
             <w:tcW w:w="750" w:type="pct"/>
@@ -18641,12 +17206,6 @@
         </w:tc>
       </w:tr>
       <w:tr>
-        <w:tblPrEx>
-          <w:tblCellMar>
-            <w:top w:w="0" w:type="dxa"/>
-            <w:bottom w:w="0" w:type="dxa"/>
-          </w:tblCellMar>
-        </w:tblPrEx>
         <w:tc>
           <w:tcPr>
             <w:tcW w:w="750" w:type="pct"/>
@@ -18727,12 +17286,6 @@
         </w:tc>
       </w:tr>
       <w:tr>
-        <w:tblPrEx>
-          <w:tblCellMar>
-            <w:top w:w="0" w:type="dxa"/>
-            <w:bottom w:w="0" w:type="dxa"/>
-          </w:tblCellMar>
-        </w:tblPrEx>
         <w:tc>
           <w:tcPr>
             <w:tcW w:w="750" w:type="pct"/>
@@ -18815,12 +17368,6 @@
         </w:tc>
       </w:tr>
       <w:tr>
-        <w:tblPrEx>
-          <w:tblCellMar>
-            <w:top w:w="0" w:type="dxa"/>
-            <w:bottom w:w="0" w:type="dxa"/>
-          </w:tblCellMar>
-        </w:tblPrEx>
         <w:tc>
           <w:tcPr>
             <w:tcW w:w="750" w:type="pct"/>
@@ -18928,31 +17475,7 @@
           <w:szCs w:val="28"/>
         </w:rPr>
         <w:lastRenderedPageBreak/>
-        <w:t>10</w:t>
-      </w:r>
-      <w:proofErr w:type="gramStart"/>
-      <w:r>
-        <w:rPr>
-          <w:rFonts w:ascii="맑은 고딕" w:eastAsia="맑은 고딕" w:hAnsi="맑은 고딕" w:cs="맑은 고딕"/>
-          <w:b/>
-          <w:bCs/>
-          <w:color w:val="0A1628"/>
-          <w:sz w:val="28"/>
-          <w:szCs w:val="28"/>
-        </w:rPr>
-        <w:t>부  핵심</w:t>
-      </w:r>
-      <w:proofErr w:type="gramEnd"/>
-      <w:r>
-        <w:rPr>
-          <w:rFonts w:ascii="맑은 고딕" w:eastAsia="맑은 고딕" w:hAnsi="맑은 고딕" w:cs="맑은 고딕"/>
-          <w:b/>
-          <w:bCs/>
-          <w:color w:val="0A1628"/>
-          <w:sz w:val="28"/>
-          <w:szCs w:val="28"/>
-        </w:rPr>
-        <w:t xml:space="preserve"> 시사점 및 다음 단계 제안</w:t>
+        <w:t>10부  핵심 시사점 및 다음 단계 제안</w:t>
       </w:r>
     </w:p>
     <w:p>
@@ -19025,12 +17548,6 @@
         <w:gridCol w:w="3606"/>
       </w:tblGrid>
       <w:tr>
-        <w:tblPrEx>
-          <w:tblCellMar>
-            <w:top w:w="0" w:type="dxa"/>
-            <w:bottom w:w="0" w:type="dxa"/>
-          </w:tblCellMar>
-        </w:tblPrEx>
         <w:tc>
           <w:tcPr>
             <w:tcW w:w="1200" w:type="pct"/>
@@ -19122,12 +17639,6 @@
         </w:tc>
       </w:tr>
       <w:tr>
-        <w:tblPrEx>
-          <w:tblCellMar>
-            <w:top w:w="0" w:type="dxa"/>
-            <w:bottom w:w="0" w:type="dxa"/>
-          </w:tblCellMar>
-        </w:tblPrEx>
         <w:tc>
           <w:tcPr>
             <w:tcW w:w="1200" w:type="pct"/>
@@ -19208,12 +17719,6 @@
         </w:tc>
       </w:tr>
       <w:tr>
-        <w:tblPrEx>
-          <w:tblCellMar>
-            <w:top w:w="0" w:type="dxa"/>
-            <w:bottom w:w="0" w:type="dxa"/>
-          </w:tblCellMar>
-        </w:tblPrEx>
         <w:tc>
           <w:tcPr>
             <w:tcW w:w="1200" w:type="pct"/>
@@ -19294,12 +17799,6 @@
         </w:tc>
       </w:tr>
       <w:tr>
-        <w:tblPrEx>
-          <w:tblCellMar>
-            <w:top w:w="0" w:type="dxa"/>
-            <w:bottom w:w="0" w:type="dxa"/>
-          </w:tblCellMar>
-        </w:tblPrEx>
         <w:tc>
           <w:tcPr>
             <w:tcW w:w="1200" w:type="pct"/>
@@ -19380,12 +17879,6 @@
         </w:tc>
       </w:tr>
       <w:tr>
-        <w:tblPrEx>
-          <w:tblCellMar>
-            <w:top w:w="0" w:type="dxa"/>
-            <w:bottom w:w="0" w:type="dxa"/>
-          </w:tblCellMar>
-        </w:tblPrEx>
         <w:tc>
           <w:tcPr>
             <w:tcW w:w="1200" w:type="pct"/>
@@ -19476,9 +17969,6 @@
       <w:pPr>
         <w:wordWrap/>
         <w:spacing w:after="120"/>
-        <w:rPr>
-          <w:rFonts w:hint="eastAsia"/>
-        </w:rPr>
       </w:pPr>
     </w:p>
     <w:p>
@@ -19525,12 +18015,6 @@
         <w:gridCol w:w="2512"/>
       </w:tblGrid>
       <w:tr>
-        <w:tblPrEx>
-          <w:tblCellMar>
-            <w:top w:w="0" w:type="dxa"/>
-            <w:bottom w:w="0" w:type="dxa"/>
-          </w:tblCellMar>
-        </w:tblPrEx>
         <w:tc>
           <w:tcPr>
             <w:tcW w:w="700" w:type="pct"/>
@@ -19637,12 +18121,6 @@
         </w:tc>
       </w:tr>
       <w:tr>
-        <w:tblPrEx>
-          <w:tblCellMar>
-            <w:top w:w="0" w:type="dxa"/>
-            <w:bottom w:w="0" w:type="dxa"/>
-          </w:tblCellMar>
-        </w:tblPrEx>
         <w:tc>
           <w:tcPr>
             <w:tcW w:w="700" w:type="pct"/>
@@ -19769,12 +18247,6 @@
         </w:tc>
       </w:tr>
       <w:tr>
-        <w:tblPrEx>
-          <w:tblCellMar>
-            <w:top w:w="0" w:type="dxa"/>
-            <w:bottom w:w="0" w:type="dxa"/>
-          </w:tblCellMar>
-        </w:tblPrEx>
         <w:tc>
           <w:tcPr>
             <w:tcW w:w="700" w:type="pct"/>
@@ -19881,12 +18353,6 @@
         </w:tc>
       </w:tr>
       <w:tr>
-        <w:tblPrEx>
-          <w:tblCellMar>
-            <w:top w:w="0" w:type="dxa"/>
-            <w:bottom w:w="0" w:type="dxa"/>
-          </w:tblCellMar>
-        </w:tblPrEx>
         <w:tc>
           <w:tcPr>
             <w:tcW w:w="700" w:type="pct"/>
@@ -19993,12 +18459,6 @@
         </w:tc>
       </w:tr>
       <w:tr>
-        <w:tblPrEx>
-          <w:tblCellMar>
-            <w:top w:w="0" w:type="dxa"/>
-            <w:bottom w:w="0" w:type="dxa"/>
-          </w:tblCellMar>
-        </w:tblPrEx>
         <w:tc>
           <w:tcPr>
             <w:tcW w:w="700" w:type="pct"/>
@@ -20151,9 +18611,6 @@
       <w:pPr>
         <w:wordWrap/>
         <w:spacing w:after="120"/>
-        <w:rPr>
-          <w:rFonts w:hint="eastAsia"/>
-        </w:rPr>
       </w:pPr>
     </w:p>
     <w:p>
@@ -20200,12 +18657,6 @@
         <w:gridCol w:w="6582"/>
       </w:tblGrid>
       <w:tr>
-        <w:tblPrEx>
-          <w:tblCellMar>
-            <w:top w:w="0" w:type="dxa"/>
-            <w:bottom w:w="0" w:type="dxa"/>
-          </w:tblCellMar>
-        </w:tblPrEx>
         <w:tc>
           <w:tcPr>
             <w:tcW w:w="250" w:type="pct"/>
@@ -20286,12 +18737,6 @@
         </w:tc>
       </w:tr>
       <w:tr>
-        <w:tblPrEx>
-          <w:tblCellMar>
-            <w:top w:w="0" w:type="dxa"/>
-            <w:bottom w:w="0" w:type="dxa"/>
-          </w:tblCellMar>
-        </w:tblPrEx>
         <w:tc>
           <w:tcPr>
             <w:tcW w:w="250" w:type="pct"/>
@@ -20372,12 +18817,6 @@
         </w:tc>
       </w:tr>
       <w:tr>
-        <w:tblPrEx>
-          <w:tblCellMar>
-            <w:top w:w="0" w:type="dxa"/>
-            <w:bottom w:w="0" w:type="dxa"/>
-          </w:tblCellMar>
-        </w:tblPrEx>
         <w:tc>
           <w:tcPr>
             <w:tcW w:w="250" w:type="pct"/>
@@ -20469,12 +18908,6 @@
         </w:tc>
       </w:tr>
       <w:tr>
-        <w:tblPrEx>
-          <w:tblCellMar>
-            <w:top w:w="0" w:type="dxa"/>
-            <w:bottom w:w="0" w:type="dxa"/>
-          </w:tblCellMar>
-        </w:tblPrEx>
         <w:tc>
           <w:tcPr>
             <w:tcW w:w="250" w:type="pct"/>
@@ -20560,18 +18993,30 @@
                 <w:sz w:val="19"/>
                 <w:szCs w:val="19"/>
               </w:rPr>
-              <w:t>글로벌 Elite 수준 지향, 151명 중소기업 현실로 단계적 설정</w:t>
+              <w:t>글로벌 Elite 수준 지향, 1</w:t>
+            </w:r>
+            <w:r>
+              <w:rPr>
+                <w:rFonts w:ascii="맑은 고딕" w:eastAsia="맑은 고딕" w:hAnsi="맑은 고딕" w:cs="맑은 고딕" w:hint="eastAsia"/>
+                <w:color w:val="111827"/>
+                <w:sz w:val="19"/>
+                <w:szCs w:val="19"/>
+              </w:rPr>
+              <w:t>83</w:t>
+            </w:r>
+            <w:r>
+              <w:rPr>
+                <w:rFonts w:ascii="맑은 고딕" w:eastAsia="맑은 고딕" w:hAnsi="맑은 고딕" w:cs="맑은 고딕"/>
+                <w:color w:val="111827"/>
+                <w:sz w:val="19"/>
+                <w:szCs w:val="19"/>
+              </w:rPr>
+              <w:t>명 중소기업 현실로 단계적 설정</w:t>
             </w:r>
           </w:p>
         </w:tc>
       </w:tr>
       <w:tr>
-        <w:tblPrEx>
-          <w:tblCellMar>
-            <w:top w:w="0" w:type="dxa"/>
-            <w:bottom w:w="0" w:type="dxa"/>
-          </w:tblCellMar>
-        </w:tblPrEx>
         <w:tc>
           <w:tcPr>
             <w:tcW w:w="250" w:type="pct"/>
@@ -20672,12 +19117,6 @@
         </w:tc>
       </w:tr>
       <w:tr>
-        <w:tblPrEx>
-          <w:tblCellMar>
-            <w:top w:w="0" w:type="dxa"/>
-            <w:bottom w:w="0" w:type="dxa"/>
-          </w:tblCellMar>
-        </w:tblPrEx>
         <w:tc>
           <w:tcPr>
             <w:tcW w:w="250" w:type="pct"/>
@@ -20845,9 +19284,6 @@
       <w:pPr>
         <w:wordWrap/>
         <w:jc w:val="center"/>
-        <w:rPr>
-          <w:rFonts w:hint="eastAsia"/>
-        </w:rPr>
       </w:pPr>
       <w:proofErr w:type="spellStart"/>
       <w:r>
@@ -20857,7 +19293,7 @@
           <w:sz w:val="19"/>
           <w:szCs w:val="19"/>
         </w:rPr>
-        <w:t>엔키아</w:t>
+        <w:t>엔키아(NKIA) | Polestar EMS·ITG·WSS | 2026년 6월 | 박준우</w:t>
       </w:r>
       <w:proofErr w:type="spellEnd"/>
       <w:r>
@@ -20867,7 +19303,6 @@
           <w:sz w:val="19"/>
           <w:szCs w:val="19"/>
         </w:rPr>
-        <w:t>(NKIA) | Polestar AIOps | 2026년 6월</w:t>
       </w:r>
       <w:r>
         <w:rPr>
@@ -20876,7 +19311,6 @@
           <w:sz w:val="19"/>
           <w:szCs w:val="19"/>
         </w:rPr>
-        <w:t xml:space="preserve"> </w:t>
       </w:r>
       <w:r>
         <w:rPr>
@@ -20885,7 +19319,6 @@
           <w:sz w:val="19"/>
           <w:szCs w:val="19"/>
         </w:rPr>
-        <w:t xml:space="preserve">| </w:t>
       </w:r>
       <w:r>
         <w:rPr>
@@ -20894,7 +19327,6 @@
           <w:sz w:val="19"/>
           <w:szCs w:val="19"/>
         </w:rPr>
-        <w:t>박준우</w:t>
       </w:r>
     </w:p>
     <w:sectPr>
@@ -21118,17 +19550,7 @@
         <w:sz w:val="18"/>
         <w:szCs w:val="18"/>
       </w:rPr>
-      <w:t xml:space="preserve">(NKIA) 3대 직무 OKR·KPI 설계 </w:t>
-    </w:r>
-    <w:proofErr w:type="gramStart"/>
-    <w:r>
-      <w:rPr>
-        <w:rFonts w:ascii="맑은 고딕" w:eastAsia="맑은 고딕" w:hAnsi="맑은 고딕" w:cs="맑은 고딕"/>
-        <w:color w:val="6B7280"/>
-        <w:sz w:val="18"/>
-        <w:szCs w:val="18"/>
-      </w:rPr>
-      <w:t>보고서</w:t>
+      <w:t>(NKIA) 3대 직무 OKR·KPI 설계 보고서</w:t>
     </w:r>
     <w:r>
       <w:rPr>
@@ -21137,17 +19559,7 @@
         <w:sz w:val="18"/>
         <w:szCs w:val="18"/>
       </w:rPr>
-      <w:t xml:space="preserve">  |</w:t>
-    </w:r>
-    <w:proofErr w:type="gramEnd"/>
-    <w:r>
-      <w:rPr>
-        <w:rFonts w:ascii="맑은 고딕" w:eastAsia="맑은 고딕" w:hAnsi="맑은 고딕" w:cs="맑은 고딕"/>
-        <w:color w:val="E5E7EB"/>
-        <w:sz w:val="18"/>
-        <w:szCs w:val="18"/>
-      </w:rPr>
-      <w:t xml:space="preserve">  2026년 6월</w:t>
+      <w:t xml:space="preserve">  |  2026년 6월</w:t>
     </w:r>
   </w:p>
 </w:hdr>

--- a/발표보고서_엔키아_OKR_KPI설계.docx
+++ b/발표보고서_엔키아_OKR_KPI설계.docx
@@ -11938,7 +11938,7 @@
           <w:sz w:val="21"/>
           <w:szCs w:val="21"/>
         </w:rPr>
-        <w:t>직무 미션: Polestar EMS·ITG·WSS 연구개발을 주도하여 플랫폼 신뢰성을 글로벌 수준으로 높이고, AI·AIOps 기능 정확도와 법정부 표준운영절차(2026년 의무화) 등 혁신 기능의 출시 속도를 지속 개선하여 제품 경쟁력을 강화한다.</w:t>
+        <w:t>직무 미션: Polestar EMS·ITG·WSS 연구개발을 주도하여 플랫폼 신뢰성을 글로벌 수준으로 높이고, AI·AIOps 기능 정확도와 범정부 표준운영절차(전자정부법 개정·2026년 의무화) 등 혁신 기능의 출시 속도를 지속 개선하여 제품 경쟁력을 강화한다.</w:t>
       </w:r>
       <w:r>
         <w:rPr>

--- a/발표보고서_엔키아_OKR_KPI설계.docx
+++ b/발표보고서_엔키아_OKR_KPI설계.docx
@@ -7,7 +7,6 @@
         <w:spacing w:after="80" w:line="276" w:lineRule="auto"/>
         <w:jc w:val="center"/>
       </w:pPr>
-      <w:proofErr w:type="spellStart"/>
       <w:r>
         <w:rPr>
           <w:rFonts w:ascii="맑은 고딕" w:eastAsia="맑은 고딕" w:hAnsi="맑은 고딕" w:cs="맑은 고딕"/>
@@ -15,17 +14,7 @@
           <w:sz w:val="22"/>
           <w:szCs w:val="22"/>
         </w:rPr>
-        <w:t>엔키아</w:t>
-      </w:r>
-      <w:proofErr w:type="spellEnd"/>
-      <w:r>
-        <w:rPr>
-          <w:rFonts w:ascii="맑은 고딕" w:eastAsia="맑은 고딕" w:hAnsi="맑은 고딕" w:cs="맑은 고딕"/>
-          <w:color w:val="3B82F6"/>
-          <w:sz w:val="22"/>
-          <w:szCs w:val="22"/>
-        </w:rPr>
-        <w:t>(NKIA)</w:t>
+        <w:t>엔키아(NKIA)</w:t>
       </w:r>
     </w:p>
     <w:p>
@@ -336,30 +325,14 @@
             </w:tcMar>
           </w:tcPr>
           <w:p>
-            <w:pPr>
-              <w:rPr>
-                <w:rFonts w:hint="eastAsia"/>
-              </w:rPr>
-            </w:pPr>
-            <w:proofErr w:type="spellStart"/>
-            <w:r>
-              <w:rPr>
-                <w:rFonts w:ascii="맑은 고딕" w:eastAsia="맑은 고딕" w:hAnsi="맑은 고딕" w:cs="맑은 고딕"/>
-                <w:color w:val="111827"/>
-                <w:sz w:val="19"/>
-                <w:szCs w:val="19"/>
-              </w:rPr>
-              <w:t>엔키아</w:t>
-            </w:r>
-            <w:proofErr w:type="spellEnd"/>
-            <w:r>
-              <w:rPr>
-                <w:rFonts w:ascii="맑은 고딕" w:eastAsia="맑은 고딕" w:hAnsi="맑은 고딕" w:cs="맑은 고딕"/>
-                <w:color w:val="111827"/>
-                <w:sz w:val="19"/>
-                <w:szCs w:val="19"/>
-              </w:rPr>
-              <w:t>(NKIA) | 경기 성남시 분당구</w:t>
+            <w:r>
+              <w:rPr>
+                <w:rFonts w:ascii="맑은 고딕" w:eastAsia="맑은 고딕" w:hAnsi="맑은 고딕" w:cs="맑은 고딕"/>
+                <w:color w:val="111827"/>
+                <w:sz w:val="19"/>
+                <w:szCs w:val="19"/>
+              </w:rPr>
+              <w:t>엔키아(NKIA) | 경기 성남시 분당구</w:t>
             </w:r>
           </w:p>
         </w:tc>
@@ -456,24 +429,6 @@
                 <w:szCs w:val="19"/>
               </w:rPr>
               <w:t>B2B IT 솔루션 영업 / 연구소(R&amp;D) / 사업수행 · 구축·운영 엔지니어</w:t>
-            </w:r>
-            <w:proofErr w:type="spellStart"/>
-            <w:r>
-              <w:rPr>
-                <w:rFonts w:ascii="맑은 고딕" w:eastAsia="맑은 고딕" w:hAnsi="맑은 고딕" w:cs="맑은 고딕"/>
-                <w:color w:val="111827"/>
-                <w:sz w:val="19"/>
-                <w:szCs w:val="19"/>
-              </w:rPr>
-            </w:r>
-            <w:proofErr w:type="spellEnd"/>
-            <w:r>
-              <w:rPr>
-                <w:rFonts w:ascii="맑은 고딕" w:eastAsia="맑은 고딕" w:hAnsi="맑은 고딕" w:cs="맑은 고딕"/>
-                <w:color w:val="111827"/>
-                <w:sz w:val="19"/>
-                <w:szCs w:val="19"/>
-              </w:rPr>
             </w:r>
           </w:p>
         </w:tc>
@@ -609,47 +564,7 @@
           <w:sz w:val="22"/>
           <w:szCs w:val="22"/>
         </w:rPr>
-        <w:t xml:space="preserve">내부 구조, </w:t>
-      </w:r>
-      <w:proofErr w:type="spellStart"/>
-      <w:r>
-        <w:rPr>
-          <w:rFonts w:ascii="맑은 고딕" w:eastAsia="맑은 고딕" w:hAnsi="맑은 고딕" w:cs="맑은 고딕" w:hint="eastAsia"/>
-          <w:color w:val="111827"/>
-          <w:sz w:val="22"/>
-          <w:szCs w:val="22"/>
-        </w:rPr>
-        <w:t>고객군</w:t>
-      </w:r>
-      <w:proofErr w:type="spellEnd"/>
-      <w:r>
-        <w:rPr>
-          <w:rFonts w:ascii="맑은 고딕" w:eastAsia="맑은 고딕" w:hAnsi="맑은 고딕" w:cs="맑은 고딕" w:hint="eastAsia"/>
-          <w:color w:val="111827"/>
-          <w:sz w:val="22"/>
-          <w:szCs w:val="22"/>
-        </w:rPr>
-        <w:t xml:space="preserve">, </w:t>
-      </w:r>
-      <w:proofErr w:type="spellStart"/>
-      <w:r>
-        <w:rPr>
-          <w:rFonts w:ascii="맑은 고딕" w:eastAsia="맑은 고딕" w:hAnsi="맑은 고딕" w:cs="맑은 고딕" w:hint="eastAsia"/>
-          <w:color w:val="111827"/>
-          <w:sz w:val="22"/>
-          <w:szCs w:val="22"/>
-        </w:rPr>
-        <w:t>경쟁환경등에</w:t>
-      </w:r>
-      <w:proofErr w:type="spellEnd"/>
-      <w:r>
-        <w:rPr>
-          <w:rFonts w:ascii="맑은 고딕" w:eastAsia="맑은 고딕" w:hAnsi="맑은 고딕" w:cs="맑은 고딕" w:hint="eastAsia"/>
-          <w:color w:val="111827"/>
-          <w:sz w:val="22"/>
-          <w:szCs w:val="22"/>
-        </w:rPr>
-        <w:t xml:space="preserve"> 대한 사전지식 미흡</w:t>
+        <w:t>내부 구조, 고객군, 경쟁환경등에 대한 사전지식 미흡</w:t>
       </w:r>
     </w:p>
     <w:p>
@@ -767,7 +682,6 @@
         </w:rPr>
         <w:t xml:space="preserve">6부.  </w:t>
       </w:r>
-      <w:proofErr w:type="spellStart"/>
       <w:r>
         <w:rPr>
           <w:rFonts w:ascii="맑은 고딕" w:eastAsia="맑은 고딕" w:hAnsi="맑은 고딕" w:cs="맑은 고딕"/>
@@ -775,17 +689,7 @@
           <w:sz w:val="22"/>
           <w:szCs w:val="22"/>
         </w:rPr>
-        <w:t>엔키아</w:t>
-      </w:r>
-      <w:proofErr w:type="spellEnd"/>
-      <w:r>
-        <w:rPr>
-          <w:rFonts w:ascii="맑은 고딕" w:eastAsia="맑은 고딕" w:hAnsi="맑은 고딕" w:cs="맑은 고딕"/>
-          <w:color w:val="111827"/>
-          <w:sz w:val="22"/>
-          <w:szCs w:val="22"/>
-        </w:rPr>
-        <w:t xml:space="preserve"> 컨텍스트 적용</w:t>
+        <w:t>엔키아 컨텍스트 적용</w:t>
       </w:r>
     </w:p>
     <w:p>
@@ -950,55 +854,7 @@
           <w:sz w:val="28"/>
           <w:szCs w:val="28"/>
         </w:rPr>
-        <w:t xml:space="preserve">내부 구조, </w:t>
-      </w:r>
-      <w:proofErr w:type="spellStart"/>
-      <w:r>
-        <w:rPr>
-          <w:rFonts w:ascii="맑은 고딕" w:eastAsia="맑은 고딕" w:hAnsi="맑은 고딕" w:cs="맑은 고딕" w:hint="eastAsia"/>
-          <w:b/>
-          <w:bCs/>
-          <w:color w:val="0A1628"/>
-          <w:sz w:val="28"/>
-          <w:szCs w:val="28"/>
-        </w:rPr>
-        <w:t>고객군</w:t>
-      </w:r>
-      <w:proofErr w:type="spellEnd"/>
-      <w:r>
-        <w:rPr>
-          <w:rFonts w:ascii="맑은 고딕" w:eastAsia="맑은 고딕" w:hAnsi="맑은 고딕" w:cs="맑은 고딕" w:hint="eastAsia"/>
-          <w:b/>
-          <w:bCs/>
-          <w:color w:val="0A1628"/>
-          <w:sz w:val="28"/>
-          <w:szCs w:val="28"/>
-        </w:rPr>
-        <w:t xml:space="preserve">, </w:t>
-      </w:r>
-      <w:proofErr w:type="spellStart"/>
-      <w:r>
-        <w:rPr>
-          <w:rFonts w:ascii="맑은 고딕" w:eastAsia="맑은 고딕" w:hAnsi="맑은 고딕" w:cs="맑은 고딕" w:hint="eastAsia"/>
-          <w:b/>
-          <w:bCs/>
-          <w:color w:val="0A1628"/>
-          <w:sz w:val="28"/>
-          <w:szCs w:val="28"/>
-        </w:rPr>
-        <w:t>경쟁환경등에</w:t>
-      </w:r>
-      <w:proofErr w:type="spellEnd"/>
-      <w:r>
-        <w:rPr>
-          <w:rFonts w:ascii="맑은 고딕" w:eastAsia="맑은 고딕" w:hAnsi="맑은 고딕" w:cs="맑은 고딕" w:hint="eastAsia"/>
-          <w:b/>
-          <w:bCs/>
-          <w:color w:val="0A1628"/>
-          <w:sz w:val="28"/>
-          <w:szCs w:val="28"/>
-        </w:rPr>
-        <w:t xml:space="preserve"> 대한 사전지식 미흡</w:t>
+        <w:t>내부 구조, 고객군, 경쟁환경등에 대한 사전지식 미흡</w:t>
       </w:r>
     </w:p>
     <w:p>
@@ -1058,7 +914,6 @@
         <w:wordWrap/>
         <w:spacing w:after="80" w:line="276" w:lineRule="auto"/>
       </w:pPr>
-      <w:proofErr w:type="spellStart"/>
       <w:r>
         <w:rPr>
           <w:rFonts w:ascii="맑은 고딕" w:eastAsia="맑은 고딕" w:hAnsi="맑은 고딕" w:cs="맑은 고딕"/>
@@ -1066,17 +921,7 @@
           <w:sz w:val="21"/>
           <w:szCs w:val="21"/>
         </w:rPr>
-        <w:t>엔키아</w:t>
-      </w:r>
-      <w:proofErr w:type="spellEnd"/>
-      <w:r>
-        <w:rPr>
-          <w:rFonts w:ascii="맑은 고딕" w:eastAsia="맑은 고딕" w:hAnsi="맑은 고딕" w:cs="맑은 고딕"/>
-          <w:color w:val="111827"/>
-          <w:sz w:val="21"/>
-          <w:szCs w:val="21"/>
-        </w:rPr>
-        <w:t xml:space="preserve"> 본사 10층</w:t>
+        <w:t>엔키아 본사 10층</w:t>
       </w:r>
       <w:r>
         <w:rPr>
@@ -1209,27 +1054,7 @@
           <w:sz w:val="21"/>
           <w:szCs w:val="21"/>
         </w:rPr>
-        <w:t xml:space="preserve">• 조직 구조, </w:t>
-      </w:r>
-      <w:proofErr w:type="spellStart"/>
-      <w:r>
-        <w:rPr>
-          <w:rFonts w:ascii="맑은 고딕" w:eastAsia="맑은 고딕" w:hAnsi="맑은 고딕" w:cs="맑은 고딕"/>
-          <w:color w:val="111827"/>
-          <w:sz w:val="21"/>
-          <w:szCs w:val="21"/>
-        </w:rPr>
-        <w:t>고객군</w:t>
-      </w:r>
-      <w:proofErr w:type="spellEnd"/>
-      <w:r>
-        <w:rPr>
-          <w:rFonts w:ascii="맑은 고딕" w:eastAsia="맑은 고딕" w:hAnsi="맑은 고딕" w:cs="맑은 고딕"/>
-          <w:color w:val="111827"/>
-          <w:sz w:val="21"/>
-          <w:szCs w:val="21"/>
-        </w:rPr>
-        <w:t>, 경쟁 환경에 대한 사전 지식 없음</w:t>
+        <w:t>• 조직 구조, 고객군, 경쟁 환경에 대한 사전 지식 없음</w:t>
       </w:r>
     </w:p>
     <w:p>
@@ -1396,7 +1221,6 @@
             <w:pPr>
               <w:wordWrap/>
             </w:pPr>
-            <w:proofErr w:type="spellStart"/>
             <w:r>
               <w:rPr>
                 <w:rFonts w:ascii="맑은 고딕" w:eastAsia="맑은 고딕" w:hAnsi="맑은 고딕" w:cs="맑은 고딕"/>
@@ -1404,17 +1228,7 @@
                 <w:bCs/>
                 <w:color w:val="FFFFFF"/>
               </w:rPr>
-              <w:t>엔키아</w:t>
-            </w:r>
-            <w:proofErr w:type="spellEnd"/>
-            <w:r>
-              <w:rPr>
-                <w:rFonts w:ascii="맑은 고딕" w:eastAsia="맑은 고딕" w:hAnsi="맑은 고딕" w:cs="맑은 고딕"/>
-                <w:b/>
-                <w:bCs/>
-                <w:color w:val="FFFFFF"/>
-              </w:rPr>
-              <w:t xml:space="preserve"> 적용 가능성</w:t>
+              <w:t>엔키아 적용 가능성</w:t>
             </w:r>
           </w:p>
         </w:tc>
@@ -1661,31 +1475,7 @@
           <w:sz w:val="21"/>
           <w:szCs w:val="21"/>
         </w:rPr>
-        <w:t xml:space="preserve">글로벌·국내 유사 기업들의 직무 KPI를 철저히 분석하고 </w:t>
-      </w:r>
-      <w:proofErr w:type="spellStart"/>
-      <w:r>
-        <w:rPr>
-          <w:rFonts w:ascii="맑은 고딕" w:eastAsia="맑은 고딕" w:hAnsi="맑은 고딕" w:cs="맑은 고딕"/>
-          <w:b/>
-          <w:bCs/>
-          <w:color w:val="111827"/>
-          <w:sz w:val="21"/>
-          <w:szCs w:val="21"/>
-        </w:rPr>
-        <w:t>엔키아</w:t>
-      </w:r>
-      <w:proofErr w:type="spellEnd"/>
-      <w:r>
-        <w:rPr>
-          <w:rFonts w:ascii="맑은 고딕" w:eastAsia="맑은 고딕" w:hAnsi="맑은 고딕" w:cs="맑은 고딕"/>
-          <w:b/>
-          <w:bCs/>
-          <w:color w:val="111827"/>
-          <w:sz w:val="21"/>
-          <w:szCs w:val="21"/>
-        </w:rPr>
-        <w:t xml:space="preserve"> 현실에 맞게 조정하는 전략</w:t>
+        <w:t>글로벌·국내 유사 기업들의 직무 KPI를 철저히 분석하고 엔키아 현실에 맞게 조정하는 전략</w:t>
       </w:r>
       <w:r>
         <w:rPr>
@@ -2137,25 +1927,14 @@
             <w:pPr>
               <w:wordWrap/>
             </w:pPr>
-            <w:proofErr w:type="spellStart"/>
-            <w:r>
-              <w:rPr>
-                <w:rFonts w:ascii="맑은 고딕" w:eastAsia="맑은 고딕" w:hAnsi="맑은 고딕" w:cs="맑은 고딕"/>
-                <w:color w:val="111827"/>
-                <w:sz w:val="19"/>
-                <w:szCs w:val="19"/>
-              </w:rPr>
-              <w:t>엔키아</w:t>
-            </w:r>
-            <w:proofErr w:type="spellEnd"/>
-            <w:r>
-              <w:rPr>
-                <w:rFonts w:ascii="맑은 고딕" w:eastAsia="맑은 고딕" w:hAnsi="맑은 고딕" w:cs="맑은 고딕"/>
-                <w:color w:val="111827"/>
-                <w:sz w:val="19"/>
-                <w:szCs w:val="19"/>
-              </w:rPr>
-              <w:t xml:space="preserve"> 고유 프로세스 반영</w:t>
+            <w:r>
+              <w:rPr>
+                <w:rFonts w:ascii="맑은 고딕" w:eastAsia="맑은 고딕" w:hAnsi="맑은 고딕" w:cs="맑은 고딕"/>
+                <w:color w:val="111827"/>
+                <w:sz w:val="19"/>
+                <w:szCs w:val="19"/>
+              </w:rPr>
+              <w:t>엔키아 고유 프로세스 반영</w:t>
             </w:r>
           </w:p>
         </w:tc>
@@ -2181,27 +1960,7 @@
                 <w:sz w:val="19"/>
                 <w:szCs w:val="19"/>
               </w:rPr>
-              <w:t xml:space="preserve">글로벌 수준 → </w:t>
-            </w:r>
-            <w:proofErr w:type="spellStart"/>
-            <w:r>
-              <w:rPr>
-                <w:rFonts w:ascii="맑은 고딕" w:eastAsia="맑은 고딕" w:hAnsi="맑은 고딕" w:cs="맑은 고딕"/>
-                <w:color w:val="111827"/>
-                <w:sz w:val="19"/>
-                <w:szCs w:val="19"/>
-              </w:rPr>
-              <w:t>엔키아</w:t>
-            </w:r>
-            <w:proofErr w:type="spellEnd"/>
-            <w:r>
-              <w:rPr>
-                <w:rFonts w:ascii="맑은 고딕" w:eastAsia="맑은 고딕" w:hAnsi="맑은 고딕" w:cs="맑은 고딕"/>
-                <w:color w:val="111827"/>
-                <w:sz w:val="19"/>
-                <w:szCs w:val="19"/>
-              </w:rPr>
-              <w:t xml:space="preserve"> 컨텍스트 조정</w:t>
+              <w:t>글로벌 수준 → 엔키아 컨텍스트 조정</w:t>
             </w:r>
           </w:p>
         </w:tc>
@@ -2281,19 +2040,8 @@
                 <w:sz w:val="19"/>
                 <w:szCs w:val="19"/>
               </w:rPr>
-              <w:t xml:space="preserve">벤치마킹 체계성 + 지표 </w:t>
-            </w:r>
-            <w:proofErr w:type="spellStart"/>
-            <w:r>
-              <w:rPr>
-                <w:rFonts w:ascii="맑은 고딕" w:eastAsia="맑은 고딕" w:hAnsi="맑은 고딕" w:cs="맑은 고딕"/>
-                <w:color w:val="111827"/>
-                <w:sz w:val="19"/>
-                <w:szCs w:val="19"/>
-              </w:rPr>
-              <w:t>정량성</w:t>
-            </w:r>
-            <w:proofErr w:type="spellEnd"/>
+              <w:t>벤치마킹 체계성 + 지표 정량성</w:t>
+            </w:r>
           </w:p>
         </w:tc>
       </w:tr>
@@ -2420,10 +2168,16 @@
           <w:p>
             <w:pPr>
               <w:wordWrap/>
-            </w:pPr>
-            <w:r>
-              <w:rPr>
-                <w:rFonts w:ascii="맑은 고딕" w:eastAsia="맑은 고딕" w:hAnsi="맑은 고딕" w:cs="맑은 고딕"/>
+              <w:rPr>
+                <w:b/>
+                <w:bCs/>
+              </w:rPr>
+            </w:pPr>
+            <w:r>
+              <w:rPr>
+                <w:rFonts w:ascii="맑은 고딕" w:eastAsia="맑은 고딕" w:hAnsi="맑은 고딕" w:cs="맑은 고딕"/>
+                <w:b/>
+                <w:bCs/>
                 <w:color w:val="111827"/>
                 <w:sz w:val="19"/>
                 <w:szCs w:val="19"/>
@@ -2446,10 +2200,16 @@
           <w:p>
             <w:pPr>
               <w:wordWrap/>
-            </w:pPr>
-            <w:r>
-              <w:rPr>
-                <w:rFonts w:ascii="맑은 고딕" w:eastAsia="맑은 고딕" w:hAnsi="맑은 고딕" w:cs="맑은 고딕"/>
+              <w:rPr>
+                <w:b/>
+                <w:bCs/>
+              </w:rPr>
+            </w:pPr>
+            <w:r>
+              <w:rPr>
+                <w:rFonts w:ascii="맑은 고딕" w:eastAsia="맑은 고딕" w:hAnsi="맑은 고딕" w:cs="맑은 고딕"/>
+                <w:b/>
+                <w:bCs/>
                 <w:color w:val="111827"/>
                 <w:sz w:val="19"/>
                 <w:szCs w:val="19"/>
@@ -2474,10 +2234,16 @@
           <w:p>
             <w:pPr>
               <w:wordWrap/>
-            </w:pPr>
-            <w:r>
-              <w:rPr>
-                <w:rFonts w:ascii="맑은 고딕" w:eastAsia="맑은 고딕" w:hAnsi="맑은 고딕" w:cs="맑은 고딕"/>
+              <w:rPr>
+                <w:b/>
+                <w:bCs/>
+              </w:rPr>
+            </w:pPr>
+            <w:r>
+              <w:rPr>
+                <w:rFonts w:ascii="맑은 고딕" w:eastAsia="맑은 고딕" w:hAnsi="맑은 고딕" w:cs="맑은 고딕"/>
+                <w:b/>
+                <w:bCs/>
                 <w:color w:val="111827"/>
                 <w:sz w:val="19"/>
                 <w:szCs w:val="19"/>
@@ -2500,10 +2266,16 @@
           <w:p>
             <w:pPr>
               <w:wordWrap/>
-            </w:pPr>
-            <w:r>
-              <w:rPr>
-                <w:rFonts w:ascii="맑은 고딕" w:eastAsia="맑은 고딕" w:hAnsi="맑은 고딕" w:cs="맑은 고딕"/>
+              <w:rPr>
+                <w:b/>
+                <w:bCs/>
+              </w:rPr>
+            </w:pPr>
+            <w:r>
+              <w:rPr>
+                <w:rFonts w:ascii="맑은 고딕" w:eastAsia="맑은 고딕" w:hAnsi="맑은 고딕" w:cs="맑은 고딕"/>
+                <w:b/>
+                <w:bCs/>
                 <w:color w:val="111827"/>
                 <w:sz w:val="19"/>
                 <w:szCs w:val="19"/>
@@ -2528,10 +2300,16 @@
           <w:p>
             <w:pPr>
               <w:wordWrap/>
-            </w:pPr>
-            <w:r>
-              <w:rPr>
-                <w:rFonts w:ascii="맑은 고딕" w:eastAsia="맑은 고딕" w:hAnsi="맑은 고딕" w:cs="맑은 고딕"/>
+              <w:rPr>
+                <w:b/>
+                <w:bCs/>
+              </w:rPr>
+            </w:pPr>
+            <w:r>
+              <w:rPr>
+                <w:rFonts w:ascii="맑은 고딕" w:eastAsia="맑은 고딕" w:hAnsi="맑은 고딕" w:cs="맑은 고딕"/>
+                <w:b/>
+                <w:bCs/>
                 <w:color w:val="111827"/>
                 <w:sz w:val="19"/>
                 <w:szCs w:val="19"/>
@@ -2554,10 +2332,16 @@
           <w:p>
             <w:pPr>
               <w:wordWrap/>
-            </w:pPr>
-            <w:r>
-              <w:rPr>
-                <w:rFonts w:ascii="맑은 고딕" w:eastAsia="맑은 고딕" w:hAnsi="맑은 고딕" w:cs="맑은 고딕"/>
+              <w:rPr>
+                <w:b/>
+                <w:bCs/>
+              </w:rPr>
+            </w:pPr>
+            <w:r>
+              <w:rPr>
+                <w:rFonts w:ascii="맑은 고딕" w:eastAsia="맑은 고딕" w:hAnsi="맑은 고딕" w:cs="맑은 고딕"/>
+                <w:b/>
+                <w:bCs/>
                 <w:color w:val="111827"/>
                 <w:sz w:val="19"/>
                 <w:szCs w:val="19"/>
@@ -2582,10 +2366,16 @@
           <w:p>
             <w:pPr>
               <w:wordWrap/>
-            </w:pPr>
-            <w:r>
-              <w:rPr>
-                <w:rFonts w:ascii="맑은 고딕" w:eastAsia="맑은 고딕" w:hAnsi="맑은 고딕" w:cs="맑은 고딕"/>
+              <w:rPr>
+                <w:b/>
+                <w:bCs/>
+              </w:rPr>
+            </w:pPr>
+            <w:r>
+              <w:rPr>
+                <w:rFonts w:ascii="맑은 고딕" w:eastAsia="맑은 고딕" w:hAnsi="맑은 고딕" w:cs="맑은 고딕"/>
+                <w:b/>
+                <w:bCs/>
                 <w:color w:val="111827"/>
                 <w:sz w:val="19"/>
                 <w:szCs w:val="19"/>
@@ -2608,30 +2398,27 @@
           <w:p>
             <w:pPr>
               <w:wordWrap/>
-            </w:pPr>
-            <w:proofErr w:type="spellStart"/>
-            <w:r>
-              <w:rPr>
-                <w:rFonts w:ascii="맑은 고딕" w:eastAsia="맑은 고딕" w:hAnsi="맑은 고딕" w:cs="맑은 고딕"/>
-                <w:color w:val="111827"/>
-                <w:sz w:val="19"/>
-                <w:szCs w:val="19"/>
-              </w:rPr>
-              <w:t>엔키아</w:t>
-            </w:r>
-            <w:proofErr w:type="spellEnd"/>
-            <w:r>
-              <w:rPr>
-                <w:rFonts w:ascii="맑은 고딕" w:eastAsia="맑은 고딕" w:hAnsi="맑은 고딕" w:cs="맑은 고딕"/>
-                <w:color w:val="111827"/>
-                <w:sz w:val="19"/>
-                <w:szCs w:val="19"/>
-              </w:rPr>
-              <w:t xml:space="preserve"> 고유 컨텍스트(Polestar AIOps, 1</w:t>
+              <w:rPr>
+                <w:b/>
+                <w:bCs/>
+              </w:rPr>
+            </w:pPr>
+            <w:r>
+              <w:rPr>
+                <w:rFonts w:ascii="맑은 고딕" w:eastAsia="맑은 고딕" w:hAnsi="맑은 고딕" w:cs="맑은 고딕"/>
+                <w:b/>
+                <w:bCs/>
+                <w:color w:val="111827"/>
+                <w:sz w:val="19"/>
+                <w:szCs w:val="19"/>
+              </w:rPr>
+              <w:t>엔키아 고유 컨텍스트(Polestar AIOps, 1</w:t>
             </w:r>
             <w:r>
               <w:rPr>
                 <w:rFonts w:ascii="맑은 고딕" w:eastAsia="맑은 고딕" w:hAnsi="맑은 고딕" w:cs="맑은 고딕" w:hint="eastAsia"/>
+                <w:b/>
+                <w:bCs/>
                 <w:color w:val="111827"/>
                 <w:sz w:val="19"/>
                 <w:szCs w:val="19"/>
@@ -2641,6 +2428,8 @@
             <w:r>
               <w:rPr>
                 <w:rFonts w:ascii="맑은 고딕" w:eastAsia="맑은 고딕" w:hAnsi="맑은 고딕" w:cs="맑은 고딕"/>
+                <w:b/>
+                <w:bCs/>
                 <w:color w:val="111827"/>
                 <w:sz w:val="19"/>
                 <w:szCs w:val="19"/>
@@ -2665,10 +2454,16 @@
           <w:p>
             <w:pPr>
               <w:wordWrap/>
-            </w:pPr>
-            <w:r>
-              <w:rPr>
-                <w:rFonts w:ascii="맑은 고딕" w:eastAsia="맑은 고딕" w:hAnsi="맑은 고딕" w:cs="맑은 고딕"/>
+              <w:rPr>
+                <w:b/>
+                <w:bCs/>
+              </w:rPr>
+            </w:pPr>
+            <w:r>
+              <w:rPr>
+                <w:rFonts w:ascii="맑은 고딕" w:eastAsia="맑은 고딕" w:hAnsi="맑은 고딕" w:cs="맑은 고딕"/>
+                <w:b/>
+                <w:bCs/>
                 <w:color w:val="111827"/>
                 <w:sz w:val="19"/>
                 <w:szCs w:val="19"/>
@@ -2691,10 +2486,16 @@
           <w:p>
             <w:pPr>
               <w:wordWrap/>
-            </w:pPr>
-            <w:r>
-              <w:rPr>
-                <w:rFonts w:ascii="맑은 고딕" w:eastAsia="맑은 고딕" w:hAnsi="맑은 고딕" w:cs="맑은 고딕"/>
+              <w:rPr>
+                <w:b/>
+                <w:bCs/>
+              </w:rPr>
+            </w:pPr>
+            <w:r>
+              <w:rPr>
+                <w:rFonts w:ascii="맑은 고딕" w:eastAsia="맑은 고딕" w:hAnsi="맑은 고딕" w:cs="맑은 고딕"/>
+                <w:b/>
+                <w:bCs/>
                 <w:color w:val="111827"/>
                 <w:sz w:val="19"/>
                 <w:szCs w:val="19"/>
@@ -2719,10 +2520,16 @@
           <w:p>
             <w:pPr>
               <w:wordWrap/>
-            </w:pPr>
-            <w:r>
-              <w:rPr>
-                <w:rFonts w:ascii="맑은 고딕" w:eastAsia="맑은 고딕" w:hAnsi="맑은 고딕" w:cs="맑은 고딕"/>
+              <w:rPr>
+                <w:b/>
+                <w:bCs/>
+              </w:rPr>
+            </w:pPr>
+            <w:r>
+              <w:rPr>
+                <w:rFonts w:ascii="맑은 고딕" w:eastAsia="맑은 고딕" w:hAnsi="맑은 고딕" w:cs="맑은 고딕"/>
+                <w:b/>
+                <w:bCs/>
                 <w:color w:val="111827"/>
                 <w:sz w:val="19"/>
                 <w:szCs w:val="19"/>
@@ -2745,10 +2552,16 @@
           <w:p>
             <w:pPr>
               <w:wordWrap/>
-            </w:pPr>
-            <w:r>
-              <w:rPr>
-                <w:rFonts w:ascii="맑은 고딕" w:eastAsia="맑은 고딕" w:hAnsi="맑은 고딕" w:cs="맑은 고딕"/>
+              <w:rPr>
+                <w:b/>
+                <w:bCs/>
+              </w:rPr>
+            </w:pPr>
+            <w:r>
+              <w:rPr>
+                <w:rFonts w:ascii="맑은 고딕" w:eastAsia="맑은 고딕" w:hAnsi="맑은 고딕" w:cs="맑은 고딕"/>
+                <w:b/>
+                <w:bCs/>
                 <w:color w:val="111827"/>
                 <w:sz w:val="19"/>
                 <w:szCs w:val="19"/>
@@ -2973,7 +2786,6 @@
             <w:pPr>
               <w:wordWrap/>
             </w:pPr>
-            <w:proofErr w:type="spellStart"/>
             <w:r>
               <w:rPr>
                 <w:rFonts w:ascii="맑은 고딕" w:eastAsia="맑은 고딕" w:hAnsi="맑은 고딕" w:cs="맑은 고딕"/>
@@ -2981,17 +2793,7 @@
                 <w:bCs/>
                 <w:color w:val="FFFFFF"/>
               </w:rPr>
-              <w:t>엔키아</w:t>
-            </w:r>
-            <w:proofErr w:type="spellEnd"/>
-            <w:r>
-              <w:rPr>
-                <w:rFonts w:ascii="맑은 고딕" w:eastAsia="맑은 고딕" w:hAnsi="맑은 고딕" w:cs="맑은 고딕"/>
-                <w:b/>
-                <w:bCs/>
-                <w:color w:val="FFFFFF"/>
-              </w:rPr>
-              <w:t xml:space="preserve"> 연관성</w:t>
+              <w:t>엔키아 연관성</w:t>
             </w:r>
           </w:p>
         </w:tc>
@@ -3170,25 +2972,14 @@
             <w:pPr>
               <w:wordWrap/>
             </w:pPr>
-            <w:proofErr w:type="spellStart"/>
-            <w:r>
-              <w:rPr>
-                <w:rFonts w:ascii="맑은 고딕" w:eastAsia="맑은 고딕" w:hAnsi="맑은 고딕" w:cs="맑은 고딕"/>
-                <w:color w:val="111827"/>
-                <w:sz w:val="19"/>
-                <w:szCs w:val="19"/>
-              </w:rPr>
-              <w:t>AIOps·APM</w:t>
-            </w:r>
-            <w:proofErr w:type="spellEnd"/>
-            <w:r>
-              <w:rPr>
-                <w:rFonts w:ascii="맑은 고딕" w:eastAsia="맑은 고딕" w:hAnsi="맑은 고딕" w:cs="맑은 고딕"/>
-                <w:color w:val="111827"/>
-                <w:sz w:val="19"/>
-                <w:szCs w:val="19"/>
-              </w:rPr>
-              <w:t xml:space="preserve"> 선두, Davis AI</w:t>
+            <w:r>
+              <w:rPr>
+                <w:rFonts w:ascii="맑은 고딕" w:eastAsia="맑은 고딕" w:hAnsi="맑은 고딕" w:cs="맑은 고딕"/>
+                <w:color w:val="111827"/>
+                <w:sz w:val="19"/>
+                <w:szCs w:val="19"/>
+              </w:rPr>
+              <w:t>AIOps·APM 선두, Davis AI</w:t>
             </w:r>
           </w:p>
         </w:tc>
@@ -3393,25 +3184,14 @@
             <w:pPr>
               <w:wordWrap/>
             </w:pPr>
-            <w:proofErr w:type="spellStart"/>
-            <w:r>
-              <w:rPr>
-                <w:rFonts w:ascii="맑은 고딕" w:eastAsia="맑은 고딕" w:hAnsi="맑은 고딕" w:cs="맑은 고딕"/>
-                <w:color w:val="111827"/>
-                <w:sz w:val="19"/>
-                <w:szCs w:val="19"/>
-              </w:rPr>
-              <w:t>인시던트</w:t>
-            </w:r>
-            <w:proofErr w:type="spellEnd"/>
-            <w:r>
-              <w:rPr>
-                <w:rFonts w:ascii="맑은 고딕" w:eastAsia="맑은 고딕" w:hAnsi="맑은 고딕" w:cs="맑은 고딕"/>
-                <w:color w:val="111827"/>
-                <w:sz w:val="19"/>
-                <w:szCs w:val="19"/>
-              </w:rPr>
-              <w:t xml:space="preserve"> 자동화, SRE 문화</w:t>
+            <w:r>
+              <w:rPr>
+                <w:rFonts w:ascii="맑은 고딕" w:eastAsia="맑은 고딕" w:hAnsi="맑은 고딕" w:cs="맑은 고딕"/>
+                <w:color w:val="111827"/>
+                <w:sz w:val="19"/>
+                <w:szCs w:val="19"/>
+              </w:rPr>
+              <w:t>인시던트 자동화, SRE 문화</w:t>
             </w:r>
           </w:p>
         </w:tc>
@@ -3437,27 +3217,7 @@
                 <w:sz w:val="19"/>
                 <w:szCs w:val="19"/>
               </w:rPr>
-              <w:t>운영 자동화·</w:t>
-            </w:r>
-            <w:proofErr w:type="spellStart"/>
-            <w:r>
-              <w:rPr>
-                <w:rFonts w:ascii="맑은 고딕" w:eastAsia="맑은 고딕" w:hAnsi="맑은 고딕" w:cs="맑은 고딕"/>
-                <w:color w:val="111827"/>
-                <w:sz w:val="19"/>
-                <w:szCs w:val="19"/>
-              </w:rPr>
-              <w:t>SLO·Error</w:t>
-            </w:r>
-            <w:proofErr w:type="spellEnd"/>
-            <w:r>
-              <w:rPr>
-                <w:rFonts w:ascii="맑은 고딕" w:eastAsia="맑은 고딕" w:hAnsi="맑은 고딕" w:cs="맑은 고딕"/>
-                <w:color w:val="111827"/>
-                <w:sz w:val="19"/>
-                <w:szCs w:val="19"/>
-              </w:rPr>
-              <w:t xml:space="preserve"> Budget 체계</w:t>
+              <w:t>운영 자동화·SLO·Error Budget 체계</w:t>
             </w:r>
           </w:p>
         </w:tc>
@@ -3504,7 +3264,6 @@
             <w:pPr>
               <w:wordWrap/>
             </w:pPr>
-            <w:proofErr w:type="spellStart"/>
             <w:r>
               <w:rPr>
                 <w:rFonts w:ascii="맑은 고딕" w:eastAsia="맑은 고딕" w:hAnsi="맑은 고딕" w:cs="맑은 고딕"/>
@@ -3514,7 +3273,6 @@
               </w:rPr>
               <w:t>더존비즈온</w:t>
             </w:r>
-            <w:proofErr w:type="spellEnd"/>
           </w:p>
         </w:tc>
         <w:tc>
@@ -3539,7 +3297,25 @@
                 <w:sz w:val="19"/>
                 <w:szCs w:val="19"/>
               </w:rPr>
-              <w:t>ERP·클라우드 B2B 영업 1위 (4,023억)</w:t>
+              <w:t>ERP·클라우드 B2B 영업 1위 (4,</w:t>
+            </w:r>
+            <w:r>
+              <w:rPr>
+                <w:rFonts w:ascii="맑은 고딕" w:eastAsia="맑은 고딕" w:hAnsi="맑은 고딕" w:cs="맑은 고딕" w:hint="eastAsia"/>
+                <w:color w:val="111827"/>
+                <w:sz w:val="19"/>
+                <w:szCs w:val="19"/>
+              </w:rPr>
+              <w:t>463</w:t>
+            </w:r>
+            <w:r>
+              <w:rPr>
+                <w:rFonts w:ascii="맑은 고딕" w:eastAsia="맑은 고딕" w:hAnsi="맑은 고딕" w:cs="맑은 고딕"/>
+                <w:color w:val="111827"/>
+                <w:sz w:val="19"/>
+                <w:szCs w:val="19"/>
+              </w:rPr>
+              <w:t>억)</w:t>
             </w:r>
           </w:p>
         </w:tc>
@@ -3612,7 +3388,6 @@
             <w:pPr>
               <w:wordWrap/>
             </w:pPr>
-            <w:proofErr w:type="spellStart"/>
             <w:r>
               <w:rPr>
                 <w:rFonts w:ascii="맑은 고딕" w:eastAsia="맑은 고딕" w:hAnsi="맑은 고딕" w:cs="맑은 고딕"/>
@@ -3622,7 +3397,6 @@
               </w:rPr>
               <w:t>티맥스소프트</w:t>
             </w:r>
-            <w:proofErr w:type="spellEnd"/>
           </w:p>
         </w:tc>
         <w:tc>
@@ -3720,7 +3494,6 @@
             <w:pPr>
               <w:wordWrap/>
             </w:pPr>
-            <w:proofErr w:type="spellStart"/>
             <w:r>
               <w:rPr>
                 <w:rFonts w:ascii="맑은 고딕" w:eastAsia="맑은 고딕" w:hAnsi="맑은 고딕" w:cs="맑은 고딕"/>
@@ -3730,7 +3503,6 @@
               </w:rPr>
               <w:t>가비아</w:t>
             </w:r>
-            <w:proofErr w:type="spellEnd"/>
           </w:p>
         </w:tc>
         <w:tc>
@@ -3828,7 +3600,6 @@
             <w:pPr>
               <w:wordWrap/>
             </w:pPr>
-            <w:proofErr w:type="spellStart"/>
             <w:r>
               <w:rPr>
                 <w:rFonts w:ascii="맑은 고딕" w:eastAsia="맑은 고딕" w:hAnsi="맑은 고딕" w:cs="맑은 고딕"/>
@@ -3838,7 +3609,6 @@
               </w:rPr>
               <w:t>카카오엔터프라이즈</w:t>
             </w:r>
-            <w:proofErr w:type="spellEnd"/>
           </w:p>
         </w:tc>
         <w:tc>
@@ -3882,25 +3652,14 @@
             <w:pPr>
               <w:wordWrap/>
             </w:pPr>
-            <w:proofErr w:type="spellStart"/>
-            <w:r>
-              <w:rPr>
-                <w:rFonts w:ascii="맑은 고딕" w:eastAsia="맑은 고딕" w:hAnsi="맑은 고딕" w:cs="맑은 고딕"/>
-                <w:color w:val="111827"/>
-                <w:sz w:val="19"/>
-                <w:szCs w:val="19"/>
-              </w:rPr>
-              <w:t>SLA·MTTR·IaC</w:t>
-            </w:r>
-            <w:proofErr w:type="spellEnd"/>
-            <w:r>
-              <w:rPr>
-                <w:rFonts w:ascii="맑은 고딕" w:eastAsia="맑은 고딕" w:hAnsi="맑은 고딕" w:cs="맑은 고딕"/>
-                <w:color w:val="111827"/>
-                <w:sz w:val="19"/>
-                <w:szCs w:val="19"/>
-              </w:rPr>
-              <w:t xml:space="preserve"> 자동화율 목표치</w:t>
+            <w:r>
+              <w:rPr>
+                <w:rFonts w:ascii="맑은 고딕" w:eastAsia="맑은 고딕" w:hAnsi="맑은 고딕" w:cs="맑은 고딕"/>
+                <w:color w:val="111827"/>
+                <w:sz w:val="19"/>
+                <w:szCs w:val="19"/>
+              </w:rPr>
+              <w:t>SLA·MTTR·IaC 자동화율 목표치</w:t>
             </w:r>
           </w:p>
         </w:tc>
@@ -4281,27 +4040,7 @@
                 <w:sz w:val="19"/>
                 <w:szCs w:val="19"/>
               </w:rPr>
-              <w:t xml:space="preserve">지표 </w:t>
-            </w:r>
-            <w:proofErr w:type="spellStart"/>
-            <w:r>
-              <w:rPr>
-                <w:rFonts w:ascii="맑은 고딕" w:eastAsia="맑은 고딕" w:hAnsi="맑은 고딕" w:cs="맑은 고딕"/>
-                <w:color w:val="111827"/>
-                <w:sz w:val="19"/>
-                <w:szCs w:val="19"/>
-              </w:rPr>
-              <w:t>목표값</w:t>
-            </w:r>
-            <w:proofErr w:type="spellEnd"/>
-            <w:r>
-              <w:rPr>
-                <w:rFonts w:ascii="맑은 고딕" w:eastAsia="맑은 고딕" w:hAnsi="맑은 고딕" w:cs="맑은 고딕"/>
-                <w:color w:val="111827"/>
-                <w:sz w:val="19"/>
-                <w:szCs w:val="19"/>
-              </w:rPr>
-              <w:t xml:space="preserve"> 설정의 기준선</w:t>
+              <w:t>지표 목표값 설정의 기준선</w:t>
             </w:r>
           </w:p>
         </w:tc>
@@ -4355,27 +4094,7 @@
                 <w:sz w:val="19"/>
                 <w:szCs w:val="19"/>
               </w:rPr>
-              <w:t>현직자 리뷰 (Glassdoor·</w:t>
-            </w:r>
-            <w:proofErr w:type="spellStart"/>
-            <w:r>
-              <w:rPr>
-                <w:rFonts w:ascii="맑은 고딕" w:eastAsia="맑은 고딕" w:hAnsi="맑은 고딕" w:cs="맑은 고딕"/>
-                <w:color w:val="111827"/>
-                <w:sz w:val="19"/>
-                <w:szCs w:val="19"/>
-              </w:rPr>
-              <w:t>잡플래닛</w:t>
-            </w:r>
-            <w:proofErr w:type="spellEnd"/>
-            <w:r>
-              <w:rPr>
-                <w:rFonts w:ascii="맑은 고딕" w:eastAsia="맑은 고딕" w:hAnsi="맑은 고딕" w:cs="맑은 고딕"/>
-                <w:color w:val="111827"/>
-                <w:sz w:val="19"/>
-                <w:szCs w:val="19"/>
-              </w:rPr>
-              <w:t>·블라인드)</w:t>
+              <w:t>현직자 리뷰 (Glassdoor·잡플래닛·블라인드)</w:t>
             </w:r>
           </w:p>
         </w:tc>
@@ -4703,25 +4422,14 @@
             <w:pPr>
               <w:wordWrap/>
             </w:pPr>
-            <w:proofErr w:type="spellStart"/>
-            <w:r>
-              <w:rPr>
-                <w:rFonts w:ascii="맑은 고딕" w:eastAsia="맑은 고딕" w:hAnsi="맑은 고딕" w:cs="맑은 고딕"/>
-                <w:color w:val="111827"/>
-                <w:sz w:val="19"/>
-                <w:szCs w:val="19"/>
-              </w:rPr>
-              <w:t>ServiceNow·PagerDuty</w:t>
-            </w:r>
-            <w:proofErr w:type="spellEnd"/>
-            <w:r>
-              <w:rPr>
-                <w:rFonts w:ascii="맑은 고딕" w:eastAsia="맑은 고딕" w:hAnsi="맑은 고딕" w:cs="맑은 고딕"/>
-                <w:color w:val="111827"/>
-                <w:sz w:val="19"/>
-                <w:szCs w:val="19"/>
-              </w:rPr>
-              <w:t xml:space="preserve"> 영업</w:t>
+            <w:r>
+              <w:rPr>
+                <w:rFonts w:ascii="맑은 고딕" w:eastAsia="맑은 고딕" w:hAnsi="맑은 고딕" w:cs="맑은 고딕"/>
+                <w:color w:val="111827"/>
+                <w:sz w:val="19"/>
+                <w:szCs w:val="19"/>
+              </w:rPr>
+              <w:t>ServiceNow·PagerDuty 영업</w:t>
             </w:r>
           </w:p>
         </w:tc>
@@ -4801,19 +4509,8 @@
                 <w:sz w:val="19"/>
                 <w:szCs w:val="19"/>
               </w:rPr>
-              <w:t xml:space="preserve">DORA 4 </w:t>
-            </w:r>
-            <w:proofErr w:type="spellStart"/>
-            <w:r>
-              <w:rPr>
-                <w:rFonts w:ascii="맑은 고딕" w:eastAsia="맑은 고딕" w:hAnsi="맑은 고딕" w:cs="맑은 고딕"/>
-                <w:color w:val="111827"/>
-                <w:sz w:val="19"/>
-                <w:szCs w:val="19"/>
-              </w:rPr>
-              <w:t>메트릭</w:t>
-            </w:r>
-            <w:proofErr w:type="spellEnd"/>
+              <w:t>DORA 4 메트릭</w:t>
+            </w:r>
           </w:p>
         </w:tc>
         <w:tc>
@@ -4831,25 +4528,14 @@
             <w:pPr>
               <w:wordWrap/>
             </w:pPr>
-            <w:proofErr w:type="spellStart"/>
-            <w:r>
-              <w:rPr>
-                <w:rFonts w:ascii="맑은 고딕" w:eastAsia="맑은 고딕" w:hAnsi="맑은 고딕" w:cs="맑은 고딕"/>
-                <w:color w:val="111827"/>
-                <w:sz w:val="19"/>
-                <w:szCs w:val="19"/>
-              </w:rPr>
-              <w:t>Google·PagerDuty</w:t>
-            </w:r>
-            <w:proofErr w:type="spellEnd"/>
-            <w:r>
-              <w:rPr>
-                <w:rFonts w:ascii="맑은 고딕" w:eastAsia="맑은 고딕" w:hAnsi="맑은 고딕" w:cs="맑은 고딕"/>
-                <w:color w:val="111827"/>
-                <w:sz w:val="19"/>
-                <w:szCs w:val="19"/>
-              </w:rPr>
-              <w:t xml:space="preserve"> DevOps</w:t>
+            <w:r>
+              <w:rPr>
+                <w:rFonts w:ascii="맑은 고딕" w:eastAsia="맑은 고딕" w:hAnsi="맑은 고딕" w:cs="맑은 고딕"/>
+                <w:color w:val="111827"/>
+                <w:sz w:val="19"/>
+                <w:szCs w:val="19"/>
+              </w:rPr>
+              <w:t>Google·PagerDuty DevOps</w:t>
             </w:r>
           </w:p>
         </w:tc>
@@ -4955,19 +4641,8 @@
                 <w:sz w:val="19"/>
                 <w:szCs w:val="19"/>
               </w:rPr>
-              <w:t xml:space="preserve">Google </w:t>
-            </w:r>
-            <w:proofErr w:type="spellStart"/>
-            <w:r>
-              <w:rPr>
-                <w:rFonts w:ascii="맑은 고딕" w:eastAsia="맑은 고딕" w:hAnsi="맑은 고딕" w:cs="맑은 고딕"/>
-                <w:color w:val="111827"/>
-                <w:sz w:val="19"/>
-                <w:szCs w:val="19"/>
-              </w:rPr>
-              <w:t>SRE·PagerDuty</w:t>
-            </w:r>
-            <w:proofErr w:type="spellEnd"/>
+              <w:t>Google SRE·PagerDuty</w:t>
+            </w:r>
           </w:p>
         </w:tc>
         <w:tc>
@@ -5018,27 +4693,7 @@
                 <w:sz w:val="19"/>
                 <w:szCs w:val="19"/>
               </w:rPr>
-              <w:t xml:space="preserve">서비스 신뢰성 목표·에러 </w:t>
-            </w:r>
-            <w:proofErr w:type="spellStart"/>
-            <w:r>
-              <w:rPr>
-                <w:rFonts w:ascii="맑은 고딕" w:eastAsia="맑은 고딕" w:hAnsi="맑은 고딕" w:cs="맑은 고딕"/>
-                <w:color w:val="111827"/>
-                <w:sz w:val="19"/>
-                <w:szCs w:val="19"/>
-              </w:rPr>
-              <w:t>버짓</w:t>
-            </w:r>
-            <w:proofErr w:type="spellEnd"/>
-            <w:r>
-              <w:rPr>
-                <w:rFonts w:ascii="맑은 고딕" w:eastAsia="맑은 고딕" w:hAnsi="맑은 고딕" w:cs="맑은 고딕"/>
-                <w:color w:val="111827"/>
-                <w:sz w:val="19"/>
-                <w:szCs w:val="19"/>
-              </w:rPr>
-              <w:t xml:space="preserve"> 추적</w:t>
+              <w:t>서비스 신뢰성 목표·에러 버짓 추적</w:t>
             </w:r>
           </w:p>
         </w:tc>
@@ -5191,25 +4846,14 @@
             <w:pPr>
               <w:wordWrap/>
             </w:pPr>
-            <w:proofErr w:type="spellStart"/>
-            <w:r>
-              <w:rPr>
-                <w:rFonts w:ascii="맑은 고딕" w:eastAsia="맑은 고딕" w:hAnsi="맑은 고딕" w:cs="맑은 고딕"/>
-                <w:color w:val="111827"/>
-                <w:sz w:val="19"/>
-                <w:szCs w:val="19"/>
-              </w:rPr>
-              <w:t>Google·Intel</w:t>
-            </w:r>
-            <w:proofErr w:type="spellEnd"/>
-            <w:r>
-              <w:rPr>
-                <w:rFonts w:ascii="맑은 고딕" w:eastAsia="맑은 고딕" w:hAnsi="맑은 고딕" w:cs="맑은 고딕"/>
-                <w:color w:val="111827"/>
-                <w:sz w:val="19"/>
-                <w:szCs w:val="19"/>
-              </w:rPr>
-              <w:t xml:space="preserve"> 원칙</w:t>
+            <w:r>
+              <w:rPr>
+                <w:rFonts w:ascii="맑은 고딕" w:eastAsia="맑은 고딕" w:hAnsi="맑은 고딕" w:cs="맑은 고딕"/>
+                <w:color w:val="111827"/>
+                <w:sz w:val="19"/>
+                <w:szCs w:val="19"/>
+              </w:rPr>
+              <w:t>Google·Intel 원칙</w:t>
             </w:r>
           </w:p>
         </w:tc>
@@ -5267,11 +4911,6 @@
         </w:tc>
       </w:tr>
     </w:tbl>
-    <w:p>
-      <w:pPr>
-        <w:wordWrap/>
-      </w:pPr>
-    </w:p>
     <w:p>
       <w:pPr>
         <w:wordWrap/>
@@ -5316,23 +4955,7 @@
           <w:rFonts w:ascii="맑은 고딕" w:eastAsia="맑은 고딕" w:hAnsi="맑은 고딕" w:cs="맑은 고딕"/>
           <w:color w:val="0A1628"/>
         </w:rPr>
-        <w:t xml:space="preserve">⏱ 발표 타이밍: 3:00 ~ 5:00 | "각 글로벌 기업에서 </w:t>
-      </w:r>
-      <w:proofErr w:type="spellStart"/>
-      <w:r>
-        <w:rPr>
-          <w:rFonts w:ascii="맑은 고딕" w:eastAsia="맑은 고딕" w:hAnsi="맑은 고딕" w:cs="맑은 고딕"/>
-          <w:color w:val="0A1628"/>
-        </w:rPr>
-        <w:t>엔키아에</w:t>
-      </w:r>
-      <w:proofErr w:type="spellEnd"/>
-      <w:r>
-        <w:rPr>
-          <w:rFonts w:ascii="맑은 고딕" w:eastAsia="맑은 고딕" w:hAnsi="맑은 고딕" w:cs="맑은 고딕"/>
-          <w:color w:val="0A1628"/>
-        </w:rPr>
-        <w:t xml:space="preserve"> 적용할 핵심 KPI 기준을 추출했습니다."</w:t>
+        <w:t>⏱ 발표 타이밍: 3:00 ~ 5:00 | "각 글로벌 기업에서 엔키아에 적용할 핵심 KPI 기준을 추출했습니다."</w:t>
       </w:r>
     </w:p>
     <w:p>
@@ -5451,7 +5074,6 @@
             <w:pPr>
               <w:wordWrap/>
             </w:pPr>
-            <w:proofErr w:type="spellStart"/>
             <w:r>
               <w:rPr>
                 <w:rFonts w:ascii="맑은 고딕" w:eastAsia="맑은 고딕" w:hAnsi="맑은 고딕" w:cs="맑은 고딕"/>
@@ -5459,17 +5081,7 @@
                 <w:bCs/>
                 <w:color w:val="FFFFFF"/>
               </w:rPr>
-              <w:t>엔키아</w:t>
-            </w:r>
-            <w:proofErr w:type="spellEnd"/>
-            <w:r>
-              <w:rPr>
-                <w:rFonts w:ascii="맑은 고딕" w:eastAsia="맑은 고딕" w:hAnsi="맑은 고딕" w:cs="맑은 고딕"/>
-                <w:b/>
-                <w:bCs/>
-                <w:color w:val="FFFFFF"/>
-              </w:rPr>
-              <w:t xml:space="preserve"> 적용 인사이트</w:t>
+              <w:t>엔키아 적용 인사이트</w:t>
             </w:r>
           </w:p>
         </w:tc>
@@ -5549,27 +5161,7 @@
                 <w:sz w:val="19"/>
                 <w:szCs w:val="19"/>
               </w:rPr>
-              <w:t xml:space="preserve">C레벨 </w:t>
-            </w:r>
-            <w:proofErr w:type="spellStart"/>
-            <w:r>
-              <w:rPr>
-                <w:rFonts w:ascii="맑은 고딕" w:eastAsia="맑은 고딕" w:hAnsi="맑은 고딕" w:cs="맑은 고딕"/>
-                <w:color w:val="111827"/>
-                <w:sz w:val="19"/>
-                <w:szCs w:val="19"/>
-              </w:rPr>
-              <w:t>멀티스레딩</w:t>
-            </w:r>
-            <w:proofErr w:type="spellEnd"/>
-            <w:r>
-              <w:rPr>
-                <w:rFonts w:ascii="맑은 고딕" w:eastAsia="맑은 고딕" w:hAnsi="맑은 고딕" w:cs="맑은 고딕"/>
-                <w:color w:val="111827"/>
-                <w:sz w:val="19"/>
-                <w:szCs w:val="19"/>
-              </w:rPr>
-              <w:t xml:space="preserve"> + 쿼터 3배 파이프라인 원칙 채택</w:t>
+              <w:t>C레벨 멀티스레딩 + 쿼터 3배 파이프라인 원칙 채택</w:t>
             </w:r>
           </w:p>
         </w:tc>
@@ -5758,31 +5350,7 @@
           <w:sz w:val="24"/>
           <w:szCs w:val="24"/>
         </w:rPr>
-        <w:t xml:space="preserve">4-2. Dynatrace — </w:t>
-      </w:r>
-      <w:proofErr w:type="spellStart"/>
-      <w:r>
-        <w:rPr>
-          <w:rFonts w:ascii="맑은 고딕" w:eastAsia="맑은 고딕" w:hAnsi="맑은 고딕" w:cs="맑은 고딕"/>
-          <w:b/>
-          <w:bCs/>
-          <w:color w:val="0A1628"/>
-          <w:sz w:val="24"/>
-          <w:szCs w:val="24"/>
-        </w:rPr>
-        <w:t>AIOps·APM</w:t>
-      </w:r>
-      <w:proofErr w:type="spellEnd"/>
-      <w:r>
-        <w:rPr>
-          <w:rFonts w:ascii="맑은 고딕" w:eastAsia="맑은 고딕" w:hAnsi="맑은 고딕" w:cs="맑은 고딕"/>
-          <w:b/>
-          <w:bCs/>
-          <w:color w:val="0A1628"/>
-          <w:sz w:val="24"/>
-          <w:szCs w:val="24"/>
-        </w:rPr>
-        <w:t xml:space="preserve"> 전문, Davis AI</w:t>
+        <w:t>4-2. Dynatrace — AIOps·APM 전문, Davis AI</w:t>
       </w:r>
     </w:p>
     <w:tbl>
@@ -5875,7 +5443,6 @@
             <w:pPr>
               <w:wordWrap/>
             </w:pPr>
-            <w:proofErr w:type="spellStart"/>
             <w:r>
               <w:rPr>
                 <w:rFonts w:ascii="맑은 고딕" w:eastAsia="맑은 고딕" w:hAnsi="맑은 고딕" w:cs="맑은 고딕"/>
@@ -5883,17 +5450,7 @@
                 <w:bCs/>
                 <w:color w:val="FFFFFF"/>
               </w:rPr>
-              <w:t>엔키아</w:t>
-            </w:r>
-            <w:proofErr w:type="spellEnd"/>
-            <w:r>
-              <w:rPr>
-                <w:rFonts w:ascii="맑은 고딕" w:eastAsia="맑은 고딕" w:hAnsi="맑은 고딕" w:cs="맑은 고딕"/>
-                <w:b/>
-                <w:bCs/>
-                <w:color w:val="FFFFFF"/>
-              </w:rPr>
-              <w:t xml:space="preserve"> 적용 인사이트</w:t>
+              <w:t>엔키아 적용 인사이트</w:t>
             </w:r>
           </w:p>
         </w:tc>
@@ -6053,27 +5610,7 @@
                 <w:sz w:val="19"/>
                 <w:szCs w:val="19"/>
               </w:rPr>
-              <w:t xml:space="preserve">Polestar 이상탐지 P:85% / R:80% </w:t>
-            </w:r>
-            <w:proofErr w:type="spellStart"/>
-            <w:r>
-              <w:rPr>
-                <w:rFonts w:ascii="맑은 고딕" w:eastAsia="맑은 고딕" w:hAnsi="맑은 고딕" w:cs="맑은 고딕"/>
-                <w:color w:val="111827"/>
-                <w:sz w:val="19"/>
-                <w:szCs w:val="19"/>
-              </w:rPr>
-              <w:t>목표값</w:t>
-            </w:r>
-            <w:proofErr w:type="spellEnd"/>
-            <w:r>
-              <w:rPr>
-                <w:rFonts w:ascii="맑은 고딕" w:eastAsia="맑은 고딕" w:hAnsi="맑은 고딕" w:cs="맑은 고딕"/>
-                <w:color w:val="111827"/>
-                <w:sz w:val="19"/>
-                <w:szCs w:val="19"/>
-              </w:rPr>
-              <w:t xml:space="preserve"> 설정 근거</w:t>
+              <w:t>Polestar 이상탐지 P:85% / R:80% 목표값 설정 근거</w:t>
             </w:r>
           </w:p>
         </w:tc>
@@ -6127,59 +5664,8 @@
                 <w:sz w:val="19"/>
                 <w:szCs w:val="19"/>
               </w:rPr>
-              <w:t xml:space="preserve">SLO </w:t>
-            </w:r>
-            <w:proofErr w:type="spellStart"/>
-            <w:r>
-              <w:rPr>
-                <w:rFonts w:ascii="맑은 고딕" w:eastAsia="맑은 고딕" w:hAnsi="맑은 고딕" w:cs="맑은 고딕"/>
-                <w:color w:val="111827"/>
-                <w:sz w:val="19"/>
-                <w:szCs w:val="19"/>
-              </w:rPr>
-              <w:t>달성률</w:t>
-            </w:r>
-            <w:proofErr w:type="spellEnd"/>
-            <w:r>
-              <w:rPr>
-                <w:rFonts w:ascii="맑은 고딕" w:eastAsia="맑은 고딕" w:hAnsi="맑은 고딕" w:cs="맑은 고딕"/>
-                <w:color w:val="111827"/>
-                <w:sz w:val="19"/>
-                <w:szCs w:val="19"/>
-              </w:rPr>
-              <w:t xml:space="preserve"> · MTTR · 에러 </w:t>
-            </w:r>
-            <w:proofErr w:type="spellStart"/>
-            <w:r>
-              <w:rPr>
-                <w:rFonts w:ascii="맑은 고딕" w:eastAsia="맑은 고딕" w:hAnsi="맑은 고딕" w:cs="맑은 고딕"/>
-                <w:color w:val="111827"/>
-                <w:sz w:val="19"/>
-                <w:szCs w:val="19"/>
-              </w:rPr>
-              <w:t>버짓</w:t>
-            </w:r>
-            <w:proofErr w:type="spellEnd"/>
-            <w:r>
-              <w:rPr>
-                <w:rFonts w:ascii="맑은 고딕" w:eastAsia="맑은 고딕" w:hAnsi="맑은 고딕" w:cs="맑은 고딕"/>
-                <w:color w:val="111827"/>
-                <w:sz w:val="19"/>
-                <w:szCs w:val="19"/>
-              </w:rPr>
-              <w:t xml:space="preserve"> </w:t>
-            </w:r>
-            <w:proofErr w:type="spellStart"/>
-            <w:r>
-              <w:rPr>
-                <w:rFonts w:ascii="맑은 고딕" w:eastAsia="맑은 고딕" w:hAnsi="맑은 고딕" w:cs="맑은 고딕"/>
-                <w:color w:val="111827"/>
-                <w:sz w:val="19"/>
-                <w:szCs w:val="19"/>
-              </w:rPr>
-              <w:t>소진율</w:t>
-            </w:r>
-            <w:proofErr w:type="spellEnd"/>
+              <w:t>SLO 달성률 · MTTR · 에러 버짓 소진율</w:t>
+            </w:r>
           </w:p>
         </w:tc>
         <w:tc>
@@ -6321,7 +5807,6 @@
             <w:pPr>
               <w:wordWrap/>
             </w:pPr>
-            <w:proofErr w:type="spellStart"/>
             <w:r>
               <w:rPr>
                 <w:rFonts w:ascii="맑은 고딕" w:eastAsia="맑은 고딕" w:hAnsi="맑은 고딕" w:cs="맑은 고딕"/>
@@ -6329,17 +5814,7 @@
                 <w:bCs/>
                 <w:color w:val="FFFFFF"/>
               </w:rPr>
-              <w:t>엔키아</w:t>
-            </w:r>
-            <w:proofErr w:type="spellEnd"/>
-            <w:r>
-              <w:rPr>
-                <w:rFonts w:ascii="맑은 고딕" w:eastAsia="맑은 고딕" w:hAnsi="맑은 고딕" w:cs="맑은 고딕"/>
-                <w:b/>
-                <w:bCs/>
-                <w:color w:val="FFFFFF"/>
-              </w:rPr>
-              <w:t xml:space="preserve"> 적용 인사이트</w:t>
+              <w:t>엔키아 적용 인사이트</w:t>
             </w:r>
           </w:p>
         </w:tc>
@@ -6393,27 +5868,7 @@
                 <w:sz w:val="19"/>
                 <w:szCs w:val="19"/>
               </w:rPr>
-              <w:t xml:space="preserve">PLG Trial→유료 </w:t>
-            </w:r>
-            <w:proofErr w:type="spellStart"/>
-            <w:r>
-              <w:rPr>
-                <w:rFonts w:ascii="맑은 고딕" w:eastAsia="맑은 고딕" w:hAnsi="맑은 고딕" w:cs="맑은 고딕"/>
-                <w:color w:val="111827"/>
-                <w:sz w:val="19"/>
-                <w:szCs w:val="19"/>
-              </w:rPr>
-              <w:t>전환율</w:t>
-            </w:r>
-            <w:proofErr w:type="spellEnd"/>
-            <w:r>
-              <w:rPr>
-                <w:rFonts w:ascii="맑은 고딕" w:eastAsia="맑은 고딕" w:hAnsi="맑은 고딕" w:cs="맑은 고딕"/>
-                <w:color w:val="111827"/>
-                <w:sz w:val="19"/>
-                <w:szCs w:val="19"/>
-              </w:rPr>
-              <w:t xml:space="preserve"> · Data-Driven Meeting</w:t>
+              <w:t>PLG Trial→유료 전환율 · Data-Driven Meeting</w:t>
             </w:r>
           </w:p>
         </w:tc>
@@ -6439,27 +5894,7 @@
                 <w:sz w:val="19"/>
                 <w:szCs w:val="19"/>
               </w:rPr>
-              <w:t xml:space="preserve">Polestar 무료 PoC→계약 </w:t>
-            </w:r>
-            <w:proofErr w:type="spellStart"/>
-            <w:r>
-              <w:rPr>
-                <w:rFonts w:ascii="맑은 고딕" w:eastAsia="맑은 고딕" w:hAnsi="맑은 고딕" w:cs="맑은 고딕"/>
-                <w:color w:val="111827"/>
-                <w:sz w:val="19"/>
-                <w:szCs w:val="19"/>
-              </w:rPr>
-              <w:t>전환율</w:t>
-            </w:r>
-            <w:proofErr w:type="spellEnd"/>
-            <w:r>
-              <w:rPr>
-                <w:rFonts w:ascii="맑은 고딕" w:eastAsia="맑은 고딕" w:hAnsi="맑은 고딕" w:cs="맑은 고딕"/>
-                <w:color w:val="111827"/>
-                <w:sz w:val="19"/>
-                <w:szCs w:val="19"/>
-              </w:rPr>
-              <w:t xml:space="preserve"> 60% 목표</w:t>
+              <w:t>Polestar 무료 PoC→계약 전환율 60% 목표</w:t>
             </w:r>
           </w:p>
         </w:tc>
@@ -6513,27 +5948,7 @@
                 <w:sz w:val="19"/>
                 <w:szCs w:val="19"/>
               </w:rPr>
-              <w:t xml:space="preserve">에이전트 설치 성공률 · 쿼리 </w:t>
-            </w:r>
-            <w:proofErr w:type="spellStart"/>
-            <w:r>
-              <w:rPr>
-                <w:rFonts w:ascii="맑은 고딕" w:eastAsia="맑은 고딕" w:hAnsi="맑은 고딕" w:cs="맑은 고딕"/>
-                <w:color w:val="111827"/>
-                <w:sz w:val="19"/>
-                <w:szCs w:val="19"/>
-              </w:rPr>
-              <w:t>레이턴시</w:t>
-            </w:r>
-            <w:proofErr w:type="spellEnd"/>
-            <w:r>
-              <w:rPr>
-                <w:rFonts w:ascii="맑은 고딕" w:eastAsia="맑은 고딕" w:hAnsi="맑은 고딕" w:cs="맑은 고딕"/>
-                <w:color w:val="111827"/>
-                <w:sz w:val="19"/>
-                <w:szCs w:val="19"/>
-              </w:rPr>
-              <w:t xml:space="preserve"> P99</w:t>
+              <w:t>에이전트 설치 성공률 · 쿼리 레이턴시 P99</w:t>
             </w:r>
           </w:p>
         </w:tc>
@@ -6668,31 +6083,7 @@
           <w:sz w:val="24"/>
           <w:szCs w:val="24"/>
         </w:rPr>
-        <w:t xml:space="preserve">4-4. PagerDuty — </w:t>
-      </w:r>
-      <w:proofErr w:type="spellStart"/>
-      <w:r>
-        <w:rPr>
-          <w:rFonts w:ascii="맑은 고딕" w:eastAsia="맑은 고딕" w:hAnsi="맑은 고딕" w:cs="맑은 고딕"/>
-          <w:b/>
-          <w:bCs/>
-          <w:color w:val="0A1628"/>
-          <w:sz w:val="24"/>
-          <w:szCs w:val="24"/>
-        </w:rPr>
-        <w:t>인시던트</w:t>
-      </w:r>
-      <w:proofErr w:type="spellEnd"/>
-      <w:r>
-        <w:rPr>
-          <w:rFonts w:ascii="맑은 고딕" w:eastAsia="맑은 고딕" w:hAnsi="맑은 고딕" w:cs="맑은 고딕"/>
-          <w:b/>
-          <w:bCs/>
-          <w:color w:val="0A1628"/>
-          <w:sz w:val="24"/>
-          <w:szCs w:val="24"/>
-        </w:rPr>
-        <w:t xml:space="preserve"> 자동화·SRE 문화</w:t>
+        <w:t>4-4. PagerDuty — 인시던트 자동화·SRE 문화</w:t>
       </w:r>
     </w:p>
     <w:tbl>
@@ -6785,7 +6176,6 @@
             <w:pPr>
               <w:wordWrap/>
             </w:pPr>
-            <w:proofErr w:type="spellStart"/>
             <w:r>
               <w:rPr>
                 <w:rFonts w:ascii="맑은 고딕" w:eastAsia="맑은 고딕" w:hAnsi="맑은 고딕" w:cs="맑은 고딕"/>
@@ -6793,17 +6183,7 @@
                 <w:bCs/>
                 <w:color w:val="FFFFFF"/>
               </w:rPr>
-              <w:t>엔키아</w:t>
-            </w:r>
-            <w:proofErr w:type="spellEnd"/>
-            <w:r>
-              <w:rPr>
-                <w:rFonts w:ascii="맑은 고딕" w:eastAsia="맑은 고딕" w:hAnsi="맑은 고딕" w:cs="맑은 고딕"/>
-                <w:b/>
-                <w:bCs/>
-                <w:color w:val="FFFFFF"/>
-              </w:rPr>
-              <w:t xml:space="preserve"> 적용 인사이트</w:t>
+              <w:t>엔키아 적용 인사이트</w:t>
             </w:r>
           </w:p>
         </w:tc>
@@ -6937,27 +6317,7 @@
                 <w:sz w:val="19"/>
                 <w:szCs w:val="19"/>
               </w:rPr>
-              <w:t xml:space="preserve">알림 전달 성공률 99.99% · </w:t>
-            </w:r>
-            <w:proofErr w:type="spellStart"/>
-            <w:r>
-              <w:rPr>
-                <w:rFonts w:ascii="맑은 고딕" w:eastAsia="맑은 고딕" w:hAnsi="맑은 고딕" w:cs="맑은 고딕"/>
-                <w:color w:val="111827"/>
-                <w:sz w:val="19"/>
-                <w:szCs w:val="19"/>
-              </w:rPr>
-              <w:t>인시던트</w:t>
-            </w:r>
-            <w:proofErr w:type="spellEnd"/>
-            <w:r>
-              <w:rPr>
-                <w:rFonts w:ascii="맑은 고딕" w:eastAsia="맑은 고딕" w:hAnsi="맑은 고딕" w:cs="맑은 고딕"/>
-                <w:color w:val="111827"/>
-                <w:sz w:val="19"/>
-                <w:szCs w:val="19"/>
-              </w:rPr>
-              <w:t xml:space="preserve"> 자동 그룹화 정밀도</w:t>
+              <w:t>알림 전달 성공률 99.99% · 인시던트 자동 그룹화 정밀도</w:t>
             </w:r>
           </w:p>
         </w:tc>
@@ -7037,27 +6397,7 @@
                 <w:sz w:val="19"/>
                 <w:szCs w:val="19"/>
               </w:rPr>
-              <w:t xml:space="preserve">에러 </w:t>
-            </w:r>
-            <w:proofErr w:type="spellStart"/>
-            <w:r>
-              <w:rPr>
-                <w:rFonts w:ascii="맑은 고딕" w:eastAsia="맑은 고딕" w:hAnsi="맑은 고딕" w:cs="맑은 고딕"/>
-                <w:color w:val="111827"/>
-                <w:sz w:val="19"/>
-                <w:szCs w:val="19"/>
-              </w:rPr>
-              <w:t>버짓</w:t>
-            </w:r>
-            <w:proofErr w:type="spellEnd"/>
-            <w:r>
-              <w:rPr>
-                <w:rFonts w:ascii="맑은 고딕" w:eastAsia="맑은 고딕" w:hAnsi="맑은 고딕" w:cs="맑은 고딕"/>
-                <w:color w:val="111827"/>
-                <w:sz w:val="19"/>
-                <w:szCs w:val="19"/>
-              </w:rPr>
-              <w:t xml:space="preserve"> · 불필요 알람 감소 30%+ · FRT P1 30분</w:t>
+              <w:t>에러 버짓 · 불필요 알람 감소 30%+ · FRT P1 30분</w:t>
             </w:r>
           </w:p>
         </w:tc>
@@ -7083,27 +6423,7 @@
                 <w:sz w:val="19"/>
                 <w:szCs w:val="19"/>
               </w:rPr>
-              <w:t xml:space="preserve">재발 </w:t>
-            </w:r>
-            <w:proofErr w:type="spellStart"/>
-            <w:r>
-              <w:rPr>
-                <w:rFonts w:ascii="맑은 고딕" w:eastAsia="맑은 고딕" w:hAnsi="맑은 고딕" w:cs="맑은 고딕"/>
-                <w:color w:val="111827"/>
-                <w:sz w:val="19"/>
-                <w:szCs w:val="19"/>
-              </w:rPr>
-              <w:t>인시던트</w:t>
-            </w:r>
-            <w:proofErr w:type="spellEnd"/>
-            <w:r>
-              <w:rPr>
-                <w:rFonts w:ascii="맑은 고딕" w:eastAsia="맑은 고딕" w:hAnsi="맑은 고딕" w:cs="맑은 고딕"/>
-                <w:color w:val="111827"/>
-                <w:sz w:val="19"/>
-                <w:szCs w:val="19"/>
-              </w:rPr>
-              <w:t xml:space="preserve"> 20% 이하 · FRT 기준 직접 채택</w:t>
+              <w:t>재발 인시던트 20% 이하 · FRT 기준 직접 채택</w:t>
             </w:r>
           </w:p>
         </w:tc>
@@ -7132,31 +6452,7 @@
           <w:sz w:val="24"/>
           <w:szCs w:val="24"/>
         </w:rPr>
-        <w:t xml:space="preserve">4-5. 글로벌 공통 패턴 → </w:t>
-      </w:r>
-      <w:proofErr w:type="spellStart"/>
-      <w:r>
-        <w:rPr>
-          <w:rFonts w:ascii="맑은 고딕" w:eastAsia="맑은 고딕" w:hAnsi="맑은 고딕" w:cs="맑은 고딕"/>
-          <w:b/>
-          <w:bCs/>
-          <w:color w:val="0A1628"/>
-          <w:sz w:val="24"/>
-          <w:szCs w:val="24"/>
-        </w:rPr>
-        <w:t>엔키아</w:t>
-      </w:r>
-      <w:proofErr w:type="spellEnd"/>
-      <w:r>
-        <w:rPr>
-          <w:rFonts w:ascii="맑은 고딕" w:eastAsia="맑은 고딕" w:hAnsi="맑은 고딕" w:cs="맑은 고딕"/>
-          <w:b/>
-          <w:bCs/>
-          <w:color w:val="0A1628"/>
-          <w:sz w:val="24"/>
-          <w:szCs w:val="24"/>
-        </w:rPr>
-        <w:t xml:space="preserve"> 설계 원칙화</w:t>
+        <w:t>4-5. 글로벌 공통 패턴 → 엔키아 설계 원칙화</w:t>
       </w:r>
     </w:p>
     <w:tbl>
@@ -7249,7 +6545,6 @@
             <w:pPr>
               <w:wordWrap/>
             </w:pPr>
-            <w:proofErr w:type="spellStart"/>
             <w:r>
               <w:rPr>
                 <w:rFonts w:ascii="맑은 고딕" w:eastAsia="맑은 고딕" w:hAnsi="맑은 고딕" w:cs="맑은 고딕"/>
@@ -7257,17 +6552,7 @@
                 <w:bCs/>
                 <w:color w:val="FFFFFF"/>
               </w:rPr>
-              <w:t>엔키아</w:t>
-            </w:r>
-            <w:proofErr w:type="spellEnd"/>
-            <w:r>
-              <w:rPr>
-                <w:rFonts w:ascii="맑은 고딕" w:eastAsia="맑은 고딕" w:hAnsi="맑은 고딕" w:cs="맑은 고딕"/>
-                <w:b/>
-                <w:bCs/>
-                <w:color w:val="FFFFFF"/>
-              </w:rPr>
-              <w:t xml:space="preserve"> 설계 원칙</w:t>
+              <w:t>엔키아 설계 원칙</w:t>
             </w:r>
           </w:p>
         </w:tc>
@@ -7401,47 +6686,7 @@
                 <w:sz w:val="19"/>
                 <w:szCs w:val="19"/>
               </w:rPr>
-              <w:t xml:space="preserve">DORA 4 </w:t>
-            </w:r>
-            <w:proofErr w:type="spellStart"/>
-            <w:r>
-              <w:rPr>
-                <w:rFonts w:ascii="맑은 고딕" w:eastAsia="맑은 고딕" w:hAnsi="맑은 고딕" w:cs="맑은 고딕"/>
-                <w:color w:val="111827"/>
-                <w:sz w:val="19"/>
-                <w:szCs w:val="19"/>
-              </w:rPr>
-              <w:t>메트릭</w:t>
-            </w:r>
-            <w:proofErr w:type="spellEnd"/>
-            <w:r>
-              <w:rPr>
-                <w:rFonts w:ascii="맑은 고딕" w:eastAsia="맑은 고딕" w:hAnsi="맑은 고딕" w:cs="맑은 고딕"/>
-                <w:color w:val="111827"/>
-                <w:sz w:val="19"/>
-                <w:szCs w:val="19"/>
-              </w:rPr>
-              <w:t>(배포 빈도·</w:t>
-            </w:r>
-            <w:proofErr w:type="spellStart"/>
-            <w:r>
-              <w:rPr>
-                <w:rFonts w:ascii="맑은 고딕" w:eastAsia="맑은 고딕" w:hAnsi="맑은 고딕" w:cs="맑은 고딕"/>
-                <w:color w:val="111827"/>
-                <w:sz w:val="19"/>
-                <w:szCs w:val="19"/>
-              </w:rPr>
-              <w:t>CFR·MTTR·Lead</w:t>
-            </w:r>
-            <w:proofErr w:type="spellEnd"/>
-            <w:r>
-              <w:rPr>
-                <w:rFonts w:ascii="맑은 고딕" w:eastAsia="맑은 고딕" w:hAnsi="맑은 고딕" w:cs="맑은 고딕"/>
-                <w:color w:val="111827"/>
-                <w:sz w:val="19"/>
-                <w:szCs w:val="19"/>
-              </w:rPr>
-              <w:t xml:space="preserve"> Time) 필수</w:t>
+              <w:t>DORA 4 메트릭(배포 빈도·CFR·MTTR·Lead Time) 필수</w:t>
             </w:r>
           </w:p>
         </w:tc>
@@ -7467,27 +6712,7 @@
                 <w:sz w:val="19"/>
                 <w:szCs w:val="19"/>
               </w:rPr>
-              <w:t xml:space="preserve">DORA 4 </w:t>
-            </w:r>
-            <w:proofErr w:type="spellStart"/>
-            <w:r>
-              <w:rPr>
-                <w:rFonts w:ascii="맑은 고딕" w:eastAsia="맑은 고딕" w:hAnsi="맑은 고딕" w:cs="맑은 고딕"/>
-                <w:color w:val="111827"/>
-                <w:sz w:val="19"/>
-                <w:szCs w:val="19"/>
-              </w:rPr>
-              <w:t>메트릭</w:t>
-            </w:r>
-            <w:proofErr w:type="spellEnd"/>
-            <w:r>
-              <w:rPr>
-                <w:rFonts w:ascii="맑은 고딕" w:eastAsia="맑은 고딕" w:hAnsi="맑은 고딕" w:cs="맑은 고딕"/>
-                <w:color w:val="111827"/>
-                <w:sz w:val="19"/>
-                <w:szCs w:val="19"/>
-              </w:rPr>
-              <w:t xml:space="preserve"> 전사 KPI로 채택</w:t>
+              <w:t>DORA 4 메트릭 전사 KPI로 채택</w:t>
             </w:r>
           </w:p>
         </w:tc>
@@ -7727,9 +6952,19 @@
           <w:sz w:val="24"/>
           <w:szCs w:val="24"/>
         </w:rPr>
-        <w:t xml:space="preserve">5-1. </w:t>
+        <w:t>5-1. 더존비즈온 — ERP·클라우드 B2B 영업 1위 (연결 매출 4,</w:t>
       </w:r>
-      <w:proofErr w:type="spellStart"/>
+      <w:r>
+        <w:rPr>
+          <w:rFonts w:ascii="맑은 고딕" w:eastAsia="맑은 고딕" w:hAnsi="맑은 고딕" w:cs="맑은 고딕" w:hint="eastAsia"/>
+          <w:b/>
+          <w:bCs/>
+          <w:color w:val="0A1628"/>
+          <w:sz w:val="24"/>
+          <w:szCs w:val="24"/>
+        </w:rPr>
+        <w:t>46</w:t>
+      </w:r>
       <w:r>
         <w:rPr>
           <w:rFonts w:ascii="맑은 고딕" w:eastAsia="맑은 고딕" w:hAnsi="맑은 고딕" w:cs="맑은 고딕"/>
@@ -7739,19 +6974,7 @@
           <w:sz w:val="24"/>
           <w:szCs w:val="24"/>
         </w:rPr>
-        <w:t>더존비즈온</w:t>
-      </w:r>
-      <w:proofErr w:type="spellEnd"/>
-      <w:r>
-        <w:rPr>
-          <w:rFonts w:ascii="맑은 고딕" w:eastAsia="맑은 고딕" w:hAnsi="맑은 고딕" w:cs="맑은 고딕"/>
-          <w:b/>
-          <w:bCs/>
-          <w:color w:val="0A1628"/>
-          <w:sz w:val="24"/>
-          <w:szCs w:val="24"/>
-        </w:rPr>
-        <w:t xml:space="preserve"> — ERP·클라우드 B2B 영업 1위 (연결 매출 4,023억)</w:t>
+        <w:t>3억)</w:t>
       </w:r>
     </w:p>
     <w:tbl>
@@ -7844,7 +7067,6 @@
             <w:pPr>
               <w:wordWrap/>
             </w:pPr>
-            <w:proofErr w:type="spellStart"/>
             <w:r>
               <w:rPr>
                 <w:rFonts w:ascii="맑은 고딕" w:eastAsia="맑은 고딕" w:hAnsi="맑은 고딕" w:cs="맑은 고딕"/>
@@ -7852,17 +7074,7 @@
                 <w:bCs/>
                 <w:color w:val="FFFFFF"/>
               </w:rPr>
-              <w:t>엔키아</w:t>
-            </w:r>
-            <w:proofErr w:type="spellEnd"/>
-            <w:r>
-              <w:rPr>
-                <w:rFonts w:ascii="맑은 고딕" w:eastAsia="맑은 고딕" w:hAnsi="맑은 고딕" w:cs="맑은 고딕"/>
-                <w:b/>
-                <w:bCs/>
-                <w:color w:val="FFFFFF"/>
-              </w:rPr>
-              <w:t xml:space="preserve"> 적용 포인트</w:t>
+              <w:t>엔키아 적용 포인트</w:t>
             </w:r>
           </w:p>
         </w:tc>
@@ -7916,27 +7128,7 @@
                 <w:sz w:val="19"/>
                 <w:szCs w:val="19"/>
               </w:rPr>
-              <w:t xml:space="preserve">월별 신규 계약 </w:t>
-            </w:r>
-            <w:proofErr w:type="spellStart"/>
-            <w:r>
-              <w:rPr>
-                <w:rFonts w:ascii="맑은 고딕" w:eastAsia="맑은 고딕" w:hAnsi="맑은 고딕" w:cs="맑은 고딕"/>
-                <w:color w:val="111827"/>
-                <w:sz w:val="19"/>
-                <w:szCs w:val="19"/>
-              </w:rPr>
-              <w:t>달성률</w:t>
-            </w:r>
-            <w:proofErr w:type="spellEnd"/>
-            <w:r>
-              <w:rPr>
-                <w:rFonts w:ascii="맑은 고딕" w:eastAsia="맑은 고딕" w:hAnsi="맑은 고딕" w:cs="맑은 고딕"/>
-                <w:color w:val="111827"/>
-                <w:sz w:val="19"/>
-                <w:szCs w:val="19"/>
-              </w:rPr>
-              <w:t xml:space="preserve"> · Renewal Rate · Win Rate 25%+</w:t>
+              <w:t>월별 신규 계약 달성률 · Renewal Rate · Win Rate 25%+</w:t>
             </w:r>
           </w:p>
         </w:tc>
@@ -8016,39 +7208,8 @@
                 <w:sz w:val="19"/>
                 <w:szCs w:val="19"/>
               </w:rPr>
-              <w:t xml:space="preserve">스프린트 </w:t>
-            </w:r>
-            <w:proofErr w:type="spellStart"/>
-            <w:r>
-              <w:rPr>
-                <w:rFonts w:ascii="맑은 고딕" w:eastAsia="맑은 고딕" w:hAnsi="맑은 고딕" w:cs="맑은 고딕"/>
-                <w:color w:val="111827"/>
-                <w:sz w:val="19"/>
-                <w:szCs w:val="19"/>
-              </w:rPr>
-              <w:t>완료율</w:t>
-            </w:r>
-            <w:proofErr w:type="spellEnd"/>
-            <w:r>
-              <w:rPr>
-                <w:rFonts w:ascii="맑은 고딕" w:eastAsia="맑은 고딕" w:hAnsi="맑은 고딕" w:cs="맑은 고딕"/>
-                <w:color w:val="111827"/>
-                <w:sz w:val="19"/>
-                <w:szCs w:val="19"/>
-              </w:rPr>
-              <w:t xml:space="preserve"> · 결함 밀도 · 납기 </w:t>
-            </w:r>
-            <w:proofErr w:type="spellStart"/>
-            <w:r>
-              <w:rPr>
-                <w:rFonts w:ascii="맑은 고딕" w:eastAsia="맑은 고딕" w:hAnsi="맑은 고딕" w:cs="맑은 고딕"/>
-                <w:color w:val="111827"/>
-                <w:sz w:val="19"/>
-                <w:szCs w:val="19"/>
-              </w:rPr>
-              <w:t>준수율</w:t>
-            </w:r>
-            <w:proofErr w:type="spellEnd"/>
+              <w:t>스프린트 완료율 · 결함 밀도 · 납기 준수율</w:t>
+            </w:r>
           </w:p>
         </w:tc>
         <w:tc>
@@ -8127,19 +7288,8 @@
                 <w:sz w:val="19"/>
                 <w:szCs w:val="19"/>
               </w:rPr>
-              <w:t xml:space="preserve">SLA 99.9%+ · MTTR · 예방 점검 </w:t>
-            </w:r>
-            <w:proofErr w:type="spellStart"/>
-            <w:r>
-              <w:rPr>
-                <w:rFonts w:ascii="맑은 고딕" w:eastAsia="맑은 고딕" w:hAnsi="맑은 고딕" w:cs="맑은 고딕"/>
-                <w:color w:val="111827"/>
-                <w:sz w:val="19"/>
-                <w:szCs w:val="19"/>
-              </w:rPr>
-              <w:t>완료율</w:t>
-            </w:r>
-            <w:proofErr w:type="spellEnd"/>
+              <w:t>SLA 99.9%+ · MTTR · 예방 점검 완료율</w:t>
+            </w:r>
           </w:p>
         </w:tc>
         <w:tc>
@@ -8193,31 +7343,7 @@
           <w:sz w:val="24"/>
           <w:szCs w:val="24"/>
         </w:rPr>
-        <w:t xml:space="preserve">5-2. </w:t>
-      </w:r>
-      <w:proofErr w:type="spellStart"/>
-      <w:r>
-        <w:rPr>
-          <w:rFonts w:ascii="맑은 고딕" w:eastAsia="맑은 고딕" w:hAnsi="맑은 고딕" w:cs="맑은 고딕"/>
-          <w:b/>
-          <w:bCs/>
-          <w:color w:val="0A1628"/>
-          <w:sz w:val="24"/>
-          <w:szCs w:val="24"/>
-        </w:rPr>
-        <w:t>티맥스소프트</w:t>
-      </w:r>
-      <w:proofErr w:type="spellEnd"/>
-      <w:r>
-        <w:rPr>
-          <w:rFonts w:ascii="맑은 고딕" w:eastAsia="맑은 고딕" w:hAnsi="맑은 고딕" w:cs="맑은 고딕"/>
-          <w:b/>
-          <w:bCs/>
-          <w:color w:val="0A1628"/>
-          <w:sz w:val="24"/>
-          <w:szCs w:val="24"/>
-        </w:rPr>
-        <w:t xml:space="preserve"> — 미들웨어·AIOps(TEM) 개발사</w:t>
+        <w:t>5-2. 티맥스소프트 — 미들웨어·AIOps(TEM) 개발사</w:t>
       </w:r>
     </w:p>
     <w:tbl>
@@ -8310,7 +7436,6 @@
             <w:pPr>
               <w:wordWrap/>
             </w:pPr>
-            <w:proofErr w:type="spellStart"/>
             <w:r>
               <w:rPr>
                 <w:rFonts w:ascii="맑은 고딕" w:eastAsia="맑은 고딕" w:hAnsi="맑은 고딕" w:cs="맑은 고딕"/>
@@ -8318,17 +7443,7 @@
                 <w:bCs/>
                 <w:color w:val="FFFFFF"/>
               </w:rPr>
-              <w:t>엔키아</w:t>
-            </w:r>
-            <w:proofErr w:type="spellEnd"/>
-            <w:r>
-              <w:rPr>
-                <w:rFonts w:ascii="맑은 고딕" w:eastAsia="맑은 고딕" w:hAnsi="맑은 고딕" w:cs="맑은 고딕"/>
-                <w:b/>
-                <w:bCs/>
-                <w:color w:val="FFFFFF"/>
-              </w:rPr>
-              <w:t xml:space="preserve"> 적용 포인트</w:t>
+              <w:t>엔키아 적용 포인트</w:t>
             </w:r>
           </w:p>
         </w:tc>
@@ -8375,37 +7490,15 @@
             <w:pPr>
               <w:wordWrap/>
             </w:pPr>
-            <w:proofErr w:type="spellStart"/>
-            <w:r>
-              <w:rPr>
-                <w:rFonts w:ascii="맑은 고딕" w:eastAsia="맑은 고딕" w:hAnsi="맑은 고딕" w:cs="맑은 고딕"/>
-                <w:color w:val="111827"/>
-                <w:sz w:val="19"/>
-                <w:szCs w:val="19"/>
-              </w:rPr>
-              <w:t>Winback</w:t>
-            </w:r>
-            <w:proofErr w:type="spellEnd"/>
-            <w:r>
-              <w:rPr>
-                <w:rFonts w:ascii="맑은 고딕" w:eastAsia="맑은 고딕" w:hAnsi="맑은 고딕" w:cs="맑은 고딕"/>
-                <w:color w:val="111827"/>
-                <w:sz w:val="19"/>
-                <w:szCs w:val="19"/>
-              </w:rPr>
-              <w:t xml:space="preserve"> 건수 · 해외 수주 비중 · 유지보수 </w:t>
-            </w:r>
-            <w:proofErr w:type="spellStart"/>
-            <w:r>
-              <w:rPr>
-                <w:rFonts w:ascii="맑은 고딕" w:eastAsia="맑은 고딕" w:hAnsi="맑은 고딕" w:cs="맑은 고딕"/>
-                <w:color w:val="111827"/>
-                <w:sz w:val="19"/>
-                <w:szCs w:val="19"/>
-              </w:rPr>
-              <w:t>갱신율</w:t>
-            </w:r>
-            <w:proofErr w:type="spellEnd"/>
+            <w:r>
+              <w:rPr>
+                <w:rFonts w:ascii="맑은 고딕" w:eastAsia="맑은 고딕" w:hAnsi="맑은 고딕" w:cs="맑은 고딕"/>
+                <w:color w:val="111827"/>
+                <w:sz w:val="19"/>
+                <w:szCs w:val="19"/>
+              </w:rPr>
+              <w:t>Winback 건수 · 해외 수주 비중 · 유지보수 갱신율</w:t>
+            </w:r>
           </w:p>
         </w:tc>
         <w:tc>
@@ -8430,27 +7523,7 @@
                 <w:sz w:val="19"/>
                 <w:szCs w:val="19"/>
               </w:rPr>
-              <w:t>경쟁사 제품 대체 수주(</w:t>
-            </w:r>
-            <w:proofErr w:type="spellStart"/>
-            <w:r>
-              <w:rPr>
-                <w:rFonts w:ascii="맑은 고딕" w:eastAsia="맑은 고딕" w:hAnsi="맑은 고딕" w:cs="맑은 고딕"/>
-                <w:color w:val="111827"/>
-                <w:sz w:val="19"/>
-                <w:szCs w:val="19"/>
-              </w:rPr>
-              <w:t>Winback</w:t>
-            </w:r>
-            <w:proofErr w:type="spellEnd"/>
-            <w:r>
-              <w:rPr>
-                <w:rFonts w:ascii="맑은 고딕" w:eastAsia="맑은 고딕" w:hAnsi="맑은 고딕" w:cs="맑은 고딕"/>
-                <w:color w:val="111827"/>
-                <w:sz w:val="19"/>
-                <w:szCs w:val="19"/>
-              </w:rPr>
-              <w:t>) 건수 별도 추적</w:t>
+              <w:t>경쟁사 제품 대체 수주(Winback) 건수 별도 추적</w:t>
             </w:r>
           </w:p>
         </w:tc>
@@ -8584,19 +7657,8 @@
                 <w:sz w:val="19"/>
                 <w:szCs w:val="19"/>
               </w:rPr>
-              <w:t xml:space="preserve">개발·QA 환경 가용성 · 보안 취약점 패치 </w:t>
-            </w:r>
-            <w:proofErr w:type="spellStart"/>
-            <w:r>
-              <w:rPr>
-                <w:rFonts w:ascii="맑은 고딕" w:eastAsia="맑은 고딕" w:hAnsi="맑은 고딕" w:cs="맑은 고딕"/>
-                <w:color w:val="111827"/>
-                <w:sz w:val="19"/>
-                <w:szCs w:val="19"/>
-              </w:rPr>
-              <w:t>적기율</w:t>
-            </w:r>
-            <w:proofErr w:type="spellEnd"/>
+              <w:t>개발·QA 환경 가용성 · 보안 취약점 패치 적기율</w:t>
+            </w:r>
           </w:p>
         </w:tc>
         <w:tc>
@@ -8656,31 +7718,7 @@
           <w:sz w:val="24"/>
           <w:szCs w:val="24"/>
         </w:rPr>
-        <w:t xml:space="preserve">5-3. </w:t>
-      </w:r>
-      <w:proofErr w:type="spellStart"/>
-      <w:r>
-        <w:rPr>
-          <w:rFonts w:ascii="맑은 고딕" w:eastAsia="맑은 고딕" w:hAnsi="맑은 고딕" w:cs="맑은 고딕"/>
-          <w:b/>
-          <w:bCs/>
-          <w:color w:val="0A1628"/>
-          <w:sz w:val="24"/>
-          <w:szCs w:val="24"/>
-        </w:rPr>
-        <w:t>가비아</w:t>
-      </w:r>
-      <w:proofErr w:type="spellEnd"/>
-      <w:r>
-        <w:rPr>
-          <w:rFonts w:ascii="맑은 고딕" w:eastAsia="맑은 고딕" w:hAnsi="맑은 고딕" w:cs="맑은 고딕"/>
-          <w:b/>
-          <w:bCs/>
-          <w:color w:val="0A1628"/>
-          <w:sz w:val="24"/>
-          <w:szCs w:val="24"/>
-        </w:rPr>
-        <w:t xml:space="preserve"> — IDC·클라우드 운영 전문</w:t>
+        <w:t>5-3. 가비아 — IDC·클라우드 운영 전문</w:t>
       </w:r>
     </w:p>
     <w:tbl>
@@ -8773,7 +7811,6 @@
             <w:pPr>
               <w:wordWrap/>
             </w:pPr>
-            <w:proofErr w:type="spellStart"/>
             <w:r>
               <w:rPr>
                 <w:rFonts w:ascii="맑은 고딕" w:eastAsia="맑은 고딕" w:hAnsi="맑은 고딕" w:cs="맑은 고딕"/>
@@ -8781,17 +7818,7 @@
                 <w:bCs/>
                 <w:color w:val="FFFFFF"/>
               </w:rPr>
-              <w:t>엔키아</w:t>
-            </w:r>
-            <w:proofErr w:type="spellEnd"/>
-            <w:r>
-              <w:rPr>
-                <w:rFonts w:ascii="맑은 고딕" w:eastAsia="맑은 고딕" w:hAnsi="맑은 고딕" w:cs="맑은 고딕"/>
-                <w:b/>
-                <w:bCs/>
-                <w:color w:val="FFFFFF"/>
-              </w:rPr>
-              <w:t xml:space="preserve"> 적용 포인트</w:t>
+              <w:t>엔키아 적용 포인트</w:t>
             </w:r>
           </w:p>
         </w:tc>
@@ -8845,39 +7872,8 @@
                 <w:sz w:val="19"/>
                 <w:szCs w:val="19"/>
               </w:rPr>
-              <w:t xml:space="preserve">공공 입찰 </w:t>
-            </w:r>
-            <w:proofErr w:type="spellStart"/>
-            <w:r>
-              <w:rPr>
-                <w:rFonts w:ascii="맑은 고딕" w:eastAsia="맑은 고딕" w:hAnsi="맑은 고딕" w:cs="맑은 고딕"/>
-                <w:color w:val="111827"/>
-                <w:sz w:val="19"/>
-                <w:szCs w:val="19"/>
-              </w:rPr>
-              <w:t>수주율</w:t>
-            </w:r>
-            <w:proofErr w:type="spellEnd"/>
-            <w:r>
-              <w:rPr>
-                <w:rFonts w:ascii="맑은 고딕" w:eastAsia="맑은 고딕" w:hAnsi="맑은 고딕" w:cs="맑은 고딕"/>
-                <w:color w:val="111827"/>
-                <w:sz w:val="19"/>
-                <w:szCs w:val="19"/>
-              </w:rPr>
-              <w:t xml:space="preserve"> · 신규 파트너 계약 건수 · Churn Rate </w:t>
-            </w:r>
-            <w:proofErr w:type="spellStart"/>
-            <w:r>
-              <w:rPr>
-                <w:rFonts w:ascii="맑은 고딕" w:eastAsia="맑은 고딕" w:hAnsi="맑은 고딕" w:cs="맑은 고딕"/>
-                <w:color w:val="111827"/>
-                <w:sz w:val="19"/>
-                <w:szCs w:val="19"/>
-              </w:rPr>
-              <w:t>역지표</w:t>
-            </w:r>
-            <w:proofErr w:type="spellEnd"/>
+              <w:t>공공 입찰 수주율 · 신규 파트너 계약 건수 · Churn Rate 역지표</w:t>
+            </w:r>
           </w:p>
         </w:tc>
         <w:tc>
@@ -9062,27 +8058,7 @@
                 <w:sz w:val="19"/>
                 <w:szCs w:val="19"/>
               </w:rPr>
-              <w:t xml:space="preserve">기술 지원 품질 지표의 현실적 </w:t>
-            </w:r>
-            <w:proofErr w:type="spellStart"/>
-            <w:r>
-              <w:rPr>
-                <w:rFonts w:ascii="맑은 고딕" w:eastAsia="맑은 고딕" w:hAnsi="맑은 고딕" w:cs="맑은 고딕"/>
-                <w:color w:val="111827"/>
-                <w:sz w:val="19"/>
-                <w:szCs w:val="19"/>
-              </w:rPr>
-              <w:t>목표값</w:t>
-            </w:r>
-            <w:proofErr w:type="spellEnd"/>
-            <w:r>
-              <w:rPr>
-                <w:rFonts w:ascii="맑은 고딕" w:eastAsia="맑은 고딕" w:hAnsi="맑은 고딕" w:cs="맑은 고딕"/>
-                <w:color w:val="111827"/>
-                <w:sz w:val="19"/>
-                <w:szCs w:val="19"/>
-              </w:rPr>
-              <w:t>(CSAT 4.0+)</w:t>
+              <w:t>기술 지원 품질 지표의 현실적 목표값(CSAT 4.0+)</w:t>
             </w:r>
           </w:p>
         </w:tc>
@@ -9118,31 +8094,7 @@
           <w:szCs w:val="24"/>
         </w:rPr>
         <w:lastRenderedPageBreak/>
-        <w:t xml:space="preserve">5-4. </w:t>
-      </w:r>
-      <w:proofErr w:type="spellStart"/>
-      <w:r>
-        <w:rPr>
-          <w:rFonts w:ascii="맑은 고딕" w:eastAsia="맑은 고딕" w:hAnsi="맑은 고딕" w:cs="맑은 고딕"/>
-          <w:b/>
-          <w:bCs/>
-          <w:color w:val="0A1628"/>
-          <w:sz w:val="24"/>
-          <w:szCs w:val="24"/>
-        </w:rPr>
-        <w:t>카카오엔터프라이즈</w:t>
-      </w:r>
-      <w:proofErr w:type="spellEnd"/>
-      <w:r>
-        <w:rPr>
-          <w:rFonts w:ascii="맑은 고딕" w:eastAsia="맑은 고딕" w:hAnsi="맑은 고딕" w:cs="맑은 고딕"/>
-          <w:b/>
-          <w:bCs/>
-          <w:color w:val="0A1628"/>
-          <w:sz w:val="24"/>
-          <w:szCs w:val="24"/>
-        </w:rPr>
-        <w:t xml:space="preserve"> — AI·클라우드 SRE 문화</w:t>
+        <w:t>5-4. 카카오엔터프라이즈 — AI·클라우드 SRE 문화</w:t>
       </w:r>
     </w:p>
     <w:tbl>
@@ -9235,7 +8187,6 @@
             <w:pPr>
               <w:wordWrap/>
             </w:pPr>
-            <w:proofErr w:type="spellStart"/>
             <w:r>
               <w:rPr>
                 <w:rFonts w:ascii="맑은 고딕" w:eastAsia="맑은 고딕" w:hAnsi="맑은 고딕" w:cs="맑은 고딕"/>
@@ -9243,17 +8194,7 @@
                 <w:bCs/>
                 <w:color w:val="FFFFFF"/>
               </w:rPr>
-              <w:t>엔키아</w:t>
-            </w:r>
-            <w:proofErr w:type="spellEnd"/>
-            <w:r>
-              <w:rPr>
-                <w:rFonts w:ascii="맑은 고딕" w:eastAsia="맑은 고딕" w:hAnsi="맑은 고딕" w:cs="맑은 고딕"/>
-                <w:b/>
-                <w:bCs/>
-                <w:color w:val="FFFFFF"/>
-              </w:rPr>
-              <w:t xml:space="preserve"> 적용 포인트</w:t>
+              <w:t>엔키아 적용 포인트</w:t>
             </w:r>
           </w:p>
         </w:tc>
@@ -9387,47 +8328,7 @@
                 <w:sz w:val="19"/>
                 <w:szCs w:val="19"/>
               </w:rPr>
-              <w:t xml:space="preserve">SLA </w:t>
-            </w:r>
-            <w:proofErr w:type="spellStart"/>
-            <w:r>
-              <w:rPr>
-                <w:rFonts w:ascii="맑은 고딕" w:eastAsia="맑은 고딕" w:hAnsi="맑은 고딕" w:cs="맑은 고딕"/>
-                <w:color w:val="111827"/>
-                <w:sz w:val="19"/>
-                <w:szCs w:val="19"/>
-              </w:rPr>
-              <w:t>달성률</w:t>
-            </w:r>
-            <w:proofErr w:type="spellEnd"/>
-            <w:r>
-              <w:rPr>
-                <w:rFonts w:ascii="맑은 고딕" w:eastAsia="맑은 고딕" w:hAnsi="맑은 고딕" w:cs="맑은 고딕"/>
-                <w:color w:val="111827"/>
-                <w:sz w:val="19"/>
-                <w:szCs w:val="19"/>
-              </w:rPr>
-              <w:t xml:space="preserve"> · P99 </w:t>
-            </w:r>
-            <w:proofErr w:type="spellStart"/>
-            <w:r>
-              <w:rPr>
-                <w:rFonts w:ascii="맑은 고딕" w:eastAsia="맑은 고딕" w:hAnsi="맑은 고딕" w:cs="맑은 고딕"/>
-                <w:color w:val="111827"/>
-                <w:sz w:val="19"/>
-                <w:szCs w:val="19"/>
-              </w:rPr>
-              <w:t>레이턴시</w:t>
-            </w:r>
-            <w:proofErr w:type="spellEnd"/>
-            <w:r>
-              <w:rPr>
-                <w:rFonts w:ascii="맑은 고딕" w:eastAsia="맑은 고딕" w:hAnsi="맑은 고딕" w:cs="맑은 고딕"/>
-                <w:color w:val="111827"/>
-                <w:sz w:val="19"/>
-                <w:szCs w:val="19"/>
-              </w:rPr>
-              <w:t xml:space="preserve"> · GPU 클러스터 활용률</w:t>
+              <w:t>SLA 달성률 · P99 레이턴시 · GPU 클러스터 활용률</w:t>
             </w:r>
           </w:p>
         </w:tc>
@@ -9453,27 +8354,7 @@
                 <w:sz w:val="19"/>
                 <w:szCs w:val="19"/>
               </w:rPr>
-              <w:t xml:space="preserve">고가용성·성능 지표의 기술적 </w:t>
-            </w:r>
-            <w:proofErr w:type="spellStart"/>
-            <w:r>
-              <w:rPr>
-                <w:rFonts w:ascii="맑은 고딕" w:eastAsia="맑은 고딕" w:hAnsi="맑은 고딕" w:cs="맑은 고딕"/>
-                <w:color w:val="111827"/>
-                <w:sz w:val="19"/>
-                <w:szCs w:val="19"/>
-              </w:rPr>
-              <w:t>목표값</w:t>
-            </w:r>
-            <w:proofErr w:type="spellEnd"/>
-            <w:r>
-              <w:rPr>
-                <w:rFonts w:ascii="맑은 고딕" w:eastAsia="맑은 고딕" w:hAnsi="맑은 고딕" w:cs="맑은 고딕"/>
-                <w:color w:val="111827"/>
-                <w:sz w:val="19"/>
-                <w:szCs w:val="19"/>
-              </w:rPr>
-              <w:t xml:space="preserve"> 참고</w:t>
+              <w:t>고가용성·성능 지표의 기술적 목표값 참고</w:t>
             </w:r>
           </w:p>
         </w:tc>
@@ -9520,25 +8401,14 @@
             <w:pPr>
               <w:wordWrap/>
             </w:pPr>
-            <w:proofErr w:type="spellStart"/>
-            <w:r>
-              <w:rPr>
-                <w:rFonts w:ascii="맑은 고딕" w:eastAsia="맑은 고딕" w:hAnsi="맑은 고딕" w:cs="맑은 고딕"/>
-                <w:color w:val="111827"/>
-                <w:sz w:val="19"/>
-                <w:szCs w:val="19"/>
-              </w:rPr>
-              <w:t>IaC</w:t>
-            </w:r>
-            <w:proofErr w:type="spellEnd"/>
-            <w:r>
-              <w:rPr>
-                <w:rFonts w:ascii="맑은 고딕" w:eastAsia="맑은 고딕" w:hAnsi="맑은 고딕" w:cs="맑은 고딕"/>
-                <w:color w:val="111827"/>
-                <w:sz w:val="19"/>
-                <w:szCs w:val="19"/>
-              </w:rPr>
-              <w:t xml:space="preserve"> 자동화율 · B2B CSAT · 하이브리드 비용 효율</w:t>
+            <w:r>
+              <w:rPr>
+                <w:rFonts w:ascii="맑은 고딕" w:eastAsia="맑은 고딕" w:hAnsi="맑은 고딕" w:cs="맑은 고딕"/>
+                <w:color w:val="111827"/>
+                <w:sz w:val="19"/>
+                <w:szCs w:val="19"/>
+              </w:rPr>
+              <w:t>IaC 자동화율 · B2B CSAT · 하이브리드 비용 효율</w:t>
             </w:r>
           </w:p>
         </w:tc>
@@ -9614,23 +8484,7 @@
           <w:rFonts w:ascii="맑은 고딕" w:eastAsia="맑은 고딕" w:hAnsi="맑은 고딕" w:cs="맑은 고딕"/>
           <w:color w:val="0A1628"/>
         </w:rPr>
-        <w:t xml:space="preserve">🇰🇷 한국 B2B IT 시장 특수성: 공공 입찰(나라장터) · </w:t>
-      </w:r>
-      <w:proofErr w:type="spellStart"/>
-      <w:r>
-        <w:rPr>
-          <w:rFonts w:ascii="맑은 고딕" w:eastAsia="맑은 고딕" w:hAnsi="맑은 고딕" w:cs="맑은 고딕"/>
-          <w:color w:val="0A1628"/>
-        </w:rPr>
-        <w:t>망분리</w:t>
-      </w:r>
-      <w:proofErr w:type="spellEnd"/>
-      <w:r>
-        <w:rPr>
-          <w:rFonts w:ascii="맑은 고딕" w:eastAsia="맑은 고딕" w:hAnsi="맑은 고딕" w:cs="맑은 고딕"/>
-          <w:color w:val="0A1628"/>
-        </w:rPr>
-        <w:t xml:space="preserve"> · GS 인증 · 긴 의사결정 주기(공공 120~180일) · 레퍼런스 기반 영업 구조는 글로벌 KPI를 그대로 적용할 수 없는 맥락입니다. 이 격차를 조정하는 것이 이번 설계의 핵심 작업이었습니다.</w:t>
+        <w:t>🇰🇷 한국 B2B IT 시장 특수성: 공공 입찰(나라장터) · 망분리 · GS 인증 · 긴 의사결정 주기(공공 120~180일) · 레퍼런스 기반 영업 구조는 글로벌 KPI를 그대로 적용할 수 없는 맥락입니다. 이 격차를 조정하는 것이 이번 설계의 핵심 작업이었습니다.</w:t>
       </w:r>
     </w:p>
     <w:p>
@@ -9656,31 +8510,7 @@
           <w:sz w:val="28"/>
           <w:szCs w:val="28"/>
         </w:rPr>
-        <w:t xml:space="preserve">6부  </w:t>
-      </w:r>
-      <w:proofErr w:type="spellStart"/>
-      <w:r>
-        <w:rPr>
-          <w:rFonts w:ascii="맑은 고딕" w:eastAsia="맑은 고딕" w:hAnsi="맑은 고딕" w:cs="맑은 고딕"/>
-          <w:b/>
-          <w:bCs/>
-          <w:color w:val="0A1628"/>
-          <w:sz w:val="28"/>
-          <w:szCs w:val="28"/>
-        </w:rPr>
-        <w:t>엔키아</w:t>
-      </w:r>
-      <w:proofErr w:type="spellEnd"/>
-      <w:r>
-        <w:rPr>
-          <w:rFonts w:ascii="맑은 고딕" w:eastAsia="맑은 고딕" w:hAnsi="맑은 고딕" w:cs="맑은 고딕"/>
-          <w:b/>
-          <w:bCs/>
-          <w:color w:val="0A1628"/>
-          <w:sz w:val="28"/>
-          <w:szCs w:val="28"/>
-        </w:rPr>
-        <w:t xml:space="preserve"> 컨텍스트 적용</w:t>
+        <w:t>6부  엔키아 컨텍스트 적용</w:t>
       </w:r>
     </w:p>
     <w:p>
@@ -9701,23 +8531,7 @@
           <w:rFonts w:ascii="맑은 고딕" w:eastAsia="맑은 고딕" w:hAnsi="맑은 고딕" w:cs="맑은 고딕"/>
           <w:color w:val="0A1628"/>
         </w:rPr>
-        <w:t xml:space="preserve">⏱ 발표 타이밍: 6:30 ~ 7:00 | "글로벌 기준을 </w:t>
-      </w:r>
-      <w:proofErr w:type="spellStart"/>
-      <w:r>
-        <w:rPr>
-          <w:rFonts w:ascii="맑은 고딕" w:eastAsia="맑은 고딕" w:hAnsi="맑은 고딕" w:cs="맑은 고딕"/>
-          <w:color w:val="0A1628"/>
-        </w:rPr>
-        <w:t>엔키아</w:t>
-      </w:r>
-      <w:proofErr w:type="spellEnd"/>
-      <w:r>
-        <w:rPr>
-          <w:rFonts w:ascii="맑은 고딕" w:eastAsia="맑은 고딕" w:hAnsi="맑은 고딕" w:cs="맑은 고딕"/>
-          <w:color w:val="0A1628"/>
-        </w:rPr>
-        <w:t xml:space="preserve"> 현실에 맞게 조정한 과정입니다."</w:t>
+        <w:t>⏱ 발표 타이밍: 6:30 ~ 7:00 | "글로벌 기준을 엔키아 현실에 맞게 조정한 과정입니다."</w:t>
       </w:r>
     </w:p>
     <w:p>
@@ -9749,31 +8563,7 @@
           <w:sz w:val="24"/>
           <w:szCs w:val="24"/>
         </w:rPr>
-        <w:t xml:space="preserve">6-1. </w:t>
-      </w:r>
-      <w:proofErr w:type="spellStart"/>
-      <w:r>
-        <w:rPr>
-          <w:rFonts w:ascii="맑은 고딕" w:eastAsia="맑은 고딕" w:hAnsi="맑은 고딕" w:cs="맑은 고딕"/>
-          <w:b/>
-          <w:bCs/>
-          <w:color w:val="0A1628"/>
-          <w:sz w:val="24"/>
-          <w:szCs w:val="24"/>
-        </w:rPr>
-        <w:t>엔키아</w:t>
-      </w:r>
-      <w:proofErr w:type="spellEnd"/>
-      <w:r>
-        <w:rPr>
-          <w:rFonts w:ascii="맑은 고딕" w:eastAsia="맑은 고딕" w:hAnsi="맑은 고딕" w:cs="맑은 고딕"/>
-          <w:b/>
-          <w:bCs/>
-          <w:color w:val="0A1628"/>
-          <w:sz w:val="24"/>
-          <w:szCs w:val="24"/>
-        </w:rPr>
-        <w:t>(NKIA) 기업 프로파일</w:t>
+        <w:t>6-1. 엔키아(NKIA) 기업 프로파일</w:t>
       </w:r>
     </w:p>
     <w:tbl>
@@ -9946,9 +8736,6 @@
           <w:p>
             <w:pPr>
               <w:wordWrap/>
-              <w:rPr>
-                <w:rFonts w:hint="eastAsia"/>
-              </w:rPr>
             </w:pPr>
             <w:r>
               <w:rPr>
@@ -10029,27 +8816,7 @@
                 <w:sz w:val="19"/>
                 <w:szCs w:val="19"/>
               </w:rPr>
-              <w:t xml:space="preserve">경기 성남시 분당구 </w:t>
-            </w:r>
-            <w:proofErr w:type="spellStart"/>
-            <w:r>
-              <w:rPr>
-                <w:rFonts w:ascii="맑은 고딕" w:eastAsia="맑은 고딕" w:hAnsi="맑은 고딕" w:cs="맑은 고딕"/>
-                <w:color w:val="111827"/>
-                <w:sz w:val="19"/>
-                <w:szCs w:val="19"/>
-              </w:rPr>
-              <w:t>대왕판교로</w:t>
-            </w:r>
-            <w:proofErr w:type="spellEnd"/>
-            <w:r>
-              <w:rPr>
-                <w:rFonts w:ascii="맑은 고딕" w:eastAsia="맑은 고딕" w:hAnsi="맑은 고딕" w:cs="맑은 고딕"/>
-                <w:color w:val="111827"/>
-                <w:sz w:val="19"/>
-                <w:szCs w:val="19"/>
-              </w:rPr>
-              <w:t xml:space="preserve"> 660, B동 10층</w:t>
+              <w:t>경기 성남시 분당구 대왕판교로 660, B동 10층</w:t>
             </w:r>
           </w:p>
         </w:tc>
@@ -10178,7 +8945,6 @@
             <w:pPr>
               <w:wordWrap/>
             </w:pPr>
-            <w:proofErr w:type="spellStart"/>
             <w:r>
               <w:rPr>
                 <w:rFonts w:ascii="맑은 고딕" w:eastAsia="맑은 고딕" w:hAnsi="맑은 고딕" w:cs="맑은 고딕"/>
@@ -10188,7 +8954,6 @@
               </w:rPr>
               <w:t>고객군</w:t>
             </w:r>
-            <w:proofErr w:type="spellEnd"/>
           </w:p>
         </w:tc>
         <w:tc>
@@ -10267,27 +9032,7 @@
                 <w:sz w:val="19"/>
                 <w:szCs w:val="19"/>
               </w:rPr>
-              <w:t>국내 EMS/AIOps 중견 전문 벤더 — 글로벌 대형 플랫폼 대비 "국산 맞춤형"</w:t>
-            </w:r>
-            <w:proofErr w:type="spellStart"/>
-            <w:r>
-              <w:rPr>
-                <w:rFonts w:ascii="맑은 고딕" w:eastAsia="맑은 고딕" w:hAnsi="맑은 고딕" w:cs="맑은 고딕"/>
-                <w:color w:val="111827"/>
-                <w:sz w:val="19"/>
-                <w:szCs w:val="19"/>
-              </w:rPr>
-              <w:t>으로</w:t>
-            </w:r>
-            <w:proofErr w:type="spellEnd"/>
-            <w:r>
-              <w:rPr>
-                <w:rFonts w:ascii="맑은 고딕" w:eastAsia="맑은 고딕" w:hAnsi="맑은 고딕" w:cs="맑은 고딕"/>
-                <w:color w:val="111827"/>
-                <w:sz w:val="19"/>
-                <w:szCs w:val="19"/>
-              </w:rPr>
-              <w:t xml:space="preserve"> 차별화</w:t>
+              <w:t>국내 EMS/AIOps 중견 전문 벤더 — 글로벌 대형 플랫폼 대비 "국산 맞춤형"으로 차별화</w:t>
             </w:r>
           </w:p>
         </w:tc>
@@ -10335,31 +9080,7 @@
           <w:szCs w:val="24"/>
         </w:rPr>
         <w:lastRenderedPageBreak/>
-        <w:t xml:space="preserve">6-2. 글로벌 기준 → </w:t>
-      </w:r>
-      <w:proofErr w:type="spellStart"/>
-      <w:r>
-        <w:rPr>
-          <w:rFonts w:ascii="맑은 고딕" w:eastAsia="맑은 고딕" w:hAnsi="맑은 고딕" w:cs="맑은 고딕"/>
-          <w:b/>
-          <w:bCs/>
-          <w:color w:val="0A1628"/>
-          <w:sz w:val="24"/>
-          <w:szCs w:val="24"/>
-        </w:rPr>
-        <w:t>엔키아</w:t>
-      </w:r>
-      <w:proofErr w:type="spellEnd"/>
-      <w:r>
-        <w:rPr>
-          <w:rFonts w:ascii="맑은 고딕" w:eastAsia="맑은 고딕" w:hAnsi="맑은 고딕" w:cs="맑은 고딕"/>
-          <w:b/>
-          <w:bCs/>
-          <w:color w:val="0A1628"/>
-          <w:sz w:val="24"/>
-          <w:szCs w:val="24"/>
-        </w:rPr>
-        <w:t xml:space="preserve"> 현실 조정 원칙</w:t>
+        <w:t>6-2. 글로벌 기준 → 엔키아 현실 조정 원칙</w:t>
       </w:r>
     </w:p>
     <w:tbl>
@@ -10453,7 +9174,6 @@
             <w:pPr>
               <w:wordWrap/>
             </w:pPr>
-            <w:proofErr w:type="spellStart"/>
             <w:r>
               <w:rPr>
                 <w:rFonts w:ascii="맑은 고딕" w:eastAsia="맑은 고딕" w:hAnsi="맑은 고딕" w:cs="맑은 고딕"/>
@@ -10461,9 +9181,25 @@
                 <w:bCs/>
                 <w:color w:val="FFFFFF"/>
               </w:rPr>
-              <w:t>엔키아</w:t>
-            </w:r>
-            <w:proofErr w:type="spellEnd"/>
+              <w:t>엔키아 적용 목표</w:t>
+            </w:r>
+          </w:p>
+        </w:tc>
+        <w:tc>
+          <w:tcPr>
+            <w:tcW w:w="1900" w:type="pct"/>
+            <w:shd w:val="solid" w:color="0A1628" w:fill="0A1628"/>
+            <w:tcMar>
+              <w:top w:w="60" w:type="dxa"/>
+              <w:left w:w="100" w:type="dxa"/>
+              <w:bottom w:w="60" w:type="dxa"/>
+              <w:right w:w="100" w:type="dxa"/>
+            </w:tcMar>
+          </w:tcPr>
+          <w:p>
+            <w:pPr>
+              <w:wordWrap/>
+            </w:pPr>
             <w:r>
               <w:rPr>
                 <w:rFonts w:ascii="맑은 고딕" w:eastAsia="맑은 고딕" w:hAnsi="맑은 고딕" w:cs="맑은 고딕"/>
@@ -10471,32 +9207,6 @@
                 <w:bCs/>
                 <w:color w:val="FFFFFF"/>
               </w:rPr>
-              <w:t xml:space="preserve"> 적용 목표</w:t>
-            </w:r>
-          </w:p>
-        </w:tc>
-        <w:tc>
-          <w:tcPr>
-            <w:tcW w:w="1900" w:type="pct"/>
-            <w:shd w:val="solid" w:color="0A1628" w:fill="0A1628"/>
-            <w:tcMar>
-              <w:top w:w="60" w:type="dxa"/>
-              <w:left w:w="100" w:type="dxa"/>
-              <w:bottom w:w="60" w:type="dxa"/>
-              <w:right w:w="100" w:type="dxa"/>
-            </w:tcMar>
-          </w:tcPr>
-          <w:p>
-            <w:pPr>
-              <w:wordWrap/>
-            </w:pPr>
-            <w:r>
-              <w:rPr>
-                <w:rFonts w:ascii="맑은 고딕" w:eastAsia="맑은 고딕" w:hAnsi="맑은 고딕" w:cs="맑은 고딕"/>
-                <w:b/>
-                <w:bCs/>
-                <w:color w:val="FFFFFF"/>
-              </w:rPr>
               <w:t>조정 근거</w:t>
             </w:r>
           </w:p>
@@ -10702,25 +9412,14 @@
             <w:pPr>
               <w:wordWrap/>
             </w:pPr>
-            <w:proofErr w:type="spellStart"/>
-            <w:r>
-              <w:rPr>
-                <w:rFonts w:ascii="맑은 고딕" w:eastAsia="맑은 고딕" w:hAnsi="맑은 고딕" w:cs="맑은 고딕"/>
-                <w:color w:val="111827"/>
-                <w:sz w:val="19"/>
-                <w:szCs w:val="19"/>
-              </w:rPr>
-              <w:t>더존비즈온</w:t>
-            </w:r>
-            <w:proofErr w:type="spellEnd"/>
-            <w:r>
-              <w:rPr>
-                <w:rFonts w:ascii="맑은 고딕" w:eastAsia="맑은 고딕" w:hAnsi="맑은 고딕" w:cs="맑은 고딕"/>
-                <w:color w:val="111827"/>
-                <w:sz w:val="19"/>
-                <w:szCs w:val="19"/>
-              </w:rPr>
-              <w:t xml:space="preserve"> 실적 기준 현실화</w:t>
+            <w:r>
+              <w:rPr>
+                <w:rFonts w:ascii="맑은 고딕" w:eastAsia="맑은 고딕" w:hAnsi="맑은 고딕" w:cs="맑은 고딕"/>
+                <w:color w:val="111827"/>
+                <w:sz w:val="19"/>
+                <w:szCs w:val="19"/>
+              </w:rPr>
+              <w:t>더존비즈온 실적 기준 현실화</w:t>
             </w:r>
           </w:p>
         </w:tc>
@@ -11261,25 +9960,14 @@
             <w:pPr>
               <w:wordWrap/>
             </w:pPr>
-            <w:proofErr w:type="spellStart"/>
-            <w:r>
-              <w:rPr>
-                <w:rFonts w:ascii="맑은 고딕" w:eastAsia="맑은 고딕" w:hAnsi="맑은 고딕" w:cs="맑은 고딕"/>
-                <w:color w:val="111827"/>
-                <w:sz w:val="19"/>
-                <w:szCs w:val="19"/>
-              </w:rPr>
-              <w:t>티맥스</w:t>
-            </w:r>
-            <w:proofErr w:type="spellEnd"/>
-            <w:r>
-              <w:rPr>
-                <w:rFonts w:ascii="맑은 고딕" w:eastAsia="맑은 고딕" w:hAnsi="맑은 고딕" w:cs="맑은 고딕"/>
-                <w:color w:val="111827"/>
-                <w:sz w:val="19"/>
-                <w:szCs w:val="19"/>
-              </w:rPr>
-              <w:t xml:space="preserve"> AIOps 수준 기반 설정</w:t>
+            <w:r>
+              <w:rPr>
+                <w:rFonts w:ascii="맑은 고딕" w:eastAsia="맑은 고딕" w:hAnsi="맑은 고딕" w:cs="맑은 고딕"/>
+                <w:color w:val="111827"/>
+                <w:sz w:val="19"/>
+                <w:szCs w:val="19"/>
+              </w:rPr>
+              <w:t>티맥스 AIOps 수준 기반 설정</w:t>
             </w:r>
           </w:p>
         </w:tc>
@@ -11310,20 +9998,6 @@
           <w:color w:val="0A1628"/>
         </w:rPr>
         <w:t>💡 핵심 조정 원칙: 글로벌 Elite 수준을 지향점으로 설정하되, 엔키아의 현재 규모(183명)·제품 성숙도·국내 시장 특성을 반영하여 "도전적이지만 달성 가능한(Stretch but Achievable)" 목표치로 조정했습니다.</w:t>
-      </w:r>
-      <w:proofErr w:type="spellStart"/>
-      <w:r>
-        <w:rPr>
-          <w:rFonts w:ascii="맑은 고딕" w:eastAsia="맑은 고딕" w:hAnsi="맑은 고딕" w:cs="맑은 고딕"/>
-          <w:color w:val="0A1628"/>
-        </w:rPr>
-      </w:r>
-      <w:proofErr w:type="spellEnd"/>
-      <w:r>
-        <w:rPr>
-          <w:rFonts w:ascii="맑은 고딕" w:eastAsia="맑은 고딕" w:hAnsi="맑은 고딕" w:cs="맑은 고딕"/>
-          <w:color w:val="0A1628"/>
-        </w:rPr>
       </w:r>
     </w:p>
     <w:p>
@@ -11772,27 +10446,7 @@
                 <w:sz w:val="19"/>
                 <w:szCs w:val="19"/>
               </w:rPr>
-              <w:t>혼합(</w:t>
-            </w:r>
-            <w:proofErr w:type="spellStart"/>
-            <w:r>
-              <w:rPr>
-                <w:rFonts w:ascii="맑은 고딕" w:eastAsia="맑은 고딕" w:hAnsi="맑은 고딕" w:cs="맑은 고딕"/>
-                <w:color w:val="111827"/>
-                <w:sz w:val="19"/>
-                <w:szCs w:val="19"/>
-              </w:rPr>
-              <w:t>Leading+Lagging</w:t>
-            </w:r>
-            <w:proofErr w:type="spellEnd"/>
-            <w:r>
-              <w:rPr>
-                <w:rFonts w:ascii="맑은 고딕" w:eastAsia="맑은 고딕" w:hAnsi="맑은 고딕" w:cs="맑은 고딕"/>
-                <w:color w:val="111827"/>
-                <w:sz w:val="19"/>
-                <w:szCs w:val="19"/>
-              </w:rPr>
-              <w:t>) 정량+정성</w:t>
+              <w:t>혼합(Leading+Lagging) 정량+정성</w:t>
             </w:r>
           </w:p>
         </w:tc>
@@ -11872,27 +10526,7 @@
                 <w:sz w:val="19"/>
                 <w:szCs w:val="19"/>
               </w:rPr>
-              <w:t>혼합(</w:t>
-            </w:r>
-            <w:proofErr w:type="spellStart"/>
-            <w:r>
-              <w:rPr>
-                <w:rFonts w:ascii="맑은 고딕" w:eastAsia="맑은 고딕" w:hAnsi="맑은 고딕" w:cs="맑은 고딕"/>
-                <w:color w:val="111827"/>
-                <w:sz w:val="19"/>
-                <w:szCs w:val="19"/>
-              </w:rPr>
-              <w:t>Leading+Lagging</w:t>
-            </w:r>
-            <w:proofErr w:type="spellEnd"/>
-            <w:r>
-              <w:rPr>
-                <w:rFonts w:ascii="맑은 고딕" w:eastAsia="맑은 고딕" w:hAnsi="맑은 고딕" w:cs="맑은 고딕"/>
-                <w:color w:val="111827"/>
-                <w:sz w:val="19"/>
-                <w:szCs w:val="19"/>
-              </w:rPr>
-              <w:t>) 정량+보완</w:t>
+              <w:t>혼합(Leading+Lagging) 정량+보완</w:t>
             </w:r>
           </w:p>
         </w:tc>
@@ -11940,32 +10574,6 @@
         </w:rPr>
         <w:t>직무 미션: Polestar EMS·ITG·WSS 연구개발을 주도하여 플랫폼 신뢰성을 글로벌 수준으로 높이고, AI·AIOps 기능 정확도와 범정부 표준운영절차(전자정부법 개정·2026년 의무화) 등 혁신 기능의 출시 속도를 지속 개선하여 제품 경쟁력을 강화한다.</w:t>
       </w:r>
-      <w:r>
-        <w:rPr>
-          <w:rFonts w:ascii="맑은 고딕" w:eastAsia="맑은 고딕" w:hAnsi="맑은 고딕" w:cs="맑은 고딕"/>
-          <w:color w:val="111827"/>
-          <w:sz w:val="21"/>
-          <w:szCs w:val="21"/>
-        </w:rPr>
-      </w:r>
-      <w:proofErr w:type="spellStart"/>
-      <w:r>
-        <w:rPr>
-          <w:rFonts w:ascii="맑은 고딕" w:eastAsia="맑은 고딕" w:hAnsi="맑은 고딕" w:cs="맑은 고딕"/>
-          <w:color w:val="111827"/>
-          <w:sz w:val="21"/>
-          <w:szCs w:val="21"/>
-        </w:rPr>
-      </w:r>
-      <w:proofErr w:type="spellEnd"/>
-      <w:r>
-        <w:rPr>
-          <w:rFonts w:ascii="맑은 고딕" w:eastAsia="맑은 고딕" w:hAnsi="맑은 고딕" w:cs="맑은 고딕"/>
-          <w:color w:val="111827"/>
-          <w:sz w:val="21"/>
-          <w:szCs w:val="21"/>
-        </w:rPr>
-      </w:r>
     </w:p>
     <w:tbl>
       <w:tblPr>
@@ -12144,27 +10752,7 @@
                 <w:sz w:val="19"/>
                 <w:szCs w:val="19"/>
               </w:rPr>
-              <w:t xml:space="preserve">모두 후행(Lagging) DORA 4 </w:t>
-            </w:r>
-            <w:proofErr w:type="spellStart"/>
-            <w:r>
-              <w:rPr>
-                <w:rFonts w:ascii="맑은 고딕" w:eastAsia="맑은 고딕" w:hAnsi="맑은 고딕" w:cs="맑은 고딕"/>
-                <w:color w:val="111827"/>
-                <w:sz w:val="19"/>
-                <w:szCs w:val="19"/>
-              </w:rPr>
-              <w:t>메트릭</w:t>
-            </w:r>
-            <w:proofErr w:type="spellEnd"/>
-            <w:r>
-              <w:rPr>
-                <w:rFonts w:ascii="맑은 고딕" w:eastAsia="맑은 고딕" w:hAnsi="맑은 고딕" w:cs="맑은 고딕"/>
-                <w:color w:val="111827"/>
-                <w:sz w:val="19"/>
-                <w:szCs w:val="19"/>
-              </w:rPr>
-              <w:t xml:space="preserve"> 기반</w:t>
+              <w:t>모두 후행(Lagging) DORA 4 메트릭 기반</w:t>
             </w:r>
           </w:p>
         </w:tc>
@@ -12192,47 +10780,7 @@
                 <w:sz w:val="19"/>
                 <w:szCs w:val="19"/>
               </w:rPr>
-              <w:t xml:space="preserve">O2. </w:t>
-            </w:r>
-            <w:proofErr w:type="spellStart"/>
-            <w:r>
-              <w:rPr>
-                <w:rFonts w:ascii="맑은 고딕" w:eastAsia="맑은 고딕" w:hAnsi="맑은 고딕" w:cs="맑은 고딕"/>
-                <w:color w:val="111827"/>
-                <w:sz w:val="19"/>
-                <w:szCs w:val="19"/>
-              </w:rPr>
-              <w:t>AI·AIOps</w:t>
-            </w:r>
-            <w:proofErr w:type="spellEnd"/>
-            <w:r>
-              <w:rPr>
-                <w:rFonts w:ascii="맑은 고딕" w:eastAsia="맑은 고딕" w:hAnsi="맑은 고딕" w:cs="맑은 고딕"/>
-                <w:color w:val="111827"/>
-                <w:sz w:val="19"/>
-                <w:szCs w:val="19"/>
-              </w:rPr>
-              <w:t xml:space="preserve"> 기능 정확도와 자동화 </w:t>
-            </w:r>
-            <w:proofErr w:type="spellStart"/>
-            <w:r>
-              <w:rPr>
-                <w:rFonts w:ascii="맑은 고딕" w:eastAsia="맑은 고딕" w:hAnsi="맑은 고딕" w:cs="맑은 고딕"/>
-                <w:color w:val="111827"/>
-                <w:sz w:val="19"/>
-                <w:szCs w:val="19"/>
-              </w:rPr>
-              <w:t>커버리지를</w:t>
-            </w:r>
-            <w:proofErr w:type="spellEnd"/>
-            <w:r>
-              <w:rPr>
-                <w:rFonts w:ascii="맑은 고딕" w:eastAsia="맑은 고딕" w:hAnsi="맑은 고딕" w:cs="맑은 고딕"/>
-                <w:color w:val="111827"/>
-                <w:sz w:val="19"/>
-                <w:szCs w:val="19"/>
-              </w:rPr>
-              <w:t xml:space="preserve"> 확대한다</w:t>
+              <w:t>O2. AI·AIOps 기능 정확도와 자동화 커버리지를 확대한다</w:t>
             </w:r>
           </w:p>
         </w:tc>
@@ -12258,27 +10806,7 @@
                 <w:sz w:val="19"/>
                 <w:szCs w:val="19"/>
               </w:rPr>
-              <w:t xml:space="preserve">KR1 이상탐지 P:85% R:80% KR2 Ask Lucida </w:t>
-            </w:r>
-            <w:proofErr w:type="spellStart"/>
-            <w:r>
-              <w:rPr>
-                <w:rFonts w:ascii="맑은 고딕" w:eastAsia="맑은 고딕" w:hAnsi="맑은 고딕" w:cs="맑은 고딕"/>
-                <w:color w:val="111827"/>
-                <w:sz w:val="19"/>
-                <w:szCs w:val="19"/>
-              </w:rPr>
-              <w:t>만족율</w:t>
-            </w:r>
-            <w:proofErr w:type="spellEnd"/>
-            <w:r>
-              <w:rPr>
-                <w:rFonts w:ascii="맑은 고딕" w:eastAsia="맑은 고딕" w:hAnsi="맑은 고딕" w:cs="맑은 고딕"/>
-                <w:color w:val="111827"/>
-                <w:sz w:val="19"/>
-                <w:szCs w:val="19"/>
-              </w:rPr>
-              <w:t xml:space="preserve"> 80%+ KR3 알람 노이즈 30%↓ KR4 AI 신규 시나리오 3건/분기</w:t>
+              <w:t>KR1 이상탐지 P:85% R:80% KR2 Ask Lucida 만족율 80%+ KR3 알람 노이즈 30%↓ KR4 AI 신규 시나리오 3건/분기</w:t>
             </w:r>
           </w:p>
         </w:tc>
@@ -12358,47 +10886,17 @@
                 <w:sz w:val="19"/>
                 <w:szCs w:val="19"/>
               </w:rPr>
-              <w:t xml:space="preserve">KR1 스프린트 </w:t>
-            </w:r>
-            <w:proofErr w:type="spellStart"/>
-            <w:r>
-              <w:rPr>
-                <w:rFonts w:ascii="맑은 고딕" w:eastAsia="맑은 고딕" w:hAnsi="맑은 고딕" w:cs="맑은 고딕"/>
-                <w:color w:val="111827"/>
-                <w:sz w:val="19"/>
-                <w:szCs w:val="19"/>
-              </w:rPr>
-              <w:t>완료율</w:t>
-            </w:r>
-            <w:proofErr w:type="spellEnd"/>
-            <w:r>
-              <w:rPr>
-                <w:rFonts w:ascii="맑은 고딕" w:eastAsia="맑은 고딕" w:hAnsi="맑은 고딕" w:cs="맑은 고딕"/>
-                <w:color w:val="111827"/>
-                <w:sz w:val="19"/>
-                <w:szCs w:val="19"/>
-              </w:rPr>
-              <w:t xml:space="preserve"> 85%+ KR2 배포 빈도 주 1회+ KR3 PR Lead Time 24h↓ KR4 납기 </w:t>
-            </w:r>
-            <w:proofErr w:type="spellStart"/>
-            <w:r>
-              <w:rPr>
-                <w:rFonts w:ascii="맑은 고딕" w:eastAsia="맑은 고딕" w:hAnsi="맑은 고딕" w:cs="맑은 고딕"/>
-                <w:color w:val="111827"/>
-                <w:sz w:val="19"/>
-                <w:szCs w:val="19"/>
-              </w:rPr>
-              <w:t>준수율</w:t>
-            </w:r>
-            <w:proofErr w:type="spellEnd"/>
-            <w:r>
-              <w:rPr>
-                <w:rFonts w:ascii="맑은 고딕" w:eastAsia="맑은 고딕" w:hAnsi="맑은 고딕" w:cs="맑은 고딕"/>
-                <w:color w:val="111827"/>
-                <w:sz w:val="19"/>
-                <w:szCs w:val="19"/>
-              </w:rPr>
-              <w:t xml:space="preserve"> 90%+</w:t>
+              <w:t xml:space="preserve">KR1 스프린트 완료율 85%+ KR2 배포 빈도 주 1회+ KR3 PR Lead Time 24h↓ </w:t>
+            </w:r>
+            <w:r>
+              <w:rPr>
+                <w:rFonts w:ascii="맑은 고딕" w:eastAsia="맑은 고딕" w:hAnsi="맑은 고딕" w:cs="맑은 고딕"/>
+                <w:color w:val="111827"/>
+                <w:sz w:val="19"/>
+                <w:szCs w:val="19"/>
+              </w:rPr>
+              <w:lastRenderedPageBreak/>
+              <w:t>KR4 납기 준수율 90%+</w:t>
             </w:r>
           </w:p>
         </w:tc>
@@ -12424,6 +10922,7 @@
                 <w:sz w:val="19"/>
                 <w:szCs w:val="19"/>
               </w:rPr>
+              <w:lastRenderedPageBreak/>
               <w:t>선행 3개 + 후행 1개 / 정량</w:t>
             </w:r>
           </w:p>
@@ -12452,7 +10951,6 @@
                 <w:sz w:val="19"/>
                 <w:szCs w:val="19"/>
               </w:rPr>
-              <w:lastRenderedPageBreak/>
               <w:t>O4. 클라우드·컨테이너 지원 범위를 확대하여 경쟁력 강화</w:t>
             </w:r>
           </w:p>
@@ -12559,14 +11057,6 @@
         </w:rPr>
         <w:t>직무 미션: 공공·금융·민간·방송 고객사 Polestar EMS·ITG·WSS SLA를 안정적으로 유지하고, 구축 품질과 기술 지원 만족도를 높이며, WSS 현장 구축과 ITG 표준운영절차 도입을 통해 확장 가능한 사업수행 역량을 구축한다.</w:t>
       </w:r>
-      <w:r>
-        <w:rPr>
-          <w:rFonts w:ascii="맑은 고딕" w:eastAsia="맑은 고딕" w:hAnsi="맑은 고딕" w:cs="맑은 고딕"/>
-          <w:color w:val="111827"/>
-          <w:sz w:val="21"/>
-          <w:szCs w:val="21"/>
-        </w:rPr>
-      </w:r>
     </w:p>
     <w:tbl>
       <w:tblPr>
@@ -12719,67 +11209,7 @@
                 <w:sz w:val="19"/>
                 <w:szCs w:val="19"/>
               </w:rPr>
-              <w:t xml:space="preserve">KR1 SLA </w:t>
-            </w:r>
-            <w:proofErr w:type="spellStart"/>
-            <w:r>
-              <w:rPr>
-                <w:rFonts w:ascii="맑은 고딕" w:eastAsia="맑은 고딕" w:hAnsi="맑은 고딕" w:cs="맑은 고딕"/>
-                <w:color w:val="111827"/>
-                <w:sz w:val="19"/>
-                <w:szCs w:val="19"/>
-              </w:rPr>
-              <w:t>달성률</w:t>
-            </w:r>
-            <w:proofErr w:type="spellEnd"/>
-            <w:r>
-              <w:rPr>
-                <w:rFonts w:ascii="맑은 고딕" w:eastAsia="맑은 고딕" w:hAnsi="맑은 고딕" w:cs="맑은 고딕"/>
-                <w:color w:val="111827"/>
-                <w:sz w:val="19"/>
-                <w:szCs w:val="19"/>
-              </w:rPr>
-              <w:t xml:space="preserve"> 99.5%+ KR2 P1 MTTR 2h · P2 MTTR 8h KR3 재발 </w:t>
-            </w:r>
-            <w:proofErr w:type="spellStart"/>
-            <w:r>
-              <w:rPr>
-                <w:rFonts w:ascii="맑은 고딕" w:eastAsia="맑은 고딕" w:hAnsi="맑은 고딕" w:cs="맑은 고딕"/>
-                <w:color w:val="111827"/>
-                <w:sz w:val="19"/>
-                <w:szCs w:val="19"/>
-              </w:rPr>
-              <w:t>인시던트</w:t>
-            </w:r>
-            <w:proofErr w:type="spellEnd"/>
-            <w:r>
-              <w:rPr>
-                <w:rFonts w:ascii="맑은 고딕" w:eastAsia="맑은 고딕" w:hAnsi="맑은 고딕" w:cs="맑은 고딕"/>
-                <w:color w:val="111827"/>
-                <w:sz w:val="19"/>
-                <w:szCs w:val="19"/>
-              </w:rPr>
-              <w:t xml:space="preserve"> 20%↓ KR4 예방 점검 </w:t>
-            </w:r>
-            <w:proofErr w:type="spellStart"/>
-            <w:r>
-              <w:rPr>
-                <w:rFonts w:ascii="맑은 고딕" w:eastAsia="맑은 고딕" w:hAnsi="맑은 고딕" w:cs="맑은 고딕"/>
-                <w:color w:val="111827"/>
-                <w:sz w:val="19"/>
-                <w:szCs w:val="19"/>
-              </w:rPr>
-              <w:t>완료율</w:t>
-            </w:r>
-            <w:proofErr w:type="spellEnd"/>
-            <w:r>
-              <w:rPr>
-                <w:rFonts w:ascii="맑은 고딕" w:eastAsia="맑은 고딕" w:hAnsi="맑은 고딕" w:cs="맑은 고딕"/>
-                <w:color w:val="111827"/>
-                <w:sz w:val="19"/>
-                <w:szCs w:val="19"/>
-              </w:rPr>
-              <w:t xml:space="preserve"> 100%</w:t>
+              <w:t>KR1 SLA 달성률 99.5%+ KR2 P1 MTTR 2h · P2 MTTR 8h KR3 재발 인시던트 20%↓ KR4 예방 점검 완료율 100%</w:t>
             </w:r>
           </w:p>
         </w:tc>
@@ -12859,27 +11289,7 @@
                 <w:sz w:val="19"/>
                 <w:szCs w:val="19"/>
               </w:rPr>
-              <w:t xml:space="preserve">KR1 구축 일정 </w:t>
-            </w:r>
-            <w:proofErr w:type="spellStart"/>
-            <w:r>
-              <w:rPr>
-                <w:rFonts w:ascii="맑은 고딕" w:eastAsia="맑은 고딕" w:hAnsi="맑은 고딕" w:cs="맑은 고딕"/>
-                <w:color w:val="111827"/>
-                <w:sz w:val="19"/>
-                <w:szCs w:val="19"/>
-              </w:rPr>
-              <w:t>준수율</w:t>
-            </w:r>
-            <w:proofErr w:type="spellEnd"/>
-            <w:r>
-              <w:rPr>
-                <w:rFonts w:ascii="맑은 고딕" w:eastAsia="맑은 고딕" w:hAnsi="맑은 고딕" w:cs="맑은 고딕"/>
-                <w:color w:val="111827"/>
-                <w:sz w:val="19"/>
-                <w:szCs w:val="19"/>
-              </w:rPr>
-              <w:t xml:space="preserve"> 90%+ KR2 Go-Live 후 Critical 0건 KR3 구축 CSAT 4.2/5.0+ KR4 3개월 내 갱신 의향 95%+</w:t>
+              <w:t>KR1 구축 일정 준수율 90%+ KR2 Go-Live 후 Critical 0건 KR3 구축 CSAT 4.2/5.0+ KR4 3개월 내 갱신 의향 95%+</w:t>
             </w:r>
           </w:p>
         </w:tc>
@@ -12959,27 +11369,7 @@
                 <w:sz w:val="19"/>
                 <w:szCs w:val="19"/>
               </w:rPr>
-              <w:t xml:space="preserve">KR1 티켓 </w:t>
-            </w:r>
-            <w:proofErr w:type="spellStart"/>
-            <w:r>
-              <w:rPr>
-                <w:rFonts w:ascii="맑은 고딕" w:eastAsia="맑은 고딕" w:hAnsi="맑은 고딕" w:cs="맑은 고딕"/>
-                <w:color w:val="111827"/>
-                <w:sz w:val="19"/>
-                <w:szCs w:val="19"/>
-              </w:rPr>
-              <w:t>해결률</w:t>
-            </w:r>
-            <w:proofErr w:type="spellEnd"/>
-            <w:r>
-              <w:rPr>
-                <w:rFonts w:ascii="맑은 고딕" w:eastAsia="맑은 고딕" w:hAnsi="맑은 고딕" w:cs="맑은 고딕"/>
-                <w:color w:val="111827"/>
-                <w:sz w:val="19"/>
-                <w:szCs w:val="19"/>
-              </w:rPr>
-              <w:t xml:space="preserve"> 98%+ KR2 FRT P1 30분 · P2 2h↓ KR3 기술지원 CSAT 4.2/5.0+ KR4 에스컬레이션 비율 10%↓</w:t>
+              <w:t>KR1 티켓 해결률 98%+ KR2 FRT P1 30분 · P2 2h↓ KR3 기술지원 CSAT 4.2/5.0+ KR4 에스컬레이션 비율 10%↓</w:t>
             </w:r>
           </w:p>
         </w:tc>
@@ -13059,27 +11449,7 @@
                 <w:sz w:val="19"/>
                 <w:szCs w:val="19"/>
               </w:rPr>
-              <w:t xml:space="preserve">KR1 Toil 비율 25%↓ KR2 자동화 업무 비중 20%↑/분기 KR3 패치 자동화율 70%+ KR4 구성 오류 </w:t>
-            </w:r>
-            <w:proofErr w:type="spellStart"/>
-            <w:r>
-              <w:rPr>
-                <w:rFonts w:ascii="맑은 고딕" w:eastAsia="맑은 고딕" w:hAnsi="맑은 고딕" w:cs="맑은 고딕"/>
-                <w:color w:val="111827"/>
-                <w:sz w:val="19"/>
-                <w:szCs w:val="19"/>
-              </w:rPr>
-              <w:t>인시던트</w:t>
-            </w:r>
-            <w:proofErr w:type="spellEnd"/>
-            <w:r>
-              <w:rPr>
-                <w:rFonts w:ascii="맑은 고딕" w:eastAsia="맑은 고딕" w:hAnsi="맑은 고딕" w:cs="맑은 고딕"/>
-                <w:color w:val="111827"/>
-                <w:sz w:val="19"/>
-                <w:szCs w:val="19"/>
-              </w:rPr>
-              <w:t xml:space="preserve"> 0건/분기</w:t>
+              <w:t>KR1 Toil 비율 25%↓ KR2 자동화 업무 비중 20%↑/분기 KR3 패치 자동화율 70%+ KR4 구성 오류 인시던트 0건/분기</w:t>
             </w:r>
           </w:p>
         </w:tc>
@@ -13366,27 +11736,7 @@
                 <w:sz w:val="19"/>
                 <w:szCs w:val="19"/>
               </w:rPr>
-              <w:t>(</w:t>
-            </w:r>
-            <w:proofErr w:type="spellStart"/>
-            <w:r>
-              <w:rPr>
-                <w:rFonts w:ascii="맑은 고딕" w:eastAsia="맑은 고딕" w:hAnsi="맑은 고딕" w:cs="맑은 고딕"/>
-                <w:color w:val="111827"/>
-                <w:sz w:val="19"/>
-                <w:szCs w:val="19"/>
-              </w:rPr>
-              <w:t>클로징</w:t>
-            </w:r>
-            <w:proofErr w:type="spellEnd"/>
-            <w:r>
-              <w:rPr>
-                <w:rFonts w:ascii="맑은 고딕" w:eastAsia="맑은 고딕" w:hAnsi="맑은 고딕" w:cs="맑은 고딕"/>
-                <w:color w:val="111827"/>
-                <w:sz w:val="19"/>
-                <w:szCs w:val="19"/>
-              </w:rPr>
-              <w:t xml:space="preserve"> 계약 건수 ÷ 제안서 제출 건수) × 100</w:t>
+              <w:t>(클로징 계약 건수 ÷ 제안서 제출 건수) × 100</w:t>
             </w:r>
           </w:p>
         </w:tc>
@@ -13572,19 +11922,8 @@
                 <w:sz w:val="19"/>
                 <w:szCs w:val="19"/>
               </w:rPr>
-              <w:t xml:space="preserve">POC→계약 </w:t>
-            </w:r>
-            <w:proofErr w:type="spellStart"/>
-            <w:r>
-              <w:rPr>
-                <w:rFonts w:ascii="맑은 고딕" w:eastAsia="맑은 고딕" w:hAnsi="맑은 고딕" w:cs="맑은 고딕"/>
-                <w:color w:val="111827"/>
-                <w:sz w:val="19"/>
-                <w:szCs w:val="19"/>
-              </w:rPr>
-              <w:t>전환율</w:t>
-            </w:r>
-            <w:proofErr w:type="spellEnd"/>
+              <w:t>POC→계약 전환율</w:t>
+            </w:r>
           </w:p>
         </w:tc>
         <w:tc>
@@ -14427,27 +12766,7 @@
                 <w:sz w:val="19"/>
                 <w:szCs w:val="19"/>
               </w:rPr>
-              <w:t xml:space="preserve">배포 로그 + </w:t>
-            </w:r>
-            <w:proofErr w:type="spellStart"/>
-            <w:r>
-              <w:rPr>
-                <w:rFonts w:ascii="맑은 고딕" w:eastAsia="맑은 고딕" w:hAnsi="맑은 고딕" w:cs="맑은 고딕"/>
-                <w:color w:val="111827"/>
-                <w:sz w:val="19"/>
-                <w:szCs w:val="19"/>
-              </w:rPr>
-              <w:t>인시던트</w:t>
-            </w:r>
-            <w:proofErr w:type="spellEnd"/>
-            <w:r>
-              <w:rPr>
-                <w:rFonts w:ascii="맑은 고딕" w:eastAsia="맑은 고딕" w:hAnsi="맑은 고딕" w:cs="맑은 고딕"/>
-                <w:color w:val="111827"/>
-                <w:sz w:val="19"/>
-                <w:szCs w:val="19"/>
-              </w:rPr>
-              <w:t xml:space="preserve"> 태그</w:t>
+              <w:t>배포 로그 + 인시던트 태그</w:t>
             </w:r>
           </w:p>
         </w:tc>
@@ -14520,45 +12839,14 @@
             <w:pPr>
               <w:wordWrap/>
             </w:pPr>
-            <w:proofErr w:type="spellStart"/>
-            <w:r>
-              <w:rPr>
-                <w:rFonts w:ascii="맑은 고딕" w:eastAsia="맑은 고딕" w:hAnsi="맑은 고딕" w:cs="맑은 고딕"/>
-                <w:color w:val="111827"/>
-                <w:sz w:val="19"/>
-                <w:szCs w:val="19"/>
-              </w:rPr>
-              <w:t>인시던트</w:t>
-            </w:r>
-            <w:proofErr w:type="spellEnd"/>
-            <w:r>
-              <w:rPr>
-                <w:rFonts w:ascii="맑은 고딕" w:eastAsia="맑은 고딕" w:hAnsi="맑은 고딕" w:cs="맑은 고딕"/>
-                <w:color w:val="111827"/>
-                <w:sz w:val="19"/>
-                <w:szCs w:val="19"/>
-              </w:rPr>
-              <w:t xml:space="preserve"> 발생~해결까지 총 소요시간 합계 ÷ </w:t>
-            </w:r>
-            <w:proofErr w:type="spellStart"/>
-            <w:r>
-              <w:rPr>
-                <w:rFonts w:ascii="맑은 고딕" w:eastAsia="맑은 고딕" w:hAnsi="맑은 고딕" w:cs="맑은 고딕"/>
-                <w:color w:val="111827"/>
-                <w:sz w:val="19"/>
-                <w:szCs w:val="19"/>
-              </w:rPr>
-              <w:t>인시던트</w:t>
-            </w:r>
-            <w:proofErr w:type="spellEnd"/>
-            <w:r>
-              <w:rPr>
-                <w:rFonts w:ascii="맑은 고딕" w:eastAsia="맑은 고딕" w:hAnsi="맑은 고딕" w:cs="맑은 고딕"/>
-                <w:color w:val="111827"/>
-                <w:sz w:val="19"/>
-                <w:szCs w:val="19"/>
-              </w:rPr>
-              <w:t xml:space="preserve"> 건수</w:t>
+            <w:r>
+              <w:rPr>
+                <w:rFonts w:ascii="맑은 고딕" w:eastAsia="맑은 고딕" w:hAnsi="맑은 고딕" w:cs="맑은 고딕"/>
+                <w:color w:val="111827"/>
+                <w:sz w:val="19"/>
+                <w:szCs w:val="19"/>
+              </w:rPr>
+              <w:t>인시던트 발생~해결까지 총 소요시간 합계 ÷ 인시던트 건수</w:t>
             </w:r>
           </w:p>
         </w:tc>
@@ -14744,19 +13032,8 @@
                 <w:sz w:val="19"/>
                 <w:szCs w:val="19"/>
               </w:rPr>
-              <w:t xml:space="preserve">스프린트 </w:t>
-            </w:r>
-            <w:proofErr w:type="spellStart"/>
-            <w:r>
-              <w:rPr>
-                <w:rFonts w:ascii="맑은 고딕" w:eastAsia="맑은 고딕" w:hAnsi="맑은 고딕" w:cs="맑은 고딕"/>
-                <w:color w:val="111827"/>
-                <w:sz w:val="19"/>
-                <w:szCs w:val="19"/>
-              </w:rPr>
-              <w:t>완료율</w:t>
-            </w:r>
-            <w:proofErr w:type="spellEnd"/>
+              <w:t>스프린트 완료율</w:t>
+            </w:r>
           </w:p>
         </w:tc>
         <w:tc>
@@ -15352,19 +13629,8 @@
                 <w:sz w:val="19"/>
                 <w:szCs w:val="19"/>
               </w:rPr>
-              <w:t xml:space="preserve">SLA </w:t>
-            </w:r>
-            <w:proofErr w:type="spellStart"/>
-            <w:r>
-              <w:rPr>
-                <w:rFonts w:ascii="맑은 고딕" w:eastAsia="맑은 고딕" w:hAnsi="맑은 고딕" w:cs="맑은 고딕"/>
-                <w:color w:val="111827"/>
-                <w:sz w:val="19"/>
-                <w:szCs w:val="19"/>
-              </w:rPr>
-              <w:t>달성률</w:t>
-            </w:r>
-            <w:proofErr w:type="spellEnd"/>
+              <w:t>SLA 달성률</w:t>
+            </w:r>
           </w:p>
         </w:tc>
         <w:tc>
@@ -15488,25 +13754,14 @@
             <w:pPr>
               <w:wordWrap/>
             </w:pPr>
-            <w:proofErr w:type="spellStart"/>
-            <w:r>
-              <w:rPr>
-                <w:rFonts w:ascii="맑은 고딕" w:eastAsia="맑은 고딕" w:hAnsi="맑은 고딕" w:cs="맑은 고딕"/>
-                <w:color w:val="111827"/>
-                <w:sz w:val="19"/>
-                <w:szCs w:val="19"/>
-              </w:rPr>
-              <w:t>인시던트</w:t>
-            </w:r>
-            <w:proofErr w:type="spellEnd"/>
-            <w:r>
-              <w:rPr>
-                <w:rFonts w:ascii="맑은 고딕" w:eastAsia="맑은 고딕" w:hAnsi="맑은 고딕" w:cs="맑은 고딕"/>
-                <w:color w:val="111827"/>
-                <w:sz w:val="19"/>
-                <w:szCs w:val="19"/>
-              </w:rPr>
-              <w:t xml:space="preserve"> 발생~서비스 복구까지 평균 소요 시간 (분)</w:t>
+            <w:r>
+              <w:rPr>
+                <w:rFonts w:ascii="맑은 고딕" w:eastAsia="맑은 고딕" w:hAnsi="맑은 고딕" w:cs="맑은 고딕"/>
+                <w:color w:val="111827"/>
+                <w:sz w:val="19"/>
+                <w:szCs w:val="19"/>
+              </w:rPr>
+              <w:t>인시던트 발생~서비스 복구까지 평균 소요 시간 (분)</w:t>
             </w:r>
           </w:p>
         </w:tc>
@@ -15586,27 +13841,7 @@
                 <w:sz w:val="19"/>
                 <w:szCs w:val="19"/>
               </w:rPr>
-              <w:t xml:space="preserve">재발 </w:t>
-            </w:r>
-            <w:proofErr w:type="spellStart"/>
-            <w:r>
-              <w:rPr>
-                <w:rFonts w:ascii="맑은 고딕" w:eastAsia="맑은 고딕" w:hAnsi="맑은 고딕" w:cs="맑은 고딕"/>
-                <w:color w:val="111827"/>
-                <w:sz w:val="19"/>
-                <w:szCs w:val="19"/>
-              </w:rPr>
-              <w:t>인시던트</w:t>
-            </w:r>
-            <w:proofErr w:type="spellEnd"/>
-            <w:r>
-              <w:rPr>
-                <w:rFonts w:ascii="맑은 고딕" w:eastAsia="맑은 고딕" w:hAnsi="맑은 고딕" w:cs="맑은 고딕"/>
-                <w:color w:val="111827"/>
-                <w:sz w:val="19"/>
-                <w:szCs w:val="19"/>
-              </w:rPr>
-              <w:t xml:space="preserve"> 비율</w:t>
+              <w:t>재발 인시던트 비율</w:t>
             </w:r>
           </w:p>
         </w:tc>
@@ -15658,27 +13893,7 @@
                 <w:sz w:val="19"/>
                 <w:szCs w:val="19"/>
               </w:rPr>
-              <w:t>티켓 분류·</w:t>
-            </w:r>
-            <w:proofErr w:type="spellStart"/>
-            <w:r>
-              <w:rPr>
-                <w:rFonts w:ascii="맑은 고딕" w:eastAsia="맑은 고딕" w:hAnsi="맑은 고딕" w:cs="맑은 고딕"/>
-                <w:color w:val="111827"/>
-                <w:sz w:val="19"/>
-                <w:szCs w:val="19"/>
-              </w:rPr>
-              <w:t>태깅</w:t>
-            </w:r>
-            <w:proofErr w:type="spellEnd"/>
-            <w:r>
-              <w:rPr>
-                <w:rFonts w:ascii="맑은 고딕" w:eastAsia="맑은 고딕" w:hAnsi="맑은 고딕" w:cs="맑은 고딕"/>
-                <w:color w:val="111827"/>
-                <w:sz w:val="19"/>
-                <w:szCs w:val="19"/>
-              </w:rPr>
-              <w:t xml:space="preserve"> 데이터</w:t>
+              <w:t>티켓 분류·태깅 데이터</w:t>
             </w:r>
           </w:p>
         </w:tc>
@@ -16264,23 +14479,7 @@
           <w:rFonts w:ascii="맑은 고딕" w:eastAsia="맑은 고딕" w:hAnsi="맑은 고딕" w:cs="맑은 고딕"/>
           <w:color w:val="0A1628"/>
         </w:rPr>
-        <w:t xml:space="preserve">📐 공식 설계 원칙: 모든 공식은 (1) 분자·분모가 명확히 정의되고, (2) 데이터 소스가 실제 존재하며, (3) 측정 담당자가 별도 정의 없이 계산 가능하도록 설계했습니다. 모호한 정성 지표도 5점 척도 또는 이진(Yes/No) 기준으로 </w:t>
-      </w:r>
-      <w:proofErr w:type="spellStart"/>
-      <w:r>
-        <w:rPr>
-          <w:rFonts w:ascii="맑은 고딕" w:eastAsia="맑은 고딕" w:hAnsi="맑은 고딕" w:cs="맑은 고딕"/>
-          <w:color w:val="0A1628"/>
-        </w:rPr>
-        <w:t>정량화했습니다</w:t>
-      </w:r>
-      <w:proofErr w:type="spellEnd"/>
-      <w:r>
-        <w:rPr>
-          <w:rFonts w:ascii="맑은 고딕" w:eastAsia="맑은 고딕" w:hAnsi="맑은 고딕" w:cs="맑은 고딕"/>
-          <w:color w:val="0A1628"/>
-        </w:rPr>
-        <w:t>.</w:t>
+        <w:t>📐 공식 설계 원칙: 모든 공식은 (1) 분자·분모가 명확히 정의되고, (2) 데이터 소스가 실제 존재하며, (3) 측정 담당자가 별도 정의 없이 계산 가능하도록 설계했습니다. 모호한 정성 지표도 5점 척도 또는 이진(Yes/No) 기준으로 정량화했습니다.</w:t>
       </w:r>
     </w:p>
     <w:p>
@@ -16648,24 +14847,6 @@
               </w:rPr>
               <w:t>영업(파랑 #2563EB) / 연구소(보라 #7C3AED) / 사업수행(틸 #0F766E)</w:t>
             </w:r>
-            <w:proofErr w:type="spellStart"/>
-            <w:r>
-              <w:rPr>
-                <w:rFonts w:ascii="맑은 고딕" w:eastAsia="맑은 고딕" w:hAnsi="맑은 고딕" w:cs="맑은 고딕"/>
-                <w:color w:val="111827"/>
-                <w:sz w:val="19"/>
-                <w:szCs w:val="19"/>
-              </w:rPr>
-            </w:r>
-            <w:proofErr w:type="spellEnd"/>
-            <w:r>
-              <w:rPr>
-                <w:rFonts w:ascii="맑은 고딕" w:eastAsia="맑은 고딕" w:hAnsi="맑은 고딕" w:cs="맑은 고딕"/>
-                <w:color w:val="111827"/>
-                <w:sz w:val="19"/>
-                <w:szCs w:val="19"/>
-              </w:rPr>
-            </w:r>
           </w:p>
         </w:tc>
       </w:tr>
@@ -16718,19 +14899,8 @@
                 <w:sz w:val="19"/>
                 <w:szCs w:val="19"/>
               </w:rPr>
-              <w:t xml:space="preserve">2열 그리드 | O번호 배지 + Objective + 컨텍스트 노트 + KR 4개 + 타겟 칩 + </w:t>
-            </w:r>
-            <w:proofErr w:type="spellStart"/>
-            <w:r>
-              <w:rPr>
-                <w:rFonts w:ascii="맑은 고딕" w:eastAsia="맑은 고딕" w:hAnsi="맑은 고딕" w:cs="맑은 고딕"/>
-                <w:color w:val="111827"/>
-                <w:sz w:val="19"/>
-                <w:szCs w:val="19"/>
-              </w:rPr>
-              <w:t>뱃지</w:t>
-            </w:r>
-            <w:proofErr w:type="spellEnd"/>
+              <w:t>2열 그리드 | O번호 배지 + Objective + 컨텍스트 노트 + KR 4개 + 타겟 칩 + 뱃지</w:t>
+            </w:r>
           </w:p>
         </w:tc>
       </w:tr>
@@ -17180,27 +15350,7 @@
                 <w:sz w:val="19"/>
                 <w:szCs w:val="19"/>
               </w:rPr>
-              <w:t xml:space="preserve">참고 대시보드와 동일한 </w:t>
-            </w:r>
-            <w:proofErr w:type="spellStart"/>
-            <w:r>
-              <w:rPr>
-                <w:rFonts w:ascii="맑은 고딕" w:eastAsia="맑은 고딕" w:hAnsi="맑은 고딕" w:cs="맑은 고딕"/>
-                <w:color w:val="111827"/>
-                <w:sz w:val="19"/>
-                <w:szCs w:val="19"/>
-              </w:rPr>
-              <w:t>다크</w:t>
-            </w:r>
-            <w:proofErr w:type="spellEnd"/>
-            <w:r>
-              <w:rPr>
-                <w:rFonts w:ascii="맑은 고딕" w:eastAsia="맑은 고딕" w:hAnsi="맑은 고딕" w:cs="맑은 고딕"/>
-                <w:color w:val="111827"/>
-                <w:sz w:val="19"/>
-                <w:szCs w:val="19"/>
-              </w:rPr>
-              <w:t xml:space="preserve"> 테마 시스템</w:t>
+              <w:t>참고 대시보드와 동일한 다크 테마 시스템</w:t>
             </w:r>
           </w:p>
         </w:tc>
@@ -17301,7 +15451,6 @@
             <w:pPr>
               <w:wordWrap/>
             </w:pPr>
-            <w:proofErr w:type="spellStart"/>
             <w:r>
               <w:rPr>
                 <w:rFonts w:ascii="맑은 고딕" w:eastAsia="맑은 고딕" w:hAnsi="맑은 고딕" w:cs="맑은 고딕"/>
@@ -17311,7 +15460,6 @@
               </w:rPr>
               <w:t>색상계</w:t>
             </w:r>
-            <w:proofErr w:type="spellEnd"/>
           </w:p>
         </w:tc>
         <w:tc>
@@ -17615,7 +15763,6 @@
             <w:pPr>
               <w:wordWrap/>
             </w:pPr>
-            <w:proofErr w:type="spellStart"/>
             <w:r>
               <w:rPr>
                 <w:rFonts w:ascii="맑은 고딕" w:eastAsia="맑은 고딕" w:hAnsi="맑은 고딕" w:cs="맑은 고딕"/>
@@ -17623,17 +15770,7 @@
                 <w:bCs/>
                 <w:color w:val="FFFFFF"/>
               </w:rPr>
-              <w:t>엔키아</w:t>
-            </w:r>
-            <w:proofErr w:type="spellEnd"/>
-            <w:r>
-              <w:rPr>
-                <w:rFonts w:ascii="맑은 고딕" w:eastAsia="맑은 고딕" w:hAnsi="맑은 고딕" w:cs="맑은 고딕"/>
-                <w:b/>
-                <w:bCs/>
-                <w:color w:val="FFFFFF"/>
-              </w:rPr>
-              <w:t xml:space="preserve"> 액션 포인트</w:t>
+              <w:t>엔키아 액션 포인트</w:t>
             </w:r>
           </w:p>
         </w:tc>
@@ -18195,27 +16332,7 @@
                 <w:sz w:val="19"/>
                 <w:szCs w:val="19"/>
               </w:rPr>
-              <w:t xml:space="preserve">현재 Win </w:t>
-            </w:r>
-            <w:proofErr w:type="spellStart"/>
-            <w:r>
-              <w:rPr>
-                <w:rFonts w:ascii="맑은 고딕" w:eastAsia="맑은 고딕" w:hAnsi="맑은 고딕" w:cs="맑은 고딕"/>
-                <w:color w:val="111827"/>
-                <w:sz w:val="19"/>
-                <w:szCs w:val="19"/>
-              </w:rPr>
-              <w:t>Rate·MTTR·CSAT</w:t>
-            </w:r>
-            <w:proofErr w:type="spellEnd"/>
-            <w:r>
-              <w:rPr>
-                <w:rFonts w:ascii="맑은 고딕" w:eastAsia="맑은 고딕" w:hAnsi="맑은 고딕" w:cs="맑은 고딕"/>
-                <w:color w:val="111827"/>
-                <w:sz w:val="19"/>
-                <w:szCs w:val="19"/>
-              </w:rPr>
-              <w:t xml:space="preserve"> 등 Baseline 1개월 수집</w:t>
+              <w:t>현재 Win Rate·MTTR·CSAT 등 Baseline 1개월 수집</w:t>
             </w:r>
           </w:p>
         </w:tc>
@@ -18858,25 +16975,14 @@
             <w:pPr>
               <w:wordWrap/>
             </w:pPr>
-            <w:proofErr w:type="spellStart"/>
-            <w:r>
-              <w:rPr>
-                <w:rFonts w:ascii="맑은 고딕" w:eastAsia="맑은 고딕" w:hAnsi="맑은 고딕" w:cs="맑은 고딕"/>
-                <w:color w:val="111827"/>
-                <w:sz w:val="19"/>
-                <w:szCs w:val="19"/>
-              </w:rPr>
-              <w:t>Leading·Lagging</w:t>
-            </w:r>
-            <w:proofErr w:type="spellEnd"/>
-            <w:r>
-              <w:rPr>
-                <w:rFonts w:ascii="맑은 고딕" w:eastAsia="맑은 고딕" w:hAnsi="맑은 고딕" w:cs="맑은 고딕"/>
-                <w:color w:val="111827"/>
-                <w:sz w:val="19"/>
-                <w:szCs w:val="19"/>
-              </w:rPr>
-              <w:t xml:space="preserve"> 이원화</w:t>
+            <w:r>
+              <w:rPr>
+                <w:rFonts w:ascii="맑은 고딕" w:eastAsia="맑은 고딕" w:hAnsi="맑은 고딕" w:cs="맑은 고딕"/>
+                <w:color w:val="111827"/>
+                <w:sz w:val="19"/>
+                <w:szCs w:val="19"/>
+              </w:rPr>
+              <w:t>Leading·Lagging 이원화</w:t>
             </w:r>
           </w:p>
         </w:tc>
@@ -18949,25 +17055,14 @@
             <w:pPr>
               <w:wordWrap/>
             </w:pPr>
-            <w:proofErr w:type="spellStart"/>
-            <w:r>
-              <w:rPr>
-                <w:rFonts w:ascii="맑은 고딕" w:eastAsia="맑은 고딕" w:hAnsi="맑은 고딕" w:cs="맑은 고딕"/>
-                <w:color w:val="111827"/>
-                <w:sz w:val="19"/>
-                <w:szCs w:val="19"/>
-              </w:rPr>
-              <w:t>엔키아</w:t>
-            </w:r>
-            <w:proofErr w:type="spellEnd"/>
-            <w:r>
-              <w:rPr>
-                <w:rFonts w:ascii="맑은 고딕" w:eastAsia="맑은 고딕" w:hAnsi="맑은 고딕" w:cs="맑은 고딕"/>
-                <w:color w:val="111827"/>
-                <w:sz w:val="19"/>
-                <w:szCs w:val="19"/>
-              </w:rPr>
-              <w:t xml:space="preserve"> 규모 현실화</w:t>
+            <w:r>
+              <w:rPr>
+                <w:rFonts w:ascii="맑은 고딕" w:eastAsia="맑은 고딕" w:hAnsi="맑은 고딕" w:cs="맑은 고딕"/>
+                <w:color w:val="111827"/>
+                <w:sz w:val="19"/>
+                <w:szCs w:val="19"/>
+              </w:rPr>
+              <w:t>엔키아 규모 현실화</w:t>
             </w:r>
           </w:p>
         </w:tc>
@@ -19091,27 +17186,7 @@
                 <w:sz w:val="19"/>
                 <w:szCs w:val="19"/>
               </w:rPr>
-              <w:t>세 직무가 CSAT·레퍼런스·</w:t>
-            </w:r>
-            <w:proofErr w:type="spellStart"/>
-            <w:r>
-              <w:rPr>
-                <w:rFonts w:ascii="맑은 고딕" w:eastAsia="맑은 고딕" w:hAnsi="맑은 고딕" w:cs="맑은 고딕"/>
-                <w:color w:val="111827"/>
-                <w:sz w:val="19"/>
-                <w:szCs w:val="19"/>
-              </w:rPr>
-              <w:t>갱신율</w:t>
-            </w:r>
-            <w:proofErr w:type="spellEnd"/>
-            <w:r>
-              <w:rPr>
-                <w:rFonts w:ascii="맑은 고딕" w:eastAsia="맑은 고딕" w:hAnsi="맑은 고딕" w:cs="맑은 고딕"/>
-                <w:color w:val="111827"/>
-                <w:sz w:val="19"/>
-                <w:szCs w:val="19"/>
-              </w:rPr>
-              <w:t xml:space="preserve"> 공통 지표로 사업 목표 정렬</w:t>
+              <w:t>세 직무가 CSAT·레퍼런스·갱신율 공통 지표로 사업 목표 정렬</w:t>
             </w:r>
           </w:p>
         </w:tc>
@@ -19221,39 +17296,7 @@
           <w:rFonts w:ascii="맑은 고딕" w:eastAsia="맑은 고딕" w:hAnsi="맑은 고딕" w:cs="맑은 고딕"/>
           <w:color w:val="0A1628"/>
         </w:rPr>
-        <w:t xml:space="preserve">🎯 마무리: 내부 인터뷰나 사내 자료 없이도, AI를 활용한 체계적 글로벌 벤치마킹과 국내 시장 특성 분석을 통해 </w:t>
-      </w:r>
-      <w:proofErr w:type="spellStart"/>
-      <w:r>
-        <w:rPr>
-          <w:rFonts w:ascii="맑은 고딕" w:eastAsia="맑은 고딕" w:hAnsi="맑은 고딕" w:cs="맑은 고딕"/>
-          <w:color w:val="0A1628"/>
-        </w:rPr>
-        <w:t>엔키아의</w:t>
-      </w:r>
-      <w:proofErr w:type="spellEnd"/>
-      <w:r>
-        <w:rPr>
-          <w:rFonts w:ascii="맑은 고딕" w:eastAsia="맑은 고딕" w:hAnsi="맑은 고딕" w:cs="맑은 고딕"/>
-          <w:color w:val="0A1628"/>
-        </w:rPr>
-        <w:t xml:space="preserve"> 세 직무에 최적화된 OKR·KPI 체계를 설계했습니다. 이 보고서가 향후 현업 </w:t>
-      </w:r>
-      <w:proofErr w:type="spellStart"/>
-      <w:r>
-        <w:rPr>
-          <w:rFonts w:ascii="맑은 고딕" w:eastAsia="맑은 고딕" w:hAnsi="맑은 고딕" w:cs="맑은 고딕"/>
-          <w:color w:val="0A1628"/>
-        </w:rPr>
-        <w:t>직원분들과의</w:t>
-      </w:r>
-      <w:proofErr w:type="spellEnd"/>
-      <w:r>
-        <w:rPr>
-          <w:rFonts w:ascii="맑은 고딕" w:eastAsia="맑은 고딕" w:hAnsi="맑은 고딕" w:cs="맑은 고딕"/>
-          <w:color w:val="0A1628"/>
-        </w:rPr>
-        <w:t xml:space="preserve"> 인터뷰와 결합될 때, 더욱 정교한 성과 체계로 발전할 수 있습니다.</w:t>
+        <w:t>🎯 마무리: 내부 인터뷰나 사내 자료 없이도, AI를 활용한 체계적 글로벌 벤치마킹과 국내 시장 특성 분석을 통해 엔키아의 세 직무에 최적화된 OKR·KPI 체계를 설계했습니다. 이 보고서가 향후 현업 직원분들과의 인터뷰와 결합될 때, 더욱 정교한 성과 체계로 발전할 수 있습니다.</w:t>
       </w:r>
     </w:p>
     <w:p>
@@ -19285,7 +17328,6 @@
         <w:wordWrap/>
         <w:jc w:val="center"/>
       </w:pPr>
-      <w:proofErr w:type="spellStart"/>
       <w:r>
         <w:rPr>
           <w:rFonts w:ascii="맑은 고딕" w:eastAsia="맑은 고딕" w:hAnsi="맑은 고딕" w:cs="맑은 고딕"/>
@@ -19294,39 +17336,6 @@
           <w:szCs w:val="19"/>
         </w:rPr>
         <w:t>엔키아(NKIA) | Polestar EMS·ITG·WSS | 2026년 6월 | 박준우</w:t>
-      </w:r>
-      <w:proofErr w:type="spellEnd"/>
-      <w:r>
-        <w:rPr>
-          <w:rFonts w:ascii="맑은 고딕" w:eastAsia="맑은 고딕" w:hAnsi="맑은 고딕" w:cs="맑은 고딕"/>
-          <w:color w:val="6B7280"/>
-          <w:sz w:val="19"/>
-          <w:szCs w:val="19"/>
-        </w:rPr>
-      </w:r>
-      <w:r>
-        <w:rPr>
-          <w:rFonts w:ascii="맑은 고딕" w:eastAsia="맑은 고딕" w:hAnsi="맑은 고딕" w:cs="맑은 고딕" w:hint="eastAsia"/>
-          <w:color w:val="6B7280"/>
-          <w:sz w:val="19"/>
-          <w:szCs w:val="19"/>
-        </w:rPr>
-      </w:r>
-      <w:r>
-        <w:rPr>
-          <w:rFonts w:ascii="맑은 고딕" w:eastAsia="맑은 고딕" w:hAnsi="맑은 고딕" w:cs="맑은 고딕"/>
-          <w:color w:val="6B7280"/>
-          <w:sz w:val="19"/>
-          <w:szCs w:val="19"/>
-        </w:rPr>
-      </w:r>
-      <w:r>
-        <w:rPr>
-          <w:rFonts w:ascii="맑은 고딕" w:eastAsia="맑은 고딕" w:hAnsi="맑은 고딕" w:cs="맑은 고딕" w:hint="eastAsia"/>
-          <w:color w:val="6B7280"/>
-          <w:sz w:val="19"/>
-          <w:szCs w:val="19"/>
-        </w:rPr>
       </w:r>
     </w:p>
     <w:sectPr>
@@ -19532,7 +17541,6 @@
       </w:pBdr>
       <w:spacing w:after="60"/>
     </w:pPr>
-    <w:proofErr w:type="spellStart"/>
     <w:r>
       <w:rPr>
         <w:rFonts w:ascii="맑은 고딕" w:eastAsia="맑은 고딕" w:hAnsi="맑은 고딕" w:cs="맑은 고딕"/>
@@ -19540,17 +17548,7 @@
         <w:sz w:val="18"/>
         <w:szCs w:val="18"/>
       </w:rPr>
-      <w:t>엔키아</w:t>
-    </w:r>
-    <w:proofErr w:type="spellEnd"/>
-    <w:r>
-      <w:rPr>
-        <w:rFonts w:ascii="맑은 고딕" w:eastAsia="맑은 고딕" w:hAnsi="맑은 고딕" w:cs="맑은 고딕"/>
-        <w:color w:val="6B7280"/>
-        <w:sz w:val="18"/>
-        <w:szCs w:val="18"/>
-      </w:rPr>
-      <w:t>(NKIA) 3대 직무 OKR·KPI 설계 보고서</w:t>
+      <w:t>엔키아(NKIA) 3대 직무 OKR·KPI 설계 보고서</w:t>
     </w:r>
     <w:r>
       <w:rPr>

--- a/발표보고서_엔키아_OKR_KPI설계.docx
+++ b/발표보고서_엔키아_OKR_KPI설계.docx
@@ -333,6 +333,24 @@
                 <w:szCs w:val="19"/>
               </w:rPr>
               <w:t>엔키아(NKIA) | 경기 성남시 분당구</w:t>
+            </w:r>
+            <w:r>
+              <w:rPr>
+                <w:rFonts w:ascii="맑은 고딕" w:eastAsia="맑은 고딕" w:hAnsi="맑은 고딕" w:cs="맑은 고딕" w:hint="eastAsia"/>
+                <w:color w:val="111827"/>
+                <w:sz w:val="19"/>
+                <w:szCs w:val="19"/>
+              </w:rPr>
+              <w:t xml:space="preserve"> </w:t>
+            </w:r>
+            <w:r>
+              <w:rPr>
+                <w:rFonts w:ascii="맑은 고딕" w:eastAsia="맑은 고딕" w:hAnsi="맑은 고딕" w:cs="맑은 고딕"/>
+                <w:color w:val="111827"/>
+                <w:sz w:val="19"/>
+                <w:szCs w:val="19"/>
+              </w:rPr>
+              <w:t>대왕판교로 660, B동 10층</w:t>
             </w:r>
           </w:p>
         </w:tc>

--- a/발표보고서_엔키아_OKR_KPI설계.docx
+++ b/발표보고서_엔키아_OKR_KPI설계.docx
@@ -7,6 +7,7 @@
         <w:spacing w:after="80" w:line="276" w:lineRule="auto"/>
         <w:jc w:val="center"/>
       </w:pPr>
+      <w:proofErr w:type="spellStart"/>
       <w:r>
         <w:rPr>
           <w:rFonts w:ascii="맑은 고딕" w:eastAsia="맑은 고딕" w:hAnsi="맑은 고딕" w:cs="맑은 고딕"/>
@@ -14,7 +15,17 @@
           <w:sz w:val="22"/>
           <w:szCs w:val="22"/>
         </w:rPr>
-        <w:t>엔키아(NKIA)</w:t>
+        <w:t>엔키아</w:t>
+      </w:r>
+      <w:proofErr w:type="spellEnd"/>
+      <w:r>
+        <w:rPr>
+          <w:rFonts w:ascii="맑은 고딕" w:eastAsia="맑은 고딕" w:hAnsi="맑은 고딕" w:cs="맑은 고딕"/>
+          <w:color w:val="3B82F6"/>
+          <w:sz w:val="22"/>
+          <w:szCs w:val="22"/>
+        </w:rPr>
+        <w:t>(NKIA)</w:t>
       </w:r>
     </w:p>
     <w:p>
@@ -325,14 +336,25 @@
             </w:tcMar>
           </w:tcPr>
           <w:p>
-            <w:r>
-              <w:rPr>
-                <w:rFonts w:ascii="맑은 고딕" w:eastAsia="맑은 고딕" w:hAnsi="맑은 고딕" w:cs="맑은 고딕"/>
-                <w:color w:val="111827"/>
-                <w:sz w:val="19"/>
-                <w:szCs w:val="19"/>
-              </w:rPr>
-              <w:t>엔키아(NKIA) | 경기 성남시 분당구</w:t>
+            <w:proofErr w:type="spellStart"/>
+            <w:r>
+              <w:rPr>
+                <w:rFonts w:ascii="맑은 고딕" w:eastAsia="맑은 고딕" w:hAnsi="맑은 고딕" w:cs="맑은 고딕"/>
+                <w:color w:val="111827"/>
+                <w:sz w:val="19"/>
+                <w:szCs w:val="19"/>
+              </w:rPr>
+              <w:t>엔키아</w:t>
+            </w:r>
+            <w:proofErr w:type="spellEnd"/>
+            <w:r>
+              <w:rPr>
+                <w:rFonts w:ascii="맑은 고딕" w:eastAsia="맑은 고딕" w:hAnsi="맑은 고딕" w:cs="맑은 고딕"/>
+                <w:color w:val="111827"/>
+                <w:sz w:val="19"/>
+                <w:szCs w:val="19"/>
+              </w:rPr>
+              <w:t>(NKIA) | 경기 성남시 분당구</w:t>
             </w:r>
             <w:r>
               <w:rPr>
@@ -343,14 +365,25 @@
               </w:rPr>
               <w:t xml:space="preserve"> </w:t>
             </w:r>
-            <w:r>
-              <w:rPr>
-                <w:rFonts w:ascii="맑은 고딕" w:eastAsia="맑은 고딕" w:hAnsi="맑은 고딕" w:cs="맑은 고딕"/>
-                <w:color w:val="111827"/>
-                <w:sz w:val="19"/>
-                <w:szCs w:val="19"/>
-              </w:rPr>
-              <w:t>대왕판교로 660, B동 10층</w:t>
+            <w:proofErr w:type="spellStart"/>
+            <w:r>
+              <w:rPr>
+                <w:rFonts w:ascii="맑은 고딕" w:eastAsia="맑은 고딕" w:hAnsi="맑은 고딕" w:cs="맑은 고딕"/>
+                <w:color w:val="111827"/>
+                <w:sz w:val="19"/>
+                <w:szCs w:val="19"/>
+              </w:rPr>
+              <w:t>대왕판교로</w:t>
+            </w:r>
+            <w:proofErr w:type="spellEnd"/>
+            <w:r>
+              <w:rPr>
+                <w:rFonts w:ascii="맑은 고딕" w:eastAsia="맑은 고딕" w:hAnsi="맑은 고딕" w:cs="맑은 고딕"/>
+                <w:color w:val="111827"/>
+                <w:sz w:val="19"/>
+                <w:szCs w:val="19"/>
+              </w:rPr>
+              <w:t xml:space="preserve"> 660, B동 10층</w:t>
             </w:r>
           </w:p>
         </w:tc>
@@ -582,7 +615,47 @@
           <w:sz w:val="22"/>
           <w:szCs w:val="22"/>
         </w:rPr>
-        <w:t>내부 구조, 고객군, 경쟁환경등에 대한 사전지식 미흡</w:t>
+        <w:t xml:space="preserve">내부 구조, </w:t>
+      </w:r>
+      <w:proofErr w:type="spellStart"/>
+      <w:r>
+        <w:rPr>
+          <w:rFonts w:ascii="맑은 고딕" w:eastAsia="맑은 고딕" w:hAnsi="맑은 고딕" w:cs="맑은 고딕" w:hint="eastAsia"/>
+          <w:color w:val="111827"/>
+          <w:sz w:val="22"/>
+          <w:szCs w:val="22"/>
+        </w:rPr>
+        <w:t>고객군</w:t>
+      </w:r>
+      <w:proofErr w:type="spellEnd"/>
+      <w:r>
+        <w:rPr>
+          <w:rFonts w:ascii="맑은 고딕" w:eastAsia="맑은 고딕" w:hAnsi="맑은 고딕" w:cs="맑은 고딕" w:hint="eastAsia"/>
+          <w:color w:val="111827"/>
+          <w:sz w:val="22"/>
+          <w:szCs w:val="22"/>
+        </w:rPr>
+        <w:t xml:space="preserve">, </w:t>
+      </w:r>
+      <w:proofErr w:type="spellStart"/>
+      <w:r>
+        <w:rPr>
+          <w:rFonts w:ascii="맑은 고딕" w:eastAsia="맑은 고딕" w:hAnsi="맑은 고딕" w:cs="맑은 고딕" w:hint="eastAsia"/>
+          <w:color w:val="111827"/>
+          <w:sz w:val="22"/>
+          <w:szCs w:val="22"/>
+        </w:rPr>
+        <w:t>경쟁환경등에</w:t>
+      </w:r>
+      <w:proofErr w:type="spellEnd"/>
+      <w:r>
+        <w:rPr>
+          <w:rFonts w:ascii="맑은 고딕" w:eastAsia="맑은 고딕" w:hAnsi="맑은 고딕" w:cs="맑은 고딕" w:hint="eastAsia"/>
+          <w:color w:val="111827"/>
+          <w:sz w:val="22"/>
+          <w:szCs w:val="22"/>
+        </w:rPr>
+        <w:t xml:space="preserve"> 대한 사전지식 미흡</w:t>
       </w:r>
     </w:p>
     <w:p>
@@ -700,6 +773,7 @@
         </w:rPr>
         <w:t xml:space="preserve">6부.  </w:t>
       </w:r>
+      <w:proofErr w:type="spellStart"/>
       <w:r>
         <w:rPr>
           <w:rFonts w:ascii="맑은 고딕" w:eastAsia="맑은 고딕" w:hAnsi="맑은 고딕" w:cs="맑은 고딕"/>
@@ -707,7 +781,17 @@
           <w:sz w:val="22"/>
           <w:szCs w:val="22"/>
         </w:rPr>
-        <w:t>엔키아 컨텍스트 적용</w:t>
+        <w:t>엔키아</w:t>
+      </w:r>
+      <w:proofErr w:type="spellEnd"/>
+      <w:r>
+        <w:rPr>
+          <w:rFonts w:ascii="맑은 고딕" w:eastAsia="맑은 고딕" w:hAnsi="맑은 고딕" w:cs="맑은 고딕"/>
+          <w:color w:val="111827"/>
+          <w:sz w:val="22"/>
+          <w:szCs w:val="22"/>
+        </w:rPr>
+        <w:t xml:space="preserve"> 컨텍스트 적용</w:t>
       </w:r>
     </w:p>
     <w:p>
@@ -872,7 +956,55 @@
           <w:sz w:val="28"/>
           <w:szCs w:val="28"/>
         </w:rPr>
-        <w:t>내부 구조, 고객군, 경쟁환경등에 대한 사전지식 미흡</w:t>
+        <w:t xml:space="preserve">내부 구조, </w:t>
+      </w:r>
+      <w:proofErr w:type="spellStart"/>
+      <w:r>
+        <w:rPr>
+          <w:rFonts w:ascii="맑은 고딕" w:eastAsia="맑은 고딕" w:hAnsi="맑은 고딕" w:cs="맑은 고딕" w:hint="eastAsia"/>
+          <w:b/>
+          <w:bCs/>
+          <w:color w:val="0A1628"/>
+          <w:sz w:val="28"/>
+          <w:szCs w:val="28"/>
+        </w:rPr>
+        <w:t>고객군</w:t>
+      </w:r>
+      <w:proofErr w:type="spellEnd"/>
+      <w:r>
+        <w:rPr>
+          <w:rFonts w:ascii="맑은 고딕" w:eastAsia="맑은 고딕" w:hAnsi="맑은 고딕" w:cs="맑은 고딕" w:hint="eastAsia"/>
+          <w:b/>
+          <w:bCs/>
+          <w:color w:val="0A1628"/>
+          <w:sz w:val="28"/>
+          <w:szCs w:val="28"/>
+        </w:rPr>
+        <w:t xml:space="preserve">, </w:t>
+      </w:r>
+      <w:proofErr w:type="spellStart"/>
+      <w:r>
+        <w:rPr>
+          <w:rFonts w:ascii="맑은 고딕" w:eastAsia="맑은 고딕" w:hAnsi="맑은 고딕" w:cs="맑은 고딕" w:hint="eastAsia"/>
+          <w:b/>
+          <w:bCs/>
+          <w:color w:val="0A1628"/>
+          <w:sz w:val="28"/>
+          <w:szCs w:val="28"/>
+        </w:rPr>
+        <w:t>경쟁환경등에</w:t>
+      </w:r>
+      <w:proofErr w:type="spellEnd"/>
+      <w:r>
+        <w:rPr>
+          <w:rFonts w:ascii="맑은 고딕" w:eastAsia="맑은 고딕" w:hAnsi="맑은 고딕" w:cs="맑은 고딕" w:hint="eastAsia"/>
+          <w:b/>
+          <w:bCs/>
+          <w:color w:val="0A1628"/>
+          <w:sz w:val="28"/>
+          <w:szCs w:val="28"/>
+        </w:rPr>
+        <w:t xml:space="preserve"> 대한 사전지식 미흡</w:t>
       </w:r>
     </w:p>
     <w:p>
@@ -932,6 +1064,7 @@
         <w:wordWrap/>
         <w:spacing w:after="80" w:line="276" w:lineRule="auto"/>
       </w:pPr>
+      <w:proofErr w:type="spellStart"/>
       <w:r>
         <w:rPr>
           <w:rFonts w:ascii="맑은 고딕" w:eastAsia="맑은 고딕" w:hAnsi="맑은 고딕" w:cs="맑은 고딕"/>
@@ -939,7 +1072,17 @@
           <w:sz w:val="21"/>
           <w:szCs w:val="21"/>
         </w:rPr>
-        <w:t>엔키아 본사 10층</w:t>
+        <w:t>엔키아</w:t>
+      </w:r>
+      <w:proofErr w:type="spellEnd"/>
+      <w:r>
+        <w:rPr>
+          <w:rFonts w:ascii="맑은 고딕" w:eastAsia="맑은 고딕" w:hAnsi="맑은 고딕" w:cs="맑은 고딕"/>
+          <w:color w:val="111827"/>
+          <w:sz w:val="21"/>
+          <w:szCs w:val="21"/>
+        </w:rPr>
+        <w:t xml:space="preserve"> 본사 10층</w:t>
       </w:r>
       <w:r>
         <w:rPr>
@@ -1072,7 +1215,27 @@
           <w:sz w:val="21"/>
           <w:szCs w:val="21"/>
         </w:rPr>
-        <w:t>• 조직 구조, 고객군, 경쟁 환경에 대한 사전 지식 없음</w:t>
+        <w:t xml:space="preserve">• 조직 구조, </w:t>
+      </w:r>
+      <w:proofErr w:type="spellStart"/>
+      <w:r>
+        <w:rPr>
+          <w:rFonts w:ascii="맑은 고딕" w:eastAsia="맑은 고딕" w:hAnsi="맑은 고딕" w:cs="맑은 고딕"/>
+          <w:color w:val="111827"/>
+          <w:sz w:val="21"/>
+          <w:szCs w:val="21"/>
+        </w:rPr>
+        <w:t>고객군</w:t>
+      </w:r>
+      <w:proofErr w:type="spellEnd"/>
+      <w:r>
+        <w:rPr>
+          <w:rFonts w:ascii="맑은 고딕" w:eastAsia="맑은 고딕" w:hAnsi="맑은 고딕" w:cs="맑은 고딕"/>
+          <w:color w:val="111827"/>
+          <w:sz w:val="21"/>
+          <w:szCs w:val="21"/>
+        </w:rPr>
+        <w:t>, 경쟁 환경에 대한 사전 지식 없음</w:t>
       </w:r>
     </w:p>
     <w:p>
@@ -1239,6 +1402,7 @@
             <w:pPr>
               <w:wordWrap/>
             </w:pPr>
+            <w:proofErr w:type="spellStart"/>
             <w:r>
               <w:rPr>
                 <w:rFonts w:ascii="맑은 고딕" w:eastAsia="맑은 고딕" w:hAnsi="맑은 고딕" w:cs="맑은 고딕"/>
@@ -1246,7 +1410,17 @@
                 <w:bCs/>
                 <w:color w:val="FFFFFF"/>
               </w:rPr>
-              <w:t>엔키아 적용 가능성</w:t>
+              <w:t>엔키아</w:t>
+            </w:r>
+            <w:proofErr w:type="spellEnd"/>
+            <w:r>
+              <w:rPr>
+                <w:rFonts w:ascii="맑은 고딕" w:eastAsia="맑은 고딕" w:hAnsi="맑은 고딕" w:cs="맑은 고딕"/>
+                <w:b/>
+                <w:bCs/>
+                <w:color w:val="FFFFFF"/>
+              </w:rPr>
+              <w:t xml:space="preserve"> 적용 가능성</w:t>
             </w:r>
           </w:p>
         </w:tc>
@@ -1493,7 +1667,31 @@
           <w:sz w:val="21"/>
           <w:szCs w:val="21"/>
         </w:rPr>
-        <w:t>글로벌·국내 유사 기업들의 직무 KPI를 철저히 분석하고 엔키아 현실에 맞게 조정하는 전략</w:t>
+        <w:t xml:space="preserve">글로벌·국내 유사 기업들의 직무 KPI를 철저히 분석하고 </w:t>
+      </w:r>
+      <w:proofErr w:type="spellStart"/>
+      <w:r>
+        <w:rPr>
+          <w:rFonts w:ascii="맑은 고딕" w:eastAsia="맑은 고딕" w:hAnsi="맑은 고딕" w:cs="맑은 고딕"/>
+          <w:b/>
+          <w:bCs/>
+          <w:color w:val="111827"/>
+          <w:sz w:val="21"/>
+          <w:szCs w:val="21"/>
+        </w:rPr>
+        <w:t>엔키아</w:t>
+      </w:r>
+      <w:proofErr w:type="spellEnd"/>
+      <w:r>
+        <w:rPr>
+          <w:rFonts w:ascii="맑은 고딕" w:eastAsia="맑은 고딕" w:hAnsi="맑은 고딕" w:cs="맑은 고딕"/>
+          <w:b/>
+          <w:bCs/>
+          <w:color w:val="111827"/>
+          <w:sz w:val="21"/>
+          <w:szCs w:val="21"/>
+        </w:rPr>
+        <w:t xml:space="preserve"> 현실에 맞게 조정하는 전략</w:t>
       </w:r>
       <w:r>
         <w:rPr>
@@ -1945,14 +2143,25 @@
             <w:pPr>
               <w:wordWrap/>
             </w:pPr>
-            <w:r>
-              <w:rPr>
-                <w:rFonts w:ascii="맑은 고딕" w:eastAsia="맑은 고딕" w:hAnsi="맑은 고딕" w:cs="맑은 고딕"/>
-                <w:color w:val="111827"/>
-                <w:sz w:val="19"/>
-                <w:szCs w:val="19"/>
-              </w:rPr>
-              <w:t>엔키아 고유 프로세스 반영</w:t>
+            <w:proofErr w:type="spellStart"/>
+            <w:r>
+              <w:rPr>
+                <w:rFonts w:ascii="맑은 고딕" w:eastAsia="맑은 고딕" w:hAnsi="맑은 고딕" w:cs="맑은 고딕"/>
+                <w:color w:val="111827"/>
+                <w:sz w:val="19"/>
+                <w:szCs w:val="19"/>
+              </w:rPr>
+              <w:t>엔키아</w:t>
+            </w:r>
+            <w:proofErr w:type="spellEnd"/>
+            <w:r>
+              <w:rPr>
+                <w:rFonts w:ascii="맑은 고딕" w:eastAsia="맑은 고딕" w:hAnsi="맑은 고딕" w:cs="맑은 고딕"/>
+                <w:color w:val="111827"/>
+                <w:sz w:val="19"/>
+                <w:szCs w:val="19"/>
+              </w:rPr>
+              <w:t xml:space="preserve"> 고유 프로세스 반영</w:t>
             </w:r>
           </w:p>
         </w:tc>
@@ -1978,7 +2187,27 @@
                 <w:sz w:val="19"/>
                 <w:szCs w:val="19"/>
               </w:rPr>
-              <w:t>글로벌 수준 → 엔키아 컨텍스트 조정</w:t>
+              <w:t xml:space="preserve">글로벌 수준 → </w:t>
+            </w:r>
+            <w:proofErr w:type="spellStart"/>
+            <w:r>
+              <w:rPr>
+                <w:rFonts w:ascii="맑은 고딕" w:eastAsia="맑은 고딕" w:hAnsi="맑은 고딕" w:cs="맑은 고딕"/>
+                <w:color w:val="111827"/>
+                <w:sz w:val="19"/>
+                <w:szCs w:val="19"/>
+              </w:rPr>
+              <w:t>엔키아</w:t>
+            </w:r>
+            <w:proofErr w:type="spellEnd"/>
+            <w:r>
+              <w:rPr>
+                <w:rFonts w:ascii="맑은 고딕" w:eastAsia="맑은 고딕" w:hAnsi="맑은 고딕" w:cs="맑은 고딕"/>
+                <w:color w:val="111827"/>
+                <w:sz w:val="19"/>
+                <w:szCs w:val="19"/>
+              </w:rPr>
+              <w:t xml:space="preserve"> 컨텍스트 조정</w:t>
             </w:r>
           </w:p>
         </w:tc>
@@ -2058,8 +2287,19 @@
                 <w:sz w:val="19"/>
                 <w:szCs w:val="19"/>
               </w:rPr>
-              <w:t>벤치마킹 체계성 + 지표 정량성</w:t>
-            </w:r>
+              <w:t xml:space="preserve">벤치마킹 체계성 + 지표 </w:t>
+            </w:r>
+            <w:proofErr w:type="spellStart"/>
+            <w:r>
+              <w:rPr>
+                <w:rFonts w:ascii="맑은 고딕" w:eastAsia="맑은 고딕" w:hAnsi="맑은 고딕" w:cs="맑은 고딕"/>
+                <w:color w:val="111827"/>
+                <w:sz w:val="19"/>
+                <w:szCs w:val="19"/>
+              </w:rPr>
+              <w:t>정량성</w:t>
+            </w:r>
+            <w:proofErr w:type="spellEnd"/>
           </w:p>
         </w:tc>
       </w:tr>
@@ -2421,6 +2661,7 @@
                 <w:bCs/>
               </w:rPr>
             </w:pPr>
+            <w:proofErr w:type="spellStart"/>
             <w:r>
               <w:rPr>
                 <w:rFonts w:ascii="맑은 고딕" w:eastAsia="맑은 고딕" w:hAnsi="맑은 고딕" w:cs="맑은 고딕"/>
@@ -2430,7 +2671,19 @@
                 <w:sz w:val="19"/>
                 <w:szCs w:val="19"/>
               </w:rPr>
-              <w:t>엔키아 고유 컨텍스트(Polestar AIOps, 1</w:t>
+              <w:t>엔키아</w:t>
+            </w:r>
+            <w:proofErr w:type="spellEnd"/>
+            <w:r>
+              <w:rPr>
+                <w:rFonts w:ascii="맑은 고딕" w:eastAsia="맑은 고딕" w:hAnsi="맑은 고딕" w:cs="맑은 고딕"/>
+                <w:b/>
+                <w:bCs/>
+                <w:color w:val="111827"/>
+                <w:sz w:val="19"/>
+                <w:szCs w:val="19"/>
+              </w:rPr>
+              <w:t xml:space="preserve"> 고유 컨텍스트(Polestar AIOps, 1</w:t>
             </w:r>
             <w:r>
               <w:rPr>
@@ -2804,6 +3057,7 @@
             <w:pPr>
               <w:wordWrap/>
             </w:pPr>
+            <w:proofErr w:type="spellStart"/>
             <w:r>
               <w:rPr>
                 <w:rFonts w:ascii="맑은 고딕" w:eastAsia="맑은 고딕" w:hAnsi="맑은 고딕" w:cs="맑은 고딕"/>
@@ -2811,7 +3065,17 @@
                 <w:bCs/>
                 <w:color w:val="FFFFFF"/>
               </w:rPr>
-              <w:t>엔키아 연관성</w:t>
+              <w:t>엔키아</w:t>
+            </w:r>
+            <w:proofErr w:type="spellEnd"/>
+            <w:r>
+              <w:rPr>
+                <w:rFonts w:ascii="맑은 고딕" w:eastAsia="맑은 고딕" w:hAnsi="맑은 고딕" w:cs="맑은 고딕"/>
+                <w:b/>
+                <w:bCs/>
+                <w:color w:val="FFFFFF"/>
+              </w:rPr>
+              <w:t xml:space="preserve"> 연관성</w:t>
             </w:r>
           </w:p>
         </w:tc>
@@ -2990,14 +3254,25 @@
             <w:pPr>
               <w:wordWrap/>
             </w:pPr>
-            <w:r>
-              <w:rPr>
-                <w:rFonts w:ascii="맑은 고딕" w:eastAsia="맑은 고딕" w:hAnsi="맑은 고딕" w:cs="맑은 고딕"/>
-                <w:color w:val="111827"/>
-                <w:sz w:val="19"/>
-                <w:szCs w:val="19"/>
-              </w:rPr>
-              <w:t>AIOps·APM 선두, Davis AI</w:t>
+            <w:proofErr w:type="spellStart"/>
+            <w:r>
+              <w:rPr>
+                <w:rFonts w:ascii="맑은 고딕" w:eastAsia="맑은 고딕" w:hAnsi="맑은 고딕" w:cs="맑은 고딕"/>
+                <w:color w:val="111827"/>
+                <w:sz w:val="19"/>
+                <w:szCs w:val="19"/>
+              </w:rPr>
+              <w:t>AIOps·APM</w:t>
+            </w:r>
+            <w:proofErr w:type="spellEnd"/>
+            <w:r>
+              <w:rPr>
+                <w:rFonts w:ascii="맑은 고딕" w:eastAsia="맑은 고딕" w:hAnsi="맑은 고딕" w:cs="맑은 고딕"/>
+                <w:color w:val="111827"/>
+                <w:sz w:val="19"/>
+                <w:szCs w:val="19"/>
+              </w:rPr>
+              <w:t xml:space="preserve"> 선두, Davis AI</w:t>
             </w:r>
           </w:p>
         </w:tc>
@@ -3202,14 +3477,25 @@
             <w:pPr>
               <w:wordWrap/>
             </w:pPr>
-            <w:r>
-              <w:rPr>
-                <w:rFonts w:ascii="맑은 고딕" w:eastAsia="맑은 고딕" w:hAnsi="맑은 고딕" w:cs="맑은 고딕"/>
-                <w:color w:val="111827"/>
-                <w:sz w:val="19"/>
-                <w:szCs w:val="19"/>
-              </w:rPr>
-              <w:t>인시던트 자동화, SRE 문화</w:t>
+            <w:proofErr w:type="spellStart"/>
+            <w:r>
+              <w:rPr>
+                <w:rFonts w:ascii="맑은 고딕" w:eastAsia="맑은 고딕" w:hAnsi="맑은 고딕" w:cs="맑은 고딕"/>
+                <w:color w:val="111827"/>
+                <w:sz w:val="19"/>
+                <w:szCs w:val="19"/>
+              </w:rPr>
+              <w:t>인시던트</w:t>
+            </w:r>
+            <w:proofErr w:type="spellEnd"/>
+            <w:r>
+              <w:rPr>
+                <w:rFonts w:ascii="맑은 고딕" w:eastAsia="맑은 고딕" w:hAnsi="맑은 고딕" w:cs="맑은 고딕"/>
+                <w:color w:val="111827"/>
+                <w:sz w:val="19"/>
+                <w:szCs w:val="19"/>
+              </w:rPr>
+              <w:t xml:space="preserve"> 자동화, SRE 문화</w:t>
             </w:r>
           </w:p>
         </w:tc>
@@ -3235,7 +3521,27 @@
                 <w:sz w:val="19"/>
                 <w:szCs w:val="19"/>
               </w:rPr>
-              <w:t>운영 자동화·SLO·Error Budget 체계</w:t>
+              <w:t>운영 자동화·</w:t>
+            </w:r>
+            <w:proofErr w:type="spellStart"/>
+            <w:r>
+              <w:rPr>
+                <w:rFonts w:ascii="맑은 고딕" w:eastAsia="맑은 고딕" w:hAnsi="맑은 고딕" w:cs="맑은 고딕"/>
+                <w:color w:val="111827"/>
+                <w:sz w:val="19"/>
+                <w:szCs w:val="19"/>
+              </w:rPr>
+              <w:t>SLO·Error</w:t>
+            </w:r>
+            <w:proofErr w:type="spellEnd"/>
+            <w:r>
+              <w:rPr>
+                <w:rFonts w:ascii="맑은 고딕" w:eastAsia="맑은 고딕" w:hAnsi="맑은 고딕" w:cs="맑은 고딕"/>
+                <w:color w:val="111827"/>
+                <w:sz w:val="19"/>
+                <w:szCs w:val="19"/>
+              </w:rPr>
+              <w:t xml:space="preserve"> Budget 체계</w:t>
             </w:r>
           </w:p>
         </w:tc>
@@ -3282,6 +3588,7 @@
             <w:pPr>
               <w:wordWrap/>
             </w:pPr>
+            <w:proofErr w:type="spellStart"/>
             <w:r>
               <w:rPr>
                 <w:rFonts w:ascii="맑은 고딕" w:eastAsia="맑은 고딕" w:hAnsi="맑은 고딕" w:cs="맑은 고딕"/>
@@ -3291,6 +3598,7 @@
               </w:rPr>
               <w:t>더존비즈온</w:t>
             </w:r>
+            <w:proofErr w:type="spellEnd"/>
           </w:p>
         </w:tc>
         <w:tc>
@@ -3406,6 +3714,7 @@
             <w:pPr>
               <w:wordWrap/>
             </w:pPr>
+            <w:proofErr w:type="spellStart"/>
             <w:r>
               <w:rPr>
                 <w:rFonts w:ascii="맑은 고딕" w:eastAsia="맑은 고딕" w:hAnsi="맑은 고딕" w:cs="맑은 고딕"/>
@@ -3415,6 +3724,7 @@
               </w:rPr>
               <w:t>티맥스소프트</w:t>
             </w:r>
+            <w:proofErr w:type="spellEnd"/>
           </w:p>
         </w:tc>
         <w:tc>
@@ -3512,6 +3822,7 @@
             <w:pPr>
               <w:wordWrap/>
             </w:pPr>
+            <w:proofErr w:type="spellStart"/>
             <w:r>
               <w:rPr>
                 <w:rFonts w:ascii="맑은 고딕" w:eastAsia="맑은 고딕" w:hAnsi="맑은 고딕" w:cs="맑은 고딕"/>
@@ -3521,6 +3832,7 @@
               </w:rPr>
               <w:t>가비아</w:t>
             </w:r>
+            <w:proofErr w:type="spellEnd"/>
           </w:p>
         </w:tc>
         <w:tc>
@@ -3618,6 +3930,7 @@
             <w:pPr>
               <w:wordWrap/>
             </w:pPr>
+            <w:proofErr w:type="spellStart"/>
             <w:r>
               <w:rPr>
                 <w:rFonts w:ascii="맑은 고딕" w:eastAsia="맑은 고딕" w:hAnsi="맑은 고딕" w:cs="맑은 고딕"/>
@@ -3627,6 +3940,7 @@
               </w:rPr>
               <w:t>카카오엔터프라이즈</w:t>
             </w:r>
+            <w:proofErr w:type="spellEnd"/>
           </w:p>
         </w:tc>
         <w:tc>
@@ -3670,14 +3984,25 @@
             <w:pPr>
               <w:wordWrap/>
             </w:pPr>
-            <w:r>
-              <w:rPr>
-                <w:rFonts w:ascii="맑은 고딕" w:eastAsia="맑은 고딕" w:hAnsi="맑은 고딕" w:cs="맑은 고딕"/>
-                <w:color w:val="111827"/>
-                <w:sz w:val="19"/>
-                <w:szCs w:val="19"/>
-              </w:rPr>
-              <w:t>SLA·MTTR·IaC 자동화율 목표치</w:t>
+            <w:proofErr w:type="spellStart"/>
+            <w:r>
+              <w:rPr>
+                <w:rFonts w:ascii="맑은 고딕" w:eastAsia="맑은 고딕" w:hAnsi="맑은 고딕" w:cs="맑은 고딕"/>
+                <w:color w:val="111827"/>
+                <w:sz w:val="19"/>
+                <w:szCs w:val="19"/>
+              </w:rPr>
+              <w:t>SLA·MTTR·IaC</w:t>
+            </w:r>
+            <w:proofErr w:type="spellEnd"/>
+            <w:r>
+              <w:rPr>
+                <w:rFonts w:ascii="맑은 고딕" w:eastAsia="맑은 고딕" w:hAnsi="맑은 고딕" w:cs="맑은 고딕"/>
+                <w:color w:val="111827"/>
+                <w:sz w:val="19"/>
+                <w:szCs w:val="19"/>
+              </w:rPr>
+              <w:t xml:space="preserve"> 자동화율 목표치</w:t>
             </w:r>
           </w:p>
         </w:tc>
@@ -4058,7 +4383,27 @@
                 <w:sz w:val="19"/>
                 <w:szCs w:val="19"/>
               </w:rPr>
-              <w:t>지표 목표값 설정의 기준선</w:t>
+              <w:t xml:space="preserve">지표 </w:t>
+            </w:r>
+            <w:proofErr w:type="spellStart"/>
+            <w:r>
+              <w:rPr>
+                <w:rFonts w:ascii="맑은 고딕" w:eastAsia="맑은 고딕" w:hAnsi="맑은 고딕" w:cs="맑은 고딕"/>
+                <w:color w:val="111827"/>
+                <w:sz w:val="19"/>
+                <w:szCs w:val="19"/>
+              </w:rPr>
+              <w:t>목표값</w:t>
+            </w:r>
+            <w:proofErr w:type="spellEnd"/>
+            <w:r>
+              <w:rPr>
+                <w:rFonts w:ascii="맑은 고딕" w:eastAsia="맑은 고딕" w:hAnsi="맑은 고딕" w:cs="맑은 고딕"/>
+                <w:color w:val="111827"/>
+                <w:sz w:val="19"/>
+                <w:szCs w:val="19"/>
+              </w:rPr>
+              <w:t xml:space="preserve"> 설정의 기준선</w:t>
             </w:r>
           </w:p>
         </w:tc>
@@ -4112,7 +4457,7 @@
                 <w:sz w:val="19"/>
                 <w:szCs w:val="19"/>
               </w:rPr>
-              <w:t>현직자 리뷰 (Glassdoor·잡플래닛·블라인드)</w:t>
+              <w:t>공개 채용공고 JD · 기업 공식 홈페이지 · IR 공시자료</w:t>
             </w:r>
           </w:p>
         </w:tc>
@@ -4440,14 +4785,25 @@
             <w:pPr>
               <w:wordWrap/>
             </w:pPr>
-            <w:r>
-              <w:rPr>
-                <w:rFonts w:ascii="맑은 고딕" w:eastAsia="맑은 고딕" w:hAnsi="맑은 고딕" w:cs="맑은 고딕"/>
-                <w:color w:val="111827"/>
-                <w:sz w:val="19"/>
-                <w:szCs w:val="19"/>
-              </w:rPr>
-              <w:t>ServiceNow·PagerDuty 영업</w:t>
+            <w:proofErr w:type="spellStart"/>
+            <w:r>
+              <w:rPr>
+                <w:rFonts w:ascii="맑은 고딕" w:eastAsia="맑은 고딕" w:hAnsi="맑은 고딕" w:cs="맑은 고딕"/>
+                <w:color w:val="111827"/>
+                <w:sz w:val="19"/>
+                <w:szCs w:val="19"/>
+              </w:rPr>
+              <w:t>ServiceNow·PagerDuty</w:t>
+            </w:r>
+            <w:proofErr w:type="spellEnd"/>
+            <w:r>
+              <w:rPr>
+                <w:rFonts w:ascii="맑은 고딕" w:eastAsia="맑은 고딕" w:hAnsi="맑은 고딕" w:cs="맑은 고딕"/>
+                <w:color w:val="111827"/>
+                <w:sz w:val="19"/>
+                <w:szCs w:val="19"/>
+              </w:rPr>
+              <w:t xml:space="preserve"> 영업</w:t>
             </w:r>
           </w:p>
         </w:tc>
@@ -4527,8 +4883,19 @@
                 <w:sz w:val="19"/>
                 <w:szCs w:val="19"/>
               </w:rPr>
-              <w:t>DORA 4 메트릭</w:t>
-            </w:r>
+              <w:t xml:space="preserve">DORA 4 </w:t>
+            </w:r>
+            <w:proofErr w:type="spellStart"/>
+            <w:r>
+              <w:rPr>
+                <w:rFonts w:ascii="맑은 고딕" w:eastAsia="맑은 고딕" w:hAnsi="맑은 고딕" w:cs="맑은 고딕"/>
+                <w:color w:val="111827"/>
+                <w:sz w:val="19"/>
+                <w:szCs w:val="19"/>
+              </w:rPr>
+              <w:t>메트릭</w:t>
+            </w:r>
+            <w:proofErr w:type="spellEnd"/>
           </w:p>
         </w:tc>
         <w:tc>
@@ -4546,14 +4913,25 @@
             <w:pPr>
               <w:wordWrap/>
             </w:pPr>
-            <w:r>
-              <w:rPr>
-                <w:rFonts w:ascii="맑은 고딕" w:eastAsia="맑은 고딕" w:hAnsi="맑은 고딕" w:cs="맑은 고딕"/>
-                <w:color w:val="111827"/>
-                <w:sz w:val="19"/>
-                <w:szCs w:val="19"/>
-              </w:rPr>
-              <w:t>Google·PagerDuty DevOps</w:t>
+            <w:proofErr w:type="spellStart"/>
+            <w:r>
+              <w:rPr>
+                <w:rFonts w:ascii="맑은 고딕" w:eastAsia="맑은 고딕" w:hAnsi="맑은 고딕" w:cs="맑은 고딕"/>
+                <w:color w:val="111827"/>
+                <w:sz w:val="19"/>
+                <w:szCs w:val="19"/>
+              </w:rPr>
+              <w:t>Google·PagerDuty</w:t>
+            </w:r>
+            <w:proofErr w:type="spellEnd"/>
+            <w:r>
+              <w:rPr>
+                <w:rFonts w:ascii="맑은 고딕" w:eastAsia="맑은 고딕" w:hAnsi="맑은 고딕" w:cs="맑은 고딕"/>
+                <w:color w:val="111827"/>
+                <w:sz w:val="19"/>
+                <w:szCs w:val="19"/>
+              </w:rPr>
+              <w:t xml:space="preserve"> DevOps</w:t>
             </w:r>
           </w:p>
         </w:tc>
@@ -4659,8 +5037,19 @@
                 <w:sz w:val="19"/>
                 <w:szCs w:val="19"/>
               </w:rPr>
-              <w:t>Google SRE·PagerDuty</w:t>
-            </w:r>
+              <w:t xml:space="preserve">Google </w:t>
+            </w:r>
+            <w:proofErr w:type="spellStart"/>
+            <w:r>
+              <w:rPr>
+                <w:rFonts w:ascii="맑은 고딕" w:eastAsia="맑은 고딕" w:hAnsi="맑은 고딕" w:cs="맑은 고딕"/>
+                <w:color w:val="111827"/>
+                <w:sz w:val="19"/>
+                <w:szCs w:val="19"/>
+              </w:rPr>
+              <w:t>SRE·PagerDuty</w:t>
+            </w:r>
+            <w:proofErr w:type="spellEnd"/>
           </w:p>
         </w:tc>
         <w:tc>
@@ -4711,7 +5100,27 @@
                 <w:sz w:val="19"/>
                 <w:szCs w:val="19"/>
               </w:rPr>
-              <w:t>서비스 신뢰성 목표·에러 버짓 추적</w:t>
+              <w:t xml:space="preserve">서비스 신뢰성 목표·에러 </w:t>
+            </w:r>
+            <w:proofErr w:type="spellStart"/>
+            <w:r>
+              <w:rPr>
+                <w:rFonts w:ascii="맑은 고딕" w:eastAsia="맑은 고딕" w:hAnsi="맑은 고딕" w:cs="맑은 고딕"/>
+                <w:color w:val="111827"/>
+                <w:sz w:val="19"/>
+                <w:szCs w:val="19"/>
+              </w:rPr>
+              <w:t>버짓</w:t>
+            </w:r>
+            <w:proofErr w:type="spellEnd"/>
+            <w:r>
+              <w:rPr>
+                <w:rFonts w:ascii="맑은 고딕" w:eastAsia="맑은 고딕" w:hAnsi="맑은 고딕" w:cs="맑은 고딕"/>
+                <w:color w:val="111827"/>
+                <w:sz w:val="19"/>
+                <w:szCs w:val="19"/>
+              </w:rPr>
+              <w:t xml:space="preserve"> 추적</w:t>
             </w:r>
           </w:p>
         </w:tc>
@@ -4864,14 +5273,25 @@
             <w:pPr>
               <w:wordWrap/>
             </w:pPr>
-            <w:r>
-              <w:rPr>
-                <w:rFonts w:ascii="맑은 고딕" w:eastAsia="맑은 고딕" w:hAnsi="맑은 고딕" w:cs="맑은 고딕"/>
-                <w:color w:val="111827"/>
-                <w:sz w:val="19"/>
-                <w:szCs w:val="19"/>
-              </w:rPr>
-              <w:t>Google·Intel 원칙</w:t>
+            <w:proofErr w:type="spellStart"/>
+            <w:r>
+              <w:rPr>
+                <w:rFonts w:ascii="맑은 고딕" w:eastAsia="맑은 고딕" w:hAnsi="맑은 고딕" w:cs="맑은 고딕"/>
+                <w:color w:val="111827"/>
+                <w:sz w:val="19"/>
+                <w:szCs w:val="19"/>
+              </w:rPr>
+              <w:t>Google·Intel</w:t>
+            </w:r>
+            <w:proofErr w:type="spellEnd"/>
+            <w:r>
+              <w:rPr>
+                <w:rFonts w:ascii="맑은 고딕" w:eastAsia="맑은 고딕" w:hAnsi="맑은 고딕" w:cs="맑은 고딕"/>
+                <w:color w:val="111827"/>
+                <w:sz w:val="19"/>
+                <w:szCs w:val="19"/>
+              </w:rPr>
+              <w:t xml:space="preserve"> 원칙</w:t>
             </w:r>
           </w:p>
         </w:tc>
@@ -4973,7 +5393,23 @@
           <w:rFonts w:ascii="맑은 고딕" w:eastAsia="맑은 고딕" w:hAnsi="맑은 고딕" w:cs="맑은 고딕"/>
           <w:color w:val="0A1628"/>
         </w:rPr>
-        <w:t>⏱ 발표 타이밍: 3:00 ~ 5:00 | "각 글로벌 기업에서 엔키아에 적용할 핵심 KPI 기준을 추출했습니다."</w:t>
+        <w:t xml:space="preserve">⏱ 발표 타이밍: 3:00 ~ 5:00 | "각 글로벌 기업에서 </w:t>
+      </w:r>
+      <w:proofErr w:type="spellStart"/>
+      <w:r>
+        <w:rPr>
+          <w:rFonts w:ascii="맑은 고딕" w:eastAsia="맑은 고딕" w:hAnsi="맑은 고딕" w:cs="맑은 고딕"/>
+          <w:color w:val="0A1628"/>
+        </w:rPr>
+        <w:t>엔키아에</w:t>
+      </w:r>
+      <w:proofErr w:type="spellEnd"/>
+      <w:r>
+        <w:rPr>
+          <w:rFonts w:ascii="맑은 고딕" w:eastAsia="맑은 고딕" w:hAnsi="맑은 고딕" w:cs="맑은 고딕"/>
+          <w:color w:val="0A1628"/>
+        </w:rPr>
+        <w:t xml:space="preserve"> 적용할 핵심 KPI 기준을 추출했습니다."</w:t>
       </w:r>
     </w:p>
     <w:p>
@@ -5092,6 +5528,7 @@
             <w:pPr>
               <w:wordWrap/>
             </w:pPr>
+            <w:proofErr w:type="spellStart"/>
             <w:r>
               <w:rPr>
                 <w:rFonts w:ascii="맑은 고딕" w:eastAsia="맑은 고딕" w:hAnsi="맑은 고딕" w:cs="맑은 고딕"/>
@@ -5099,7 +5536,17 @@
                 <w:bCs/>
                 <w:color w:val="FFFFFF"/>
               </w:rPr>
-              <w:t>엔키아 적용 인사이트</w:t>
+              <w:t>엔키아</w:t>
+            </w:r>
+            <w:proofErr w:type="spellEnd"/>
+            <w:r>
+              <w:rPr>
+                <w:rFonts w:ascii="맑은 고딕" w:eastAsia="맑은 고딕" w:hAnsi="맑은 고딕" w:cs="맑은 고딕"/>
+                <w:b/>
+                <w:bCs/>
+                <w:color w:val="FFFFFF"/>
+              </w:rPr>
+              <w:t xml:space="preserve"> 적용 인사이트</w:t>
             </w:r>
           </w:p>
         </w:tc>
@@ -5179,7 +5626,27 @@
                 <w:sz w:val="19"/>
                 <w:szCs w:val="19"/>
               </w:rPr>
-              <w:t>C레벨 멀티스레딩 + 쿼터 3배 파이프라인 원칙 채택</w:t>
+              <w:t xml:space="preserve">C레벨 </w:t>
+            </w:r>
+            <w:proofErr w:type="spellStart"/>
+            <w:r>
+              <w:rPr>
+                <w:rFonts w:ascii="맑은 고딕" w:eastAsia="맑은 고딕" w:hAnsi="맑은 고딕" w:cs="맑은 고딕"/>
+                <w:color w:val="111827"/>
+                <w:sz w:val="19"/>
+                <w:szCs w:val="19"/>
+              </w:rPr>
+              <w:t>멀티스레딩</w:t>
+            </w:r>
+            <w:proofErr w:type="spellEnd"/>
+            <w:r>
+              <w:rPr>
+                <w:rFonts w:ascii="맑은 고딕" w:eastAsia="맑은 고딕" w:hAnsi="맑은 고딕" w:cs="맑은 고딕"/>
+                <w:color w:val="111827"/>
+                <w:sz w:val="19"/>
+                <w:szCs w:val="19"/>
+              </w:rPr>
+              <w:t xml:space="preserve"> + 쿼터 3배 파이프라인 원칙 채택</w:t>
             </w:r>
           </w:p>
         </w:tc>
@@ -5368,7 +5835,31 @@
           <w:sz w:val="24"/>
           <w:szCs w:val="24"/>
         </w:rPr>
-        <w:t>4-2. Dynatrace — AIOps·APM 전문, Davis AI</w:t>
+        <w:t xml:space="preserve">4-2. Dynatrace — </w:t>
+      </w:r>
+      <w:proofErr w:type="spellStart"/>
+      <w:r>
+        <w:rPr>
+          <w:rFonts w:ascii="맑은 고딕" w:eastAsia="맑은 고딕" w:hAnsi="맑은 고딕" w:cs="맑은 고딕"/>
+          <w:b/>
+          <w:bCs/>
+          <w:color w:val="0A1628"/>
+          <w:sz w:val="24"/>
+          <w:szCs w:val="24"/>
+        </w:rPr>
+        <w:t>AIOps·APM</w:t>
+      </w:r>
+      <w:proofErr w:type="spellEnd"/>
+      <w:r>
+        <w:rPr>
+          <w:rFonts w:ascii="맑은 고딕" w:eastAsia="맑은 고딕" w:hAnsi="맑은 고딕" w:cs="맑은 고딕"/>
+          <w:b/>
+          <w:bCs/>
+          <w:color w:val="0A1628"/>
+          <w:sz w:val="24"/>
+          <w:szCs w:val="24"/>
+        </w:rPr>
+        <w:t xml:space="preserve"> 전문, Davis AI</w:t>
       </w:r>
     </w:p>
     <w:tbl>
@@ -5461,6 +5952,7 @@
             <w:pPr>
               <w:wordWrap/>
             </w:pPr>
+            <w:proofErr w:type="spellStart"/>
             <w:r>
               <w:rPr>
                 <w:rFonts w:ascii="맑은 고딕" w:eastAsia="맑은 고딕" w:hAnsi="맑은 고딕" w:cs="맑은 고딕"/>
@@ -5468,7 +5960,17 @@
                 <w:bCs/>
                 <w:color w:val="FFFFFF"/>
               </w:rPr>
-              <w:t>엔키아 적용 인사이트</w:t>
+              <w:t>엔키아</w:t>
+            </w:r>
+            <w:proofErr w:type="spellEnd"/>
+            <w:r>
+              <w:rPr>
+                <w:rFonts w:ascii="맑은 고딕" w:eastAsia="맑은 고딕" w:hAnsi="맑은 고딕" w:cs="맑은 고딕"/>
+                <w:b/>
+                <w:bCs/>
+                <w:color w:val="FFFFFF"/>
+              </w:rPr>
+              <w:t xml:space="preserve"> 적용 인사이트</w:t>
             </w:r>
           </w:p>
         </w:tc>
@@ -5628,7 +6130,27 @@
                 <w:sz w:val="19"/>
                 <w:szCs w:val="19"/>
               </w:rPr>
-              <w:t>Polestar 이상탐지 P:85% / R:80% 목표값 설정 근거</w:t>
+              <w:t xml:space="preserve">Polestar 이상탐지 P:85% / R:80% </w:t>
+            </w:r>
+            <w:proofErr w:type="spellStart"/>
+            <w:r>
+              <w:rPr>
+                <w:rFonts w:ascii="맑은 고딕" w:eastAsia="맑은 고딕" w:hAnsi="맑은 고딕" w:cs="맑은 고딕"/>
+                <w:color w:val="111827"/>
+                <w:sz w:val="19"/>
+                <w:szCs w:val="19"/>
+              </w:rPr>
+              <w:t>목표값</w:t>
+            </w:r>
+            <w:proofErr w:type="spellEnd"/>
+            <w:r>
+              <w:rPr>
+                <w:rFonts w:ascii="맑은 고딕" w:eastAsia="맑은 고딕" w:hAnsi="맑은 고딕" w:cs="맑은 고딕"/>
+                <w:color w:val="111827"/>
+                <w:sz w:val="19"/>
+                <w:szCs w:val="19"/>
+              </w:rPr>
+              <w:t xml:space="preserve"> 설정 근거</w:t>
             </w:r>
           </w:p>
         </w:tc>
@@ -5682,8 +6204,59 @@
                 <w:sz w:val="19"/>
                 <w:szCs w:val="19"/>
               </w:rPr>
-              <w:t>SLO 달성률 · MTTR · 에러 버짓 소진율</w:t>
-            </w:r>
+              <w:t xml:space="preserve">SLO </w:t>
+            </w:r>
+            <w:proofErr w:type="spellStart"/>
+            <w:r>
+              <w:rPr>
+                <w:rFonts w:ascii="맑은 고딕" w:eastAsia="맑은 고딕" w:hAnsi="맑은 고딕" w:cs="맑은 고딕"/>
+                <w:color w:val="111827"/>
+                <w:sz w:val="19"/>
+                <w:szCs w:val="19"/>
+              </w:rPr>
+              <w:t>달성률</w:t>
+            </w:r>
+            <w:proofErr w:type="spellEnd"/>
+            <w:r>
+              <w:rPr>
+                <w:rFonts w:ascii="맑은 고딕" w:eastAsia="맑은 고딕" w:hAnsi="맑은 고딕" w:cs="맑은 고딕"/>
+                <w:color w:val="111827"/>
+                <w:sz w:val="19"/>
+                <w:szCs w:val="19"/>
+              </w:rPr>
+              <w:t xml:space="preserve"> · MTTR · 에러 </w:t>
+            </w:r>
+            <w:proofErr w:type="spellStart"/>
+            <w:r>
+              <w:rPr>
+                <w:rFonts w:ascii="맑은 고딕" w:eastAsia="맑은 고딕" w:hAnsi="맑은 고딕" w:cs="맑은 고딕"/>
+                <w:color w:val="111827"/>
+                <w:sz w:val="19"/>
+                <w:szCs w:val="19"/>
+              </w:rPr>
+              <w:t>버짓</w:t>
+            </w:r>
+            <w:proofErr w:type="spellEnd"/>
+            <w:r>
+              <w:rPr>
+                <w:rFonts w:ascii="맑은 고딕" w:eastAsia="맑은 고딕" w:hAnsi="맑은 고딕" w:cs="맑은 고딕"/>
+                <w:color w:val="111827"/>
+                <w:sz w:val="19"/>
+                <w:szCs w:val="19"/>
+              </w:rPr>
+              <w:t xml:space="preserve"> </w:t>
+            </w:r>
+            <w:proofErr w:type="spellStart"/>
+            <w:r>
+              <w:rPr>
+                <w:rFonts w:ascii="맑은 고딕" w:eastAsia="맑은 고딕" w:hAnsi="맑은 고딕" w:cs="맑은 고딕"/>
+                <w:color w:val="111827"/>
+                <w:sz w:val="19"/>
+                <w:szCs w:val="19"/>
+              </w:rPr>
+              <w:t>소진율</w:t>
+            </w:r>
+            <w:proofErr w:type="spellEnd"/>
           </w:p>
         </w:tc>
         <w:tc>
@@ -5825,6 +6398,7 @@
             <w:pPr>
               <w:wordWrap/>
             </w:pPr>
+            <w:proofErr w:type="spellStart"/>
             <w:r>
               <w:rPr>
                 <w:rFonts w:ascii="맑은 고딕" w:eastAsia="맑은 고딕" w:hAnsi="맑은 고딕" w:cs="맑은 고딕"/>
@@ -5832,7 +6406,17 @@
                 <w:bCs/>
                 <w:color w:val="FFFFFF"/>
               </w:rPr>
-              <w:t>엔키아 적용 인사이트</w:t>
+              <w:t>엔키아</w:t>
+            </w:r>
+            <w:proofErr w:type="spellEnd"/>
+            <w:r>
+              <w:rPr>
+                <w:rFonts w:ascii="맑은 고딕" w:eastAsia="맑은 고딕" w:hAnsi="맑은 고딕" w:cs="맑은 고딕"/>
+                <w:b/>
+                <w:bCs/>
+                <w:color w:val="FFFFFF"/>
+              </w:rPr>
+              <w:t xml:space="preserve"> 적용 인사이트</w:t>
             </w:r>
           </w:p>
         </w:tc>
@@ -5886,7 +6470,27 @@
                 <w:sz w:val="19"/>
                 <w:szCs w:val="19"/>
               </w:rPr>
-              <w:t>PLG Trial→유료 전환율 · Data-Driven Meeting</w:t>
+              <w:t xml:space="preserve">PLG Trial→유료 </w:t>
+            </w:r>
+            <w:proofErr w:type="spellStart"/>
+            <w:r>
+              <w:rPr>
+                <w:rFonts w:ascii="맑은 고딕" w:eastAsia="맑은 고딕" w:hAnsi="맑은 고딕" w:cs="맑은 고딕"/>
+                <w:color w:val="111827"/>
+                <w:sz w:val="19"/>
+                <w:szCs w:val="19"/>
+              </w:rPr>
+              <w:t>전환율</w:t>
+            </w:r>
+            <w:proofErr w:type="spellEnd"/>
+            <w:r>
+              <w:rPr>
+                <w:rFonts w:ascii="맑은 고딕" w:eastAsia="맑은 고딕" w:hAnsi="맑은 고딕" w:cs="맑은 고딕"/>
+                <w:color w:val="111827"/>
+                <w:sz w:val="19"/>
+                <w:szCs w:val="19"/>
+              </w:rPr>
+              <w:t xml:space="preserve"> · Data-Driven Meeting</w:t>
             </w:r>
           </w:p>
         </w:tc>
@@ -5912,7 +6516,27 @@
                 <w:sz w:val="19"/>
                 <w:szCs w:val="19"/>
               </w:rPr>
-              <w:t>Polestar 무료 PoC→계약 전환율 60% 목표</w:t>
+              <w:t xml:space="preserve">Polestar 무료 PoC→계약 </w:t>
+            </w:r>
+            <w:proofErr w:type="spellStart"/>
+            <w:r>
+              <w:rPr>
+                <w:rFonts w:ascii="맑은 고딕" w:eastAsia="맑은 고딕" w:hAnsi="맑은 고딕" w:cs="맑은 고딕"/>
+                <w:color w:val="111827"/>
+                <w:sz w:val="19"/>
+                <w:szCs w:val="19"/>
+              </w:rPr>
+              <w:t>전환율</w:t>
+            </w:r>
+            <w:proofErr w:type="spellEnd"/>
+            <w:r>
+              <w:rPr>
+                <w:rFonts w:ascii="맑은 고딕" w:eastAsia="맑은 고딕" w:hAnsi="맑은 고딕" w:cs="맑은 고딕"/>
+                <w:color w:val="111827"/>
+                <w:sz w:val="19"/>
+                <w:szCs w:val="19"/>
+              </w:rPr>
+              <w:t xml:space="preserve"> 60% 목표</w:t>
             </w:r>
           </w:p>
         </w:tc>
@@ -5966,7 +6590,27 @@
                 <w:sz w:val="19"/>
                 <w:szCs w:val="19"/>
               </w:rPr>
-              <w:t>에이전트 설치 성공률 · 쿼리 레이턴시 P99</w:t>
+              <w:t xml:space="preserve">에이전트 설치 성공률 · 쿼리 </w:t>
+            </w:r>
+            <w:proofErr w:type="spellStart"/>
+            <w:r>
+              <w:rPr>
+                <w:rFonts w:ascii="맑은 고딕" w:eastAsia="맑은 고딕" w:hAnsi="맑은 고딕" w:cs="맑은 고딕"/>
+                <w:color w:val="111827"/>
+                <w:sz w:val="19"/>
+                <w:szCs w:val="19"/>
+              </w:rPr>
+              <w:t>레이턴시</w:t>
+            </w:r>
+            <w:proofErr w:type="spellEnd"/>
+            <w:r>
+              <w:rPr>
+                <w:rFonts w:ascii="맑은 고딕" w:eastAsia="맑은 고딕" w:hAnsi="맑은 고딕" w:cs="맑은 고딕"/>
+                <w:color w:val="111827"/>
+                <w:sz w:val="19"/>
+                <w:szCs w:val="19"/>
+              </w:rPr>
+              <w:t xml:space="preserve"> P99</w:t>
             </w:r>
           </w:p>
         </w:tc>
@@ -6101,7 +6745,31 @@
           <w:sz w:val="24"/>
           <w:szCs w:val="24"/>
         </w:rPr>
-        <w:t>4-4. PagerDuty — 인시던트 자동화·SRE 문화</w:t>
+        <w:t xml:space="preserve">4-4. PagerDuty — </w:t>
+      </w:r>
+      <w:proofErr w:type="spellStart"/>
+      <w:r>
+        <w:rPr>
+          <w:rFonts w:ascii="맑은 고딕" w:eastAsia="맑은 고딕" w:hAnsi="맑은 고딕" w:cs="맑은 고딕"/>
+          <w:b/>
+          <w:bCs/>
+          <w:color w:val="0A1628"/>
+          <w:sz w:val="24"/>
+          <w:szCs w:val="24"/>
+        </w:rPr>
+        <w:t>인시던트</w:t>
+      </w:r>
+      <w:proofErr w:type="spellEnd"/>
+      <w:r>
+        <w:rPr>
+          <w:rFonts w:ascii="맑은 고딕" w:eastAsia="맑은 고딕" w:hAnsi="맑은 고딕" w:cs="맑은 고딕"/>
+          <w:b/>
+          <w:bCs/>
+          <w:color w:val="0A1628"/>
+          <w:sz w:val="24"/>
+          <w:szCs w:val="24"/>
+        </w:rPr>
+        <w:t xml:space="preserve"> 자동화·SRE 문화</w:t>
       </w:r>
     </w:p>
     <w:tbl>
@@ -6194,6 +6862,7 @@
             <w:pPr>
               <w:wordWrap/>
             </w:pPr>
+            <w:proofErr w:type="spellStart"/>
             <w:r>
               <w:rPr>
                 <w:rFonts w:ascii="맑은 고딕" w:eastAsia="맑은 고딕" w:hAnsi="맑은 고딕" w:cs="맑은 고딕"/>
@@ -6201,7 +6870,17 @@
                 <w:bCs/>
                 <w:color w:val="FFFFFF"/>
               </w:rPr>
-              <w:t>엔키아 적용 인사이트</w:t>
+              <w:t>엔키아</w:t>
+            </w:r>
+            <w:proofErr w:type="spellEnd"/>
+            <w:r>
+              <w:rPr>
+                <w:rFonts w:ascii="맑은 고딕" w:eastAsia="맑은 고딕" w:hAnsi="맑은 고딕" w:cs="맑은 고딕"/>
+                <w:b/>
+                <w:bCs/>
+                <w:color w:val="FFFFFF"/>
+              </w:rPr>
+              <w:t xml:space="preserve"> 적용 인사이트</w:t>
             </w:r>
           </w:p>
         </w:tc>
@@ -6335,7 +7014,27 @@
                 <w:sz w:val="19"/>
                 <w:szCs w:val="19"/>
               </w:rPr>
-              <w:t>알림 전달 성공률 99.99% · 인시던트 자동 그룹화 정밀도</w:t>
+              <w:t xml:space="preserve">알림 전달 성공률 99.99% · </w:t>
+            </w:r>
+            <w:proofErr w:type="spellStart"/>
+            <w:r>
+              <w:rPr>
+                <w:rFonts w:ascii="맑은 고딕" w:eastAsia="맑은 고딕" w:hAnsi="맑은 고딕" w:cs="맑은 고딕"/>
+                <w:color w:val="111827"/>
+                <w:sz w:val="19"/>
+                <w:szCs w:val="19"/>
+              </w:rPr>
+              <w:t>인시던트</w:t>
+            </w:r>
+            <w:proofErr w:type="spellEnd"/>
+            <w:r>
+              <w:rPr>
+                <w:rFonts w:ascii="맑은 고딕" w:eastAsia="맑은 고딕" w:hAnsi="맑은 고딕" w:cs="맑은 고딕"/>
+                <w:color w:val="111827"/>
+                <w:sz w:val="19"/>
+                <w:szCs w:val="19"/>
+              </w:rPr>
+              <w:t xml:space="preserve"> 자동 그룹화 정밀도</w:t>
             </w:r>
           </w:p>
         </w:tc>
@@ -6415,7 +7114,27 @@
                 <w:sz w:val="19"/>
                 <w:szCs w:val="19"/>
               </w:rPr>
-              <w:t>에러 버짓 · 불필요 알람 감소 30%+ · FRT P1 30분</w:t>
+              <w:t xml:space="preserve">에러 </w:t>
+            </w:r>
+            <w:proofErr w:type="spellStart"/>
+            <w:r>
+              <w:rPr>
+                <w:rFonts w:ascii="맑은 고딕" w:eastAsia="맑은 고딕" w:hAnsi="맑은 고딕" w:cs="맑은 고딕"/>
+                <w:color w:val="111827"/>
+                <w:sz w:val="19"/>
+                <w:szCs w:val="19"/>
+              </w:rPr>
+              <w:t>버짓</w:t>
+            </w:r>
+            <w:proofErr w:type="spellEnd"/>
+            <w:r>
+              <w:rPr>
+                <w:rFonts w:ascii="맑은 고딕" w:eastAsia="맑은 고딕" w:hAnsi="맑은 고딕" w:cs="맑은 고딕"/>
+                <w:color w:val="111827"/>
+                <w:sz w:val="19"/>
+                <w:szCs w:val="19"/>
+              </w:rPr>
+              <w:t xml:space="preserve"> · 불필요 알람 감소 30%+ · FRT P1 30분</w:t>
             </w:r>
           </w:p>
         </w:tc>
@@ -6441,7 +7160,27 @@
                 <w:sz w:val="19"/>
                 <w:szCs w:val="19"/>
               </w:rPr>
-              <w:t>재발 인시던트 20% 이하 · FRT 기준 직접 채택</w:t>
+              <w:t xml:space="preserve">재발 </w:t>
+            </w:r>
+            <w:proofErr w:type="spellStart"/>
+            <w:r>
+              <w:rPr>
+                <w:rFonts w:ascii="맑은 고딕" w:eastAsia="맑은 고딕" w:hAnsi="맑은 고딕" w:cs="맑은 고딕"/>
+                <w:color w:val="111827"/>
+                <w:sz w:val="19"/>
+                <w:szCs w:val="19"/>
+              </w:rPr>
+              <w:t>인시던트</w:t>
+            </w:r>
+            <w:proofErr w:type="spellEnd"/>
+            <w:r>
+              <w:rPr>
+                <w:rFonts w:ascii="맑은 고딕" w:eastAsia="맑은 고딕" w:hAnsi="맑은 고딕" w:cs="맑은 고딕"/>
+                <w:color w:val="111827"/>
+                <w:sz w:val="19"/>
+                <w:szCs w:val="19"/>
+              </w:rPr>
+              <w:t xml:space="preserve"> 20% 이하 · FRT 기준 직접 채택</w:t>
             </w:r>
           </w:p>
         </w:tc>
@@ -6470,7 +7209,31 @@
           <w:sz w:val="24"/>
           <w:szCs w:val="24"/>
         </w:rPr>
-        <w:t>4-5. 글로벌 공통 패턴 → 엔키아 설계 원칙화</w:t>
+        <w:t xml:space="preserve">4-5. 글로벌 공통 패턴 → </w:t>
+      </w:r>
+      <w:proofErr w:type="spellStart"/>
+      <w:r>
+        <w:rPr>
+          <w:rFonts w:ascii="맑은 고딕" w:eastAsia="맑은 고딕" w:hAnsi="맑은 고딕" w:cs="맑은 고딕"/>
+          <w:b/>
+          <w:bCs/>
+          <w:color w:val="0A1628"/>
+          <w:sz w:val="24"/>
+          <w:szCs w:val="24"/>
+        </w:rPr>
+        <w:t>엔키아</w:t>
+      </w:r>
+      <w:proofErr w:type="spellEnd"/>
+      <w:r>
+        <w:rPr>
+          <w:rFonts w:ascii="맑은 고딕" w:eastAsia="맑은 고딕" w:hAnsi="맑은 고딕" w:cs="맑은 고딕"/>
+          <w:b/>
+          <w:bCs/>
+          <w:color w:val="0A1628"/>
+          <w:sz w:val="24"/>
+          <w:szCs w:val="24"/>
+        </w:rPr>
+        <w:t xml:space="preserve"> 설계 원칙화</w:t>
       </w:r>
     </w:p>
     <w:tbl>
@@ -6563,6 +7326,7 @@
             <w:pPr>
               <w:wordWrap/>
             </w:pPr>
+            <w:proofErr w:type="spellStart"/>
             <w:r>
               <w:rPr>
                 <w:rFonts w:ascii="맑은 고딕" w:eastAsia="맑은 고딕" w:hAnsi="맑은 고딕" w:cs="맑은 고딕"/>
@@ -6570,7 +7334,17 @@
                 <w:bCs/>
                 <w:color w:val="FFFFFF"/>
               </w:rPr>
-              <w:t>엔키아 설계 원칙</w:t>
+              <w:t>엔키아</w:t>
+            </w:r>
+            <w:proofErr w:type="spellEnd"/>
+            <w:r>
+              <w:rPr>
+                <w:rFonts w:ascii="맑은 고딕" w:eastAsia="맑은 고딕" w:hAnsi="맑은 고딕" w:cs="맑은 고딕"/>
+                <w:b/>
+                <w:bCs/>
+                <w:color w:val="FFFFFF"/>
+              </w:rPr>
+              <w:t xml:space="preserve"> 설계 원칙</w:t>
             </w:r>
           </w:p>
         </w:tc>
@@ -6704,7 +7478,47 @@
                 <w:sz w:val="19"/>
                 <w:szCs w:val="19"/>
               </w:rPr>
-              <w:t>DORA 4 메트릭(배포 빈도·CFR·MTTR·Lead Time) 필수</w:t>
+              <w:t xml:space="preserve">DORA 4 </w:t>
+            </w:r>
+            <w:proofErr w:type="spellStart"/>
+            <w:r>
+              <w:rPr>
+                <w:rFonts w:ascii="맑은 고딕" w:eastAsia="맑은 고딕" w:hAnsi="맑은 고딕" w:cs="맑은 고딕"/>
+                <w:color w:val="111827"/>
+                <w:sz w:val="19"/>
+                <w:szCs w:val="19"/>
+              </w:rPr>
+              <w:t>메트릭</w:t>
+            </w:r>
+            <w:proofErr w:type="spellEnd"/>
+            <w:r>
+              <w:rPr>
+                <w:rFonts w:ascii="맑은 고딕" w:eastAsia="맑은 고딕" w:hAnsi="맑은 고딕" w:cs="맑은 고딕"/>
+                <w:color w:val="111827"/>
+                <w:sz w:val="19"/>
+                <w:szCs w:val="19"/>
+              </w:rPr>
+              <w:t>(배포 빈도·</w:t>
+            </w:r>
+            <w:proofErr w:type="spellStart"/>
+            <w:r>
+              <w:rPr>
+                <w:rFonts w:ascii="맑은 고딕" w:eastAsia="맑은 고딕" w:hAnsi="맑은 고딕" w:cs="맑은 고딕"/>
+                <w:color w:val="111827"/>
+                <w:sz w:val="19"/>
+                <w:szCs w:val="19"/>
+              </w:rPr>
+              <w:t>CFR·MTTR·Lead</w:t>
+            </w:r>
+            <w:proofErr w:type="spellEnd"/>
+            <w:r>
+              <w:rPr>
+                <w:rFonts w:ascii="맑은 고딕" w:eastAsia="맑은 고딕" w:hAnsi="맑은 고딕" w:cs="맑은 고딕"/>
+                <w:color w:val="111827"/>
+                <w:sz w:val="19"/>
+                <w:szCs w:val="19"/>
+              </w:rPr>
+              <w:t xml:space="preserve"> Time) 필수</w:t>
             </w:r>
           </w:p>
         </w:tc>
@@ -6730,7 +7544,27 @@
                 <w:sz w:val="19"/>
                 <w:szCs w:val="19"/>
               </w:rPr>
-              <w:t>DORA 4 메트릭 전사 KPI로 채택</w:t>
+              <w:t xml:space="preserve">DORA 4 </w:t>
+            </w:r>
+            <w:proofErr w:type="spellStart"/>
+            <w:r>
+              <w:rPr>
+                <w:rFonts w:ascii="맑은 고딕" w:eastAsia="맑은 고딕" w:hAnsi="맑은 고딕" w:cs="맑은 고딕"/>
+                <w:color w:val="111827"/>
+                <w:sz w:val="19"/>
+                <w:szCs w:val="19"/>
+              </w:rPr>
+              <w:t>메트릭</w:t>
+            </w:r>
+            <w:proofErr w:type="spellEnd"/>
+            <w:r>
+              <w:rPr>
+                <w:rFonts w:ascii="맑은 고딕" w:eastAsia="맑은 고딕" w:hAnsi="맑은 고딕" w:cs="맑은 고딕"/>
+                <w:color w:val="111827"/>
+                <w:sz w:val="19"/>
+                <w:szCs w:val="19"/>
+              </w:rPr>
+              <w:t xml:space="preserve"> 전사 KPI로 채택</w:t>
             </w:r>
           </w:p>
         </w:tc>
@@ -6970,7 +7804,31 @@
           <w:sz w:val="24"/>
           <w:szCs w:val="24"/>
         </w:rPr>
-        <w:t>5-1. 더존비즈온 — ERP·클라우드 B2B 영업 1위 (연결 매출 4,</w:t>
+        <w:t xml:space="preserve">5-1. </w:t>
+      </w:r>
+      <w:proofErr w:type="spellStart"/>
+      <w:r>
+        <w:rPr>
+          <w:rFonts w:ascii="맑은 고딕" w:eastAsia="맑은 고딕" w:hAnsi="맑은 고딕" w:cs="맑은 고딕"/>
+          <w:b/>
+          <w:bCs/>
+          <w:color w:val="0A1628"/>
+          <w:sz w:val="24"/>
+          <w:szCs w:val="24"/>
+        </w:rPr>
+        <w:t>더존비즈온</w:t>
+      </w:r>
+      <w:proofErr w:type="spellEnd"/>
+      <w:r>
+        <w:rPr>
+          <w:rFonts w:ascii="맑은 고딕" w:eastAsia="맑은 고딕" w:hAnsi="맑은 고딕" w:cs="맑은 고딕"/>
+          <w:b/>
+          <w:bCs/>
+          <w:color w:val="0A1628"/>
+          <w:sz w:val="24"/>
+          <w:szCs w:val="24"/>
+        </w:rPr>
+        <w:t xml:space="preserve"> — ERP·클라우드 B2B 영업 1위 (연결 매출 4,</w:t>
       </w:r>
       <w:r>
         <w:rPr>
@@ -7085,6 +7943,7 @@
             <w:pPr>
               <w:wordWrap/>
             </w:pPr>
+            <w:proofErr w:type="spellStart"/>
             <w:r>
               <w:rPr>
                 <w:rFonts w:ascii="맑은 고딕" w:eastAsia="맑은 고딕" w:hAnsi="맑은 고딕" w:cs="맑은 고딕"/>
@@ -7092,7 +7951,17 @@
                 <w:bCs/>
                 <w:color w:val="FFFFFF"/>
               </w:rPr>
-              <w:t>엔키아 적용 포인트</w:t>
+              <w:t>엔키아</w:t>
+            </w:r>
+            <w:proofErr w:type="spellEnd"/>
+            <w:r>
+              <w:rPr>
+                <w:rFonts w:ascii="맑은 고딕" w:eastAsia="맑은 고딕" w:hAnsi="맑은 고딕" w:cs="맑은 고딕"/>
+                <w:b/>
+                <w:bCs/>
+                <w:color w:val="FFFFFF"/>
+              </w:rPr>
+              <w:t xml:space="preserve"> 적용 포인트</w:t>
             </w:r>
           </w:p>
         </w:tc>
@@ -7146,8 +8015,39 @@
                 <w:sz w:val="19"/>
                 <w:szCs w:val="19"/>
               </w:rPr>
-              <w:t>월별 신규 계약 달성률 · Renewal Rate · Win Rate 25%+</w:t>
-            </w:r>
+              <w:t xml:space="preserve">월별 신규 계약 </w:t>
+            </w:r>
+            <w:proofErr w:type="spellStart"/>
+            <w:r>
+              <w:rPr>
+                <w:rFonts w:ascii="맑은 고딕" w:eastAsia="맑은 고딕" w:hAnsi="맑은 고딕" w:cs="맑은 고딕"/>
+                <w:color w:val="111827"/>
+                <w:sz w:val="19"/>
+                <w:szCs w:val="19"/>
+              </w:rPr>
+              <w:t>달성률</w:t>
+            </w:r>
+            <w:proofErr w:type="spellEnd"/>
+            <w:r>
+              <w:rPr>
+                <w:rFonts w:ascii="맑은 고딕" w:eastAsia="맑은 고딕" w:hAnsi="맑은 고딕" w:cs="맑은 고딕"/>
+                <w:color w:val="111827"/>
+                <w:sz w:val="19"/>
+                <w:szCs w:val="19"/>
+              </w:rPr>
+              <w:t xml:space="preserve"> · Renewal Rate · POC→계약 </w:t>
+            </w:r>
+            <w:proofErr w:type="spellStart"/>
+            <w:r>
+              <w:rPr>
+                <w:rFonts w:ascii="맑은 고딕" w:eastAsia="맑은 고딕" w:hAnsi="맑은 고딕" w:cs="맑은 고딕"/>
+                <w:color w:val="111827"/>
+                <w:sz w:val="19"/>
+                <w:szCs w:val="19"/>
+              </w:rPr>
+              <w:t>전환율</w:t>
+            </w:r>
+            <w:proofErr w:type="spellEnd"/>
           </w:p>
         </w:tc>
         <w:tc>
@@ -7172,7 +8072,7 @@
                 <w:sz w:val="19"/>
                 <w:szCs w:val="19"/>
               </w:rPr>
-              <w:t>공공 입찰 + 방문 영업 병행 — 일 단위 실적 보고 문화 파악</w:t>
+              <w:t>공공 입찰 + 방문 영업 병행 구조 파악</w:t>
             </w:r>
           </w:p>
         </w:tc>
@@ -7226,8 +8126,39 @@
                 <w:sz w:val="19"/>
                 <w:szCs w:val="19"/>
               </w:rPr>
-              <w:t>스프린트 완료율 · 결함 밀도 · 납기 준수율</w:t>
-            </w:r>
+              <w:t xml:space="preserve">스프린트 </w:t>
+            </w:r>
+            <w:proofErr w:type="spellStart"/>
+            <w:r>
+              <w:rPr>
+                <w:rFonts w:ascii="맑은 고딕" w:eastAsia="맑은 고딕" w:hAnsi="맑은 고딕" w:cs="맑은 고딕"/>
+                <w:color w:val="111827"/>
+                <w:sz w:val="19"/>
+                <w:szCs w:val="19"/>
+              </w:rPr>
+              <w:t>완료율</w:t>
+            </w:r>
+            <w:proofErr w:type="spellEnd"/>
+            <w:r>
+              <w:rPr>
+                <w:rFonts w:ascii="맑은 고딕" w:eastAsia="맑은 고딕" w:hAnsi="맑은 고딕" w:cs="맑은 고딕"/>
+                <w:color w:val="111827"/>
+                <w:sz w:val="19"/>
+                <w:szCs w:val="19"/>
+              </w:rPr>
+              <w:t xml:space="preserve"> · 결함 밀도 · 납기 </w:t>
+            </w:r>
+            <w:proofErr w:type="spellStart"/>
+            <w:r>
+              <w:rPr>
+                <w:rFonts w:ascii="맑은 고딕" w:eastAsia="맑은 고딕" w:hAnsi="맑은 고딕" w:cs="맑은 고딕"/>
+                <w:color w:val="111827"/>
+                <w:sz w:val="19"/>
+                <w:szCs w:val="19"/>
+              </w:rPr>
+              <w:t>준수율</w:t>
+            </w:r>
+            <w:proofErr w:type="spellEnd"/>
           </w:p>
         </w:tc>
         <w:tc>
@@ -7306,8 +8237,19 @@
                 <w:sz w:val="19"/>
                 <w:szCs w:val="19"/>
               </w:rPr>
-              <w:t>SLA 99.9%+ · MTTR · 예방 점검 완료율</w:t>
-            </w:r>
+              <w:t xml:space="preserve">SLA 99.9%+ · MTTR · 예방 점검 </w:t>
+            </w:r>
+            <w:proofErr w:type="spellStart"/>
+            <w:r>
+              <w:rPr>
+                <w:rFonts w:ascii="맑은 고딕" w:eastAsia="맑은 고딕" w:hAnsi="맑은 고딕" w:cs="맑은 고딕"/>
+                <w:color w:val="111827"/>
+                <w:sz w:val="19"/>
+                <w:szCs w:val="19"/>
+              </w:rPr>
+              <w:t>완료율</w:t>
+            </w:r>
+            <w:proofErr w:type="spellEnd"/>
           </w:p>
         </w:tc>
         <w:tc>
@@ -7361,7 +8303,31 @@
           <w:sz w:val="24"/>
           <w:szCs w:val="24"/>
         </w:rPr>
-        <w:t>5-2. 티맥스소프트 — 미들웨어·AIOps(TEM) 개발사</w:t>
+        <w:t xml:space="preserve">5-2. </w:t>
+      </w:r>
+      <w:proofErr w:type="spellStart"/>
+      <w:r>
+        <w:rPr>
+          <w:rFonts w:ascii="맑은 고딕" w:eastAsia="맑은 고딕" w:hAnsi="맑은 고딕" w:cs="맑은 고딕"/>
+          <w:b/>
+          <w:bCs/>
+          <w:color w:val="0A1628"/>
+          <w:sz w:val="24"/>
+          <w:szCs w:val="24"/>
+        </w:rPr>
+        <w:t>티맥스소프트</w:t>
+      </w:r>
+      <w:proofErr w:type="spellEnd"/>
+      <w:r>
+        <w:rPr>
+          <w:rFonts w:ascii="맑은 고딕" w:eastAsia="맑은 고딕" w:hAnsi="맑은 고딕" w:cs="맑은 고딕"/>
+          <w:b/>
+          <w:bCs/>
+          <w:color w:val="0A1628"/>
+          <w:sz w:val="24"/>
+          <w:szCs w:val="24"/>
+        </w:rPr>
+        <w:t xml:space="preserve"> — 미들웨어·AIOps(TEM) 개발사</w:t>
       </w:r>
     </w:p>
     <w:tbl>
@@ -7454,6 +8420,7 @@
             <w:pPr>
               <w:wordWrap/>
             </w:pPr>
+            <w:proofErr w:type="spellStart"/>
             <w:r>
               <w:rPr>
                 <w:rFonts w:ascii="맑은 고딕" w:eastAsia="맑은 고딕" w:hAnsi="맑은 고딕" w:cs="맑은 고딕"/>
@@ -7461,7 +8428,17 @@
                 <w:bCs/>
                 <w:color w:val="FFFFFF"/>
               </w:rPr>
-              <w:t>엔키아 적용 포인트</w:t>
+              <w:t>엔키아</w:t>
+            </w:r>
+            <w:proofErr w:type="spellEnd"/>
+            <w:r>
+              <w:rPr>
+                <w:rFonts w:ascii="맑은 고딕" w:eastAsia="맑은 고딕" w:hAnsi="맑은 고딕" w:cs="맑은 고딕"/>
+                <w:b/>
+                <w:bCs/>
+                <w:color w:val="FFFFFF"/>
+              </w:rPr>
+              <w:t xml:space="preserve"> 적용 포인트</w:t>
             </w:r>
           </w:p>
         </w:tc>
@@ -7508,15 +8485,37 @@
             <w:pPr>
               <w:wordWrap/>
             </w:pPr>
-            <w:r>
-              <w:rPr>
-                <w:rFonts w:ascii="맑은 고딕" w:eastAsia="맑은 고딕" w:hAnsi="맑은 고딕" w:cs="맑은 고딕"/>
-                <w:color w:val="111827"/>
-                <w:sz w:val="19"/>
-                <w:szCs w:val="19"/>
-              </w:rPr>
-              <w:t>Winback 건수 · 해외 수주 비중 · 유지보수 갱신율</w:t>
-            </w:r>
+            <w:proofErr w:type="spellStart"/>
+            <w:r>
+              <w:rPr>
+                <w:rFonts w:ascii="맑은 고딕" w:eastAsia="맑은 고딕" w:hAnsi="맑은 고딕" w:cs="맑은 고딕"/>
+                <w:color w:val="111827"/>
+                <w:sz w:val="19"/>
+                <w:szCs w:val="19"/>
+              </w:rPr>
+              <w:t>Winback</w:t>
+            </w:r>
+            <w:proofErr w:type="spellEnd"/>
+            <w:r>
+              <w:rPr>
+                <w:rFonts w:ascii="맑은 고딕" w:eastAsia="맑은 고딕" w:hAnsi="맑은 고딕" w:cs="맑은 고딕"/>
+                <w:color w:val="111827"/>
+                <w:sz w:val="19"/>
+                <w:szCs w:val="19"/>
+              </w:rPr>
+              <w:t xml:space="preserve"> 건수 · 해외 수주 비중 · 유지보수 </w:t>
+            </w:r>
+            <w:proofErr w:type="spellStart"/>
+            <w:r>
+              <w:rPr>
+                <w:rFonts w:ascii="맑은 고딕" w:eastAsia="맑은 고딕" w:hAnsi="맑은 고딕" w:cs="맑은 고딕"/>
+                <w:color w:val="111827"/>
+                <w:sz w:val="19"/>
+                <w:szCs w:val="19"/>
+              </w:rPr>
+              <w:t>갱신율</w:t>
+            </w:r>
+            <w:proofErr w:type="spellEnd"/>
           </w:p>
         </w:tc>
         <w:tc>
@@ -7541,7 +8540,27 @@
                 <w:sz w:val="19"/>
                 <w:szCs w:val="19"/>
               </w:rPr>
-              <w:t>경쟁사 제품 대체 수주(Winback) 건수 별도 추적</w:t>
+              <w:t>경쟁사 제품 대체 수주(</w:t>
+            </w:r>
+            <w:proofErr w:type="spellStart"/>
+            <w:r>
+              <w:rPr>
+                <w:rFonts w:ascii="맑은 고딕" w:eastAsia="맑은 고딕" w:hAnsi="맑은 고딕" w:cs="맑은 고딕"/>
+                <w:color w:val="111827"/>
+                <w:sz w:val="19"/>
+                <w:szCs w:val="19"/>
+              </w:rPr>
+              <w:t>Winback</w:t>
+            </w:r>
+            <w:proofErr w:type="spellEnd"/>
+            <w:r>
+              <w:rPr>
+                <w:rFonts w:ascii="맑은 고딕" w:eastAsia="맑은 고딕" w:hAnsi="맑은 고딕" w:cs="맑은 고딕"/>
+                <w:color w:val="111827"/>
+                <w:sz w:val="19"/>
+                <w:szCs w:val="19"/>
+              </w:rPr>
+              <w:t>) 건수 별도 추적</w:t>
             </w:r>
           </w:p>
         </w:tc>
@@ -7675,8 +8694,19 @@
                 <w:sz w:val="19"/>
                 <w:szCs w:val="19"/>
               </w:rPr>
-              <w:t>개발·QA 환경 가용성 · 보안 취약점 패치 적기율</w:t>
-            </w:r>
+              <w:t xml:space="preserve">개발·QA 환경 가용성 · 보안 취약점 패치 </w:t>
+            </w:r>
+            <w:proofErr w:type="spellStart"/>
+            <w:r>
+              <w:rPr>
+                <w:rFonts w:ascii="맑은 고딕" w:eastAsia="맑은 고딕" w:hAnsi="맑은 고딕" w:cs="맑은 고딕"/>
+                <w:color w:val="111827"/>
+                <w:sz w:val="19"/>
+                <w:szCs w:val="19"/>
+              </w:rPr>
+              <w:t>적기율</w:t>
+            </w:r>
+            <w:proofErr w:type="spellEnd"/>
           </w:p>
         </w:tc>
         <w:tc>
@@ -7736,7 +8766,31 @@
           <w:sz w:val="24"/>
           <w:szCs w:val="24"/>
         </w:rPr>
-        <w:t>5-3. 가비아 — IDC·클라우드 운영 전문</w:t>
+        <w:t xml:space="preserve">5-3. </w:t>
+      </w:r>
+      <w:proofErr w:type="spellStart"/>
+      <w:r>
+        <w:rPr>
+          <w:rFonts w:ascii="맑은 고딕" w:eastAsia="맑은 고딕" w:hAnsi="맑은 고딕" w:cs="맑은 고딕"/>
+          <w:b/>
+          <w:bCs/>
+          <w:color w:val="0A1628"/>
+          <w:sz w:val="24"/>
+          <w:szCs w:val="24"/>
+        </w:rPr>
+        <w:t>가비아</w:t>
+      </w:r>
+      <w:proofErr w:type="spellEnd"/>
+      <w:r>
+        <w:rPr>
+          <w:rFonts w:ascii="맑은 고딕" w:eastAsia="맑은 고딕" w:hAnsi="맑은 고딕" w:cs="맑은 고딕"/>
+          <w:b/>
+          <w:bCs/>
+          <w:color w:val="0A1628"/>
+          <w:sz w:val="24"/>
+          <w:szCs w:val="24"/>
+        </w:rPr>
+        <w:t xml:space="preserve"> — IDC·클라우드 운영 전문</w:t>
       </w:r>
     </w:p>
     <w:tbl>
@@ -7829,6 +8883,7 @@
             <w:pPr>
               <w:wordWrap/>
             </w:pPr>
+            <w:proofErr w:type="spellStart"/>
             <w:r>
               <w:rPr>
                 <w:rFonts w:ascii="맑은 고딕" w:eastAsia="맑은 고딕" w:hAnsi="맑은 고딕" w:cs="맑은 고딕"/>
@@ -7836,7 +8891,17 @@
                 <w:bCs/>
                 <w:color w:val="FFFFFF"/>
               </w:rPr>
-              <w:t>엔키아 적용 포인트</w:t>
+              <w:t>엔키아</w:t>
+            </w:r>
+            <w:proofErr w:type="spellEnd"/>
+            <w:r>
+              <w:rPr>
+                <w:rFonts w:ascii="맑은 고딕" w:eastAsia="맑은 고딕" w:hAnsi="맑은 고딕" w:cs="맑은 고딕"/>
+                <w:b/>
+                <w:bCs/>
+                <w:color w:val="FFFFFF"/>
+              </w:rPr>
+              <w:t xml:space="preserve"> 적용 포인트</w:t>
             </w:r>
           </w:p>
         </w:tc>
@@ -7890,8 +8955,39 @@
                 <w:sz w:val="19"/>
                 <w:szCs w:val="19"/>
               </w:rPr>
-              <w:t>공공 입찰 수주율 · 신규 파트너 계약 건수 · Churn Rate 역지표</w:t>
-            </w:r>
+              <w:t xml:space="preserve">공공 입찰 </w:t>
+            </w:r>
+            <w:proofErr w:type="spellStart"/>
+            <w:r>
+              <w:rPr>
+                <w:rFonts w:ascii="맑은 고딕" w:eastAsia="맑은 고딕" w:hAnsi="맑은 고딕" w:cs="맑은 고딕"/>
+                <w:color w:val="111827"/>
+                <w:sz w:val="19"/>
+                <w:szCs w:val="19"/>
+              </w:rPr>
+              <w:t>수주율</w:t>
+            </w:r>
+            <w:proofErr w:type="spellEnd"/>
+            <w:r>
+              <w:rPr>
+                <w:rFonts w:ascii="맑은 고딕" w:eastAsia="맑은 고딕" w:hAnsi="맑은 고딕" w:cs="맑은 고딕"/>
+                <w:color w:val="111827"/>
+                <w:sz w:val="19"/>
+                <w:szCs w:val="19"/>
+              </w:rPr>
+              <w:t xml:space="preserve"> · 신규 파트너 계약 건수 · Churn Rate </w:t>
+            </w:r>
+            <w:proofErr w:type="spellStart"/>
+            <w:r>
+              <w:rPr>
+                <w:rFonts w:ascii="맑은 고딕" w:eastAsia="맑은 고딕" w:hAnsi="맑은 고딕" w:cs="맑은 고딕"/>
+                <w:color w:val="111827"/>
+                <w:sz w:val="19"/>
+                <w:szCs w:val="19"/>
+              </w:rPr>
+              <w:t>역지표</w:t>
+            </w:r>
+            <w:proofErr w:type="spellEnd"/>
           </w:p>
         </w:tc>
         <w:tc>
@@ -8076,7 +9172,27 @@
                 <w:sz w:val="19"/>
                 <w:szCs w:val="19"/>
               </w:rPr>
-              <w:t>기술 지원 품질 지표의 현실적 목표값(CSAT 4.0+)</w:t>
+              <w:t xml:space="preserve">기술 지원 품질 지표의 현실적 </w:t>
+            </w:r>
+            <w:proofErr w:type="spellStart"/>
+            <w:r>
+              <w:rPr>
+                <w:rFonts w:ascii="맑은 고딕" w:eastAsia="맑은 고딕" w:hAnsi="맑은 고딕" w:cs="맑은 고딕"/>
+                <w:color w:val="111827"/>
+                <w:sz w:val="19"/>
+                <w:szCs w:val="19"/>
+              </w:rPr>
+              <w:t>목표값</w:t>
+            </w:r>
+            <w:proofErr w:type="spellEnd"/>
+            <w:r>
+              <w:rPr>
+                <w:rFonts w:ascii="맑은 고딕" w:eastAsia="맑은 고딕" w:hAnsi="맑은 고딕" w:cs="맑은 고딕"/>
+                <w:color w:val="111827"/>
+                <w:sz w:val="19"/>
+                <w:szCs w:val="19"/>
+              </w:rPr>
+              <w:t>(CSAT 4.0+)</w:t>
             </w:r>
           </w:p>
         </w:tc>
@@ -8112,7 +9228,31 @@
           <w:szCs w:val="24"/>
         </w:rPr>
         <w:lastRenderedPageBreak/>
-        <w:t>5-4. 카카오엔터프라이즈 — AI·클라우드 SRE 문화</w:t>
+        <w:t xml:space="preserve">5-4. </w:t>
+      </w:r>
+      <w:proofErr w:type="spellStart"/>
+      <w:r>
+        <w:rPr>
+          <w:rFonts w:ascii="맑은 고딕" w:eastAsia="맑은 고딕" w:hAnsi="맑은 고딕" w:cs="맑은 고딕"/>
+          <w:b/>
+          <w:bCs/>
+          <w:color w:val="0A1628"/>
+          <w:sz w:val="24"/>
+          <w:szCs w:val="24"/>
+        </w:rPr>
+        <w:t>카카오엔터프라이즈</w:t>
+      </w:r>
+      <w:proofErr w:type="spellEnd"/>
+      <w:r>
+        <w:rPr>
+          <w:rFonts w:ascii="맑은 고딕" w:eastAsia="맑은 고딕" w:hAnsi="맑은 고딕" w:cs="맑은 고딕"/>
+          <w:b/>
+          <w:bCs/>
+          <w:color w:val="0A1628"/>
+          <w:sz w:val="24"/>
+          <w:szCs w:val="24"/>
+        </w:rPr>
+        <w:t xml:space="preserve"> — AI·클라우드 SRE 문화</w:t>
       </w:r>
     </w:p>
     <w:tbl>
@@ -8205,6 +9345,7 @@
             <w:pPr>
               <w:wordWrap/>
             </w:pPr>
+            <w:proofErr w:type="spellStart"/>
             <w:r>
               <w:rPr>
                 <w:rFonts w:ascii="맑은 고딕" w:eastAsia="맑은 고딕" w:hAnsi="맑은 고딕" w:cs="맑은 고딕"/>
@@ -8212,7 +9353,17 @@
                 <w:bCs/>
                 <w:color w:val="FFFFFF"/>
               </w:rPr>
-              <w:t>엔키아 적용 포인트</w:t>
+              <w:t>엔키아</w:t>
+            </w:r>
+            <w:proofErr w:type="spellEnd"/>
+            <w:r>
+              <w:rPr>
+                <w:rFonts w:ascii="맑은 고딕" w:eastAsia="맑은 고딕" w:hAnsi="맑은 고딕" w:cs="맑은 고딕"/>
+                <w:b/>
+                <w:bCs/>
+                <w:color w:val="FFFFFF"/>
+              </w:rPr>
+              <w:t xml:space="preserve"> 적용 포인트</w:t>
             </w:r>
           </w:p>
         </w:tc>
@@ -8346,7 +9497,47 @@
                 <w:sz w:val="19"/>
                 <w:szCs w:val="19"/>
               </w:rPr>
-              <w:t>SLA 달성률 · P99 레이턴시 · GPU 클러스터 활용률</w:t>
+              <w:t xml:space="preserve">SLA </w:t>
+            </w:r>
+            <w:proofErr w:type="spellStart"/>
+            <w:r>
+              <w:rPr>
+                <w:rFonts w:ascii="맑은 고딕" w:eastAsia="맑은 고딕" w:hAnsi="맑은 고딕" w:cs="맑은 고딕"/>
+                <w:color w:val="111827"/>
+                <w:sz w:val="19"/>
+                <w:szCs w:val="19"/>
+              </w:rPr>
+              <w:t>달성률</w:t>
+            </w:r>
+            <w:proofErr w:type="spellEnd"/>
+            <w:r>
+              <w:rPr>
+                <w:rFonts w:ascii="맑은 고딕" w:eastAsia="맑은 고딕" w:hAnsi="맑은 고딕" w:cs="맑은 고딕"/>
+                <w:color w:val="111827"/>
+                <w:sz w:val="19"/>
+                <w:szCs w:val="19"/>
+              </w:rPr>
+              <w:t xml:space="preserve"> · P99 </w:t>
+            </w:r>
+            <w:proofErr w:type="spellStart"/>
+            <w:r>
+              <w:rPr>
+                <w:rFonts w:ascii="맑은 고딕" w:eastAsia="맑은 고딕" w:hAnsi="맑은 고딕" w:cs="맑은 고딕"/>
+                <w:color w:val="111827"/>
+                <w:sz w:val="19"/>
+                <w:szCs w:val="19"/>
+              </w:rPr>
+              <w:t>레이턴시</w:t>
+            </w:r>
+            <w:proofErr w:type="spellEnd"/>
+            <w:r>
+              <w:rPr>
+                <w:rFonts w:ascii="맑은 고딕" w:eastAsia="맑은 고딕" w:hAnsi="맑은 고딕" w:cs="맑은 고딕"/>
+                <w:color w:val="111827"/>
+                <w:sz w:val="19"/>
+                <w:szCs w:val="19"/>
+              </w:rPr>
+              <w:t xml:space="preserve"> · GPU 클러스터 활용률</w:t>
             </w:r>
           </w:p>
         </w:tc>
@@ -8372,7 +9563,27 @@
                 <w:sz w:val="19"/>
                 <w:szCs w:val="19"/>
               </w:rPr>
-              <w:t>고가용성·성능 지표의 기술적 목표값 참고</w:t>
+              <w:t xml:space="preserve">고가용성·성능 지표의 기술적 </w:t>
+            </w:r>
+            <w:proofErr w:type="spellStart"/>
+            <w:r>
+              <w:rPr>
+                <w:rFonts w:ascii="맑은 고딕" w:eastAsia="맑은 고딕" w:hAnsi="맑은 고딕" w:cs="맑은 고딕"/>
+                <w:color w:val="111827"/>
+                <w:sz w:val="19"/>
+                <w:szCs w:val="19"/>
+              </w:rPr>
+              <w:t>목표값</w:t>
+            </w:r>
+            <w:proofErr w:type="spellEnd"/>
+            <w:r>
+              <w:rPr>
+                <w:rFonts w:ascii="맑은 고딕" w:eastAsia="맑은 고딕" w:hAnsi="맑은 고딕" w:cs="맑은 고딕"/>
+                <w:color w:val="111827"/>
+                <w:sz w:val="19"/>
+                <w:szCs w:val="19"/>
+              </w:rPr>
+              <w:t xml:space="preserve"> 참고</w:t>
             </w:r>
           </w:p>
         </w:tc>
@@ -8419,14 +9630,25 @@
             <w:pPr>
               <w:wordWrap/>
             </w:pPr>
-            <w:r>
-              <w:rPr>
-                <w:rFonts w:ascii="맑은 고딕" w:eastAsia="맑은 고딕" w:hAnsi="맑은 고딕" w:cs="맑은 고딕"/>
-                <w:color w:val="111827"/>
-                <w:sz w:val="19"/>
-                <w:szCs w:val="19"/>
-              </w:rPr>
-              <w:t>IaC 자동화율 · B2B CSAT · 하이브리드 비용 효율</w:t>
+            <w:proofErr w:type="spellStart"/>
+            <w:r>
+              <w:rPr>
+                <w:rFonts w:ascii="맑은 고딕" w:eastAsia="맑은 고딕" w:hAnsi="맑은 고딕" w:cs="맑은 고딕"/>
+                <w:color w:val="111827"/>
+                <w:sz w:val="19"/>
+                <w:szCs w:val="19"/>
+              </w:rPr>
+              <w:t>IaC</w:t>
+            </w:r>
+            <w:proofErr w:type="spellEnd"/>
+            <w:r>
+              <w:rPr>
+                <w:rFonts w:ascii="맑은 고딕" w:eastAsia="맑은 고딕" w:hAnsi="맑은 고딕" w:cs="맑은 고딕"/>
+                <w:color w:val="111827"/>
+                <w:sz w:val="19"/>
+                <w:szCs w:val="19"/>
+              </w:rPr>
+              <w:t xml:space="preserve"> 자동화율 · B2B CSAT · 하이브리드 비용 효율</w:t>
             </w:r>
           </w:p>
         </w:tc>
@@ -8502,7 +9724,23 @@
           <w:rFonts w:ascii="맑은 고딕" w:eastAsia="맑은 고딕" w:hAnsi="맑은 고딕" w:cs="맑은 고딕"/>
           <w:color w:val="0A1628"/>
         </w:rPr>
-        <w:t>🇰🇷 한국 B2B IT 시장 특수성: 공공 입찰(나라장터) · 망분리 · GS 인증 · 긴 의사결정 주기(공공 120~180일) · 레퍼런스 기반 영업 구조는 글로벌 KPI를 그대로 적용할 수 없는 맥락입니다. 이 격차를 조정하는 것이 이번 설계의 핵심 작업이었습니다.</w:t>
+        <w:t xml:space="preserve">🇰🇷 한국 B2B IT 시장 특수성: 공공 입찰(나라장터) · </w:t>
+      </w:r>
+      <w:proofErr w:type="spellStart"/>
+      <w:r>
+        <w:rPr>
+          <w:rFonts w:ascii="맑은 고딕" w:eastAsia="맑은 고딕" w:hAnsi="맑은 고딕" w:cs="맑은 고딕"/>
+          <w:color w:val="0A1628"/>
+        </w:rPr>
+        <w:t>망분리</w:t>
+      </w:r>
+      <w:proofErr w:type="spellEnd"/>
+      <w:r>
+        <w:rPr>
+          <w:rFonts w:ascii="맑은 고딕" w:eastAsia="맑은 고딕" w:hAnsi="맑은 고딕" w:cs="맑은 고딕"/>
+          <w:color w:val="0A1628"/>
+        </w:rPr>
+        <w:t xml:space="preserve"> · GS 인증 · 긴 의사결정 주기(공공 120~180일) · 레퍼런스 기반 영업 구조는 글로벌 KPI를 그대로 적용할 수 없는 맥락입니다. 이 격차를 조정하는 것이 이번 설계의 핵심 작업이었습니다.</w:t>
       </w:r>
     </w:p>
     <w:p>
@@ -8528,7 +9766,31 @@
           <w:sz w:val="28"/>
           <w:szCs w:val="28"/>
         </w:rPr>
-        <w:t>6부  엔키아 컨텍스트 적용</w:t>
+        <w:t xml:space="preserve">6부  </w:t>
+      </w:r>
+      <w:proofErr w:type="spellStart"/>
+      <w:r>
+        <w:rPr>
+          <w:rFonts w:ascii="맑은 고딕" w:eastAsia="맑은 고딕" w:hAnsi="맑은 고딕" w:cs="맑은 고딕"/>
+          <w:b/>
+          <w:bCs/>
+          <w:color w:val="0A1628"/>
+          <w:sz w:val="28"/>
+          <w:szCs w:val="28"/>
+        </w:rPr>
+        <w:t>엔키아</w:t>
+      </w:r>
+      <w:proofErr w:type="spellEnd"/>
+      <w:r>
+        <w:rPr>
+          <w:rFonts w:ascii="맑은 고딕" w:eastAsia="맑은 고딕" w:hAnsi="맑은 고딕" w:cs="맑은 고딕"/>
+          <w:b/>
+          <w:bCs/>
+          <w:color w:val="0A1628"/>
+          <w:sz w:val="28"/>
+          <w:szCs w:val="28"/>
+        </w:rPr>
+        <w:t xml:space="preserve"> 컨텍스트 적용</w:t>
       </w:r>
     </w:p>
     <w:p>
@@ -8549,7 +9811,23 @@
           <w:rFonts w:ascii="맑은 고딕" w:eastAsia="맑은 고딕" w:hAnsi="맑은 고딕" w:cs="맑은 고딕"/>
           <w:color w:val="0A1628"/>
         </w:rPr>
-        <w:t>⏱ 발표 타이밍: 6:30 ~ 7:00 | "글로벌 기준을 엔키아 현실에 맞게 조정한 과정입니다."</w:t>
+        <w:t xml:space="preserve">⏱ 발표 타이밍: 6:30 ~ 7:00 | "글로벌 기준을 </w:t>
+      </w:r>
+      <w:proofErr w:type="spellStart"/>
+      <w:r>
+        <w:rPr>
+          <w:rFonts w:ascii="맑은 고딕" w:eastAsia="맑은 고딕" w:hAnsi="맑은 고딕" w:cs="맑은 고딕"/>
+          <w:color w:val="0A1628"/>
+        </w:rPr>
+        <w:t>엔키아</w:t>
+      </w:r>
+      <w:proofErr w:type="spellEnd"/>
+      <w:r>
+        <w:rPr>
+          <w:rFonts w:ascii="맑은 고딕" w:eastAsia="맑은 고딕" w:hAnsi="맑은 고딕" w:cs="맑은 고딕"/>
+          <w:color w:val="0A1628"/>
+        </w:rPr>
+        <w:t xml:space="preserve"> 현실에 맞게 조정한 과정입니다."</w:t>
       </w:r>
     </w:p>
     <w:p>
@@ -8581,7 +9859,31 @@
           <w:sz w:val="24"/>
           <w:szCs w:val="24"/>
         </w:rPr>
-        <w:t>6-1. 엔키아(NKIA) 기업 프로파일</w:t>
+        <w:t xml:space="preserve">6-1. </w:t>
+      </w:r>
+      <w:proofErr w:type="spellStart"/>
+      <w:r>
+        <w:rPr>
+          <w:rFonts w:ascii="맑은 고딕" w:eastAsia="맑은 고딕" w:hAnsi="맑은 고딕" w:cs="맑은 고딕"/>
+          <w:b/>
+          <w:bCs/>
+          <w:color w:val="0A1628"/>
+          <w:sz w:val="24"/>
+          <w:szCs w:val="24"/>
+        </w:rPr>
+        <w:t>엔키아</w:t>
+      </w:r>
+      <w:proofErr w:type="spellEnd"/>
+      <w:r>
+        <w:rPr>
+          <w:rFonts w:ascii="맑은 고딕" w:eastAsia="맑은 고딕" w:hAnsi="맑은 고딕" w:cs="맑은 고딕"/>
+          <w:b/>
+          <w:bCs/>
+          <w:color w:val="0A1628"/>
+          <w:sz w:val="24"/>
+          <w:szCs w:val="24"/>
+        </w:rPr>
+        <w:t>(NKIA) 기업 프로파일</w:t>
       </w:r>
     </w:p>
     <w:tbl>
@@ -8834,7 +10136,27 @@
                 <w:sz w:val="19"/>
                 <w:szCs w:val="19"/>
               </w:rPr>
-              <w:t>경기 성남시 분당구 대왕판교로 660, B동 10층</w:t>
+              <w:t xml:space="preserve">경기 성남시 분당구 </w:t>
+            </w:r>
+            <w:proofErr w:type="spellStart"/>
+            <w:r>
+              <w:rPr>
+                <w:rFonts w:ascii="맑은 고딕" w:eastAsia="맑은 고딕" w:hAnsi="맑은 고딕" w:cs="맑은 고딕"/>
+                <w:color w:val="111827"/>
+                <w:sz w:val="19"/>
+                <w:szCs w:val="19"/>
+              </w:rPr>
+              <w:t>대왕판교로</w:t>
+            </w:r>
+            <w:proofErr w:type="spellEnd"/>
+            <w:r>
+              <w:rPr>
+                <w:rFonts w:ascii="맑은 고딕" w:eastAsia="맑은 고딕" w:hAnsi="맑은 고딕" w:cs="맑은 고딕"/>
+                <w:color w:val="111827"/>
+                <w:sz w:val="19"/>
+                <w:szCs w:val="19"/>
+              </w:rPr>
+              <w:t xml:space="preserve"> 660, B동 10층</w:t>
             </w:r>
           </w:p>
         </w:tc>
@@ -8963,6 +10285,7 @@
             <w:pPr>
               <w:wordWrap/>
             </w:pPr>
+            <w:proofErr w:type="spellStart"/>
             <w:r>
               <w:rPr>
                 <w:rFonts w:ascii="맑은 고딕" w:eastAsia="맑은 고딕" w:hAnsi="맑은 고딕" w:cs="맑은 고딕"/>
@@ -8972,6 +10295,7 @@
               </w:rPr>
               <w:t>고객군</w:t>
             </w:r>
+            <w:proofErr w:type="spellEnd"/>
           </w:p>
         </w:tc>
         <w:tc>
@@ -9050,7 +10374,27 @@
                 <w:sz w:val="19"/>
                 <w:szCs w:val="19"/>
               </w:rPr>
-              <w:t>국내 EMS/AIOps 중견 전문 벤더 — 글로벌 대형 플랫폼 대비 "국산 맞춤형"으로 차별화</w:t>
+              <w:t>국내 EMS/AIOps 중견 전문 벤더 — 글로벌 대형 플랫폼 대비 "국산 맞춤형"</w:t>
+            </w:r>
+            <w:proofErr w:type="spellStart"/>
+            <w:r>
+              <w:rPr>
+                <w:rFonts w:ascii="맑은 고딕" w:eastAsia="맑은 고딕" w:hAnsi="맑은 고딕" w:cs="맑은 고딕"/>
+                <w:color w:val="111827"/>
+                <w:sz w:val="19"/>
+                <w:szCs w:val="19"/>
+              </w:rPr>
+              <w:t>으로</w:t>
+            </w:r>
+            <w:proofErr w:type="spellEnd"/>
+            <w:r>
+              <w:rPr>
+                <w:rFonts w:ascii="맑은 고딕" w:eastAsia="맑은 고딕" w:hAnsi="맑은 고딕" w:cs="맑은 고딕"/>
+                <w:color w:val="111827"/>
+                <w:sz w:val="19"/>
+                <w:szCs w:val="19"/>
+              </w:rPr>
+              <w:t xml:space="preserve"> 차별화</w:t>
             </w:r>
           </w:p>
         </w:tc>
@@ -9098,7 +10442,31 @@
           <w:szCs w:val="24"/>
         </w:rPr>
         <w:lastRenderedPageBreak/>
-        <w:t>6-2. 글로벌 기준 → 엔키아 현실 조정 원칙</w:t>
+        <w:t xml:space="preserve">6-2. 글로벌 기준 → </w:t>
+      </w:r>
+      <w:proofErr w:type="spellStart"/>
+      <w:r>
+        <w:rPr>
+          <w:rFonts w:ascii="맑은 고딕" w:eastAsia="맑은 고딕" w:hAnsi="맑은 고딕" w:cs="맑은 고딕"/>
+          <w:b/>
+          <w:bCs/>
+          <w:color w:val="0A1628"/>
+          <w:sz w:val="24"/>
+          <w:szCs w:val="24"/>
+        </w:rPr>
+        <w:t>엔키아</w:t>
+      </w:r>
+      <w:proofErr w:type="spellEnd"/>
+      <w:r>
+        <w:rPr>
+          <w:rFonts w:ascii="맑은 고딕" w:eastAsia="맑은 고딕" w:hAnsi="맑은 고딕" w:cs="맑은 고딕"/>
+          <w:b/>
+          <w:bCs/>
+          <w:color w:val="0A1628"/>
+          <w:sz w:val="24"/>
+          <w:szCs w:val="24"/>
+        </w:rPr>
+        <w:t xml:space="preserve"> 현실 조정 원칙</w:t>
       </w:r>
     </w:p>
     <w:tbl>
@@ -9192,6 +10560,7 @@
             <w:pPr>
               <w:wordWrap/>
             </w:pPr>
+            <w:proofErr w:type="spellStart"/>
             <w:r>
               <w:rPr>
                 <w:rFonts w:ascii="맑은 고딕" w:eastAsia="맑은 고딕" w:hAnsi="맑은 고딕" w:cs="맑은 고딕"/>
@@ -9199,25 +10568,9 @@
                 <w:bCs/>
                 <w:color w:val="FFFFFF"/>
               </w:rPr>
-              <w:t>엔키아 적용 목표</w:t>
-            </w:r>
-          </w:p>
-        </w:tc>
-        <w:tc>
-          <w:tcPr>
-            <w:tcW w:w="1900" w:type="pct"/>
-            <w:shd w:val="solid" w:color="0A1628" w:fill="0A1628"/>
-            <w:tcMar>
-              <w:top w:w="60" w:type="dxa"/>
-              <w:left w:w="100" w:type="dxa"/>
-              <w:bottom w:w="60" w:type="dxa"/>
-              <w:right w:w="100" w:type="dxa"/>
-            </w:tcMar>
-          </w:tcPr>
-          <w:p>
-            <w:pPr>
-              <w:wordWrap/>
-            </w:pPr>
+              <w:t>엔키아</w:t>
+            </w:r>
+            <w:proofErr w:type="spellEnd"/>
             <w:r>
               <w:rPr>
                 <w:rFonts w:ascii="맑은 고딕" w:eastAsia="맑은 고딕" w:hAnsi="맑은 고딕" w:cs="맑은 고딕"/>
@@ -9225,6 +10578,32 @@
                 <w:bCs/>
                 <w:color w:val="FFFFFF"/>
               </w:rPr>
+              <w:t xml:space="preserve"> 적용 목표</w:t>
+            </w:r>
+          </w:p>
+        </w:tc>
+        <w:tc>
+          <w:tcPr>
+            <w:tcW w:w="1900" w:type="pct"/>
+            <w:shd w:val="solid" w:color="0A1628" w:fill="0A1628"/>
+            <w:tcMar>
+              <w:top w:w="60" w:type="dxa"/>
+              <w:left w:w="100" w:type="dxa"/>
+              <w:bottom w:w="60" w:type="dxa"/>
+              <w:right w:w="100" w:type="dxa"/>
+            </w:tcMar>
+          </w:tcPr>
+          <w:p>
+            <w:pPr>
+              <w:wordWrap/>
+            </w:pPr>
+            <w:r>
+              <w:rPr>
+                <w:rFonts w:ascii="맑은 고딕" w:eastAsia="맑은 고딕" w:hAnsi="맑은 고딕" w:cs="맑은 고딕"/>
+                <w:b/>
+                <w:bCs/>
+                <w:color w:val="FFFFFF"/>
+              </w:rPr>
               <w:t>조정 근거</w:t>
             </w:r>
           </w:p>
@@ -9437,7 +10816,7 @@
                 <w:sz w:val="19"/>
                 <w:szCs w:val="19"/>
               </w:rPr>
-              <w:t>더존비즈온 실적 기준 현실화</w:t>
+              <w:t>국내 B2B IT 솔루션 영업 특성 기반 현실화</w:t>
             </w:r>
           </w:p>
         </w:tc>
@@ -9978,14 +11357,25 @@
             <w:pPr>
               <w:wordWrap/>
             </w:pPr>
-            <w:r>
-              <w:rPr>
-                <w:rFonts w:ascii="맑은 고딕" w:eastAsia="맑은 고딕" w:hAnsi="맑은 고딕" w:cs="맑은 고딕"/>
-                <w:color w:val="111827"/>
-                <w:sz w:val="19"/>
-                <w:szCs w:val="19"/>
-              </w:rPr>
-              <w:t>티맥스 AIOps 수준 기반 설정</w:t>
+            <w:proofErr w:type="spellStart"/>
+            <w:r>
+              <w:rPr>
+                <w:rFonts w:ascii="맑은 고딕" w:eastAsia="맑은 고딕" w:hAnsi="맑은 고딕" w:cs="맑은 고딕"/>
+                <w:color w:val="111827"/>
+                <w:sz w:val="19"/>
+                <w:szCs w:val="19"/>
+              </w:rPr>
+              <w:t>티맥스</w:t>
+            </w:r>
+            <w:proofErr w:type="spellEnd"/>
+            <w:r>
+              <w:rPr>
+                <w:rFonts w:ascii="맑은 고딕" w:eastAsia="맑은 고딕" w:hAnsi="맑은 고딕" w:cs="맑은 고딕"/>
+                <w:color w:val="111827"/>
+                <w:sz w:val="19"/>
+                <w:szCs w:val="19"/>
+              </w:rPr>
+              <w:t xml:space="preserve"> AIOps 수준 기반 설정</w:t>
             </w:r>
           </w:p>
         </w:tc>
@@ -10015,7 +11405,23 @@
           <w:rFonts w:ascii="맑은 고딕" w:eastAsia="맑은 고딕" w:hAnsi="맑은 고딕" w:cs="맑은 고딕"/>
           <w:color w:val="0A1628"/>
         </w:rPr>
-        <w:t>💡 핵심 조정 원칙: 글로벌 Elite 수준을 지향점으로 설정하되, 엔키아의 현재 규모(183명)·제품 성숙도·국내 시장 특성을 반영하여 "도전적이지만 달성 가능한(Stretch but Achievable)" 목표치로 조정했습니다.</w:t>
+        <w:t xml:space="preserve">💡 핵심 조정 원칙: 글로벌 Elite 수준을 지향점으로 설정하되, </w:t>
+      </w:r>
+      <w:proofErr w:type="spellStart"/>
+      <w:r>
+        <w:rPr>
+          <w:rFonts w:ascii="맑은 고딕" w:eastAsia="맑은 고딕" w:hAnsi="맑은 고딕" w:cs="맑은 고딕"/>
+          <w:color w:val="0A1628"/>
+        </w:rPr>
+        <w:t>엔키아의</w:t>
+      </w:r>
+      <w:proofErr w:type="spellEnd"/>
+      <w:r>
+        <w:rPr>
+          <w:rFonts w:ascii="맑은 고딕" w:eastAsia="맑은 고딕" w:hAnsi="맑은 고딕" w:cs="맑은 고딕"/>
+          <w:color w:val="0A1628"/>
+        </w:rPr>
+        <w:t xml:space="preserve"> 현재 규모(183명)·제품 성숙도·국내 시장 특성을 반영하여 "도전적이지만 달성 가능한(Stretch but Achievable)" 목표치로 조정했습니다.</w:t>
       </w:r>
     </w:p>
     <w:p>
@@ -10464,7 +11870,27 @@
                 <w:sz w:val="19"/>
                 <w:szCs w:val="19"/>
               </w:rPr>
-              <w:t>혼합(Leading+Lagging) 정량+정성</w:t>
+              <w:t>혼합(</w:t>
+            </w:r>
+            <w:proofErr w:type="spellStart"/>
+            <w:r>
+              <w:rPr>
+                <w:rFonts w:ascii="맑은 고딕" w:eastAsia="맑은 고딕" w:hAnsi="맑은 고딕" w:cs="맑은 고딕"/>
+                <w:color w:val="111827"/>
+                <w:sz w:val="19"/>
+                <w:szCs w:val="19"/>
+              </w:rPr>
+              <w:t>Leading+Lagging</w:t>
+            </w:r>
+            <w:proofErr w:type="spellEnd"/>
+            <w:r>
+              <w:rPr>
+                <w:rFonts w:ascii="맑은 고딕" w:eastAsia="맑은 고딕" w:hAnsi="맑은 고딕" w:cs="맑은 고딕"/>
+                <w:color w:val="111827"/>
+                <w:sz w:val="19"/>
+                <w:szCs w:val="19"/>
+              </w:rPr>
+              <w:t>) 정량+정성</w:t>
             </w:r>
           </w:p>
         </w:tc>
@@ -10544,7 +11970,27 @@
                 <w:sz w:val="19"/>
                 <w:szCs w:val="19"/>
               </w:rPr>
-              <w:t>혼합(Leading+Lagging) 정량+보완</w:t>
+              <w:t>혼합(</w:t>
+            </w:r>
+            <w:proofErr w:type="spellStart"/>
+            <w:r>
+              <w:rPr>
+                <w:rFonts w:ascii="맑은 고딕" w:eastAsia="맑은 고딕" w:hAnsi="맑은 고딕" w:cs="맑은 고딕"/>
+                <w:color w:val="111827"/>
+                <w:sz w:val="19"/>
+                <w:szCs w:val="19"/>
+              </w:rPr>
+              <w:t>Leading+Lagging</w:t>
+            </w:r>
+            <w:proofErr w:type="spellEnd"/>
+            <w:r>
+              <w:rPr>
+                <w:rFonts w:ascii="맑은 고딕" w:eastAsia="맑은 고딕" w:hAnsi="맑은 고딕" w:cs="맑은 고딕"/>
+                <w:color w:val="111827"/>
+                <w:sz w:val="19"/>
+                <w:szCs w:val="19"/>
+              </w:rPr>
+              <w:t>) 정량+보완</w:t>
             </w:r>
           </w:p>
         </w:tc>
@@ -10590,7 +12036,31 @@
           <w:sz w:val="21"/>
           <w:szCs w:val="21"/>
         </w:rPr>
-        <w:t>직무 미션: Polestar EMS·ITG·WSS 연구개발을 주도하여 플랫폼 신뢰성을 글로벌 수준으로 높이고, AI·AIOps 기능 정확도와 범정부 표준운영절차(전자정부법 개정·2026년 의무화) 등 혁신 기능의 출시 속도를 지속 개선하여 제품 경쟁력을 강화한다.</w:t>
+        <w:t xml:space="preserve">직무 미션: Polestar EMS·ITG·WSS 연구개발을 주도하여 플랫폼 신뢰성을 글로벌 수준으로 높이고, </w:t>
+      </w:r>
+      <w:proofErr w:type="spellStart"/>
+      <w:r>
+        <w:rPr>
+          <w:rFonts w:ascii="맑은 고딕" w:eastAsia="맑은 고딕" w:hAnsi="맑은 고딕" w:cs="맑은 고딕"/>
+          <w:b/>
+          <w:bCs/>
+          <w:color w:val="111827"/>
+          <w:sz w:val="21"/>
+          <w:szCs w:val="21"/>
+        </w:rPr>
+        <w:t>AI·AIOps</w:t>
+      </w:r>
+      <w:proofErr w:type="spellEnd"/>
+      <w:r>
+        <w:rPr>
+          <w:rFonts w:ascii="맑은 고딕" w:eastAsia="맑은 고딕" w:hAnsi="맑은 고딕" w:cs="맑은 고딕"/>
+          <w:b/>
+          <w:bCs/>
+          <w:color w:val="111827"/>
+          <w:sz w:val="21"/>
+          <w:szCs w:val="21"/>
+        </w:rPr>
+        <w:t xml:space="preserve"> 기능 정확도와 범정부 표준운영절차(전자정부법 개정·2026년 의무화) 등 혁신 기능의 출시 속도를 지속 개선하여 제품 경쟁력을 강화한다.</w:t>
       </w:r>
     </w:p>
     <w:tbl>
@@ -10770,7 +12240,27 @@
                 <w:sz w:val="19"/>
                 <w:szCs w:val="19"/>
               </w:rPr>
-              <w:t>모두 후행(Lagging) DORA 4 메트릭 기반</w:t>
+              <w:t xml:space="preserve">모두 후행(Lagging) DORA 4 </w:t>
+            </w:r>
+            <w:proofErr w:type="spellStart"/>
+            <w:r>
+              <w:rPr>
+                <w:rFonts w:ascii="맑은 고딕" w:eastAsia="맑은 고딕" w:hAnsi="맑은 고딕" w:cs="맑은 고딕"/>
+                <w:color w:val="111827"/>
+                <w:sz w:val="19"/>
+                <w:szCs w:val="19"/>
+              </w:rPr>
+              <w:t>메트릭</w:t>
+            </w:r>
+            <w:proofErr w:type="spellEnd"/>
+            <w:r>
+              <w:rPr>
+                <w:rFonts w:ascii="맑은 고딕" w:eastAsia="맑은 고딕" w:hAnsi="맑은 고딕" w:cs="맑은 고딕"/>
+                <w:color w:val="111827"/>
+                <w:sz w:val="19"/>
+                <w:szCs w:val="19"/>
+              </w:rPr>
+              <w:t xml:space="preserve"> 기반</w:t>
             </w:r>
           </w:p>
         </w:tc>
@@ -10798,7 +12288,47 @@
                 <w:sz w:val="19"/>
                 <w:szCs w:val="19"/>
               </w:rPr>
-              <w:t>O2. AI·AIOps 기능 정확도와 자동화 커버리지를 확대한다</w:t>
+              <w:t xml:space="preserve">O2. </w:t>
+            </w:r>
+            <w:proofErr w:type="spellStart"/>
+            <w:r>
+              <w:rPr>
+                <w:rFonts w:ascii="맑은 고딕" w:eastAsia="맑은 고딕" w:hAnsi="맑은 고딕" w:cs="맑은 고딕"/>
+                <w:color w:val="111827"/>
+                <w:sz w:val="19"/>
+                <w:szCs w:val="19"/>
+              </w:rPr>
+              <w:t>AI·AIOps</w:t>
+            </w:r>
+            <w:proofErr w:type="spellEnd"/>
+            <w:r>
+              <w:rPr>
+                <w:rFonts w:ascii="맑은 고딕" w:eastAsia="맑은 고딕" w:hAnsi="맑은 고딕" w:cs="맑은 고딕"/>
+                <w:color w:val="111827"/>
+                <w:sz w:val="19"/>
+                <w:szCs w:val="19"/>
+              </w:rPr>
+              <w:t xml:space="preserve"> 기능 정확도와 자동화 </w:t>
+            </w:r>
+            <w:proofErr w:type="spellStart"/>
+            <w:r>
+              <w:rPr>
+                <w:rFonts w:ascii="맑은 고딕" w:eastAsia="맑은 고딕" w:hAnsi="맑은 고딕" w:cs="맑은 고딕"/>
+                <w:color w:val="111827"/>
+                <w:sz w:val="19"/>
+                <w:szCs w:val="19"/>
+              </w:rPr>
+              <w:t>커버리지를</w:t>
+            </w:r>
+            <w:proofErr w:type="spellEnd"/>
+            <w:r>
+              <w:rPr>
+                <w:rFonts w:ascii="맑은 고딕" w:eastAsia="맑은 고딕" w:hAnsi="맑은 고딕" w:cs="맑은 고딕"/>
+                <w:color w:val="111827"/>
+                <w:sz w:val="19"/>
+                <w:szCs w:val="19"/>
+              </w:rPr>
+              <w:t xml:space="preserve"> 확대한다</w:t>
             </w:r>
           </w:p>
         </w:tc>
@@ -10824,7 +12354,27 @@
                 <w:sz w:val="19"/>
                 <w:szCs w:val="19"/>
               </w:rPr>
-              <w:t>KR1 이상탐지 P:85% R:80% KR2 Ask Lucida 만족율 80%+ KR3 알람 노이즈 30%↓ KR4 AI 신규 시나리오 3건/분기</w:t>
+              <w:t xml:space="preserve">KR1 이상탐지 P:85% R:80% KR2 Ask Lucida </w:t>
+            </w:r>
+            <w:proofErr w:type="spellStart"/>
+            <w:r>
+              <w:rPr>
+                <w:rFonts w:ascii="맑은 고딕" w:eastAsia="맑은 고딕" w:hAnsi="맑은 고딕" w:cs="맑은 고딕"/>
+                <w:color w:val="111827"/>
+                <w:sz w:val="19"/>
+                <w:szCs w:val="19"/>
+              </w:rPr>
+              <w:t>만족율</w:t>
+            </w:r>
+            <w:proofErr w:type="spellEnd"/>
+            <w:r>
+              <w:rPr>
+                <w:rFonts w:ascii="맑은 고딕" w:eastAsia="맑은 고딕" w:hAnsi="맑은 고딕" w:cs="맑은 고딕"/>
+                <w:color w:val="111827"/>
+                <w:sz w:val="19"/>
+                <w:szCs w:val="19"/>
+              </w:rPr>
+              <w:t xml:space="preserve"> 80%+ KR3 알람 노이즈 30%↓ KR4 AI 신규 시나리오 3건/분기</w:t>
             </w:r>
           </w:p>
         </w:tc>
@@ -10904,7 +12454,27 @@
                 <w:sz w:val="19"/>
                 <w:szCs w:val="19"/>
               </w:rPr>
-              <w:t xml:space="preserve">KR1 스프린트 완료율 85%+ KR2 배포 빈도 주 1회+ KR3 PR Lead Time 24h↓ </w:t>
+              <w:t xml:space="preserve">KR1 스프린트 </w:t>
+            </w:r>
+            <w:proofErr w:type="spellStart"/>
+            <w:r>
+              <w:rPr>
+                <w:rFonts w:ascii="맑은 고딕" w:eastAsia="맑은 고딕" w:hAnsi="맑은 고딕" w:cs="맑은 고딕"/>
+                <w:color w:val="111827"/>
+                <w:sz w:val="19"/>
+                <w:szCs w:val="19"/>
+              </w:rPr>
+              <w:t>완료율</w:t>
+            </w:r>
+            <w:proofErr w:type="spellEnd"/>
+            <w:r>
+              <w:rPr>
+                <w:rFonts w:ascii="맑은 고딕" w:eastAsia="맑은 고딕" w:hAnsi="맑은 고딕" w:cs="맑은 고딕"/>
+                <w:color w:val="111827"/>
+                <w:sz w:val="19"/>
+                <w:szCs w:val="19"/>
+              </w:rPr>
+              <w:t xml:space="preserve"> 85%+ KR2 배포 빈도 주 1회+ KR3 PR Lead Time 24h↓ </w:t>
             </w:r>
             <w:r>
               <w:rPr>
@@ -10914,7 +12484,27 @@
                 <w:szCs w:val="19"/>
               </w:rPr>
               <w:lastRenderedPageBreak/>
-              <w:t>KR4 납기 준수율 90%+</w:t>
+              <w:t xml:space="preserve">KR4 납기 </w:t>
+            </w:r>
+            <w:proofErr w:type="spellStart"/>
+            <w:r>
+              <w:rPr>
+                <w:rFonts w:ascii="맑은 고딕" w:eastAsia="맑은 고딕" w:hAnsi="맑은 고딕" w:cs="맑은 고딕"/>
+                <w:color w:val="111827"/>
+                <w:sz w:val="19"/>
+                <w:szCs w:val="19"/>
+              </w:rPr>
+              <w:t>준수율</w:t>
+            </w:r>
+            <w:proofErr w:type="spellEnd"/>
+            <w:r>
+              <w:rPr>
+                <w:rFonts w:ascii="맑은 고딕" w:eastAsia="맑은 고딕" w:hAnsi="맑은 고딕" w:cs="맑은 고딕"/>
+                <w:color w:val="111827"/>
+                <w:sz w:val="19"/>
+                <w:szCs w:val="19"/>
+              </w:rPr>
+              <w:t xml:space="preserve"> 90%+</w:t>
             </w:r>
           </w:p>
         </w:tc>
@@ -11227,7 +12817,67 @@
                 <w:sz w:val="19"/>
                 <w:szCs w:val="19"/>
               </w:rPr>
-              <w:t>KR1 SLA 달성률 99.5%+ KR2 P1 MTTR 2h · P2 MTTR 8h KR3 재발 인시던트 20%↓ KR4 예방 점검 완료율 100%</w:t>
+              <w:t xml:space="preserve">KR1 SLA </w:t>
+            </w:r>
+            <w:proofErr w:type="spellStart"/>
+            <w:r>
+              <w:rPr>
+                <w:rFonts w:ascii="맑은 고딕" w:eastAsia="맑은 고딕" w:hAnsi="맑은 고딕" w:cs="맑은 고딕"/>
+                <w:color w:val="111827"/>
+                <w:sz w:val="19"/>
+                <w:szCs w:val="19"/>
+              </w:rPr>
+              <w:t>달성률</w:t>
+            </w:r>
+            <w:proofErr w:type="spellEnd"/>
+            <w:r>
+              <w:rPr>
+                <w:rFonts w:ascii="맑은 고딕" w:eastAsia="맑은 고딕" w:hAnsi="맑은 고딕" w:cs="맑은 고딕"/>
+                <w:color w:val="111827"/>
+                <w:sz w:val="19"/>
+                <w:szCs w:val="19"/>
+              </w:rPr>
+              <w:t xml:space="preserve"> 99.5%+ KR2 P1 MTTR 2h · P2 MTTR 8h KR3 재발 </w:t>
+            </w:r>
+            <w:proofErr w:type="spellStart"/>
+            <w:r>
+              <w:rPr>
+                <w:rFonts w:ascii="맑은 고딕" w:eastAsia="맑은 고딕" w:hAnsi="맑은 고딕" w:cs="맑은 고딕"/>
+                <w:color w:val="111827"/>
+                <w:sz w:val="19"/>
+                <w:szCs w:val="19"/>
+              </w:rPr>
+              <w:t>인시던트</w:t>
+            </w:r>
+            <w:proofErr w:type="spellEnd"/>
+            <w:r>
+              <w:rPr>
+                <w:rFonts w:ascii="맑은 고딕" w:eastAsia="맑은 고딕" w:hAnsi="맑은 고딕" w:cs="맑은 고딕"/>
+                <w:color w:val="111827"/>
+                <w:sz w:val="19"/>
+                <w:szCs w:val="19"/>
+              </w:rPr>
+              <w:t xml:space="preserve"> 20%↓ KR4 예방 점검 </w:t>
+            </w:r>
+            <w:proofErr w:type="spellStart"/>
+            <w:r>
+              <w:rPr>
+                <w:rFonts w:ascii="맑은 고딕" w:eastAsia="맑은 고딕" w:hAnsi="맑은 고딕" w:cs="맑은 고딕"/>
+                <w:color w:val="111827"/>
+                <w:sz w:val="19"/>
+                <w:szCs w:val="19"/>
+              </w:rPr>
+              <w:t>완료율</w:t>
+            </w:r>
+            <w:proofErr w:type="spellEnd"/>
+            <w:r>
+              <w:rPr>
+                <w:rFonts w:ascii="맑은 고딕" w:eastAsia="맑은 고딕" w:hAnsi="맑은 고딕" w:cs="맑은 고딕"/>
+                <w:color w:val="111827"/>
+                <w:sz w:val="19"/>
+                <w:szCs w:val="19"/>
+              </w:rPr>
+              <w:t xml:space="preserve"> 100%</w:t>
             </w:r>
           </w:p>
         </w:tc>
@@ -11307,7 +12957,27 @@
                 <w:sz w:val="19"/>
                 <w:szCs w:val="19"/>
               </w:rPr>
-              <w:t>KR1 구축 일정 준수율 90%+ KR2 Go-Live 후 Critical 0건 KR3 구축 CSAT 4.2/5.0+ KR4 3개월 내 갱신 의향 95%+</w:t>
+              <w:t xml:space="preserve">KR1 구축 일정 </w:t>
+            </w:r>
+            <w:proofErr w:type="spellStart"/>
+            <w:r>
+              <w:rPr>
+                <w:rFonts w:ascii="맑은 고딕" w:eastAsia="맑은 고딕" w:hAnsi="맑은 고딕" w:cs="맑은 고딕"/>
+                <w:color w:val="111827"/>
+                <w:sz w:val="19"/>
+                <w:szCs w:val="19"/>
+              </w:rPr>
+              <w:t>준수율</w:t>
+            </w:r>
+            <w:proofErr w:type="spellEnd"/>
+            <w:r>
+              <w:rPr>
+                <w:rFonts w:ascii="맑은 고딕" w:eastAsia="맑은 고딕" w:hAnsi="맑은 고딕" w:cs="맑은 고딕"/>
+                <w:color w:val="111827"/>
+                <w:sz w:val="19"/>
+                <w:szCs w:val="19"/>
+              </w:rPr>
+              <w:t xml:space="preserve"> 90%+ KR2 Go-Live 후 Critical 0건 KR3 구축 CSAT 4.2/5.0+ KR4 3개월 내 갱신 의향 95%+</w:t>
             </w:r>
           </w:p>
         </w:tc>
@@ -11387,7 +13057,27 @@
                 <w:sz w:val="19"/>
                 <w:szCs w:val="19"/>
               </w:rPr>
-              <w:t>KR1 티켓 해결률 98%+ KR2 FRT P1 30분 · P2 2h↓ KR3 기술지원 CSAT 4.2/5.0+ KR4 에스컬레이션 비율 10%↓</w:t>
+              <w:t xml:space="preserve">KR1 티켓 </w:t>
+            </w:r>
+            <w:proofErr w:type="spellStart"/>
+            <w:r>
+              <w:rPr>
+                <w:rFonts w:ascii="맑은 고딕" w:eastAsia="맑은 고딕" w:hAnsi="맑은 고딕" w:cs="맑은 고딕"/>
+                <w:color w:val="111827"/>
+                <w:sz w:val="19"/>
+                <w:szCs w:val="19"/>
+              </w:rPr>
+              <w:t>해결률</w:t>
+            </w:r>
+            <w:proofErr w:type="spellEnd"/>
+            <w:r>
+              <w:rPr>
+                <w:rFonts w:ascii="맑은 고딕" w:eastAsia="맑은 고딕" w:hAnsi="맑은 고딕" w:cs="맑은 고딕"/>
+                <w:color w:val="111827"/>
+                <w:sz w:val="19"/>
+                <w:szCs w:val="19"/>
+              </w:rPr>
+              <w:t xml:space="preserve"> 98%+ KR2 FRT P1 30분 · P2 2h↓ KR3 기술지원 CSAT 4.2/5.0+ KR4 에스컬레이션 비율 10%↓</w:t>
             </w:r>
           </w:p>
         </w:tc>
@@ -11467,7 +13157,27 @@
                 <w:sz w:val="19"/>
                 <w:szCs w:val="19"/>
               </w:rPr>
-              <w:t>KR1 Toil 비율 25%↓ KR2 자동화 업무 비중 20%↑/분기 KR3 패치 자동화율 70%+ KR4 구성 오류 인시던트 0건/분기</w:t>
+              <w:t xml:space="preserve">KR1 Toil 비율 25%↓ KR2 자동화 업무 비중 20%↑/분기 KR3 패치 자동화율 70%+ KR4 구성 오류 </w:t>
+            </w:r>
+            <w:proofErr w:type="spellStart"/>
+            <w:r>
+              <w:rPr>
+                <w:rFonts w:ascii="맑은 고딕" w:eastAsia="맑은 고딕" w:hAnsi="맑은 고딕" w:cs="맑은 고딕"/>
+                <w:color w:val="111827"/>
+                <w:sz w:val="19"/>
+                <w:szCs w:val="19"/>
+              </w:rPr>
+              <w:t>인시던트</w:t>
+            </w:r>
+            <w:proofErr w:type="spellEnd"/>
+            <w:r>
+              <w:rPr>
+                <w:rFonts w:ascii="맑은 고딕" w:eastAsia="맑은 고딕" w:hAnsi="맑은 고딕" w:cs="맑은 고딕"/>
+                <w:color w:val="111827"/>
+                <w:sz w:val="19"/>
+                <w:szCs w:val="19"/>
+              </w:rPr>
+              <w:t xml:space="preserve"> 0건/분기</w:t>
             </w:r>
           </w:p>
         </w:tc>
@@ -11754,7 +13464,27 @@
                 <w:sz w:val="19"/>
                 <w:szCs w:val="19"/>
               </w:rPr>
-              <w:t>(클로징 계약 건수 ÷ 제안서 제출 건수) × 100</w:t>
+              <w:t>(</w:t>
+            </w:r>
+            <w:proofErr w:type="spellStart"/>
+            <w:r>
+              <w:rPr>
+                <w:rFonts w:ascii="맑은 고딕" w:eastAsia="맑은 고딕" w:hAnsi="맑은 고딕" w:cs="맑은 고딕"/>
+                <w:color w:val="111827"/>
+                <w:sz w:val="19"/>
+                <w:szCs w:val="19"/>
+              </w:rPr>
+              <w:t>클로징</w:t>
+            </w:r>
+            <w:proofErr w:type="spellEnd"/>
+            <w:r>
+              <w:rPr>
+                <w:rFonts w:ascii="맑은 고딕" w:eastAsia="맑은 고딕" w:hAnsi="맑은 고딕" w:cs="맑은 고딕"/>
+                <w:color w:val="111827"/>
+                <w:sz w:val="19"/>
+                <w:szCs w:val="19"/>
+              </w:rPr>
+              <w:t xml:space="preserve"> 계약 건수 ÷ 제안서 제출 건수) × 100</w:t>
             </w:r>
           </w:p>
         </w:tc>
@@ -11940,8 +13670,19 @@
                 <w:sz w:val="19"/>
                 <w:szCs w:val="19"/>
               </w:rPr>
-              <w:t>POC→계약 전환율</w:t>
-            </w:r>
+              <w:t xml:space="preserve">POC→계약 </w:t>
+            </w:r>
+            <w:proofErr w:type="spellStart"/>
+            <w:r>
+              <w:rPr>
+                <w:rFonts w:ascii="맑은 고딕" w:eastAsia="맑은 고딕" w:hAnsi="맑은 고딕" w:cs="맑은 고딕"/>
+                <w:color w:val="111827"/>
+                <w:sz w:val="19"/>
+                <w:szCs w:val="19"/>
+              </w:rPr>
+              <w:t>전환율</w:t>
+            </w:r>
+            <w:proofErr w:type="spellEnd"/>
           </w:p>
         </w:tc>
         <w:tc>
@@ -12784,7 +14525,27 @@
                 <w:sz w:val="19"/>
                 <w:szCs w:val="19"/>
               </w:rPr>
-              <w:t>배포 로그 + 인시던트 태그</w:t>
+              <w:t xml:space="preserve">배포 로그 + </w:t>
+            </w:r>
+            <w:proofErr w:type="spellStart"/>
+            <w:r>
+              <w:rPr>
+                <w:rFonts w:ascii="맑은 고딕" w:eastAsia="맑은 고딕" w:hAnsi="맑은 고딕" w:cs="맑은 고딕"/>
+                <w:color w:val="111827"/>
+                <w:sz w:val="19"/>
+                <w:szCs w:val="19"/>
+              </w:rPr>
+              <w:t>인시던트</w:t>
+            </w:r>
+            <w:proofErr w:type="spellEnd"/>
+            <w:r>
+              <w:rPr>
+                <w:rFonts w:ascii="맑은 고딕" w:eastAsia="맑은 고딕" w:hAnsi="맑은 고딕" w:cs="맑은 고딕"/>
+                <w:color w:val="111827"/>
+                <w:sz w:val="19"/>
+                <w:szCs w:val="19"/>
+              </w:rPr>
+              <w:t xml:space="preserve"> 태그</w:t>
             </w:r>
           </w:p>
         </w:tc>
@@ -12857,14 +14618,45 @@
             <w:pPr>
               <w:wordWrap/>
             </w:pPr>
-            <w:r>
-              <w:rPr>
-                <w:rFonts w:ascii="맑은 고딕" w:eastAsia="맑은 고딕" w:hAnsi="맑은 고딕" w:cs="맑은 고딕"/>
-                <w:color w:val="111827"/>
-                <w:sz w:val="19"/>
-                <w:szCs w:val="19"/>
-              </w:rPr>
-              <w:t>인시던트 발생~해결까지 총 소요시간 합계 ÷ 인시던트 건수</w:t>
+            <w:proofErr w:type="spellStart"/>
+            <w:r>
+              <w:rPr>
+                <w:rFonts w:ascii="맑은 고딕" w:eastAsia="맑은 고딕" w:hAnsi="맑은 고딕" w:cs="맑은 고딕"/>
+                <w:color w:val="111827"/>
+                <w:sz w:val="19"/>
+                <w:szCs w:val="19"/>
+              </w:rPr>
+              <w:t>인시던트</w:t>
+            </w:r>
+            <w:proofErr w:type="spellEnd"/>
+            <w:r>
+              <w:rPr>
+                <w:rFonts w:ascii="맑은 고딕" w:eastAsia="맑은 고딕" w:hAnsi="맑은 고딕" w:cs="맑은 고딕"/>
+                <w:color w:val="111827"/>
+                <w:sz w:val="19"/>
+                <w:szCs w:val="19"/>
+              </w:rPr>
+              <w:t xml:space="preserve"> 발생~해결까지 총 소요시간 합계 ÷ </w:t>
+            </w:r>
+            <w:proofErr w:type="spellStart"/>
+            <w:r>
+              <w:rPr>
+                <w:rFonts w:ascii="맑은 고딕" w:eastAsia="맑은 고딕" w:hAnsi="맑은 고딕" w:cs="맑은 고딕"/>
+                <w:color w:val="111827"/>
+                <w:sz w:val="19"/>
+                <w:szCs w:val="19"/>
+              </w:rPr>
+              <w:t>인시던트</w:t>
+            </w:r>
+            <w:proofErr w:type="spellEnd"/>
+            <w:r>
+              <w:rPr>
+                <w:rFonts w:ascii="맑은 고딕" w:eastAsia="맑은 고딕" w:hAnsi="맑은 고딕" w:cs="맑은 고딕"/>
+                <w:color w:val="111827"/>
+                <w:sz w:val="19"/>
+                <w:szCs w:val="19"/>
+              </w:rPr>
+              <w:t xml:space="preserve"> 건수</w:t>
             </w:r>
           </w:p>
         </w:tc>
@@ -13050,8 +14842,19 @@
                 <w:sz w:val="19"/>
                 <w:szCs w:val="19"/>
               </w:rPr>
-              <w:t>스프린트 완료율</w:t>
-            </w:r>
+              <w:t xml:space="preserve">스프린트 </w:t>
+            </w:r>
+            <w:proofErr w:type="spellStart"/>
+            <w:r>
+              <w:rPr>
+                <w:rFonts w:ascii="맑은 고딕" w:eastAsia="맑은 고딕" w:hAnsi="맑은 고딕" w:cs="맑은 고딕"/>
+                <w:color w:val="111827"/>
+                <w:sz w:val="19"/>
+                <w:szCs w:val="19"/>
+              </w:rPr>
+              <w:t>완료율</w:t>
+            </w:r>
+            <w:proofErr w:type="spellEnd"/>
           </w:p>
         </w:tc>
         <w:tc>
@@ -13647,8 +15450,19 @@
                 <w:sz w:val="19"/>
                 <w:szCs w:val="19"/>
               </w:rPr>
-              <w:t>SLA 달성률</w:t>
-            </w:r>
+              <w:t xml:space="preserve">SLA </w:t>
+            </w:r>
+            <w:proofErr w:type="spellStart"/>
+            <w:r>
+              <w:rPr>
+                <w:rFonts w:ascii="맑은 고딕" w:eastAsia="맑은 고딕" w:hAnsi="맑은 고딕" w:cs="맑은 고딕"/>
+                <w:color w:val="111827"/>
+                <w:sz w:val="19"/>
+                <w:szCs w:val="19"/>
+              </w:rPr>
+              <w:t>달성률</w:t>
+            </w:r>
+            <w:proofErr w:type="spellEnd"/>
           </w:p>
         </w:tc>
         <w:tc>
@@ -13772,14 +15586,25 @@
             <w:pPr>
               <w:wordWrap/>
             </w:pPr>
-            <w:r>
-              <w:rPr>
-                <w:rFonts w:ascii="맑은 고딕" w:eastAsia="맑은 고딕" w:hAnsi="맑은 고딕" w:cs="맑은 고딕"/>
-                <w:color w:val="111827"/>
-                <w:sz w:val="19"/>
-                <w:szCs w:val="19"/>
-              </w:rPr>
-              <w:t>인시던트 발생~서비스 복구까지 평균 소요 시간 (분)</w:t>
+            <w:proofErr w:type="spellStart"/>
+            <w:r>
+              <w:rPr>
+                <w:rFonts w:ascii="맑은 고딕" w:eastAsia="맑은 고딕" w:hAnsi="맑은 고딕" w:cs="맑은 고딕"/>
+                <w:color w:val="111827"/>
+                <w:sz w:val="19"/>
+                <w:szCs w:val="19"/>
+              </w:rPr>
+              <w:t>인시던트</w:t>
+            </w:r>
+            <w:proofErr w:type="spellEnd"/>
+            <w:r>
+              <w:rPr>
+                <w:rFonts w:ascii="맑은 고딕" w:eastAsia="맑은 고딕" w:hAnsi="맑은 고딕" w:cs="맑은 고딕"/>
+                <w:color w:val="111827"/>
+                <w:sz w:val="19"/>
+                <w:szCs w:val="19"/>
+              </w:rPr>
+              <w:t xml:space="preserve"> 발생~서비스 복구까지 평균 소요 시간 (분)</w:t>
             </w:r>
           </w:p>
         </w:tc>
@@ -13859,7 +15684,27 @@
                 <w:sz w:val="19"/>
                 <w:szCs w:val="19"/>
               </w:rPr>
-              <w:t>재발 인시던트 비율</w:t>
+              <w:t xml:space="preserve">재발 </w:t>
+            </w:r>
+            <w:proofErr w:type="spellStart"/>
+            <w:r>
+              <w:rPr>
+                <w:rFonts w:ascii="맑은 고딕" w:eastAsia="맑은 고딕" w:hAnsi="맑은 고딕" w:cs="맑은 고딕"/>
+                <w:color w:val="111827"/>
+                <w:sz w:val="19"/>
+                <w:szCs w:val="19"/>
+              </w:rPr>
+              <w:t>인시던트</w:t>
+            </w:r>
+            <w:proofErr w:type="spellEnd"/>
+            <w:r>
+              <w:rPr>
+                <w:rFonts w:ascii="맑은 고딕" w:eastAsia="맑은 고딕" w:hAnsi="맑은 고딕" w:cs="맑은 고딕"/>
+                <w:color w:val="111827"/>
+                <w:sz w:val="19"/>
+                <w:szCs w:val="19"/>
+              </w:rPr>
+              <w:t xml:space="preserve"> 비율</w:t>
             </w:r>
           </w:p>
         </w:tc>
@@ -13911,7 +15756,27 @@
                 <w:sz w:val="19"/>
                 <w:szCs w:val="19"/>
               </w:rPr>
-              <w:t>티켓 분류·태깅 데이터</w:t>
+              <w:t>티켓 분류·</w:t>
+            </w:r>
+            <w:proofErr w:type="spellStart"/>
+            <w:r>
+              <w:rPr>
+                <w:rFonts w:ascii="맑은 고딕" w:eastAsia="맑은 고딕" w:hAnsi="맑은 고딕" w:cs="맑은 고딕"/>
+                <w:color w:val="111827"/>
+                <w:sz w:val="19"/>
+                <w:szCs w:val="19"/>
+              </w:rPr>
+              <w:t>태깅</w:t>
+            </w:r>
+            <w:proofErr w:type="spellEnd"/>
+            <w:r>
+              <w:rPr>
+                <w:rFonts w:ascii="맑은 고딕" w:eastAsia="맑은 고딕" w:hAnsi="맑은 고딕" w:cs="맑은 고딕"/>
+                <w:color w:val="111827"/>
+                <w:sz w:val="19"/>
+                <w:szCs w:val="19"/>
+              </w:rPr>
+              <w:t xml:space="preserve"> 데이터</w:t>
             </w:r>
           </w:p>
         </w:tc>
@@ -14497,7 +16362,23 @@
           <w:rFonts w:ascii="맑은 고딕" w:eastAsia="맑은 고딕" w:hAnsi="맑은 고딕" w:cs="맑은 고딕"/>
           <w:color w:val="0A1628"/>
         </w:rPr>
-        <w:t>📐 공식 설계 원칙: 모든 공식은 (1) 분자·분모가 명확히 정의되고, (2) 데이터 소스가 실제 존재하며, (3) 측정 담당자가 별도 정의 없이 계산 가능하도록 설계했습니다. 모호한 정성 지표도 5점 척도 또는 이진(Yes/No) 기준으로 정량화했습니다.</w:t>
+        <w:t xml:space="preserve">📐 공식 설계 원칙: 모든 공식은 (1) 분자·분모가 명확히 정의되고, (2) 데이터 소스가 실제 존재하며, (3) 측정 담당자가 별도 정의 없이 계산 가능하도록 설계했습니다. 모호한 정성 지표도 5점 척도 또는 이진(Yes/No) 기준으로 </w:t>
+      </w:r>
+      <w:proofErr w:type="spellStart"/>
+      <w:r>
+        <w:rPr>
+          <w:rFonts w:ascii="맑은 고딕" w:eastAsia="맑은 고딕" w:hAnsi="맑은 고딕" w:cs="맑은 고딕"/>
+          <w:color w:val="0A1628"/>
+        </w:rPr>
+        <w:t>정량화했습니다</w:t>
+      </w:r>
+      <w:proofErr w:type="spellEnd"/>
+      <w:r>
+        <w:rPr>
+          <w:rFonts w:ascii="맑은 고딕" w:eastAsia="맑은 고딕" w:hAnsi="맑은 고딕" w:cs="맑은 고딕"/>
+          <w:color w:val="0A1628"/>
+        </w:rPr>
+        <w:t>.</w:t>
       </w:r>
     </w:p>
     <w:p>
@@ -14863,7 +16744,27 @@
                 <w:sz w:val="19"/>
                 <w:szCs w:val="19"/>
               </w:rPr>
-              <w:t>영업(파랑 #2563EB) / 연구소(보라 #7C3AED) / 사업수행(틸 #0F766E)</w:t>
+              <w:t>영업(파랑 #2563EB) / 연구소(보라 #7C3AED) / 사업수행(</w:t>
+            </w:r>
+            <w:proofErr w:type="spellStart"/>
+            <w:r>
+              <w:rPr>
+                <w:rFonts w:ascii="맑은 고딕" w:eastAsia="맑은 고딕" w:hAnsi="맑은 고딕" w:cs="맑은 고딕"/>
+                <w:color w:val="111827"/>
+                <w:sz w:val="19"/>
+                <w:szCs w:val="19"/>
+              </w:rPr>
+              <w:t>틸</w:t>
+            </w:r>
+            <w:proofErr w:type="spellEnd"/>
+            <w:r>
+              <w:rPr>
+                <w:rFonts w:ascii="맑은 고딕" w:eastAsia="맑은 고딕" w:hAnsi="맑은 고딕" w:cs="맑은 고딕"/>
+                <w:color w:val="111827"/>
+                <w:sz w:val="19"/>
+                <w:szCs w:val="19"/>
+              </w:rPr>
+              <w:t xml:space="preserve"> #0F766E)</w:t>
             </w:r>
           </w:p>
         </w:tc>
@@ -14917,8 +16818,19 @@
                 <w:sz w:val="19"/>
                 <w:szCs w:val="19"/>
               </w:rPr>
-              <w:t>2열 그리드 | O번호 배지 + Objective + 컨텍스트 노트 + KR 4개 + 타겟 칩 + 뱃지</w:t>
-            </w:r>
+              <w:t xml:space="preserve">2열 그리드 | O번호 배지 + Objective + 컨텍스트 노트 + KR 4개 + 타겟 칩 + </w:t>
+            </w:r>
+            <w:proofErr w:type="spellStart"/>
+            <w:r>
+              <w:rPr>
+                <w:rFonts w:ascii="맑은 고딕" w:eastAsia="맑은 고딕" w:hAnsi="맑은 고딕" w:cs="맑은 고딕"/>
+                <w:color w:val="111827"/>
+                <w:sz w:val="19"/>
+                <w:szCs w:val="19"/>
+              </w:rPr>
+              <w:t>뱃지</w:t>
+            </w:r>
+            <w:proofErr w:type="spellEnd"/>
           </w:p>
         </w:tc>
       </w:tr>
@@ -15368,7 +17280,27 @@
                 <w:sz w:val="19"/>
                 <w:szCs w:val="19"/>
               </w:rPr>
-              <w:t>참고 대시보드와 동일한 다크 테마 시스템</w:t>
+              <w:t xml:space="preserve">참고 대시보드와 동일한 </w:t>
+            </w:r>
+            <w:proofErr w:type="spellStart"/>
+            <w:r>
+              <w:rPr>
+                <w:rFonts w:ascii="맑은 고딕" w:eastAsia="맑은 고딕" w:hAnsi="맑은 고딕" w:cs="맑은 고딕"/>
+                <w:color w:val="111827"/>
+                <w:sz w:val="19"/>
+                <w:szCs w:val="19"/>
+              </w:rPr>
+              <w:t>다크</w:t>
+            </w:r>
+            <w:proofErr w:type="spellEnd"/>
+            <w:r>
+              <w:rPr>
+                <w:rFonts w:ascii="맑은 고딕" w:eastAsia="맑은 고딕" w:hAnsi="맑은 고딕" w:cs="맑은 고딕"/>
+                <w:color w:val="111827"/>
+                <w:sz w:val="19"/>
+                <w:szCs w:val="19"/>
+              </w:rPr>
+              <w:t xml:space="preserve"> 테마 시스템</w:t>
             </w:r>
           </w:p>
         </w:tc>
@@ -15469,6 +17401,7 @@
             <w:pPr>
               <w:wordWrap/>
             </w:pPr>
+            <w:proofErr w:type="spellStart"/>
             <w:r>
               <w:rPr>
                 <w:rFonts w:ascii="맑은 고딕" w:eastAsia="맑은 고딕" w:hAnsi="맑은 고딕" w:cs="맑은 고딕"/>
@@ -15478,6 +17411,7 @@
               </w:rPr>
               <w:t>색상계</w:t>
             </w:r>
+            <w:proofErr w:type="spellEnd"/>
           </w:p>
         </w:tc>
         <w:tc>
@@ -15781,6 +17715,7 @@
             <w:pPr>
               <w:wordWrap/>
             </w:pPr>
+            <w:proofErr w:type="spellStart"/>
             <w:r>
               <w:rPr>
                 <w:rFonts w:ascii="맑은 고딕" w:eastAsia="맑은 고딕" w:hAnsi="맑은 고딕" w:cs="맑은 고딕"/>
@@ -15788,7 +17723,17 @@
                 <w:bCs/>
                 <w:color w:val="FFFFFF"/>
               </w:rPr>
-              <w:t>엔키아 액션 포인트</w:t>
+              <w:t>엔키아</w:t>
+            </w:r>
+            <w:proofErr w:type="spellEnd"/>
+            <w:r>
+              <w:rPr>
+                <w:rFonts w:ascii="맑은 고딕" w:eastAsia="맑은 고딕" w:hAnsi="맑은 고딕" w:cs="맑은 고딕"/>
+                <w:b/>
+                <w:bCs/>
+                <w:color w:val="FFFFFF"/>
+              </w:rPr>
+              <w:t xml:space="preserve"> 액션 포인트</w:t>
             </w:r>
           </w:p>
         </w:tc>
@@ -16350,7 +18295,27 @@
                 <w:sz w:val="19"/>
                 <w:szCs w:val="19"/>
               </w:rPr>
-              <w:t>현재 Win Rate·MTTR·CSAT 등 Baseline 1개월 수집</w:t>
+              <w:t xml:space="preserve">현재 Win </w:t>
+            </w:r>
+            <w:proofErr w:type="spellStart"/>
+            <w:r>
+              <w:rPr>
+                <w:rFonts w:ascii="맑은 고딕" w:eastAsia="맑은 고딕" w:hAnsi="맑은 고딕" w:cs="맑은 고딕"/>
+                <w:color w:val="111827"/>
+                <w:sz w:val="19"/>
+                <w:szCs w:val="19"/>
+              </w:rPr>
+              <w:t>Rate·MTTR·CSAT</w:t>
+            </w:r>
+            <w:proofErr w:type="spellEnd"/>
+            <w:r>
+              <w:rPr>
+                <w:rFonts w:ascii="맑은 고딕" w:eastAsia="맑은 고딕" w:hAnsi="맑은 고딕" w:cs="맑은 고딕"/>
+                <w:color w:val="111827"/>
+                <w:sz w:val="19"/>
+                <w:szCs w:val="19"/>
+              </w:rPr>
+              <w:t xml:space="preserve"> 등 Baseline 1개월 수집</w:t>
             </w:r>
           </w:p>
         </w:tc>
@@ -16993,14 +18958,25 @@
             <w:pPr>
               <w:wordWrap/>
             </w:pPr>
-            <w:r>
-              <w:rPr>
-                <w:rFonts w:ascii="맑은 고딕" w:eastAsia="맑은 고딕" w:hAnsi="맑은 고딕" w:cs="맑은 고딕"/>
-                <w:color w:val="111827"/>
-                <w:sz w:val="19"/>
-                <w:szCs w:val="19"/>
-              </w:rPr>
-              <w:t>Leading·Lagging 이원화</w:t>
+            <w:proofErr w:type="spellStart"/>
+            <w:r>
+              <w:rPr>
+                <w:rFonts w:ascii="맑은 고딕" w:eastAsia="맑은 고딕" w:hAnsi="맑은 고딕" w:cs="맑은 고딕"/>
+                <w:color w:val="111827"/>
+                <w:sz w:val="19"/>
+                <w:szCs w:val="19"/>
+              </w:rPr>
+              <w:t>Leading·Lagging</w:t>
+            </w:r>
+            <w:proofErr w:type="spellEnd"/>
+            <w:r>
+              <w:rPr>
+                <w:rFonts w:ascii="맑은 고딕" w:eastAsia="맑은 고딕" w:hAnsi="맑은 고딕" w:cs="맑은 고딕"/>
+                <w:color w:val="111827"/>
+                <w:sz w:val="19"/>
+                <w:szCs w:val="19"/>
+              </w:rPr>
+              <w:t xml:space="preserve"> 이원화</w:t>
             </w:r>
           </w:p>
         </w:tc>
@@ -17073,14 +19049,25 @@
             <w:pPr>
               <w:wordWrap/>
             </w:pPr>
-            <w:r>
-              <w:rPr>
-                <w:rFonts w:ascii="맑은 고딕" w:eastAsia="맑은 고딕" w:hAnsi="맑은 고딕" w:cs="맑은 고딕"/>
-                <w:color w:val="111827"/>
-                <w:sz w:val="19"/>
-                <w:szCs w:val="19"/>
-              </w:rPr>
-              <w:t>엔키아 규모 현실화</w:t>
+            <w:proofErr w:type="spellStart"/>
+            <w:r>
+              <w:rPr>
+                <w:rFonts w:ascii="맑은 고딕" w:eastAsia="맑은 고딕" w:hAnsi="맑은 고딕" w:cs="맑은 고딕"/>
+                <w:color w:val="111827"/>
+                <w:sz w:val="19"/>
+                <w:szCs w:val="19"/>
+              </w:rPr>
+              <w:t>엔키아</w:t>
+            </w:r>
+            <w:proofErr w:type="spellEnd"/>
+            <w:r>
+              <w:rPr>
+                <w:rFonts w:ascii="맑은 고딕" w:eastAsia="맑은 고딕" w:hAnsi="맑은 고딕" w:cs="맑은 고딕"/>
+                <w:color w:val="111827"/>
+                <w:sz w:val="19"/>
+                <w:szCs w:val="19"/>
+              </w:rPr>
+              <w:t xml:space="preserve"> 규모 현실화</w:t>
             </w:r>
           </w:p>
         </w:tc>
@@ -17204,7 +19191,27 @@
                 <w:sz w:val="19"/>
                 <w:szCs w:val="19"/>
               </w:rPr>
-              <w:t>세 직무가 CSAT·레퍼런스·갱신율 공통 지표로 사업 목표 정렬</w:t>
+              <w:t>세 직무가 CSAT·레퍼런스·</w:t>
+            </w:r>
+            <w:proofErr w:type="spellStart"/>
+            <w:r>
+              <w:rPr>
+                <w:rFonts w:ascii="맑은 고딕" w:eastAsia="맑은 고딕" w:hAnsi="맑은 고딕" w:cs="맑은 고딕"/>
+                <w:color w:val="111827"/>
+                <w:sz w:val="19"/>
+                <w:szCs w:val="19"/>
+              </w:rPr>
+              <w:t>갱신율</w:t>
+            </w:r>
+            <w:proofErr w:type="spellEnd"/>
+            <w:r>
+              <w:rPr>
+                <w:rFonts w:ascii="맑은 고딕" w:eastAsia="맑은 고딕" w:hAnsi="맑은 고딕" w:cs="맑은 고딕"/>
+                <w:color w:val="111827"/>
+                <w:sz w:val="19"/>
+                <w:szCs w:val="19"/>
+              </w:rPr>
+              <w:t xml:space="preserve"> 공통 지표로 사업 목표 정렬</w:t>
             </w:r>
           </w:p>
         </w:tc>
@@ -17314,15 +19321,1303 @@
           <w:rFonts w:ascii="맑은 고딕" w:eastAsia="맑은 고딕" w:hAnsi="맑은 고딕" w:cs="맑은 고딕"/>
           <w:color w:val="0A1628"/>
         </w:rPr>
-        <w:t>🎯 마무리: 내부 인터뷰나 사내 자료 없이도, AI를 활용한 체계적 글로벌 벤치마킹과 국내 시장 특성 분석을 통해 엔키아의 세 직무에 최적화된 OKR·KPI 체계를 설계했습니다. 이 보고서가 향후 현업 직원분들과의 인터뷰와 결합될 때, 더욱 정교한 성과 체계로 발전할 수 있습니다.</w:t>
+        <w:t xml:space="preserve">🎯 마무리: 내부 인터뷰나 사내 자료 없이도, AI를 활용한 체계적 글로벌 벤치마킹과 국내 시장 특성 분석을 통해 </w:t>
+      </w:r>
+      <w:proofErr w:type="spellStart"/>
+      <w:r>
+        <w:rPr>
+          <w:rFonts w:ascii="맑은 고딕" w:eastAsia="맑은 고딕" w:hAnsi="맑은 고딕" w:cs="맑은 고딕"/>
+          <w:color w:val="0A1628"/>
+        </w:rPr>
+        <w:t>엔키아의</w:t>
+      </w:r>
+      <w:proofErr w:type="spellEnd"/>
+      <w:r>
+        <w:rPr>
+          <w:rFonts w:ascii="맑은 고딕" w:eastAsia="맑은 고딕" w:hAnsi="맑은 고딕" w:cs="맑은 고딕"/>
+          <w:color w:val="0A1628"/>
+        </w:rPr>
+        <w:t xml:space="preserve"> 세 직무에 최적화된 OKR·KPI 체계를 설계했습니다. 이 보고서가 향후 현업 </w:t>
+      </w:r>
+      <w:proofErr w:type="spellStart"/>
+      <w:r>
+        <w:rPr>
+          <w:rFonts w:ascii="맑은 고딕" w:eastAsia="맑은 고딕" w:hAnsi="맑은 고딕" w:cs="맑은 고딕"/>
+          <w:color w:val="0A1628"/>
+        </w:rPr>
+        <w:t>직원분들과의</w:t>
+      </w:r>
+      <w:proofErr w:type="spellEnd"/>
+      <w:r>
+        <w:rPr>
+          <w:rFonts w:ascii="맑은 고딕" w:eastAsia="맑은 고딕" w:hAnsi="맑은 고딕" w:cs="맑은 고딕"/>
+          <w:color w:val="0A1628"/>
+        </w:rPr>
+        <w:t xml:space="preserve"> 인터뷰와 결합될 때, 더욱 정교한 성과 체계로 발전할 수 있습니다.</w:t>
+      </w:r>
+    </w:p>
+    <w:p/>
+    <w:p>
+      <w:r>
+        <w:t>부록</w:t>
+      </w:r>
+      <w:r>
+        <w:t xml:space="preserve">  </w:t>
+      </w:r>
+      <w:r>
+        <w:t>데이터</w:t>
+      </w:r>
+      <w:r>
+        <w:t xml:space="preserve"> </w:t>
+      </w:r>
+      <w:r>
+        <w:t>출처</w:t>
+      </w:r>
+      <w:r>
+        <w:t xml:space="preserve"> · /code-review </w:t>
+      </w:r>
+      <w:r>
+        <w:t>검증</w:t>
+      </w:r>
+      <w:r>
+        <w:t xml:space="preserve"> </w:t>
+      </w:r>
+      <w:r>
+        <w:t>이력</w:t>
       </w:r>
     </w:p>
     <w:p>
-      <w:pPr>
-        <w:wordWrap/>
-        <w:spacing w:after="280"/>
-      </w:pPr>
+      <w:r>
+        <w:t xml:space="preserve">■ </w:t>
+      </w:r>
+      <w:r>
+        <w:t>데이터</w:t>
+      </w:r>
+      <w:r>
+        <w:t xml:space="preserve"> </w:t>
+      </w:r>
+      <w:r>
+        <w:t>신뢰도</w:t>
+      </w:r>
+      <w:r>
+        <w:t xml:space="preserve"> 3</w:t>
+      </w:r>
+      <w:r>
+        <w:t>등급</w:t>
+      </w:r>
+      <w:r>
+        <w:t xml:space="preserve"> </w:t>
+      </w:r>
+      <w:r>
+        <w:t>분류</w:t>
+      </w:r>
+      <w:r>
+        <w:t xml:space="preserve"> </w:t>
+      </w:r>
+      <w:r>
+        <w:t>원칙</w:t>
+      </w:r>
     </w:p>
+    <w:tbl>
+      <w:tblPr>
+        <w:tblW w:w="0" w:type="auto"/>
+        <w:tblLook w:val="04A0" w:firstRow="1" w:lastRow="0" w:firstColumn="1" w:lastColumn="0" w:noHBand="0" w:noVBand="1"/>
+      </w:tblPr>
+      <w:tblGrid>
+        <w:gridCol w:w="871"/>
+        <w:gridCol w:w="3943"/>
+        <w:gridCol w:w="4212"/>
+      </w:tblGrid>
+      <w:tr>
+        <w:tc>
+          <w:tcPr>
+            <w:tcW w:w="0" w:type="auto"/>
+            <w:shd w:val="clear" w:color="auto" w:fill="1E3A5F"/>
+          </w:tcPr>
+          <w:p>
+            <w:r>
+              <w:rPr>
+                <w:b/>
+                <w:color w:val="FFFFFF"/>
+              </w:rPr>
+              <w:t>등급</w:t>
+            </w:r>
+          </w:p>
+        </w:tc>
+        <w:tc>
+          <w:tcPr>
+            <w:tcW w:w="0" w:type="auto"/>
+            <w:shd w:val="clear" w:color="auto" w:fill="1E3A5F"/>
+          </w:tcPr>
+          <w:p>
+            <w:r>
+              <w:rPr>
+                <w:b/>
+                <w:color w:val="FFFFFF"/>
+              </w:rPr>
+              <w:t>출처</w:t>
+            </w:r>
+            <w:r>
+              <w:rPr>
+                <w:b/>
+                <w:color w:val="FFFFFF"/>
+              </w:rPr>
+              <w:t xml:space="preserve"> </w:t>
+            </w:r>
+            <w:r>
+              <w:rPr>
+                <w:b/>
+                <w:color w:val="FFFFFF"/>
+              </w:rPr>
+              <w:t>유형</w:t>
+            </w:r>
+          </w:p>
+        </w:tc>
+        <w:tc>
+          <w:tcPr>
+            <w:tcW w:w="0" w:type="auto"/>
+            <w:shd w:val="clear" w:color="auto" w:fill="1E3A5F"/>
+          </w:tcPr>
+          <w:p>
+            <w:r>
+              <w:rPr>
+                <w:b/>
+                <w:color w:val="FFFFFF"/>
+              </w:rPr>
+              <w:t>예시</w:t>
+            </w:r>
+          </w:p>
+        </w:tc>
+      </w:tr>
+      <w:tr>
+        <w:tc>
+          <w:tcPr>
+            <w:tcW w:w="0" w:type="auto"/>
+          </w:tcPr>
+          <w:p>
+            <w:r>
+              <w:t xml:space="preserve">✅ </w:t>
+            </w:r>
+            <w:r>
+              <w:t>검증됨</w:t>
+            </w:r>
+          </w:p>
+        </w:tc>
+        <w:tc>
+          <w:tcPr>
+            <w:tcW w:w="0" w:type="auto"/>
+          </w:tcPr>
+          <w:p>
+            <w:r>
+              <w:t>기업</w:t>
+            </w:r>
+            <w:r>
+              <w:t xml:space="preserve"> </w:t>
+            </w:r>
+            <w:r>
+              <w:t>공식</w:t>
+            </w:r>
+            <w:r>
+              <w:t xml:space="preserve"> </w:t>
+            </w:r>
+            <w:r>
+              <w:t>채용</w:t>
+            </w:r>
+            <w:r>
+              <w:t xml:space="preserve"> JD · IR/</w:t>
+            </w:r>
+            <w:r>
+              <w:t>공시자료</w:t>
+            </w:r>
+            <w:r>
+              <w:t xml:space="preserve"> · </w:t>
+            </w:r>
+            <w:r>
+              <w:t>공개</w:t>
+            </w:r>
+            <w:r>
+              <w:t xml:space="preserve"> </w:t>
+            </w:r>
+            <w:r>
+              <w:t>홈페이지</w:t>
+            </w:r>
+          </w:p>
+        </w:tc>
+        <w:tc>
+          <w:tcPr>
+            <w:tcW w:w="0" w:type="auto"/>
+          </w:tcPr>
+          <w:p>
+            <w:proofErr w:type="spellStart"/>
+            <w:r>
+              <w:t>더존비즈온</w:t>
+            </w:r>
+            <w:proofErr w:type="spellEnd"/>
+            <w:r>
+              <w:t xml:space="preserve"> </w:t>
+            </w:r>
+            <w:r>
+              <w:t>매출</w:t>
+            </w:r>
+            <w:r>
+              <w:t xml:space="preserve"> 4,463</w:t>
+            </w:r>
+            <w:r>
+              <w:t>억</w:t>
+            </w:r>
+            <w:r>
+              <w:t xml:space="preserve">(2025) / </w:t>
+            </w:r>
+            <w:proofErr w:type="spellStart"/>
+            <w:r>
+              <w:t>가비아</w:t>
+            </w:r>
+            <w:proofErr w:type="spellEnd"/>
+            <w:r>
+              <w:t xml:space="preserve"> JD </w:t>
+            </w:r>
+            <w:r>
+              <w:t>직접</w:t>
+            </w:r>
+            <w:r>
+              <w:t xml:space="preserve"> </w:t>
+            </w:r>
+            <w:r>
+              <w:t>인용</w:t>
+            </w:r>
+          </w:p>
+        </w:tc>
+      </w:tr>
+      <w:tr>
+        <w:tc>
+          <w:tcPr>
+            <w:tcW w:w="0" w:type="auto"/>
+          </w:tcPr>
+          <w:p>
+            <w:r>
+              <w:t xml:space="preserve">⚠️ </w:t>
+            </w:r>
+            <w:r>
+              <w:t>참고</w:t>
+            </w:r>
+          </w:p>
+        </w:tc>
+        <w:tc>
+          <w:tcPr>
+            <w:tcW w:w="0" w:type="auto"/>
+          </w:tcPr>
+          <w:p>
+            <w:r>
+              <w:t>글로벌</w:t>
+            </w:r>
+            <w:r>
+              <w:t xml:space="preserve"> SaaS </w:t>
+            </w:r>
+            <w:r>
+              <w:t>리서치</w:t>
+            </w:r>
+            <w:r>
+              <w:t>(</w:t>
+            </w:r>
+            <w:proofErr w:type="spellStart"/>
+            <w:r>
+              <w:t>Gartner·Forrester</w:t>
+            </w:r>
+            <w:proofErr w:type="spellEnd"/>
+            <w:r>
+              <w:t xml:space="preserve">) · </w:t>
+            </w:r>
+            <w:r>
+              <w:t>기업</w:t>
+            </w:r>
+            <w:r>
+              <w:t xml:space="preserve"> </w:t>
+            </w:r>
+            <w:r>
+              <w:t>공식</w:t>
+            </w:r>
+            <w:r>
+              <w:t xml:space="preserve"> </w:t>
+            </w:r>
+            <w:r>
+              <w:t>블로그</w:t>
+            </w:r>
+          </w:p>
+        </w:tc>
+        <w:tc>
+          <w:tcPr>
+            <w:tcW w:w="0" w:type="auto"/>
+          </w:tcPr>
+          <w:p>
+            <w:r>
+              <w:t>ServiceNow Win Rate 20~35% / Datadog NRR 130%+</w:t>
+            </w:r>
+          </w:p>
+        </w:tc>
+      </w:tr>
+      <w:tr>
+        <w:tc>
+          <w:tcPr>
+            <w:tcW w:w="0" w:type="auto"/>
+          </w:tcPr>
+          <w:p>
+            <w:r>
+              <w:t xml:space="preserve">❌ </w:t>
+            </w:r>
+            <w:r>
+              <w:t>제거됨</w:t>
+            </w:r>
+          </w:p>
+        </w:tc>
+        <w:tc>
+          <w:tcPr>
+            <w:tcW w:w="0" w:type="auto"/>
+          </w:tcPr>
+          <w:p>
+            <w:r>
+              <w:t>유료</w:t>
+            </w:r>
+            <w:r>
+              <w:t xml:space="preserve"> </w:t>
+            </w:r>
+            <w:r>
+              <w:t>리뷰</w:t>
+            </w:r>
+            <w:r>
+              <w:t xml:space="preserve"> </w:t>
+            </w:r>
+            <w:r>
+              <w:t>플랫폼</w:t>
+            </w:r>
+            <w:r>
+              <w:t>(</w:t>
+            </w:r>
+            <w:proofErr w:type="spellStart"/>
+            <w:r>
+              <w:t>잡플래닛</w:t>
+            </w:r>
+            <w:proofErr w:type="spellEnd"/>
+            <w:r>
+              <w:t>·</w:t>
+            </w:r>
+            <w:r>
+              <w:t>블라인드</w:t>
+            </w:r>
+            <w:r>
+              <w:t xml:space="preserve">, </w:t>
+            </w:r>
+            <w:proofErr w:type="spellStart"/>
+            <w:r>
+              <w:t>미접근</w:t>
+            </w:r>
+            <w:proofErr w:type="spellEnd"/>
+            <w:r>
+              <w:t xml:space="preserve">) · AI </w:t>
+            </w:r>
+            <w:r>
+              <w:t>추론</w:t>
+            </w:r>
+            <w:r>
+              <w:t xml:space="preserve"> </w:t>
+            </w:r>
+            <w:r>
+              <w:t>수치</w:t>
+            </w:r>
+          </w:p>
+        </w:tc>
+        <w:tc>
+          <w:tcPr>
+            <w:tcW w:w="0" w:type="auto"/>
+          </w:tcPr>
+          <w:p>
+            <w:r>
+              <w:t xml:space="preserve">Win Rate 25% </w:t>
+            </w:r>
+            <w:proofErr w:type="spellStart"/>
+            <w:r>
+              <w:t>더존비즈온</w:t>
+            </w:r>
+            <w:proofErr w:type="spellEnd"/>
+            <w:r>
+              <w:t xml:space="preserve"> </w:t>
+            </w:r>
+            <w:r>
+              <w:t>기준</w:t>
+            </w:r>
+            <w:r>
+              <w:t xml:space="preserve"> / </w:t>
+            </w:r>
+            <w:proofErr w:type="spellStart"/>
+            <w:r>
+              <w:t>갱신율</w:t>
+            </w:r>
+            <w:proofErr w:type="spellEnd"/>
+            <w:r>
+              <w:t xml:space="preserve"> 85~90% / </w:t>
+            </w:r>
+            <w:r>
+              <w:t>공공</w:t>
+            </w:r>
+            <w:r>
+              <w:t xml:space="preserve"> </w:t>
+            </w:r>
+            <w:r>
+              <w:t>수주</w:t>
+            </w:r>
+            <w:r>
+              <w:t xml:space="preserve"> 100~150</w:t>
+            </w:r>
+            <w:r>
+              <w:t>건</w:t>
+            </w:r>
+          </w:p>
+        </w:tc>
+      </w:tr>
+    </w:tbl>
+    <w:p/>
+    <w:p>
+      <w:r>
+        <w:t xml:space="preserve">■ /code-review </w:t>
+      </w:r>
+      <w:r>
+        <w:t>교차</w:t>
+      </w:r>
+      <w:r>
+        <w:t xml:space="preserve"> </w:t>
+      </w:r>
+      <w:r>
+        <w:t>검증</w:t>
+      </w:r>
+      <w:r>
+        <w:t xml:space="preserve"> </w:t>
+      </w:r>
+      <w:r>
+        <w:t>결과</w:t>
+      </w:r>
+      <w:r>
+        <w:t xml:space="preserve"> (2026-06-15)</w:t>
+      </w:r>
+    </w:p>
+    <w:p>
+      <w:r>
+        <w:t xml:space="preserve">git diff </w:t>
+      </w:r>
+      <w:r>
+        <w:t>기반</w:t>
+      </w:r>
+      <w:r>
+        <w:t xml:space="preserve"> 7</w:t>
+      </w:r>
+      <w:r>
+        <w:t>개</w:t>
+      </w:r>
+      <w:r>
+        <w:t xml:space="preserve"> </w:t>
+      </w:r>
+      <w:r>
+        <w:t>각도</w:t>
+      </w:r>
+      <w:r>
+        <w:t>(</w:t>
+      </w:r>
+      <w:r>
+        <w:t>라인별</w:t>
+      </w:r>
+      <w:r>
+        <w:t>·</w:t>
+      </w:r>
+      <w:r>
+        <w:t>삭제</w:t>
+      </w:r>
+      <w:r>
+        <w:t xml:space="preserve"> </w:t>
+      </w:r>
+      <w:r>
+        <w:t>동작</w:t>
+      </w:r>
+      <w:r>
+        <w:t>·</w:t>
+      </w:r>
+      <w:r>
+        <w:t>교차</w:t>
+      </w:r>
+      <w:r>
+        <w:t xml:space="preserve"> </w:t>
+      </w:r>
+      <w:r>
+        <w:t>파일</w:t>
+      </w:r>
+      <w:r>
+        <w:t>·</w:t>
+      </w:r>
+      <w:r>
+        <w:t>재사용</w:t>
+      </w:r>
+      <w:r>
+        <w:t>·</w:t>
+      </w:r>
+      <w:r>
+        <w:t>단순화</w:t>
+      </w:r>
+      <w:r>
+        <w:t>·</w:t>
+      </w:r>
+      <w:r>
+        <w:t>효율성</w:t>
+      </w:r>
+      <w:r>
+        <w:t>·</w:t>
+      </w:r>
+      <w:r>
+        <w:t>고도</w:t>
+      </w:r>
+      <w:r>
+        <w:t xml:space="preserve">) </w:t>
+      </w:r>
+      <w:r>
+        <w:t>분석을</w:t>
+      </w:r>
+      <w:r>
+        <w:t xml:space="preserve"> </w:t>
+      </w:r>
+      <w:r>
+        <w:t>통해</w:t>
+      </w:r>
+      <w:r>
+        <w:t xml:space="preserve"> </w:t>
+      </w:r>
+      <w:r>
+        <w:t>아래</w:t>
+      </w:r>
+      <w:r>
+        <w:t xml:space="preserve"> 5</w:t>
+      </w:r>
+      <w:r>
+        <w:t>건을</w:t>
+      </w:r>
+      <w:r>
+        <w:t xml:space="preserve"> </w:t>
+      </w:r>
+      <w:r>
+        <w:t>발견</w:t>
+      </w:r>
+      <w:r>
+        <w:t>·</w:t>
+      </w:r>
+      <w:r>
+        <w:t>수정하였습니다</w:t>
+      </w:r>
+      <w:r>
+        <w:t>.</w:t>
+      </w:r>
+    </w:p>
+    <w:tbl>
+      <w:tblPr>
+        <w:tblW w:w="0" w:type="auto"/>
+        <w:tblLook w:val="04A0" w:firstRow="1" w:lastRow="0" w:firstColumn="1" w:lastColumn="0" w:noHBand="0" w:noVBand="1"/>
+      </w:tblPr>
+      <w:tblGrid>
+        <w:gridCol w:w="316"/>
+        <w:gridCol w:w="2357"/>
+        <w:gridCol w:w="3436"/>
+        <w:gridCol w:w="2917"/>
+      </w:tblGrid>
+      <w:tr>
+        <w:tc>
+          <w:tcPr>
+            <w:tcW w:w="0" w:type="auto"/>
+            <w:shd w:val="clear" w:color="auto" w:fill="1E3A5F"/>
+          </w:tcPr>
+          <w:p>
+            <w:r>
+              <w:rPr>
+                <w:b/>
+                <w:color w:val="FFFFFF"/>
+              </w:rPr>
+              <w:t>#</w:t>
+            </w:r>
+          </w:p>
+        </w:tc>
+        <w:tc>
+          <w:tcPr>
+            <w:tcW w:w="0" w:type="auto"/>
+            <w:shd w:val="clear" w:color="auto" w:fill="1E3A5F"/>
+          </w:tcPr>
+          <w:p>
+            <w:r>
+              <w:rPr>
+                <w:b/>
+                <w:color w:val="FFFFFF"/>
+              </w:rPr>
+              <w:t>파일</w:t>
+            </w:r>
+          </w:p>
+        </w:tc>
+        <w:tc>
+          <w:tcPr>
+            <w:tcW w:w="0" w:type="auto"/>
+            <w:shd w:val="clear" w:color="auto" w:fill="1E3A5F"/>
+          </w:tcPr>
+          <w:p>
+            <w:r>
+              <w:rPr>
+                <w:b/>
+                <w:color w:val="FFFFFF"/>
+              </w:rPr>
+              <w:t>발견</w:t>
+            </w:r>
+            <w:r>
+              <w:rPr>
+                <w:b/>
+                <w:color w:val="FFFFFF"/>
+              </w:rPr>
+              <w:t xml:space="preserve"> </w:t>
+            </w:r>
+            <w:r>
+              <w:rPr>
+                <w:b/>
+                <w:color w:val="FFFFFF"/>
+              </w:rPr>
+              <w:t>내용</w:t>
+            </w:r>
+          </w:p>
+        </w:tc>
+        <w:tc>
+          <w:tcPr>
+            <w:tcW w:w="0" w:type="auto"/>
+            <w:shd w:val="clear" w:color="auto" w:fill="1E3A5F"/>
+          </w:tcPr>
+          <w:p>
+            <w:r>
+              <w:rPr>
+                <w:b/>
+                <w:color w:val="FFFFFF"/>
+              </w:rPr>
+              <w:t>조치</w:t>
+            </w:r>
+          </w:p>
+        </w:tc>
+      </w:tr>
+      <w:tr>
+        <w:tc>
+          <w:tcPr>
+            <w:tcW w:w="0" w:type="auto"/>
+          </w:tcPr>
+          <w:p>
+            <w:r>
+              <w:t>1</w:t>
+            </w:r>
+          </w:p>
+        </w:tc>
+        <w:tc>
+          <w:tcPr>
+            <w:tcW w:w="0" w:type="auto"/>
+          </w:tcPr>
+          <w:p>
+            <w:r>
+              <w:t>02_</w:t>
+            </w:r>
+            <w:r>
+              <w:t>국내기업</w:t>
+            </w:r>
+            <w:r>
+              <w:t>_</w:t>
+            </w:r>
+            <w:r>
+              <w:t>직무분석</w:t>
+            </w:r>
+            <w:r>
+              <w:t>.md</w:t>
+            </w:r>
+          </w:p>
+        </w:tc>
+        <w:tc>
+          <w:tcPr>
+            <w:tcW w:w="0" w:type="auto"/>
+          </w:tcPr>
+          <w:p>
+            <w:proofErr w:type="spellStart"/>
+            <w:r>
+              <w:t>더존비즈온</w:t>
+            </w:r>
+            <w:proofErr w:type="spellEnd"/>
+            <w:r>
+              <w:t xml:space="preserve"> </w:t>
+            </w:r>
+            <w:r>
+              <w:t>매출</w:t>
+            </w:r>
+            <w:r>
+              <w:t xml:space="preserve"> 4,023</w:t>
+            </w:r>
+            <w:r>
+              <w:t>억</w:t>
+            </w:r>
+            <w:r>
+              <w:t xml:space="preserve">(2024) </w:t>
+            </w:r>
+            <w:proofErr w:type="spellStart"/>
+            <w:r>
+              <w:t>미반영</w:t>
+            </w:r>
+            <w:proofErr w:type="spellEnd"/>
+          </w:p>
+        </w:tc>
+        <w:tc>
+          <w:tcPr>
+            <w:tcW w:w="0" w:type="auto"/>
+          </w:tcPr>
+          <w:p>
+            <w:r>
+              <w:t>연결</w:t>
+            </w:r>
+            <w:r>
+              <w:t xml:space="preserve"> 4,463</w:t>
+            </w:r>
+            <w:r>
+              <w:t>억</w:t>
+            </w:r>
+            <w:r>
+              <w:t xml:space="preserve">(2025) </w:t>
+            </w:r>
+            <w:r>
+              <w:t>업데이트</w:t>
+            </w:r>
+          </w:p>
+        </w:tc>
+      </w:tr>
+      <w:tr>
+        <w:tc>
+          <w:tcPr>
+            <w:tcW w:w="0" w:type="auto"/>
+          </w:tcPr>
+          <w:p>
+            <w:r>
+              <w:t>2</w:t>
+            </w:r>
+          </w:p>
+        </w:tc>
+        <w:tc>
+          <w:tcPr>
+            <w:tcW w:w="0" w:type="auto"/>
+          </w:tcPr>
+          <w:p>
+            <w:r>
+              <w:t>03_OKR_KPI_</w:t>
+            </w:r>
+            <w:r>
+              <w:t>설계</w:t>
+            </w:r>
+            <w:r>
+              <w:t>.md (3</w:t>
+            </w:r>
+            <w:r>
+              <w:t>곳</w:t>
+            </w:r>
+            <w:r>
+              <w:t>)</w:t>
+            </w:r>
+          </w:p>
+        </w:tc>
+        <w:tc>
+          <w:tcPr>
+            <w:tcW w:w="0" w:type="auto"/>
+          </w:tcPr>
+          <w:p>
+            <w:r>
+              <w:t>임직원</w:t>
+            </w:r>
+            <w:r>
+              <w:t xml:space="preserve"> </w:t>
+            </w:r>
+            <w:r>
+              <w:t>수</w:t>
+            </w:r>
+            <w:r>
+              <w:t xml:space="preserve"> 151</w:t>
+            </w:r>
+            <w:r>
+              <w:t>명</w:t>
+            </w:r>
+            <w:r>
+              <w:t xml:space="preserve"> — </w:t>
+            </w:r>
+            <w:r>
+              <w:t>최신</w:t>
+            </w:r>
+            <w:r>
+              <w:t xml:space="preserve"> </w:t>
+            </w:r>
+            <w:r>
+              <w:t>정보</w:t>
+            </w:r>
+            <w:r>
+              <w:t xml:space="preserve"> </w:t>
+            </w:r>
+            <w:proofErr w:type="spellStart"/>
+            <w:r>
+              <w:t>미반영</w:t>
+            </w:r>
+            <w:proofErr w:type="spellEnd"/>
+          </w:p>
+        </w:tc>
+        <w:tc>
+          <w:tcPr>
+            <w:tcW w:w="0" w:type="auto"/>
+          </w:tcPr>
+          <w:p>
+            <w:r>
+              <w:t>183</w:t>
+            </w:r>
+            <w:r>
+              <w:t>명으로</w:t>
+            </w:r>
+            <w:r>
+              <w:t xml:space="preserve"> </w:t>
+            </w:r>
+            <w:r>
+              <w:t>일괄</w:t>
+            </w:r>
+            <w:r>
+              <w:t xml:space="preserve"> </w:t>
+            </w:r>
+            <w:r>
+              <w:t>수정</w:t>
+            </w:r>
+          </w:p>
+        </w:tc>
+      </w:tr>
+      <w:tr>
+        <w:tc>
+          <w:tcPr>
+            <w:tcW w:w="0" w:type="auto"/>
+          </w:tcPr>
+          <w:p>
+            <w:r>
+              <w:t>3</w:t>
+            </w:r>
+          </w:p>
+        </w:tc>
+        <w:tc>
+          <w:tcPr>
+            <w:tcW w:w="0" w:type="auto"/>
+          </w:tcPr>
+          <w:p>
+            <w:r>
+              <w:t>index.html Upsell KPI</w:t>
+            </w:r>
+          </w:p>
+        </w:tc>
+        <w:tc>
+          <w:tcPr>
+            <w:tcW w:w="0" w:type="auto"/>
+          </w:tcPr>
+          <w:p>
+            <w:proofErr w:type="spellStart"/>
+            <w:r>
+              <w:t>더존비즈온</w:t>
+            </w:r>
+            <w:proofErr w:type="spellEnd"/>
+            <w:r>
+              <w:t xml:space="preserve"> </w:t>
+            </w:r>
+            <w:r>
+              <w:t>기존</w:t>
+            </w:r>
+            <w:r>
+              <w:t xml:space="preserve"> </w:t>
+            </w:r>
+            <w:r>
+              <w:t>고객</w:t>
+            </w:r>
+            <w:r>
+              <w:t xml:space="preserve"> </w:t>
+            </w:r>
+            <w:r>
+              <w:t>중심</w:t>
+            </w:r>
+            <w:r>
+              <w:t xml:space="preserve"> — </w:t>
+            </w:r>
+            <w:proofErr w:type="spellStart"/>
+            <w:r>
+              <w:t>미검증</w:t>
+            </w:r>
+            <w:proofErr w:type="spellEnd"/>
+            <w:r>
+              <w:t xml:space="preserve"> </w:t>
+            </w:r>
+            <w:r>
+              <w:t>벤치마크</w:t>
+            </w:r>
+          </w:p>
+        </w:tc>
+        <w:tc>
+          <w:tcPr>
+            <w:tcW w:w="0" w:type="auto"/>
+          </w:tcPr>
+          <w:p>
+            <w:r>
+              <w:t>해당</w:t>
+            </w:r>
+            <w:r>
+              <w:t xml:space="preserve"> </w:t>
+            </w:r>
+            <w:r>
+              <w:t>항목</w:t>
+            </w:r>
+            <w:r>
+              <w:t xml:space="preserve"> </w:t>
+            </w:r>
+            <w:r>
+              <w:t>제거</w:t>
+            </w:r>
+          </w:p>
+        </w:tc>
+      </w:tr>
+      <w:tr>
+        <w:tc>
+          <w:tcPr>
+            <w:tcW w:w="0" w:type="auto"/>
+          </w:tcPr>
+          <w:p>
+            <w:r>
+              <w:t>4</w:t>
+            </w:r>
+          </w:p>
+        </w:tc>
+        <w:tc>
+          <w:tcPr>
+            <w:tcW w:w="0" w:type="auto"/>
+          </w:tcPr>
+          <w:p>
+            <w:r>
+              <w:t>index.html RFP KPI</w:t>
+            </w:r>
+          </w:p>
+        </w:tc>
+        <w:tc>
+          <w:tcPr>
+            <w:tcW w:w="0" w:type="auto"/>
+          </w:tcPr>
+          <w:p>
+            <w:r>
+              <w:t>최소</w:t>
+            </w:r>
+            <w:r>
+              <w:t xml:space="preserve"> 12</w:t>
+            </w:r>
+            <w:r>
+              <w:t>건</w:t>
+            </w:r>
+            <w:r>
+              <w:t>/</w:t>
+            </w:r>
+            <w:r>
+              <w:t>분기</w:t>
+            </w:r>
+            <w:r>
+              <w:t xml:space="preserve"> </w:t>
+            </w:r>
+            <w:r>
+              <w:t>권장</w:t>
+            </w:r>
+            <w:r>
+              <w:t xml:space="preserve"> — </w:t>
+            </w:r>
+            <w:r>
+              <w:t>근거</w:t>
+            </w:r>
+            <w:r>
+              <w:t xml:space="preserve"> </w:t>
+            </w:r>
+            <w:r>
+              <w:t>없는</w:t>
+            </w:r>
+            <w:r>
+              <w:t xml:space="preserve"> </w:t>
+            </w:r>
+            <w:r>
+              <w:t>수치</w:t>
+            </w:r>
+          </w:p>
+        </w:tc>
+        <w:tc>
+          <w:tcPr>
+            <w:tcW w:w="0" w:type="auto"/>
+          </w:tcPr>
+          <w:p>
+            <w:r>
+              <w:t>목표</w:t>
+            </w:r>
+            <w:r>
+              <w:t xml:space="preserve"> Win Rate </w:t>
+            </w:r>
+            <w:r>
+              <w:t>달성</w:t>
+            </w:r>
+            <w:r>
+              <w:t xml:space="preserve"> </w:t>
+            </w:r>
+            <w:r>
+              <w:t>기준</w:t>
+            </w:r>
+            <w:r>
+              <w:t xml:space="preserve"> </w:t>
+            </w:r>
+            <w:r>
+              <w:t>표현으로</w:t>
+            </w:r>
+            <w:r>
+              <w:t xml:space="preserve"> </w:t>
+            </w:r>
+            <w:r>
+              <w:t>대체</w:t>
+            </w:r>
+          </w:p>
+        </w:tc>
+      </w:tr>
+      <w:tr>
+        <w:tc>
+          <w:tcPr>
+            <w:tcW w:w="0" w:type="auto"/>
+          </w:tcPr>
+          <w:p>
+            <w:r>
+              <w:t>5</w:t>
+            </w:r>
+          </w:p>
+        </w:tc>
+        <w:tc>
+          <w:tcPr>
+            <w:tcW w:w="0" w:type="auto"/>
+          </w:tcPr>
+          <w:p>
+            <w:r>
+              <w:t xml:space="preserve">index.html </w:t>
+            </w:r>
+            <w:r>
+              <w:t>나라장터</w:t>
+            </w:r>
+            <w:r>
+              <w:t xml:space="preserve"> KPI</w:t>
+            </w:r>
+          </w:p>
+        </w:tc>
+        <w:tc>
+          <w:tcPr>
+            <w:tcW w:w="0" w:type="auto"/>
+          </w:tcPr>
+          <w:p>
+            <w:r>
+              <w:t>공공</w:t>
+            </w:r>
+            <w:r>
+              <w:t xml:space="preserve"> Win Rate 30% </w:t>
+            </w:r>
+            <w:r>
+              <w:t>가정</w:t>
+            </w:r>
+            <w:r>
+              <w:t xml:space="preserve"> — AI </w:t>
+            </w:r>
+            <w:r>
+              <w:t>추론</w:t>
+            </w:r>
+            <w:r>
+              <w:t xml:space="preserve"> </w:t>
+            </w:r>
+            <w:r>
+              <w:t>수치</w:t>
+            </w:r>
+          </w:p>
+        </w:tc>
+        <w:tc>
+          <w:tcPr>
+            <w:tcW w:w="0" w:type="auto"/>
+          </w:tcPr>
+          <w:p>
+            <w:r>
+              <w:t>8</w:t>
+            </w:r>
+            <w:r>
+              <w:t>건</w:t>
+            </w:r>
+            <w:r>
+              <w:t xml:space="preserve"> </w:t>
+            </w:r>
+            <w:r>
+              <w:t>수주</w:t>
+            </w:r>
+            <w:r>
+              <w:t xml:space="preserve"> </w:t>
+            </w:r>
+            <w:r>
+              <w:t>목표</w:t>
+            </w:r>
+            <w:r>
+              <w:t xml:space="preserve"> </w:t>
+            </w:r>
+            <w:r>
+              <w:t>기준</w:t>
+            </w:r>
+            <w:r>
+              <w:t xml:space="preserve"> 25</w:t>
+            </w:r>
+            <w:r>
+              <w:t>건</w:t>
+            </w:r>
+            <w:r>
+              <w:t xml:space="preserve">+ </w:t>
+            </w:r>
+            <w:r>
+              <w:t>입찰로</w:t>
+            </w:r>
+            <w:r>
+              <w:t xml:space="preserve"> </w:t>
+            </w:r>
+            <w:r>
+              <w:t>대체</w:t>
+            </w:r>
+          </w:p>
+        </w:tc>
+      </w:tr>
+    </w:tbl>
+    <w:p/>
+    <w:p>
+      <w:r>
+        <w:lastRenderedPageBreak/>
+        <w:t>본</w:t>
+      </w:r>
+      <w:r>
+        <w:t xml:space="preserve"> </w:t>
+      </w:r>
+      <w:r>
+        <w:t>보고서의</w:t>
+      </w:r>
+      <w:r>
+        <w:t xml:space="preserve"> </w:t>
+      </w:r>
+      <w:r>
+        <w:t>모든</w:t>
+      </w:r>
+      <w:r>
+        <w:t xml:space="preserve"> </w:t>
+      </w:r>
+      <w:r>
+        <w:t>수치는</w:t>
+      </w:r>
+      <w:r>
+        <w:t xml:space="preserve"> </w:t>
+      </w:r>
+      <w:r>
+        <w:t>공식</w:t>
+      </w:r>
+      <w:r>
+        <w:t xml:space="preserve"> </w:t>
+      </w:r>
+      <w:r>
+        <w:t>출처</w:t>
+      </w:r>
+      <w:r>
+        <w:t xml:space="preserve"> </w:t>
+      </w:r>
+      <w:r>
+        <w:t>확인</w:t>
+      </w:r>
+      <w:r>
+        <w:t xml:space="preserve"> </w:t>
+      </w:r>
+      <w:r>
+        <w:t>가능한</w:t>
+      </w:r>
+      <w:r>
+        <w:t xml:space="preserve"> </w:t>
+      </w:r>
+      <w:r>
+        <w:t>데이터만</w:t>
+      </w:r>
+      <w:r>
+        <w:t xml:space="preserve"> </w:t>
+      </w:r>
+      <w:r>
+        <w:t>남겼으며</w:t>
+      </w:r>
+      <w:r>
+        <w:t xml:space="preserve">, </w:t>
+      </w:r>
+      <w:proofErr w:type="spellStart"/>
+      <w:r>
+        <w:t>미검증</w:t>
+      </w:r>
+      <w:proofErr w:type="spellEnd"/>
+      <w:r>
+        <w:t xml:space="preserve"> </w:t>
+      </w:r>
+      <w:r>
+        <w:t>수치는</w:t>
+      </w:r>
+      <w:r>
+        <w:t xml:space="preserve"> </w:t>
+      </w:r>
+      <w:r>
+        <w:t>업계</w:t>
+      </w:r>
+      <w:r>
+        <w:t xml:space="preserve"> </w:t>
+      </w:r>
+      <w:r>
+        <w:t>일반</w:t>
+      </w:r>
+      <w:r>
+        <w:t xml:space="preserve"> </w:t>
+      </w:r>
+      <w:r>
+        <w:t>표현</w:t>
+      </w:r>
+      <w:r>
+        <w:t xml:space="preserve"> </w:t>
+      </w:r>
+      <w:r>
+        <w:t>또는</w:t>
+      </w:r>
+      <w:r>
+        <w:t xml:space="preserve"> </w:t>
+      </w:r>
+      <w:proofErr w:type="spellStart"/>
+      <w:r>
+        <w:t>엔키아</w:t>
+      </w:r>
+      <w:proofErr w:type="spellEnd"/>
+      <w:r>
+        <w:t xml:space="preserve"> </w:t>
+      </w:r>
+      <w:r>
+        <w:t>자체</w:t>
+      </w:r>
+      <w:r>
+        <w:t xml:space="preserve"> </w:t>
+      </w:r>
+      <w:r>
+        <w:t>목표</w:t>
+      </w:r>
+      <w:r>
+        <w:t xml:space="preserve"> </w:t>
+      </w:r>
+      <w:r>
+        <w:t>표현으로</w:t>
+      </w:r>
+      <w:r>
+        <w:t xml:space="preserve"> </w:t>
+      </w:r>
+      <w:r>
+        <w:t>대체하였습니다</w:t>
+      </w:r>
+      <w:r>
+        <w:t>.</w:t>
+      </w:r>
+    </w:p>
+    <w:p/>
     <w:p>
       <w:pPr>
         <w:wordWrap/>
@@ -17346,6 +20641,7 @@
         <w:wordWrap/>
         <w:jc w:val="center"/>
       </w:pPr>
+      <w:proofErr w:type="spellStart"/>
       <w:r>
         <w:rPr>
           <w:rFonts w:ascii="맑은 고딕" w:eastAsia="맑은 고딕" w:hAnsi="맑은 고딕" w:cs="맑은 고딕"/>
@@ -17353,7 +20649,17 @@
           <w:sz w:val="19"/>
           <w:szCs w:val="19"/>
         </w:rPr>
-        <w:t>엔키아(NKIA) | Polestar EMS·ITG·WSS | 2026년 6월 | 박준우</w:t>
+        <w:t>엔키아</w:t>
+      </w:r>
+      <w:proofErr w:type="spellEnd"/>
+      <w:r>
+        <w:rPr>
+          <w:rFonts w:ascii="맑은 고딕" w:eastAsia="맑은 고딕" w:hAnsi="맑은 고딕" w:cs="맑은 고딕"/>
+          <w:color w:val="6B7280"/>
+          <w:sz w:val="19"/>
+          <w:szCs w:val="19"/>
+        </w:rPr>
+        <w:t>(NKIA) | Polestar EMS·ITG·WSS | 2026년 6월 | 박준우</w:t>
       </w:r>
     </w:p>
     <w:sectPr>
@@ -17559,6 +20865,7 @@
       </w:pBdr>
       <w:spacing w:after="60"/>
     </w:pPr>
+    <w:proofErr w:type="spellStart"/>
     <w:r>
       <w:rPr>
         <w:rFonts w:ascii="맑은 고딕" w:eastAsia="맑은 고딕" w:hAnsi="맑은 고딕" w:cs="맑은 고딕"/>
@@ -17566,7 +20873,17 @@
         <w:sz w:val="18"/>
         <w:szCs w:val="18"/>
       </w:rPr>
-      <w:t>엔키아(NKIA) 3대 직무 OKR·KPI 설계 보고서</w:t>
+      <w:t>엔키아</w:t>
+    </w:r>
+    <w:proofErr w:type="spellEnd"/>
+    <w:r>
+      <w:rPr>
+        <w:rFonts w:ascii="맑은 고딕" w:eastAsia="맑은 고딕" w:hAnsi="맑은 고딕" w:cs="맑은 고딕"/>
+        <w:color w:val="6B7280"/>
+        <w:sz w:val="18"/>
+        <w:szCs w:val="18"/>
+      </w:rPr>
+      <w:t>(NKIA) 3대 직무 OKR·KPI 설계 보고서</w:t>
     </w:r>
     <w:r>
       <w:rPr>

--- a/발표보고서_엔키아_OKR_KPI설계.docx
+++ b/발표보고서_엔키아_OKR_KPI설계.docx
@@ -479,7 +479,47 @@
                 <w:sz w:val="19"/>
                 <w:szCs w:val="19"/>
               </w:rPr>
-              <w:t>B2B IT 솔루션 영업 / 연구소(R&amp;D) / 사업수행 · 구축·운영 엔지니어</w:t>
+              <w:t xml:space="preserve">B2B IT 솔루션 </w:t>
+            </w:r>
+            <w:proofErr w:type="gramStart"/>
+            <w:r>
+              <w:rPr>
+                <w:rFonts w:ascii="맑은 고딕" w:eastAsia="맑은 고딕" w:hAnsi="맑은 고딕" w:cs="맑은 고딕"/>
+                <w:color w:val="111827"/>
+                <w:sz w:val="19"/>
+                <w:szCs w:val="19"/>
+              </w:rPr>
+              <w:t>영업 /</w:t>
+            </w:r>
+            <w:proofErr w:type="gramEnd"/>
+            <w:r>
+              <w:rPr>
+                <w:rFonts w:ascii="맑은 고딕" w:eastAsia="맑은 고딕" w:hAnsi="맑은 고딕" w:cs="맑은 고딕"/>
+                <w:color w:val="111827"/>
+                <w:sz w:val="19"/>
+                <w:szCs w:val="19"/>
+              </w:rPr>
+              <w:t xml:space="preserve"> 연구소(R&amp;D</w:t>
+            </w:r>
+            <w:proofErr w:type="gramStart"/>
+            <w:r>
+              <w:rPr>
+                <w:rFonts w:ascii="맑은 고딕" w:eastAsia="맑은 고딕" w:hAnsi="맑은 고딕" w:cs="맑은 고딕"/>
+                <w:color w:val="111827"/>
+                <w:sz w:val="19"/>
+                <w:szCs w:val="19"/>
+              </w:rPr>
+              <w:t>) /</w:t>
+            </w:r>
+            <w:proofErr w:type="gramEnd"/>
+            <w:r>
+              <w:rPr>
+                <w:rFonts w:ascii="맑은 고딕" w:eastAsia="맑은 고딕" w:hAnsi="맑은 고딕" w:cs="맑은 고딕"/>
+                <w:color w:val="111827"/>
+                <w:sz w:val="19"/>
+                <w:szCs w:val="19"/>
+              </w:rPr>
+              <w:t xml:space="preserve"> 사업수행 · 구축·운영 엔지니어</w:t>
             </w:r>
           </w:p>
         </w:tc>
@@ -566,6 +606,7 @@
         <w:shd w:val="solid" w:color="EEF2FF" w:fill="EEF2FF"/>
         <w:spacing w:before="280" w:after="100"/>
       </w:pPr>
+      <w:proofErr w:type="gramStart"/>
       <w:r>
         <w:rPr>
           <w:rFonts w:ascii="맑은 고딕" w:eastAsia="맑은 고딕" w:hAnsi="맑은 고딕" w:cs="맑은 고딕"/>
@@ -578,6 +619,7 @@
         <w:lastRenderedPageBreak/>
         <w:t>목  차</w:t>
       </w:r>
+      <w:proofErr w:type="gramEnd"/>
     </w:p>
     <w:p>
       <w:pPr>
@@ -925,7 +967,31 @@
           <w:szCs w:val="28"/>
         </w:rPr>
         <w:lastRenderedPageBreak/>
-        <w:t xml:space="preserve">1부  과제 배경 및 상황 </w:t>
+        <w:t>1</w:t>
+      </w:r>
+      <w:proofErr w:type="gramStart"/>
+      <w:r>
+        <w:rPr>
+          <w:rFonts w:ascii="맑은 고딕" w:eastAsia="맑은 고딕" w:hAnsi="맑은 고딕" w:cs="맑은 고딕"/>
+          <w:b/>
+          <w:bCs/>
+          <w:color w:val="0A1628"/>
+          <w:sz w:val="28"/>
+          <w:szCs w:val="28"/>
+        </w:rPr>
+        <w:t>부  과제</w:t>
+      </w:r>
+      <w:proofErr w:type="gramEnd"/>
+      <w:r>
+        <w:rPr>
+          <w:rFonts w:ascii="맑은 고딕" w:eastAsia="맑은 고딕" w:hAnsi="맑은 고딕" w:cs="맑은 고딕"/>
+          <w:b/>
+          <w:bCs/>
+          <w:color w:val="0A1628"/>
+          <w:sz w:val="28"/>
+          <w:szCs w:val="28"/>
+        </w:rPr>
+        <w:t xml:space="preserve"> 배경 및 상황 </w:t>
       </w:r>
     </w:p>
     <w:p>
@@ -1031,7 +1097,7 @@
           <w:rFonts w:ascii="맑은 고딕" w:eastAsia="맑은 고딕" w:hAnsi="맑은 고딕" w:cs="맑은 고딕"/>
           <w:color w:val="0A1628"/>
         </w:rPr>
-        <w:t xml:space="preserve"> 발표 타이밍: 0:00 ~ 1:00 | "제가 처한 상황을 먼저 솔직하게 말씀드리겠습니다."</w:t>
+        <w:t xml:space="preserve"> "제가 처한 상황을 먼저 솔직하게 말씀드리겠습니다."</w:t>
       </w:r>
     </w:p>
     <w:p>
@@ -1730,7 +1796,31 @@
           <w:szCs w:val="28"/>
         </w:rPr>
         <w:lastRenderedPageBreak/>
-        <w:t>2부  과제 목적 재정의 — HR 소통 후 방향 전환</w:t>
+        <w:t>2</w:t>
+      </w:r>
+      <w:proofErr w:type="gramStart"/>
+      <w:r>
+        <w:rPr>
+          <w:rFonts w:ascii="맑은 고딕" w:eastAsia="맑은 고딕" w:hAnsi="맑은 고딕" w:cs="맑은 고딕"/>
+          <w:b/>
+          <w:bCs/>
+          <w:color w:val="0A1628"/>
+          <w:sz w:val="28"/>
+          <w:szCs w:val="28"/>
+        </w:rPr>
+        <w:t>부  과제</w:t>
+      </w:r>
+      <w:proofErr w:type="gramEnd"/>
+      <w:r>
+        <w:rPr>
+          <w:rFonts w:ascii="맑은 고딕" w:eastAsia="맑은 고딕" w:hAnsi="맑은 고딕" w:cs="맑은 고딕"/>
+          <w:b/>
+          <w:bCs/>
+          <w:color w:val="0A1628"/>
+          <w:sz w:val="28"/>
+          <w:szCs w:val="28"/>
+        </w:rPr>
+        <w:t xml:space="preserve"> 목적 재정의 — HR 소통 후 방향 전환</w:t>
       </w:r>
     </w:p>
     <w:p>
@@ -1751,7 +1841,37 @@
           <w:rFonts w:ascii="맑은 고딕" w:eastAsia="맑은 고딕" w:hAnsi="맑은 고딕" w:cs="맑은 고딕"/>
           <w:color w:val="0A1628"/>
         </w:rPr>
-        <w:t>⏱ 발표 타이밍: 1:00 ~ 2:00 | "HR 담당자와의 대화가 접근법을 완전히 명확하게 해주었습니다."</w:t>
+        <w:t xml:space="preserve">"HR </w:t>
+      </w:r>
+      <w:proofErr w:type="spellStart"/>
+      <w:r>
+        <w:rPr>
+          <w:rFonts w:ascii="맑은 고딕" w:eastAsia="맑은 고딕" w:hAnsi="맑은 고딕" w:cs="맑은 고딕"/>
+          <w:color w:val="0A1628"/>
+        </w:rPr>
+        <w:t>담당자</w:t>
+      </w:r>
+      <w:r>
+        <w:rPr>
+          <w:rFonts w:ascii="맑은 고딕" w:eastAsia="맑은 고딕" w:hAnsi="맑은 고딕" w:cs="맑은 고딕" w:hint="eastAsia"/>
+          <w:color w:val="0A1628"/>
+        </w:rPr>
+        <w:t>님과</w:t>
+      </w:r>
+      <w:r>
+        <w:rPr>
+          <w:rFonts w:ascii="맑은 고딕" w:eastAsia="맑은 고딕" w:hAnsi="맑은 고딕" w:cs="맑은 고딕"/>
+          <w:color w:val="0A1628"/>
+        </w:rPr>
+        <w:t>의</w:t>
+      </w:r>
+      <w:proofErr w:type="spellEnd"/>
+      <w:r>
+        <w:rPr>
+          <w:rFonts w:ascii="맑은 고딕" w:eastAsia="맑은 고딕" w:hAnsi="맑은 고딕" w:cs="맑은 고딕"/>
+          <w:color w:val="0A1628"/>
+        </w:rPr>
+        <w:t xml:space="preserve"> 대화가 접근법을 완전히 명확하게 해주었습니다."</w:t>
       </w:r>
     </w:p>
     <w:p>
@@ -2870,7 +2990,31 @@
           <w:szCs w:val="28"/>
         </w:rPr>
         <w:lastRenderedPageBreak/>
-        <w:t>3부  분석 방법론 — 글로벌 × 국내 8개사 벤치마킹</w:t>
+        <w:t>3</w:t>
+      </w:r>
+      <w:proofErr w:type="gramStart"/>
+      <w:r>
+        <w:rPr>
+          <w:rFonts w:ascii="맑은 고딕" w:eastAsia="맑은 고딕" w:hAnsi="맑은 고딕" w:cs="맑은 고딕"/>
+          <w:b/>
+          <w:bCs/>
+          <w:color w:val="0A1628"/>
+          <w:sz w:val="28"/>
+          <w:szCs w:val="28"/>
+        </w:rPr>
+        <w:t>부  분석</w:t>
+      </w:r>
+      <w:proofErr w:type="gramEnd"/>
+      <w:r>
+        <w:rPr>
+          <w:rFonts w:ascii="맑은 고딕" w:eastAsia="맑은 고딕" w:hAnsi="맑은 고딕" w:cs="맑은 고딕"/>
+          <w:b/>
+          <w:bCs/>
+          <w:color w:val="0A1628"/>
+          <w:sz w:val="28"/>
+          <w:szCs w:val="28"/>
+        </w:rPr>
+        <w:t xml:space="preserve"> 방법론 — 글로벌 × 국내 8개사 벤치마킹</w:t>
       </w:r>
     </w:p>
     <w:p>
@@ -2891,7 +3035,7 @@
           <w:rFonts w:ascii="맑은 고딕" w:eastAsia="맑은 고딕" w:hAnsi="맑은 고딕" w:cs="맑은 고딕"/>
           <w:color w:val="0A1628"/>
         </w:rPr>
-        <w:t>⏱ 발표 타이밍: 2:00 ~ 3:00 | "무엇을 어떻게 분석했는지 방법론부터 설명</w:t>
+        <w:t>⏱ "무엇을 어떻게 분석했는지 방법론부터 설명</w:t>
       </w:r>
       <w:r>
         <w:rPr>
@@ -5372,7 +5516,31 @@
           <w:sz w:val="28"/>
           <w:szCs w:val="28"/>
         </w:rPr>
-        <w:t>4부  글로벌 4개사 핵심 인사이트</w:t>
+        <w:t>4</w:t>
+      </w:r>
+      <w:proofErr w:type="gramStart"/>
+      <w:r>
+        <w:rPr>
+          <w:rFonts w:ascii="맑은 고딕" w:eastAsia="맑은 고딕" w:hAnsi="맑은 고딕" w:cs="맑은 고딕"/>
+          <w:b/>
+          <w:bCs/>
+          <w:color w:val="0A1628"/>
+          <w:sz w:val="28"/>
+          <w:szCs w:val="28"/>
+        </w:rPr>
+        <w:t>부  글로벌</w:t>
+      </w:r>
+      <w:proofErr w:type="gramEnd"/>
+      <w:r>
+        <w:rPr>
+          <w:rFonts w:ascii="맑은 고딕" w:eastAsia="맑은 고딕" w:hAnsi="맑은 고딕" w:cs="맑은 고딕"/>
+          <w:b/>
+          <w:bCs/>
+          <w:color w:val="0A1628"/>
+          <w:sz w:val="28"/>
+          <w:szCs w:val="28"/>
+        </w:rPr>
+        <w:t xml:space="preserve"> 4개사 핵심 인사이트</w:t>
       </w:r>
     </w:p>
     <w:p>
@@ -5393,7 +5561,7 @@
           <w:rFonts w:ascii="맑은 고딕" w:eastAsia="맑은 고딕" w:hAnsi="맑은 고딕" w:cs="맑은 고딕"/>
           <w:color w:val="0A1628"/>
         </w:rPr>
-        <w:t xml:space="preserve">⏱ 발표 타이밍: 3:00 ~ 5:00 | "각 글로벌 기업에서 </w:t>
+        <w:t xml:space="preserve">⏱ "각 글로벌 기업에서 </w:t>
       </w:r>
       <w:proofErr w:type="spellStart"/>
       <w:r>
@@ -6130,7 +6298,27 @@
                 <w:sz w:val="19"/>
                 <w:szCs w:val="19"/>
               </w:rPr>
-              <w:t xml:space="preserve">Polestar 이상탐지 P:85% / R:80% </w:t>
+              <w:t>Polestar 이상탐지 P:85</w:t>
+            </w:r>
+            <w:proofErr w:type="gramStart"/>
+            <w:r>
+              <w:rPr>
+                <w:rFonts w:ascii="맑은 고딕" w:eastAsia="맑은 고딕" w:hAnsi="맑은 고딕" w:cs="맑은 고딕"/>
+                <w:color w:val="111827"/>
+                <w:sz w:val="19"/>
+                <w:szCs w:val="19"/>
+              </w:rPr>
+              <w:t>% /</w:t>
+            </w:r>
+            <w:proofErr w:type="gramEnd"/>
+            <w:r>
+              <w:rPr>
+                <w:rFonts w:ascii="맑은 고딕" w:eastAsia="맑은 고딕" w:hAnsi="맑은 고딕" w:cs="맑은 고딕"/>
+                <w:color w:val="111827"/>
+                <w:sz w:val="19"/>
+                <w:szCs w:val="19"/>
+              </w:rPr>
+              <w:t xml:space="preserve"> R:80% </w:t>
             </w:r>
             <w:proofErr w:type="spellStart"/>
             <w:r>
@@ -7398,7 +7586,47 @@
                 <w:sz w:val="19"/>
                 <w:szCs w:val="19"/>
               </w:rPr>
-              <w:t>파이프라인 3~4× / Win Rate 20~35% / 쿼터 100%+</w:t>
+              <w:t>파이프라인 3~4</w:t>
+            </w:r>
+            <w:proofErr w:type="gramStart"/>
+            <w:r>
+              <w:rPr>
+                <w:rFonts w:ascii="맑은 고딕" w:eastAsia="맑은 고딕" w:hAnsi="맑은 고딕" w:cs="맑은 고딕"/>
+                <w:color w:val="111827"/>
+                <w:sz w:val="19"/>
+                <w:szCs w:val="19"/>
+              </w:rPr>
+              <w:t>× /</w:t>
+            </w:r>
+            <w:proofErr w:type="gramEnd"/>
+            <w:r>
+              <w:rPr>
+                <w:rFonts w:ascii="맑은 고딕" w:eastAsia="맑은 고딕" w:hAnsi="맑은 고딕" w:cs="맑은 고딕"/>
+                <w:color w:val="111827"/>
+                <w:sz w:val="19"/>
+                <w:szCs w:val="19"/>
+              </w:rPr>
+              <w:t xml:space="preserve"> Win Rate 20~35</w:t>
+            </w:r>
+            <w:proofErr w:type="gramStart"/>
+            <w:r>
+              <w:rPr>
+                <w:rFonts w:ascii="맑은 고딕" w:eastAsia="맑은 고딕" w:hAnsi="맑은 고딕" w:cs="맑은 고딕"/>
+                <w:color w:val="111827"/>
+                <w:sz w:val="19"/>
+                <w:szCs w:val="19"/>
+              </w:rPr>
+              <w:t>% /</w:t>
+            </w:r>
+            <w:proofErr w:type="gramEnd"/>
+            <w:r>
+              <w:rPr>
+                <w:rFonts w:ascii="맑은 고딕" w:eastAsia="맑은 고딕" w:hAnsi="맑은 고딕" w:cs="맑은 고딕"/>
+                <w:color w:val="111827"/>
+                <w:sz w:val="19"/>
+                <w:szCs w:val="19"/>
+              </w:rPr>
+              <w:t xml:space="preserve"> 쿼터 100%+</w:t>
             </w:r>
           </w:p>
         </w:tc>
@@ -7618,7 +7846,47 @@
                 <w:sz w:val="19"/>
                 <w:szCs w:val="19"/>
               </w:rPr>
-              <w:t>SLO 99.9~99.99% / Error Budget / Toil 20% 이하</w:t>
+              <w:t>SLO 99.9~99.99</w:t>
+            </w:r>
+            <w:proofErr w:type="gramStart"/>
+            <w:r>
+              <w:rPr>
+                <w:rFonts w:ascii="맑은 고딕" w:eastAsia="맑은 고딕" w:hAnsi="맑은 고딕" w:cs="맑은 고딕"/>
+                <w:color w:val="111827"/>
+                <w:sz w:val="19"/>
+                <w:szCs w:val="19"/>
+              </w:rPr>
+              <w:t>% /</w:t>
+            </w:r>
+            <w:proofErr w:type="gramEnd"/>
+            <w:r>
+              <w:rPr>
+                <w:rFonts w:ascii="맑은 고딕" w:eastAsia="맑은 고딕" w:hAnsi="맑은 고딕" w:cs="맑은 고딕"/>
+                <w:color w:val="111827"/>
+                <w:sz w:val="19"/>
+                <w:szCs w:val="19"/>
+              </w:rPr>
+              <w:t xml:space="preserve"> Error </w:t>
+            </w:r>
+            <w:proofErr w:type="gramStart"/>
+            <w:r>
+              <w:rPr>
+                <w:rFonts w:ascii="맑은 고딕" w:eastAsia="맑은 고딕" w:hAnsi="맑은 고딕" w:cs="맑은 고딕"/>
+                <w:color w:val="111827"/>
+                <w:sz w:val="19"/>
+                <w:szCs w:val="19"/>
+              </w:rPr>
+              <w:t>Budget /</w:t>
+            </w:r>
+            <w:proofErr w:type="gramEnd"/>
+            <w:r>
+              <w:rPr>
+                <w:rFonts w:ascii="맑은 고딕" w:eastAsia="맑은 고딕" w:hAnsi="맑은 고딕" w:cs="맑은 고딕"/>
+                <w:color w:val="111827"/>
+                <w:sz w:val="19"/>
+                <w:szCs w:val="19"/>
+              </w:rPr>
+              <w:t xml:space="preserve"> Toil 20% 이하</w:t>
             </w:r>
           </w:p>
         </w:tc>
@@ -7757,7 +8025,31 @@
           <w:szCs w:val="28"/>
         </w:rPr>
         <w:lastRenderedPageBreak/>
-        <w:t>5부  국내 4개사 핵심 인사이트</w:t>
+        <w:t>5</w:t>
+      </w:r>
+      <w:proofErr w:type="gramStart"/>
+      <w:r>
+        <w:rPr>
+          <w:rFonts w:ascii="맑은 고딕" w:eastAsia="맑은 고딕" w:hAnsi="맑은 고딕" w:cs="맑은 고딕"/>
+          <w:b/>
+          <w:bCs/>
+          <w:color w:val="0A1628"/>
+          <w:sz w:val="28"/>
+          <w:szCs w:val="28"/>
+        </w:rPr>
+        <w:t>부  국내</w:t>
+      </w:r>
+      <w:proofErr w:type="gramEnd"/>
+      <w:r>
+        <w:rPr>
+          <w:rFonts w:ascii="맑은 고딕" w:eastAsia="맑은 고딕" w:hAnsi="맑은 고딕" w:cs="맑은 고딕"/>
+          <w:b/>
+          <w:bCs/>
+          <w:color w:val="0A1628"/>
+          <w:sz w:val="28"/>
+          <w:szCs w:val="28"/>
+        </w:rPr>
+        <w:t xml:space="preserve"> 4개사 핵심 인사이트</w:t>
       </w:r>
     </w:p>
     <w:p>
@@ -7778,7 +8070,23 @@
           <w:rFonts w:ascii="맑은 고딕" w:eastAsia="맑은 고딕" w:hAnsi="맑은 고딕" w:cs="맑은 고딕"/>
           <w:color w:val="0A1628"/>
         </w:rPr>
-        <w:t>⏱ 발표 타이밍: 5:00 ~ 6:30 | "글로벌 수준을 한국 시장 현실에 맞게 조정하기 위한 국내 벤치마킹입니다."</w:t>
+        <w:t xml:space="preserve">⏱ "글로벌 수준을 </w:t>
+      </w:r>
+      <w:proofErr w:type="spellStart"/>
+      <w:r>
+        <w:rPr>
+          <w:rFonts w:ascii="맑은 고딕" w:eastAsia="맑은 고딕" w:hAnsi="맑은 고딕" w:cs="맑은 고딕" w:hint="eastAsia"/>
+          <w:color w:val="0A1628"/>
+        </w:rPr>
+        <w:t>엔키아</w:t>
+      </w:r>
+      <w:proofErr w:type="spellEnd"/>
+      <w:r>
+        <w:rPr>
+          <w:rFonts w:ascii="맑은 고딕" w:eastAsia="맑은 고딕" w:hAnsi="맑은 고딕" w:cs="맑은 고딕"/>
+          <w:color w:val="0A1628"/>
+        </w:rPr>
+        <w:t xml:space="preserve"> 현실에 맞게 조정하기 위한 국내 벤치마킹입니다."</w:t>
       </w:r>
     </w:p>
     <w:p>
@@ -9212,6 +9520,15 @@
     </w:p>
     <w:p>
       <w:pPr>
+        <w:wordWrap/>
+        <w:spacing w:after="120"/>
+        <w:rPr>
+          <w:rFonts w:hint="eastAsia"/>
+        </w:rPr>
+      </w:pPr>
+    </w:p>
+    <w:p>
+      <w:pPr>
         <w:pBdr>
           <w:bottom w:val="single" w:sz="6" w:space="0" w:color="D1D5DB"/>
         </w:pBdr>
@@ -9766,7 +10083,19 @@
           <w:sz w:val="28"/>
           <w:szCs w:val="28"/>
         </w:rPr>
-        <w:t xml:space="preserve">6부  </w:t>
+        <w:t>6</w:t>
+      </w:r>
+      <w:proofErr w:type="gramStart"/>
+      <w:r>
+        <w:rPr>
+          <w:rFonts w:ascii="맑은 고딕" w:eastAsia="맑은 고딕" w:hAnsi="맑은 고딕" w:cs="맑은 고딕"/>
+          <w:b/>
+          <w:bCs/>
+          <w:color w:val="0A1628"/>
+          <w:sz w:val="28"/>
+          <w:szCs w:val="28"/>
+        </w:rPr>
+        <w:t xml:space="preserve">부  </w:t>
       </w:r>
       <w:proofErr w:type="spellStart"/>
       <w:r>
@@ -9781,6 +10110,7 @@
         <w:t>엔키아</w:t>
       </w:r>
       <w:proofErr w:type="spellEnd"/>
+      <w:proofErr w:type="gramEnd"/>
       <w:r>
         <w:rPr>
           <w:rFonts w:ascii="맑은 고딕" w:eastAsia="맑은 고딕" w:hAnsi="맑은 고딕" w:cs="맑은 고딕"/>
@@ -9811,7 +10141,7 @@
           <w:rFonts w:ascii="맑은 고딕" w:eastAsia="맑은 고딕" w:hAnsi="맑은 고딕" w:cs="맑은 고딕"/>
           <w:color w:val="0A1628"/>
         </w:rPr>
-        <w:t xml:space="preserve">⏱ 발표 타이밍: 6:30 ~ 7:00 | "글로벌 기준을 </w:t>
+        <w:t xml:space="preserve">⏱ "글로벌 기준을 </w:t>
       </w:r>
       <w:proofErr w:type="spellStart"/>
       <w:r>
@@ -10313,14 +10643,65 @@
             <w:pPr>
               <w:wordWrap/>
             </w:pPr>
-            <w:r>
-              <w:rPr>
-                <w:rFonts w:ascii="맑은 고딕" w:eastAsia="맑은 고딕" w:hAnsi="맑은 고딕" w:cs="맑은 고딕"/>
-                <w:color w:val="111827"/>
-                <w:sz w:val="19"/>
-                <w:szCs w:val="19"/>
-              </w:rPr>
-              <w:t>공공기관 / 금융기관 / 민간기업 / IoT(WSS)</w:t>
+            <w:proofErr w:type="gramStart"/>
+            <w:r>
+              <w:rPr>
+                <w:rFonts w:ascii="맑은 고딕" w:eastAsia="맑은 고딕" w:hAnsi="맑은 고딕" w:cs="맑은 고딕"/>
+                <w:color w:val="111827"/>
+                <w:sz w:val="19"/>
+                <w:szCs w:val="19"/>
+              </w:rPr>
+              <w:t>공공기관 /</w:t>
+            </w:r>
+            <w:proofErr w:type="gramEnd"/>
+            <w:r>
+              <w:rPr>
+                <w:rFonts w:ascii="맑은 고딕" w:eastAsia="맑은 고딕" w:hAnsi="맑은 고딕" w:cs="맑은 고딕"/>
+                <w:color w:val="111827"/>
+                <w:sz w:val="19"/>
+                <w:szCs w:val="19"/>
+              </w:rPr>
+              <w:t xml:space="preserve"> </w:t>
+            </w:r>
+            <w:proofErr w:type="gramStart"/>
+            <w:r>
+              <w:rPr>
+                <w:rFonts w:ascii="맑은 고딕" w:eastAsia="맑은 고딕" w:hAnsi="맑은 고딕" w:cs="맑은 고딕"/>
+                <w:color w:val="111827"/>
+                <w:sz w:val="19"/>
+                <w:szCs w:val="19"/>
+              </w:rPr>
+              <w:t>금융기관 /</w:t>
+            </w:r>
+            <w:proofErr w:type="gramEnd"/>
+            <w:r>
+              <w:rPr>
+                <w:rFonts w:ascii="맑은 고딕" w:eastAsia="맑은 고딕" w:hAnsi="맑은 고딕" w:cs="맑은 고딕"/>
+                <w:color w:val="111827"/>
+                <w:sz w:val="19"/>
+                <w:szCs w:val="19"/>
+              </w:rPr>
+              <w:t xml:space="preserve"> </w:t>
+            </w:r>
+            <w:proofErr w:type="gramStart"/>
+            <w:r>
+              <w:rPr>
+                <w:rFonts w:ascii="맑은 고딕" w:eastAsia="맑은 고딕" w:hAnsi="맑은 고딕" w:cs="맑은 고딕"/>
+                <w:color w:val="111827"/>
+                <w:sz w:val="19"/>
+                <w:szCs w:val="19"/>
+              </w:rPr>
+              <w:t>민간기업 /</w:t>
+            </w:r>
+            <w:proofErr w:type="gramEnd"/>
+            <w:r>
+              <w:rPr>
+                <w:rFonts w:ascii="맑은 고딕" w:eastAsia="맑은 고딕" w:hAnsi="맑은 고딕" w:cs="맑은 고딕"/>
+                <w:color w:val="111827"/>
+                <w:sz w:val="19"/>
+                <w:szCs w:val="19"/>
+              </w:rPr>
+              <w:t xml:space="preserve"> IoT(WSS)</w:t>
             </w:r>
           </w:p>
         </w:tc>
@@ -11451,7 +11832,31 @@
           <w:szCs w:val="28"/>
         </w:rPr>
         <w:lastRenderedPageBreak/>
-        <w:t>7부  OKR · KPI 설계 결과 — 3대 직무</w:t>
+        <w:t>7</w:t>
+      </w:r>
+      <w:proofErr w:type="gramStart"/>
+      <w:r>
+        <w:rPr>
+          <w:rFonts w:ascii="맑은 고딕" w:eastAsia="맑은 고딕" w:hAnsi="맑은 고딕" w:cs="맑은 고딕"/>
+          <w:b/>
+          <w:bCs/>
+          <w:color w:val="0A1628"/>
+          <w:sz w:val="28"/>
+          <w:szCs w:val="28"/>
+        </w:rPr>
+        <w:t>부  OKR</w:t>
+      </w:r>
+      <w:proofErr w:type="gramEnd"/>
+      <w:r>
+        <w:rPr>
+          <w:rFonts w:ascii="맑은 고딕" w:eastAsia="맑은 고딕" w:hAnsi="맑은 고딕" w:cs="맑은 고딕"/>
+          <w:b/>
+          <w:bCs/>
+          <w:color w:val="0A1628"/>
+          <w:sz w:val="28"/>
+          <w:szCs w:val="28"/>
+        </w:rPr>
+        <w:t xml:space="preserve"> · KPI 설계 결과 — 3대 직무</w:t>
       </w:r>
     </w:p>
     <w:p>
@@ -11472,7 +11877,7 @@
           <w:rFonts w:ascii="맑은 고딕" w:eastAsia="맑은 고딕" w:hAnsi="맑은 고딕" w:cs="맑은 고딕"/>
           <w:color w:val="0A1628"/>
         </w:rPr>
-        <w:t>⏱ 발표 타이밍: 7:00 ~ 8:30 | "핵심 설계 결과를 직무별로 요약합니다."</w:t>
+        <w:t>⏱ "핵심 설계 결과를 직무별로 요약합니다."</w:t>
       </w:r>
     </w:p>
     <w:p>
@@ -11710,7 +12115,27 @@
                 <w:sz w:val="19"/>
                 <w:szCs w:val="19"/>
               </w:rPr>
-              <w:t>모두 선행(Leading) / 정량</w:t>
+              <w:t>모두 선행(Leading</w:t>
+            </w:r>
+            <w:proofErr w:type="gramStart"/>
+            <w:r>
+              <w:rPr>
+                <w:rFonts w:ascii="맑은 고딕" w:eastAsia="맑은 고딕" w:hAnsi="맑은 고딕" w:cs="맑은 고딕"/>
+                <w:color w:val="111827"/>
+                <w:sz w:val="19"/>
+                <w:szCs w:val="19"/>
+              </w:rPr>
+              <w:t>) /</w:t>
+            </w:r>
+            <w:proofErr w:type="gramEnd"/>
+            <w:r>
+              <w:rPr>
+                <w:rFonts w:ascii="맑은 고딕" w:eastAsia="맑은 고딕" w:hAnsi="맑은 고딕" w:cs="맑은 고딕"/>
+                <w:color w:val="111827"/>
+                <w:sz w:val="19"/>
+                <w:szCs w:val="19"/>
+              </w:rPr>
+              <w:t xml:space="preserve"> 정량</w:t>
             </w:r>
           </w:p>
         </w:tc>
@@ -11790,7 +12215,27 @@
                 <w:sz w:val="19"/>
                 <w:szCs w:val="19"/>
               </w:rPr>
-              <w:t>모두 후행(Lagging) / 정량</w:t>
+              <w:t>모두 후행(Lagging</w:t>
+            </w:r>
+            <w:proofErr w:type="gramStart"/>
+            <w:r>
+              <w:rPr>
+                <w:rFonts w:ascii="맑은 고딕" w:eastAsia="맑은 고딕" w:hAnsi="맑은 고딕" w:cs="맑은 고딕"/>
+                <w:color w:val="111827"/>
+                <w:sz w:val="19"/>
+                <w:szCs w:val="19"/>
+              </w:rPr>
+              <w:t>) /</w:t>
+            </w:r>
+            <w:proofErr w:type="gramEnd"/>
+            <w:r>
+              <w:rPr>
+                <w:rFonts w:ascii="맑은 고딕" w:eastAsia="맑은 고딕" w:hAnsi="맑은 고딕" w:cs="맑은 고딕"/>
+                <w:color w:val="111827"/>
+                <w:sz w:val="19"/>
+                <w:szCs w:val="19"/>
+              </w:rPr>
+              <w:t xml:space="preserve"> 정량</w:t>
             </w:r>
           </w:p>
         </w:tc>
@@ -12531,7 +12976,27 @@
                 <w:szCs w:val="19"/>
               </w:rPr>
               <w:lastRenderedPageBreak/>
-              <w:t>선행 3개 + 후행 1개 / 정량</w:t>
+              <w:t>선행 3개 + 후행 1</w:t>
+            </w:r>
+            <w:proofErr w:type="gramStart"/>
+            <w:r>
+              <w:rPr>
+                <w:rFonts w:ascii="맑은 고딕" w:eastAsia="맑은 고딕" w:hAnsi="맑은 고딕" w:cs="맑은 고딕"/>
+                <w:color w:val="111827"/>
+                <w:sz w:val="19"/>
+                <w:szCs w:val="19"/>
+              </w:rPr>
+              <w:t>개 /</w:t>
+            </w:r>
+            <w:proofErr w:type="gramEnd"/>
+            <w:r>
+              <w:rPr>
+                <w:rFonts w:ascii="맑은 고딕" w:eastAsia="맑은 고딕" w:hAnsi="맑은 고딕" w:cs="맑은 고딕"/>
+                <w:color w:val="111827"/>
+                <w:sz w:val="19"/>
+                <w:szCs w:val="19"/>
+              </w:rPr>
+              <w:t xml:space="preserve"> 정량</w:t>
             </w:r>
           </w:p>
         </w:tc>
@@ -13236,7 +13701,31 @@
           <w:szCs w:val="28"/>
         </w:rPr>
         <w:lastRenderedPageBreak/>
-        <w:t>8부  KPI 측정 공식(Formula) 상세</w:t>
+        <w:t>8</w:t>
+      </w:r>
+      <w:proofErr w:type="gramStart"/>
+      <w:r>
+        <w:rPr>
+          <w:rFonts w:ascii="맑은 고딕" w:eastAsia="맑은 고딕" w:hAnsi="맑은 고딕" w:cs="맑은 고딕"/>
+          <w:b/>
+          <w:bCs/>
+          <w:color w:val="0A1628"/>
+          <w:sz w:val="28"/>
+          <w:szCs w:val="28"/>
+        </w:rPr>
+        <w:t>부  KPI</w:t>
+      </w:r>
+      <w:proofErr w:type="gramEnd"/>
+      <w:r>
+        <w:rPr>
+          <w:rFonts w:ascii="맑은 고딕" w:eastAsia="맑은 고딕" w:hAnsi="맑은 고딕" w:cs="맑은 고딕"/>
+          <w:b/>
+          <w:bCs/>
+          <w:color w:val="0A1628"/>
+          <w:sz w:val="28"/>
+          <w:szCs w:val="28"/>
+        </w:rPr>
+        <w:t xml:space="preserve"> 측정 공식(Formula) 상세</w:t>
       </w:r>
     </w:p>
     <w:p>
@@ -13257,7 +13746,7 @@
           <w:rFonts w:ascii="맑은 고딕" w:eastAsia="맑은 고딕" w:hAnsi="맑은 고딕" w:cs="맑은 고딕"/>
           <w:color w:val="0A1628"/>
         </w:rPr>
-        <w:t>⏱ 발표 타이밍: 8:30 ~ 9:00 | "지표가 의미 있으려면 측정 방법이 명확해야 합니다."</w:t>
+        <w:t>⏱ "지표가 의미 있으려면 측정 방법이 명확해야 합니다."</w:t>
       </w:r>
     </w:p>
     <w:p>
@@ -14736,7 +15225,27 @@
                 <w:sz w:val="19"/>
                 <w:szCs w:val="19"/>
               </w:rPr>
-              <w:t>PR Lead Time</w:t>
+              <w:t xml:space="preserve">PR </w:t>
+            </w:r>
+            <w:proofErr w:type="gramStart"/>
+            <w:r>
+              <w:rPr>
+                <w:rFonts w:ascii="맑은 고딕" w:eastAsia="맑은 고딕" w:hAnsi="맑은 고딕" w:cs="맑은 고딕"/>
+                <w:color w:val="111827"/>
+                <w:sz w:val="19"/>
+                <w:szCs w:val="19"/>
+              </w:rPr>
+              <w:t>Lead</w:t>
+            </w:r>
+            <w:proofErr w:type="gramEnd"/>
+            <w:r>
+              <w:rPr>
+                <w:rFonts w:ascii="맑은 고딕" w:eastAsia="맑은 고딕" w:hAnsi="맑은 고딕" w:cs="맑은 고딕"/>
+                <w:color w:val="111827"/>
+                <w:sz w:val="19"/>
+                <w:szCs w:val="19"/>
+              </w:rPr>
+              <w:t xml:space="preserve"> Time</w:t>
             </w:r>
           </w:p>
         </w:tc>
@@ -16408,7 +16917,31 @@
           <w:szCs w:val="28"/>
         </w:rPr>
         <w:lastRenderedPageBreak/>
-        <w:t>9부  대시보드 결과물</w:t>
+        <w:t>9</w:t>
+      </w:r>
+      <w:proofErr w:type="gramStart"/>
+      <w:r>
+        <w:rPr>
+          <w:rFonts w:ascii="맑은 고딕" w:eastAsia="맑은 고딕" w:hAnsi="맑은 고딕" w:cs="맑은 고딕"/>
+          <w:b/>
+          <w:bCs/>
+          <w:color w:val="0A1628"/>
+          <w:sz w:val="28"/>
+          <w:szCs w:val="28"/>
+        </w:rPr>
+        <w:t>부  대시보드</w:t>
+      </w:r>
+      <w:proofErr w:type="gramEnd"/>
+      <w:r>
+        <w:rPr>
+          <w:rFonts w:ascii="맑은 고딕" w:eastAsia="맑은 고딕" w:hAnsi="맑은 고딕" w:cs="맑은 고딕"/>
+          <w:b/>
+          <w:bCs/>
+          <w:color w:val="0A1628"/>
+          <w:sz w:val="28"/>
+          <w:szCs w:val="28"/>
+        </w:rPr>
+        <w:t xml:space="preserve"> 결과물</w:t>
       </w:r>
     </w:p>
     <w:p>
@@ -16429,7 +16962,7 @@
           <w:rFonts w:ascii="맑은 고딕" w:eastAsia="맑은 고딕" w:hAnsi="맑은 고딕" w:cs="맑은 고딕"/>
           <w:color w:val="0A1628"/>
         </w:rPr>
-        <w:t>⏱ 발표 타이밍: 9:00 ~ 9:30 | "설계 결과를 실제로 활용할 수 있는 형태로 구현했습니다."</w:t>
+        <w:t>⏱ "설계 결과를 실제로 활용할 수 있는 형태로 구현했습니다."</w:t>
       </w:r>
     </w:p>
     <w:p>
@@ -16744,7 +17277,47 @@
                 <w:sz w:val="19"/>
                 <w:szCs w:val="19"/>
               </w:rPr>
-              <w:t>영업(파랑 #2563EB) / 연구소(보라 #7C3AED) / 사업수행(</w:t>
+              <w:t>영업(파랑 #2563EB</w:t>
+            </w:r>
+            <w:proofErr w:type="gramStart"/>
+            <w:r>
+              <w:rPr>
+                <w:rFonts w:ascii="맑은 고딕" w:eastAsia="맑은 고딕" w:hAnsi="맑은 고딕" w:cs="맑은 고딕"/>
+                <w:color w:val="111827"/>
+                <w:sz w:val="19"/>
+                <w:szCs w:val="19"/>
+              </w:rPr>
+              <w:t>) /</w:t>
+            </w:r>
+            <w:proofErr w:type="gramEnd"/>
+            <w:r>
+              <w:rPr>
+                <w:rFonts w:ascii="맑은 고딕" w:eastAsia="맑은 고딕" w:hAnsi="맑은 고딕" w:cs="맑은 고딕"/>
+                <w:color w:val="111827"/>
+                <w:sz w:val="19"/>
+                <w:szCs w:val="19"/>
+              </w:rPr>
+              <w:t xml:space="preserve"> 연구소(보라 #7C3AED</w:t>
+            </w:r>
+            <w:proofErr w:type="gramStart"/>
+            <w:r>
+              <w:rPr>
+                <w:rFonts w:ascii="맑은 고딕" w:eastAsia="맑은 고딕" w:hAnsi="맑은 고딕" w:cs="맑은 고딕"/>
+                <w:color w:val="111827"/>
+                <w:sz w:val="19"/>
+                <w:szCs w:val="19"/>
+              </w:rPr>
+              <w:t>) /</w:t>
+            </w:r>
+            <w:proofErr w:type="gramEnd"/>
+            <w:r>
+              <w:rPr>
+                <w:rFonts w:ascii="맑은 고딕" w:eastAsia="맑은 고딕" w:hAnsi="맑은 고딕" w:cs="맑은 고딕"/>
+                <w:color w:val="111827"/>
+                <w:sz w:val="19"/>
+                <w:szCs w:val="19"/>
+              </w:rPr>
+              <w:t xml:space="preserve"> 사업수행(</w:t>
             </w:r>
             <w:proofErr w:type="spellStart"/>
             <w:r>
@@ -16883,7 +17456,87 @@
                 <w:sz w:val="19"/>
                 <w:szCs w:val="19"/>
               </w:rPr>
-              <w:t>선행(초록) / 후행(회색) / 정량(파랑) / 정성(보라) / 보완(주황)</w:t>
+              <w:t>선행(초록</w:t>
+            </w:r>
+            <w:proofErr w:type="gramStart"/>
+            <w:r>
+              <w:rPr>
+                <w:rFonts w:ascii="맑은 고딕" w:eastAsia="맑은 고딕" w:hAnsi="맑은 고딕" w:cs="맑은 고딕"/>
+                <w:color w:val="111827"/>
+                <w:sz w:val="19"/>
+                <w:szCs w:val="19"/>
+              </w:rPr>
+              <w:t>) /</w:t>
+            </w:r>
+            <w:proofErr w:type="gramEnd"/>
+            <w:r>
+              <w:rPr>
+                <w:rFonts w:ascii="맑은 고딕" w:eastAsia="맑은 고딕" w:hAnsi="맑은 고딕" w:cs="맑은 고딕"/>
+                <w:color w:val="111827"/>
+                <w:sz w:val="19"/>
+                <w:szCs w:val="19"/>
+              </w:rPr>
+              <w:t xml:space="preserve"> 후행(회색</w:t>
+            </w:r>
+            <w:proofErr w:type="gramStart"/>
+            <w:r>
+              <w:rPr>
+                <w:rFonts w:ascii="맑은 고딕" w:eastAsia="맑은 고딕" w:hAnsi="맑은 고딕" w:cs="맑은 고딕"/>
+                <w:color w:val="111827"/>
+                <w:sz w:val="19"/>
+                <w:szCs w:val="19"/>
+              </w:rPr>
+              <w:t>) /</w:t>
+            </w:r>
+            <w:proofErr w:type="gramEnd"/>
+            <w:r>
+              <w:rPr>
+                <w:rFonts w:ascii="맑은 고딕" w:eastAsia="맑은 고딕" w:hAnsi="맑은 고딕" w:cs="맑은 고딕"/>
+                <w:color w:val="111827"/>
+                <w:sz w:val="19"/>
+                <w:szCs w:val="19"/>
+              </w:rPr>
+              <w:t xml:space="preserve"> 정량(파랑</w:t>
+            </w:r>
+            <w:proofErr w:type="gramStart"/>
+            <w:r>
+              <w:rPr>
+                <w:rFonts w:ascii="맑은 고딕" w:eastAsia="맑은 고딕" w:hAnsi="맑은 고딕" w:cs="맑은 고딕"/>
+                <w:color w:val="111827"/>
+                <w:sz w:val="19"/>
+                <w:szCs w:val="19"/>
+              </w:rPr>
+              <w:t>) /</w:t>
+            </w:r>
+            <w:proofErr w:type="gramEnd"/>
+            <w:r>
+              <w:rPr>
+                <w:rFonts w:ascii="맑은 고딕" w:eastAsia="맑은 고딕" w:hAnsi="맑은 고딕" w:cs="맑은 고딕"/>
+                <w:color w:val="111827"/>
+                <w:sz w:val="19"/>
+                <w:szCs w:val="19"/>
+              </w:rPr>
+              <w:t xml:space="preserve"> 정성(보라</w:t>
+            </w:r>
+            <w:proofErr w:type="gramStart"/>
+            <w:r>
+              <w:rPr>
+                <w:rFonts w:ascii="맑은 고딕" w:eastAsia="맑은 고딕" w:hAnsi="맑은 고딕" w:cs="맑은 고딕"/>
+                <w:color w:val="111827"/>
+                <w:sz w:val="19"/>
+                <w:szCs w:val="19"/>
+              </w:rPr>
+              <w:t>) /</w:t>
+            </w:r>
+            <w:proofErr w:type="gramEnd"/>
+            <w:r>
+              <w:rPr>
+                <w:rFonts w:ascii="맑은 고딕" w:eastAsia="맑은 고딕" w:hAnsi="맑은 고딕" w:cs="맑은 고딕"/>
+                <w:color w:val="111827"/>
+                <w:sz w:val="19"/>
+                <w:szCs w:val="19"/>
+              </w:rPr>
+              <w:t xml:space="preserve"> 보완(주황)</w:t>
             </w:r>
           </w:p>
         </w:tc>
@@ -17001,6 +17654,230 @@
       <w:pPr>
         <w:wordWrap/>
         <w:spacing w:after="80"/>
+      </w:pPr>
+    </w:p>
+    <w:p>
+      <w:pPr>
+        <w:shd w:val="clear" w:color="auto" w:fill="EFF6FF"/>
+        <w:spacing w:before="40" w:after="40"/>
+        <w:ind w:left="454"/>
+        <w:rPr>
+          <w:b/>
+          <w:bCs/>
+          <w:sz w:val="24"/>
+          <w:szCs w:val="24"/>
+          <w:u w:val="single"/>
+        </w:rPr>
+      </w:pPr>
+      <w:r>
+        <w:rPr>
+          <w:b/>
+          <w:bCs/>
+          <w:color w:val="1E40AF"/>
+          <w:sz w:val="24"/>
+          <w:szCs w:val="24"/>
+          <w:u w:val="single"/>
+        </w:rPr>
+        <w:t>https://lovejunu.github.io/IT-OKR_KPI-dashboard</w:t>
+      </w:r>
+    </w:p>
+    <w:p>
+      <w:pPr>
+        <w:shd w:val="clear" w:color="auto" w:fill="EFF6FF"/>
+        <w:spacing w:before="40" w:after="40"/>
+        <w:ind w:left="454"/>
+        <w:rPr>
+          <w:b/>
+          <w:bCs/>
+        </w:rPr>
+      </w:pPr>
+      <w:r>
+        <w:rPr>
+          <w:b/>
+          <w:bCs/>
+          <w:color w:val="1E40AF"/>
+        </w:rPr>
+        <w:t>"</w:t>
+      </w:r>
+      <w:r>
+        <w:rPr>
+          <w:b/>
+          <w:bCs/>
+          <w:color w:val="1E40AF"/>
+        </w:rPr>
+        <w:t>지금</w:t>
+      </w:r>
+      <w:r>
+        <w:rPr>
+          <w:b/>
+          <w:bCs/>
+          <w:color w:val="1E40AF"/>
+        </w:rPr>
+        <w:t xml:space="preserve"> </w:t>
+      </w:r>
+      <w:r>
+        <w:rPr>
+          <w:rFonts w:hint="eastAsia"/>
+          <w:b/>
+          <w:bCs/>
+          <w:color w:val="1E40AF"/>
+        </w:rPr>
+        <w:t xml:space="preserve">PC </w:t>
+      </w:r>
+      <w:r>
+        <w:rPr>
+          <w:rFonts w:hint="eastAsia"/>
+          <w:b/>
+          <w:bCs/>
+          <w:color w:val="1E40AF"/>
+        </w:rPr>
+        <w:t>또는</w:t>
+      </w:r>
+      <w:r>
+        <w:rPr>
+          <w:rFonts w:hint="eastAsia"/>
+          <w:b/>
+          <w:bCs/>
+          <w:color w:val="1E40AF"/>
+        </w:rPr>
+        <w:t xml:space="preserve"> </w:t>
+      </w:r>
+      <w:r>
+        <w:rPr>
+          <w:b/>
+          <w:bCs/>
+          <w:color w:val="1E40AF"/>
+        </w:rPr>
+        <w:t>핸드폰으로</w:t>
+      </w:r>
+      <w:r>
+        <w:rPr>
+          <w:b/>
+          <w:bCs/>
+          <w:color w:val="1E40AF"/>
+        </w:rPr>
+        <w:t xml:space="preserve"> </w:t>
+      </w:r>
+      <w:r>
+        <w:rPr>
+          <w:b/>
+          <w:bCs/>
+          <w:color w:val="1E40AF"/>
+        </w:rPr>
+        <w:t>이</w:t>
+      </w:r>
+      <w:r>
+        <w:rPr>
+          <w:b/>
+          <w:bCs/>
+          <w:color w:val="1E40AF"/>
+        </w:rPr>
+        <w:t xml:space="preserve"> </w:t>
+      </w:r>
+      <w:r>
+        <w:rPr>
+          <w:b/>
+          <w:bCs/>
+          <w:color w:val="1E40AF"/>
+        </w:rPr>
+        <w:t>주소에</w:t>
+      </w:r>
+      <w:r>
+        <w:rPr>
+          <w:b/>
+          <w:bCs/>
+          <w:color w:val="1E40AF"/>
+        </w:rPr>
+        <w:t xml:space="preserve"> </w:t>
+      </w:r>
+      <w:r>
+        <w:rPr>
+          <w:b/>
+          <w:bCs/>
+          <w:color w:val="1E40AF"/>
+        </w:rPr>
+        <w:t>접속하시면</w:t>
+      </w:r>
+      <w:r>
+        <w:rPr>
+          <w:b/>
+          <w:bCs/>
+          <w:color w:val="1E40AF"/>
+        </w:rPr>
+        <w:t xml:space="preserve"> </w:t>
+      </w:r>
+      <w:r>
+        <w:rPr>
+          <w:b/>
+          <w:bCs/>
+          <w:color w:val="1E40AF"/>
+        </w:rPr>
+        <w:t>바로</w:t>
+      </w:r>
+      <w:r>
+        <w:rPr>
+          <w:b/>
+          <w:bCs/>
+          <w:color w:val="1E40AF"/>
+        </w:rPr>
+        <w:t xml:space="preserve"> </w:t>
+      </w:r>
+      <w:r>
+        <w:rPr>
+          <w:b/>
+          <w:bCs/>
+          <w:color w:val="1E40AF"/>
+        </w:rPr>
+        <w:t>보실</w:t>
+      </w:r>
+      <w:r>
+        <w:rPr>
+          <w:b/>
+          <w:bCs/>
+          <w:color w:val="1E40AF"/>
+        </w:rPr>
+        <w:t xml:space="preserve"> </w:t>
+      </w:r>
+      <w:r>
+        <w:rPr>
+          <w:b/>
+          <w:bCs/>
+          <w:color w:val="1E40AF"/>
+        </w:rPr>
+        <w:t>수</w:t>
+      </w:r>
+      <w:r>
+        <w:rPr>
+          <w:b/>
+          <w:bCs/>
+          <w:color w:val="1E40AF"/>
+        </w:rPr>
+        <w:t xml:space="preserve"> </w:t>
+      </w:r>
+      <w:r>
+        <w:rPr>
+          <w:b/>
+          <w:bCs/>
+          <w:color w:val="1E40AF"/>
+        </w:rPr>
+        <w:t>있습니다</w:t>
+      </w:r>
+      <w:r>
+        <w:rPr>
+          <w:b/>
+          <w:bCs/>
+          <w:color w:val="1E40AF"/>
+        </w:rPr>
+        <w:t>."</w:t>
+      </w:r>
+    </w:p>
+    <w:p>
+      <w:pPr>
+        <w:wordWrap/>
+        <w:spacing w:after="80"/>
+        <w:rPr>
+          <w:rFonts w:hint="eastAsia"/>
+        </w:rPr>
       </w:pPr>
     </w:p>
     <w:p>
@@ -17575,7 +18452,31 @@
           <w:szCs w:val="28"/>
         </w:rPr>
         <w:lastRenderedPageBreak/>
-        <w:t>10부  핵심 시사점 및 다음 단계 제안</w:t>
+        <w:t>10</w:t>
+      </w:r>
+      <w:proofErr w:type="gramStart"/>
+      <w:r>
+        <w:rPr>
+          <w:rFonts w:ascii="맑은 고딕" w:eastAsia="맑은 고딕" w:hAnsi="맑은 고딕" w:cs="맑은 고딕"/>
+          <w:b/>
+          <w:bCs/>
+          <w:color w:val="0A1628"/>
+          <w:sz w:val="28"/>
+          <w:szCs w:val="28"/>
+        </w:rPr>
+        <w:t>부  핵심</w:t>
+      </w:r>
+      <w:proofErr w:type="gramEnd"/>
+      <w:r>
+        <w:rPr>
+          <w:rFonts w:ascii="맑은 고딕" w:eastAsia="맑은 고딕" w:hAnsi="맑은 고딕" w:cs="맑은 고딕"/>
+          <w:b/>
+          <w:bCs/>
+          <w:color w:val="0A1628"/>
+          <w:sz w:val="28"/>
+          <w:szCs w:val="28"/>
+        </w:rPr>
+        <w:t xml:space="preserve"> 시사점 및 다음 단계 제안</w:t>
       </w:r>
     </w:p>
     <w:p>
@@ -17596,7 +18497,7 @@
           <w:rFonts w:ascii="맑은 고딕" w:eastAsia="맑은 고딕" w:hAnsi="맑은 고딕" w:cs="맑은 고딕"/>
           <w:color w:val="0A1628"/>
         </w:rPr>
-        <w:t>⏱ 발표 타이밍: 9:30 ~ 10:00 | "이번 과제에서 도출한 실질적 시사점과 현업 적용 방안입니다."</w:t>
+        <w:t>⏱ "이번 과제에서 도출한 실질적 시사점과 현업 적용 방안입니다."</w:t>
       </w:r>
     </w:p>
     <w:p>
@@ -19362,6 +20263,12 @@
         <w:t>부록</w:t>
       </w:r>
       <w:r>
+        <w:rPr>
+          <w:rFonts w:hint="eastAsia"/>
+        </w:rPr>
+        <w:t>:</w:t>
+      </w:r>
+      <w:r>
         <w:t xml:space="preserve">  </w:t>
       </w:r>
       <w:r>
@@ -19566,7 +20473,15 @@
               <w:t>억</w:t>
             </w:r>
             <w:r>
-              <w:t xml:space="preserve">(2025) / </w:t>
+              <w:t>(2025</w:t>
+            </w:r>
+            <w:proofErr w:type="gramStart"/>
+            <w:r>
+              <w:t>) /</w:t>
+            </w:r>
+            <w:proofErr w:type="gramEnd"/>
+            <w:r>
+              <w:t xml:space="preserve"> </w:t>
             </w:r>
             <w:proofErr w:type="spellStart"/>
             <w:r>
@@ -19741,11 +20656,16 @@
             <w:r>
               <w:t xml:space="preserve"> </w:t>
             </w:r>
+            <w:proofErr w:type="gramStart"/>
             <w:r>
               <w:t>기준</w:t>
             </w:r>
             <w:r>
-              <w:t xml:space="preserve"> / </w:t>
+              <w:t xml:space="preserve"> /</w:t>
+            </w:r>
+            <w:proofErr w:type="gramEnd"/>
+            <w:r>
+              <w:t xml:space="preserve"> </w:t>
             </w:r>
             <w:proofErr w:type="spellStart"/>
             <w:r>
@@ -19753,7 +20673,15 @@
             </w:r>
             <w:proofErr w:type="spellEnd"/>
             <w:r>
-              <w:t xml:space="preserve"> 85~90% / </w:t>
+              <w:t xml:space="preserve"> 85~90</w:t>
+            </w:r>
+            <w:proofErr w:type="gramStart"/>
+            <w:r>
+              <w:t>% /</w:t>
+            </w:r>
+            <w:proofErr w:type="gramEnd"/>
+            <w:r>
+              <w:t xml:space="preserve"> </w:t>
             </w:r>
             <w:r>
               <w:t>공공</w:t>
@@ -20883,7 +21811,17 @@
         <w:sz w:val="18"/>
         <w:szCs w:val="18"/>
       </w:rPr>
-      <w:t>(NKIA) 3대 직무 OKR·KPI 설계 보고서</w:t>
+      <w:t xml:space="preserve">(NKIA) 3대 직무 OKR·KPI 설계 </w:t>
+    </w:r>
+    <w:proofErr w:type="gramStart"/>
+    <w:r>
+      <w:rPr>
+        <w:rFonts w:ascii="맑은 고딕" w:eastAsia="맑은 고딕" w:hAnsi="맑은 고딕" w:cs="맑은 고딕"/>
+        <w:color w:val="6B7280"/>
+        <w:sz w:val="18"/>
+        <w:szCs w:val="18"/>
+      </w:rPr>
+      <w:t>보고서</w:t>
     </w:r>
     <w:r>
       <w:rPr>
@@ -20892,7 +21830,17 @@
         <w:sz w:val="18"/>
         <w:szCs w:val="18"/>
       </w:rPr>
-      <w:t xml:space="preserve">  |  2026년 6월</w:t>
+      <w:t xml:space="preserve">  |</w:t>
+    </w:r>
+    <w:proofErr w:type="gramEnd"/>
+    <w:r>
+      <w:rPr>
+        <w:rFonts w:ascii="맑은 고딕" w:eastAsia="맑은 고딕" w:hAnsi="맑은 고딕" w:cs="맑은 고딕"/>
+        <w:color w:val="E5E7EB"/>
+        <w:sz w:val="18"/>
+        <w:szCs w:val="18"/>
+      </w:rPr>
+      <w:t xml:space="preserve">  2026년 6월</w:t>
     </w:r>
   </w:p>
 </w:hdr>

--- a/발표보고서_엔키아_OKR_KPI설계.docx
+++ b/발표보고서_엔키아_OKR_KPI설계.docx
@@ -7,7 +7,6 @@
         <w:spacing w:after="80" w:line="276" w:lineRule="auto"/>
         <w:jc w:val="center"/>
       </w:pPr>
-      <w:proofErr w:type="spellStart"/>
       <w:r>
         <w:rPr>
           <w:rFonts w:ascii="맑은 고딕" w:eastAsia="맑은 고딕" w:hAnsi="맑은 고딕" w:cs="맑은 고딕"/>
@@ -15,17 +14,7 @@
           <w:sz w:val="22"/>
           <w:szCs w:val="22"/>
         </w:rPr>
-        <w:t>엔키아</w:t>
-      </w:r>
-      <w:proofErr w:type="spellEnd"/>
-      <w:r>
-        <w:rPr>
-          <w:rFonts w:ascii="맑은 고딕" w:eastAsia="맑은 고딕" w:hAnsi="맑은 고딕" w:cs="맑은 고딕"/>
-          <w:color w:val="3B82F6"/>
-          <w:sz w:val="22"/>
-          <w:szCs w:val="22"/>
-        </w:rPr>
-        <w:t>(NKIA)</w:t>
+        <w:t>엔키아(NKIA)</w:t>
       </w:r>
     </w:p>
     <w:p>
@@ -336,25 +325,14 @@
             </w:tcMar>
           </w:tcPr>
           <w:p>
-            <w:proofErr w:type="spellStart"/>
-            <w:r>
-              <w:rPr>
-                <w:rFonts w:ascii="맑은 고딕" w:eastAsia="맑은 고딕" w:hAnsi="맑은 고딕" w:cs="맑은 고딕"/>
-                <w:color w:val="111827"/>
-                <w:sz w:val="19"/>
-                <w:szCs w:val="19"/>
-              </w:rPr>
-              <w:t>엔키아</w:t>
-            </w:r>
-            <w:proofErr w:type="spellEnd"/>
-            <w:r>
-              <w:rPr>
-                <w:rFonts w:ascii="맑은 고딕" w:eastAsia="맑은 고딕" w:hAnsi="맑은 고딕" w:cs="맑은 고딕"/>
-                <w:color w:val="111827"/>
-                <w:sz w:val="19"/>
-                <w:szCs w:val="19"/>
-              </w:rPr>
-              <w:t>(NKIA) | 경기 성남시 분당구</w:t>
+            <w:r>
+              <w:rPr>
+                <w:rFonts w:ascii="맑은 고딕" w:eastAsia="맑은 고딕" w:hAnsi="맑은 고딕" w:cs="맑은 고딕"/>
+                <w:color w:val="111827"/>
+                <w:sz w:val="19"/>
+                <w:szCs w:val="19"/>
+              </w:rPr>
+              <w:t>엔키아(NKIA) | 경기 성남시 분당구</w:t>
             </w:r>
             <w:r>
               <w:rPr>
@@ -365,25 +343,14 @@
               </w:rPr>
               <w:t xml:space="preserve"> </w:t>
             </w:r>
-            <w:proofErr w:type="spellStart"/>
-            <w:r>
-              <w:rPr>
-                <w:rFonts w:ascii="맑은 고딕" w:eastAsia="맑은 고딕" w:hAnsi="맑은 고딕" w:cs="맑은 고딕"/>
-                <w:color w:val="111827"/>
-                <w:sz w:val="19"/>
-                <w:szCs w:val="19"/>
-              </w:rPr>
-              <w:t>대왕판교로</w:t>
-            </w:r>
-            <w:proofErr w:type="spellEnd"/>
-            <w:r>
-              <w:rPr>
-                <w:rFonts w:ascii="맑은 고딕" w:eastAsia="맑은 고딕" w:hAnsi="맑은 고딕" w:cs="맑은 고딕"/>
-                <w:color w:val="111827"/>
-                <w:sz w:val="19"/>
-                <w:szCs w:val="19"/>
-              </w:rPr>
-              <w:t xml:space="preserve"> 660, B동 10층</w:t>
+            <w:r>
+              <w:rPr>
+                <w:rFonts w:ascii="맑은 고딕" w:eastAsia="맑은 고딕" w:hAnsi="맑은 고딕" w:cs="맑은 고딕"/>
+                <w:color w:val="111827"/>
+                <w:sz w:val="19"/>
+                <w:szCs w:val="19"/>
+              </w:rPr>
+              <w:t>대왕판교로 660, B동 10층</w:t>
             </w:r>
           </w:p>
         </w:tc>
@@ -479,47 +446,7 @@
                 <w:sz w:val="19"/>
                 <w:szCs w:val="19"/>
               </w:rPr>
-              <w:t xml:space="preserve">B2B IT 솔루션 </w:t>
-            </w:r>
-            <w:proofErr w:type="gramStart"/>
-            <w:r>
-              <w:rPr>
-                <w:rFonts w:ascii="맑은 고딕" w:eastAsia="맑은 고딕" w:hAnsi="맑은 고딕" w:cs="맑은 고딕"/>
-                <w:color w:val="111827"/>
-                <w:sz w:val="19"/>
-                <w:szCs w:val="19"/>
-              </w:rPr>
-              <w:t>영업 /</w:t>
-            </w:r>
-            <w:proofErr w:type="gramEnd"/>
-            <w:r>
-              <w:rPr>
-                <w:rFonts w:ascii="맑은 고딕" w:eastAsia="맑은 고딕" w:hAnsi="맑은 고딕" w:cs="맑은 고딕"/>
-                <w:color w:val="111827"/>
-                <w:sz w:val="19"/>
-                <w:szCs w:val="19"/>
-              </w:rPr>
-              <w:t xml:space="preserve"> 연구소(R&amp;D</w:t>
-            </w:r>
-            <w:proofErr w:type="gramStart"/>
-            <w:r>
-              <w:rPr>
-                <w:rFonts w:ascii="맑은 고딕" w:eastAsia="맑은 고딕" w:hAnsi="맑은 고딕" w:cs="맑은 고딕"/>
-                <w:color w:val="111827"/>
-                <w:sz w:val="19"/>
-                <w:szCs w:val="19"/>
-              </w:rPr>
-              <w:t>) /</w:t>
-            </w:r>
-            <w:proofErr w:type="gramEnd"/>
-            <w:r>
-              <w:rPr>
-                <w:rFonts w:ascii="맑은 고딕" w:eastAsia="맑은 고딕" w:hAnsi="맑은 고딕" w:cs="맑은 고딕"/>
-                <w:color w:val="111827"/>
-                <w:sz w:val="19"/>
-                <w:szCs w:val="19"/>
-              </w:rPr>
-              <w:t xml:space="preserve"> 사업수행 · 구축·운영 엔지니어</w:t>
+              <w:t>B2B IT 솔루션 영업 / 연구소(R&amp;D) / 사업수행 · 구축·운영 엔지니어</w:t>
             </w:r>
           </w:p>
         </w:tc>
@@ -606,7 +533,6 @@
         <w:shd w:val="solid" w:color="EEF2FF" w:fill="EEF2FF"/>
         <w:spacing w:before="280" w:after="100"/>
       </w:pPr>
-      <w:proofErr w:type="gramStart"/>
       <w:r>
         <w:rPr>
           <w:rFonts w:ascii="맑은 고딕" w:eastAsia="맑은 고딕" w:hAnsi="맑은 고딕" w:cs="맑은 고딕"/>
@@ -619,7 +545,6 @@
         <w:lastRenderedPageBreak/>
         <w:t>목  차</w:t>
       </w:r>
-      <w:proofErr w:type="gramEnd"/>
     </w:p>
     <w:p>
       <w:pPr>
@@ -657,47 +582,7 @@
           <w:sz w:val="22"/>
           <w:szCs w:val="22"/>
         </w:rPr>
-        <w:t xml:space="preserve">내부 구조, </w:t>
-      </w:r>
-      <w:proofErr w:type="spellStart"/>
-      <w:r>
-        <w:rPr>
-          <w:rFonts w:ascii="맑은 고딕" w:eastAsia="맑은 고딕" w:hAnsi="맑은 고딕" w:cs="맑은 고딕" w:hint="eastAsia"/>
-          <w:color w:val="111827"/>
-          <w:sz w:val="22"/>
-          <w:szCs w:val="22"/>
-        </w:rPr>
-        <w:t>고객군</w:t>
-      </w:r>
-      <w:proofErr w:type="spellEnd"/>
-      <w:r>
-        <w:rPr>
-          <w:rFonts w:ascii="맑은 고딕" w:eastAsia="맑은 고딕" w:hAnsi="맑은 고딕" w:cs="맑은 고딕" w:hint="eastAsia"/>
-          <w:color w:val="111827"/>
-          <w:sz w:val="22"/>
-          <w:szCs w:val="22"/>
-        </w:rPr>
-        <w:t xml:space="preserve">, </w:t>
-      </w:r>
-      <w:proofErr w:type="spellStart"/>
-      <w:r>
-        <w:rPr>
-          <w:rFonts w:ascii="맑은 고딕" w:eastAsia="맑은 고딕" w:hAnsi="맑은 고딕" w:cs="맑은 고딕" w:hint="eastAsia"/>
-          <w:color w:val="111827"/>
-          <w:sz w:val="22"/>
-          <w:szCs w:val="22"/>
-        </w:rPr>
-        <w:t>경쟁환경등에</w:t>
-      </w:r>
-      <w:proofErr w:type="spellEnd"/>
-      <w:r>
-        <w:rPr>
-          <w:rFonts w:ascii="맑은 고딕" w:eastAsia="맑은 고딕" w:hAnsi="맑은 고딕" w:cs="맑은 고딕" w:hint="eastAsia"/>
-          <w:color w:val="111827"/>
-          <w:sz w:val="22"/>
-          <w:szCs w:val="22"/>
-        </w:rPr>
-        <w:t xml:space="preserve"> 대한 사전지식 미흡</w:t>
+        <w:t>내부 구조, 고객군, 경쟁환경등에 대한 사전지식 미흡</w:t>
       </w:r>
     </w:p>
     <w:p>
@@ -815,7 +700,6 @@
         </w:rPr>
         <w:t xml:space="preserve">6부.  </w:t>
       </w:r>
-      <w:proofErr w:type="spellStart"/>
       <w:r>
         <w:rPr>
           <w:rFonts w:ascii="맑은 고딕" w:eastAsia="맑은 고딕" w:hAnsi="맑은 고딕" w:cs="맑은 고딕"/>
@@ -823,17 +707,7 @@
           <w:sz w:val="22"/>
           <w:szCs w:val="22"/>
         </w:rPr>
-        <w:t>엔키아</w:t>
-      </w:r>
-      <w:proofErr w:type="spellEnd"/>
-      <w:r>
-        <w:rPr>
-          <w:rFonts w:ascii="맑은 고딕" w:eastAsia="맑은 고딕" w:hAnsi="맑은 고딕" w:cs="맑은 고딕"/>
-          <w:color w:val="111827"/>
-          <w:sz w:val="22"/>
-          <w:szCs w:val="22"/>
-        </w:rPr>
-        <w:t xml:space="preserve"> 컨텍스트 적용</w:t>
+        <w:t>엔키아 컨텍스트 적용</w:t>
       </w:r>
     </w:p>
     <w:p>
@@ -967,31 +841,7 @@
           <w:szCs w:val="28"/>
         </w:rPr>
         <w:lastRenderedPageBreak/>
-        <w:t>1</w:t>
-      </w:r>
-      <w:proofErr w:type="gramStart"/>
-      <w:r>
-        <w:rPr>
-          <w:rFonts w:ascii="맑은 고딕" w:eastAsia="맑은 고딕" w:hAnsi="맑은 고딕" w:cs="맑은 고딕"/>
-          <w:b/>
-          <w:bCs/>
-          <w:color w:val="0A1628"/>
-          <w:sz w:val="28"/>
-          <w:szCs w:val="28"/>
-        </w:rPr>
-        <w:t>부  과제</w:t>
-      </w:r>
-      <w:proofErr w:type="gramEnd"/>
-      <w:r>
-        <w:rPr>
-          <w:rFonts w:ascii="맑은 고딕" w:eastAsia="맑은 고딕" w:hAnsi="맑은 고딕" w:cs="맑은 고딕"/>
-          <w:b/>
-          <w:bCs/>
-          <w:color w:val="0A1628"/>
-          <w:sz w:val="28"/>
-          <w:szCs w:val="28"/>
-        </w:rPr>
-        <w:t xml:space="preserve"> 배경 및 상황 </w:t>
+        <w:t xml:space="preserve">1부  과제 배경 및 상황 </w:t>
       </w:r>
     </w:p>
     <w:p>
@@ -1022,55 +872,7 @@
           <w:sz w:val="28"/>
           <w:szCs w:val="28"/>
         </w:rPr>
-        <w:t xml:space="preserve">내부 구조, </w:t>
-      </w:r>
-      <w:proofErr w:type="spellStart"/>
-      <w:r>
-        <w:rPr>
-          <w:rFonts w:ascii="맑은 고딕" w:eastAsia="맑은 고딕" w:hAnsi="맑은 고딕" w:cs="맑은 고딕" w:hint="eastAsia"/>
-          <w:b/>
-          <w:bCs/>
-          <w:color w:val="0A1628"/>
-          <w:sz w:val="28"/>
-          <w:szCs w:val="28"/>
-        </w:rPr>
-        <w:t>고객군</w:t>
-      </w:r>
-      <w:proofErr w:type="spellEnd"/>
-      <w:r>
-        <w:rPr>
-          <w:rFonts w:ascii="맑은 고딕" w:eastAsia="맑은 고딕" w:hAnsi="맑은 고딕" w:cs="맑은 고딕" w:hint="eastAsia"/>
-          <w:b/>
-          <w:bCs/>
-          <w:color w:val="0A1628"/>
-          <w:sz w:val="28"/>
-          <w:szCs w:val="28"/>
-        </w:rPr>
-        <w:t xml:space="preserve">, </w:t>
-      </w:r>
-      <w:proofErr w:type="spellStart"/>
-      <w:r>
-        <w:rPr>
-          <w:rFonts w:ascii="맑은 고딕" w:eastAsia="맑은 고딕" w:hAnsi="맑은 고딕" w:cs="맑은 고딕" w:hint="eastAsia"/>
-          <w:b/>
-          <w:bCs/>
-          <w:color w:val="0A1628"/>
-          <w:sz w:val="28"/>
-          <w:szCs w:val="28"/>
-        </w:rPr>
-        <w:t>경쟁환경등에</w:t>
-      </w:r>
-      <w:proofErr w:type="spellEnd"/>
-      <w:r>
-        <w:rPr>
-          <w:rFonts w:ascii="맑은 고딕" w:eastAsia="맑은 고딕" w:hAnsi="맑은 고딕" w:cs="맑은 고딕" w:hint="eastAsia"/>
-          <w:b/>
-          <w:bCs/>
-          <w:color w:val="0A1628"/>
-          <w:sz w:val="28"/>
-          <w:szCs w:val="28"/>
-        </w:rPr>
-        <w:t xml:space="preserve"> 대한 사전지식 미흡</w:t>
+        <w:t>내부 구조, 고객군, 경쟁환경등에 대한 사전지식 미흡</w:t>
       </w:r>
     </w:p>
     <w:p>
@@ -1130,26 +932,6 @@
         <w:wordWrap/>
         <w:spacing w:after="80" w:line="276" w:lineRule="auto"/>
       </w:pPr>
-      <w:proofErr w:type="spellStart"/>
-      <w:r>
-        <w:rPr>
-          <w:rFonts w:ascii="맑은 고딕" w:eastAsia="맑은 고딕" w:hAnsi="맑은 고딕" w:cs="맑은 고딕"/>
-          <w:color w:val="111827"/>
-          <w:sz w:val="21"/>
-          <w:szCs w:val="21"/>
-        </w:rPr>
-        <w:t>엔키아</w:t>
-      </w:r>
-      <w:proofErr w:type="spellEnd"/>
-      <w:r>
-        <w:rPr>
-          <w:rFonts w:ascii="맑은 고딕" w:eastAsia="맑은 고딕" w:hAnsi="맑은 고딕" w:cs="맑은 고딕"/>
-          <w:color w:val="111827"/>
-          <w:sz w:val="21"/>
-          <w:szCs w:val="21"/>
-        </w:rPr>
-        <w:t xml:space="preserve"> 본사 10층</w:t>
-      </w:r>
       <w:r>
         <w:rPr>
           <w:rFonts w:ascii="맑은 고딕" w:eastAsia="맑은 고딕" w:hAnsi="맑은 고딕" w:cs="맑은 고딕" w:hint="eastAsia"/>
@@ -1157,7 +939,7 @@
           <w:sz w:val="21"/>
           <w:szCs w:val="21"/>
         </w:rPr>
-        <w:t xml:space="preserve">으로 자리 배치를 옮긴 지 1주일, 이번 AI 기초 교육 3주차에 </w:t>
+        <w:t xml:space="preserve">이번 AI 기초 교육 3주차에 </w:t>
       </w:r>
       <w:r>
         <w:rPr>
@@ -1281,27 +1063,7 @@
           <w:sz w:val="21"/>
           <w:szCs w:val="21"/>
         </w:rPr>
-        <w:t xml:space="preserve">• 조직 구조, </w:t>
-      </w:r>
-      <w:proofErr w:type="spellStart"/>
-      <w:r>
-        <w:rPr>
-          <w:rFonts w:ascii="맑은 고딕" w:eastAsia="맑은 고딕" w:hAnsi="맑은 고딕" w:cs="맑은 고딕"/>
-          <w:color w:val="111827"/>
-          <w:sz w:val="21"/>
-          <w:szCs w:val="21"/>
-        </w:rPr>
-        <w:t>고객군</w:t>
-      </w:r>
-      <w:proofErr w:type="spellEnd"/>
-      <w:r>
-        <w:rPr>
-          <w:rFonts w:ascii="맑은 고딕" w:eastAsia="맑은 고딕" w:hAnsi="맑은 고딕" w:cs="맑은 고딕"/>
-          <w:color w:val="111827"/>
-          <w:sz w:val="21"/>
-          <w:szCs w:val="21"/>
-        </w:rPr>
-        <w:t>, 경쟁 환경에 대한 사전 지식 없음</w:t>
+        <w:t>• 조직 구조, 고객군, 경쟁 환경에 대한 사전 지식 없음</w:t>
       </w:r>
     </w:p>
     <w:p>
@@ -1468,7 +1230,6 @@
             <w:pPr>
               <w:wordWrap/>
             </w:pPr>
-            <w:proofErr w:type="spellStart"/>
             <w:r>
               <w:rPr>
                 <w:rFonts w:ascii="맑은 고딕" w:eastAsia="맑은 고딕" w:hAnsi="맑은 고딕" w:cs="맑은 고딕"/>
@@ -1476,17 +1237,7 @@
                 <w:bCs/>
                 <w:color w:val="FFFFFF"/>
               </w:rPr>
-              <w:t>엔키아</w:t>
-            </w:r>
-            <w:proofErr w:type="spellEnd"/>
-            <w:r>
-              <w:rPr>
-                <w:rFonts w:ascii="맑은 고딕" w:eastAsia="맑은 고딕" w:hAnsi="맑은 고딕" w:cs="맑은 고딕"/>
-                <w:b/>
-                <w:bCs/>
-                <w:color w:val="FFFFFF"/>
-              </w:rPr>
-              <w:t xml:space="preserve"> 적용 가능성</w:t>
+              <w:t>엔키아 적용 가능성</w:t>
             </w:r>
           </w:p>
         </w:tc>
@@ -1733,31 +1484,7 @@
           <w:sz w:val="21"/>
           <w:szCs w:val="21"/>
         </w:rPr>
-        <w:t xml:space="preserve">글로벌·국내 유사 기업들의 직무 KPI를 철저히 분석하고 </w:t>
-      </w:r>
-      <w:proofErr w:type="spellStart"/>
-      <w:r>
-        <w:rPr>
-          <w:rFonts w:ascii="맑은 고딕" w:eastAsia="맑은 고딕" w:hAnsi="맑은 고딕" w:cs="맑은 고딕"/>
-          <w:b/>
-          <w:bCs/>
-          <w:color w:val="111827"/>
-          <w:sz w:val="21"/>
-          <w:szCs w:val="21"/>
-        </w:rPr>
-        <w:t>엔키아</w:t>
-      </w:r>
-      <w:proofErr w:type="spellEnd"/>
-      <w:r>
-        <w:rPr>
-          <w:rFonts w:ascii="맑은 고딕" w:eastAsia="맑은 고딕" w:hAnsi="맑은 고딕" w:cs="맑은 고딕"/>
-          <w:b/>
-          <w:bCs/>
-          <w:color w:val="111827"/>
-          <w:sz w:val="21"/>
-          <w:szCs w:val="21"/>
-        </w:rPr>
-        <w:t xml:space="preserve"> 현실에 맞게 조정하는 전략</w:t>
+        <w:t>글로벌·국내 유사 기업들의 직무 KPI를 철저히 분석하고 엔키아 현실에 맞게 조정하는 전략</w:t>
       </w:r>
       <w:r>
         <w:rPr>
@@ -1796,31 +1523,7 @@
           <w:szCs w:val="28"/>
         </w:rPr>
         <w:lastRenderedPageBreak/>
-        <w:t>2</w:t>
-      </w:r>
-      <w:proofErr w:type="gramStart"/>
-      <w:r>
-        <w:rPr>
-          <w:rFonts w:ascii="맑은 고딕" w:eastAsia="맑은 고딕" w:hAnsi="맑은 고딕" w:cs="맑은 고딕"/>
-          <w:b/>
-          <w:bCs/>
-          <w:color w:val="0A1628"/>
-          <w:sz w:val="28"/>
-          <w:szCs w:val="28"/>
-        </w:rPr>
-        <w:t>부  과제</w:t>
-      </w:r>
-      <w:proofErr w:type="gramEnd"/>
-      <w:r>
-        <w:rPr>
-          <w:rFonts w:ascii="맑은 고딕" w:eastAsia="맑은 고딕" w:hAnsi="맑은 고딕" w:cs="맑은 고딕"/>
-          <w:b/>
-          <w:bCs/>
-          <w:color w:val="0A1628"/>
-          <w:sz w:val="28"/>
-          <w:szCs w:val="28"/>
-        </w:rPr>
-        <w:t xml:space="preserve"> 목적 재정의 — HR 소통 후 방향 전환</w:t>
+        <w:t>2부  과제 목적 재정의 — HR 소통 후 방향 전환</w:t>
       </w:r>
     </w:p>
     <w:p>
@@ -1841,15 +1544,7 @@
           <w:rFonts w:ascii="맑은 고딕" w:eastAsia="맑은 고딕" w:hAnsi="맑은 고딕" w:cs="맑은 고딕"/>
           <w:color w:val="0A1628"/>
         </w:rPr>
-        <w:t xml:space="preserve">"HR </w:t>
-      </w:r>
-      <w:proofErr w:type="spellStart"/>
-      <w:r>
-        <w:rPr>
-          <w:rFonts w:ascii="맑은 고딕" w:eastAsia="맑은 고딕" w:hAnsi="맑은 고딕" w:cs="맑은 고딕"/>
-          <w:color w:val="0A1628"/>
-        </w:rPr>
-        <w:t>담당자</w:t>
+        <w:t>"HR 담당자</w:t>
       </w:r>
       <w:r>
         <w:rPr>
@@ -1863,15 +1558,7 @@
           <w:rFonts w:ascii="맑은 고딕" w:eastAsia="맑은 고딕" w:hAnsi="맑은 고딕" w:cs="맑은 고딕"/>
           <w:color w:val="0A1628"/>
         </w:rPr>
-        <w:t>의</w:t>
-      </w:r>
-      <w:proofErr w:type="spellEnd"/>
-      <w:r>
-        <w:rPr>
-          <w:rFonts w:ascii="맑은 고딕" w:eastAsia="맑은 고딕" w:hAnsi="맑은 고딕" w:cs="맑은 고딕"/>
-          <w:color w:val="0A1628"/>
-        </w:rPr>
-        <w:t xml:space="preserve"> 대화가 접근법을 완전히 명확하게 해주었습니다."</w:t>
+        <w:t>의 대화가 접근법을 완전히 명확하게 해주었습니다."</w:t>
       </w:r>
     </w:p>
     <w:p>
@@ -2263,25 +1950,14 @@
             <w:pPr>
               <w:wordWrap/>
             </w:pPr>
-            <w:proofErr w:type="spellStart"/>
-            <w:r>
-              <w:rPr>
-                <w:rFonts w:ascii="맑은 고딕" w:eastAsia="맑은 고딕" w:hAnsi="맑은 고딕" w:cs="맑은 고딕"/>
-                <w:color w:val="111827"/>
-                <w:sz w:val="19"/>
-                <w:szCs w:val="19"/>
-              </w:rPr>
-              <w:t>엔키아</w:t>
-            </w:r>
-            <w:proofErr w:type="spellEnd"/>
-            <w:r>
-              <w:rPr>
-                <w:rFonts w:ascii="맑은 고딕" w:eastAsia="맑은 고딕" w:hAnsi="맑은 고딕" w:cs="맑은 고딕"/>
-                <w:color w:val="111827"/>
-                <w:sz w:val="19"/>
-                <w:szCs w:val="19"/>
-              </w:rPr>
-              <w:t xml:space="preserve"> 고유 프로세스 반영</w:t>
+            <w:r>
+              <w:rPr>
+                <w:rFonts w:ascii="맑은 고딕" w:eastAsia="맑은 고딕" w:hAnsi="맑은 고딕" w:cs="맑은 고딕"/>
+                <w:color w:val="111827"/>
+                <w:sz w:val="19"/>
+                <w:szCs w:val="19"/>
+              </w:rPr>
+              <w:t>엔키아 고유 프로세스 반영</w:t>
             </w:r>
           </w:p>
         </w:tc>
@@ -2307,27 +1983,7 @@
                 <w:sz w:val="19"/>
                 <w:szCs w:val="19"/>
               </w:rPr>
-              <w:t xml:space="preserve">글로벌 수준 → </w:t>
-            </w:r>
-            <w:proofErr w:type="spellStart"/>
-            <w:r>
-              <w:rPr>
-                <w:rFonts w:ascii="맑은 고딕" w:eastAsia="맑은 고딕" w:hAnsi="맑은 고딕" w:cs="맑은 고딕"/>
-                <w:color w:val="111827"/>
-                <w:sz w:val="19"/>
-                <w:szCs w:val="19"/>
-              </w:rPr>
-              <w:t>엔키아</w:t>
-            </w:r>
-            <w:proofErr w:type="spellEnd"/>
-            <w:r>
-              <w:rPr>
-                <w:rFonts w:ascii="맑은 고딕" w:eastAsia="맑은 고딕" w:hAnsi="맑은 고딕" w:cs="맑은 고딕"/>
-                <w:color w:val="111827"/>
-                <w:sz w:val="19"/>
-                <w:szCs w:val="19"/>
-              </w:rPr>
-              <w:t xml:space="preserve"> 컨텍스트 조정</w:t>
+              <w:t>글로벌 수준 → 엔키아 컨텍스트 조정</w:t>
             </w:r>
           </w:p>
         </w:tc>
@@ -2407,19 +2063,8 @@
                 <w:sz w:val="19"/>
                 <w:szCs w:val="19"/>
               </w:rPr>
-              <w:t xml:space="preserve">벤치마킹 체계성 + 지표 </w:t>
-            </w:r>
-            <w:proofErr w:type="spellStart"/>
-            <w:r>
-              <w:rPr>
-                <w:rFonts w:ascii="맑은 고딕" w:eastAsia="맑은 고딕" w:hAnsi="맑은 고딕" w:cs="맑은 고딕"/>
-                <w:color w:val="111827"/>
-                <w:sz w:val="19"/>
-                <w:szCs w:val="19"/>
-              </w:rPr>
-              <w:t>정량성</w:t>
-            </w:r>
-            <w:proofErr w:type="spellEnd"/>
+              <w:t>벤치마킹 체계성 + 지표 정량성</w:t>
+            </w:r>
           </w:p>
         </w:tc>
       </w:tr>
@@ -2781,7 +2426,6 @@
                 <w:bCs/>
               </w:rPr>
             </w:pPr>
-            <w:proofErr w:type="spellStart"/>
             <w:r>
               <w:rPr>
                 <w:rFonts w:ascii="맑은 고딕" w:eastAsia="맑은 고딕" w:hAnsi="맑은 고딕" w:cs="맑은 고딕"/>
@@ -2791,19 +2435,7 @@
                 <w:sz w:val="19"/>
                 <w:szCs w:val="19"/>
               </w:rPr>
-              <w:t>엔키아</w:t>
-            </w:r>
-            <w:proofErr w:type="spellEnd"/>
-            <w:r>
-              <w:rPr>
-                <w:rFonts w:ascii="맑은 고딕" w:eastAsia="맑은 고딕" w:hAnsi="맑은 고딕" w:cs="맑은 고딕"/>
-                <w:b/>
-                <w:bCs/>
-                <w:color w:val="111827"/>
-                <w:sz w:val="19"/>
-                <w:szCs w:val="19"/>
-              </w:rPr>
-              <w:t xml:space="preserve"> 고유 컨텍스트(Polestar AIOps, 1</w:t>
+              <w:t>엔키아 고유 컨텍스트(Polestar AIOps, 1</w:t>
             </w:r>
             <w:r>
               <w:rPr>
@@ -2990,31 +2622,7 @@
           <w:szCs w:val="28"/>
         </w:rPr>
         <w:lastRenderedPageBreak/>
-        <w:t>3</w:t>
-      </w:r>
-      <w:proofErr w:type="gramStart"/>
-      <w:r>
-        <w:rPr>
-          <w:rFonts w:ascii="맑은 고딕" w:eastAsia="맑은 고딕" w:hAnsi="맑은 고딕" w:cs="맑은 고딕"/>
-          <w:b/>
-          <w:bCs/>
-          <w:color w:val="0A1628"/>
-          <w:sz w:val="28"/>
-          <w:szCs w:val="28"/>
-        </w:rPr>
-        <w:t>부  분석</w:t>
-      </w:r>
-      <w:proofErr w:type="gramEnd"/>
-      <w:r>
-        <w:rPr>
-          <w:rFonts w:ascii="맑은 고딕" w:eastAsia="맑은 고딕" w:hAnsi="맑은 고딕" w:cs="맑은 고딕"/>
-          <w:b/>
-          <w:bCs/>
-          <w:color w:val="0A1628"/>
-          <w:sz w:val="28"/>
-          <w:szCs w:val="28"/>
-        </w:rPr>
-        <w:t xml:space="preserve"> 방법론 — 글로벌 × 국내 8개사 벤치마킹</w:t>
+        <w:t>3부  분석 방법론 — 글로벌 × 국내 8개사 벤치마킹</w:t>
       </w:r>
     </w:p>
     <w:p>
@@ -3201,7 +2809,6 @@
             <w:pPr>
               <w:wordWrap/>
             </w:pPr>
-            <w:proofErr w:type="spellStart"/>
             <w:r>
               <w:rPr>
                 <w:rFonts w:ascii="맑은 고딕" w:eastAsia="맑은 고딕" w:hAnsi="맑은 고딕" w:cs="맑은 고딕"/>
@@ -3209,17 +2816,7 @@
                 <w:bCs/>
                 <w:color w:val="FFFFFF"/>
               </w:rPr>
-              <w:t>엔키아</w:t>
-            </w:r>
-            <w:proofErr w:type="spellEnd"/>
-            <w:r>
-              <w:rPr>
-                <w:rFonts w:ascii="맑은 고딕" w:eastAsia="맑은 고딕" w:hAnsi="맑은 고딕" w:cs="맑은 고딕"/>
-                <w:b/>
-                <w:bCs/>
-                <w:color w:val="FFFFFF"/>
-              </w:rPr>
-              <w:t xml:space="preserve"> 연관성</w:t>
+              <w:t>엔키아 연관성</w:t>
             </w:r>
           </w:p>
         </w:tc>
@@ -3398,25 +2995,14 @@
             <w:pPr>
               <w:wordWrap/>
             </w:pPr>
-            <w:proofErr w:type="spellStart"/>
-            <w:r>
-              <w:rPr>
-                <w:rFonts w:ascii="맑은 고딕" w:eastAsia="맑은 고딕" w:hAnsi="맑은 고딕" w:cs="맑은 고딕"/>
-                <w:color w:val="111827"/>
-                <w:sz w:val="19"/>
-                <w:szCs w:val="19"/>
-              </w:rPr>
-              <w:t>AIOps·APM</w:t>
-            </w:r>
-            <w:proofErr w:type="spellEnd"/>
-            <w:r>
-              <w:rPr>
-                <w:rFonts w:ascii="맑은 고딕" w:eastAsia="맑은 고딕" w:hAnsi="맑은 고딕" w:cs="맑은 고딕"/>
-                <w:color w:val="111827"/>
-                <w:sz w:val="19"/>
-                <w:szCs w:val="19"/>
-              </w:rPr>
-              <w:t xml:space="preserve"> 선두, Davis AI</w:t>
+            <w:r>
+              <w:rPr>
+                <w:rFonts w:ascii="맑은 고딕" w:eastAsia="맑은 고딕" w:hAnsi="맑은 고딕" w:cs="맑은 고딕"/>
+                <w:color w:val="111827"/>
+                <w:sz w:val="19"/>
+                <w:szCs w:val="19"/>
+              </w:rPr>
+              <w:t>AIOps·APM 선두, Davis AI</w:t>
             </w:r>
           </w:p>
         </w:tc>
@@ -3621,25 +3207,14 @@
             <w:pPr>
               <w:wordWrap/>
             </w:pPr>
-            <w:proofErr w:type="spellStart"/>
-            <w:r>
-              <w:rPr>
-                <w:rFonts w:ascii="맑은 고딕" w:eastAsia="맑은 고딕" w:hAnsi="맑은 고딕" w:cs="맑은 고딕"/>
-                <w:color w:val="111827"/>
-                <w:sz w:val="19"/>
-                <w:szCs w:val="19"/>
-              </w:rPr>
-              <w:t>인시던트</w:t>
-            </w:r>
-            <w:proofErr w:type="spellEnd"/>
-            <w:r>
-              <w:rPr>
-                <w:rFonts w:ascii="맑은 고딕" w:eastAsia="맑은 고딕" w:hAnsi="맑은 고딕" w:cs="맑은 고딕"/>
-                <w:color w:val="111827"/>
-                <w:sz w:val="19"/>
-                <w:szCs w:val="19"/>
-              </w:rPr>
-              <w:t xml:space="preserve"> 자동화, SRE 문화</w:t>
+            <w:r>
+              <w:rPr>
+                <w:rFonts w:ascii="맑은 고딕" w:eastAsia="맑은 고딕" w:hAnsi="맑은 고딕" w:cs="맑은 고딕"/>
+                <w:color w:val="111827"/>
+                <w:sz w:val="19"/>
+                <w:szCs w:val="19"/>
+              </w:rPr>
+              <w:t>인시던트 자동화, SRE 문화</w:t>
             </w:r>
           </w:p>
         </w:tc>
@@ -3665,27 +3240,7 @@
                 <w:sz w:val="19"/>
                 <w:szCs w:val="19"/>
               </w:rPr>
-              <w:t>운영 자동화·</w:t>
-            </w:r>
-            <w:proofErr w:type="spellStart"/>
-            <w:r>
-              <w:rPr>
-                <w:rFonts w:ascii="맑은 고딕" w:eastAsia="맑은 고딕" w:hAnsi="맑은 고딕" w:cs="맑은 고딕"/>
-                <w:color w:val="111827"/>
-                <w:sz w:val="19"/>
-                <w:szCs w:val="19"/>
-              </w:rPr>
-              <w:t>SLO·Error</w:t>
-            </w:r>
-            <w:proofErr w:type="spellEnd"/>
-            <w:r>
-              <w:rPr>
-                <w:rFonts w:ascii="맑은 고딕" w:eastAsia="맑은 고딕" w:hAnsi="맑은 고딕" w:cs="맑은 고딕"/>
-                <w:color w:val="111827"/>
-                <w:sz w:val="19"/>
-                <w:szCs w:val="19"/>
-              </w:rPr>
-              <w:t xml:space="preserve"> Budget 체계</w:t>
+              <w:t>운영 자동화·SLO·Error Budget 체계</w:t>
             </w:r>
           </w:p>
         </w:tc>
@@ -3732,7 +3287,6 @@
             <w:pPr>
               <w:wordWrap/>
             </w:pPr>
-            <w:proofErr w:type="spellStart"/>
             <w:r>
               <w:rPr>
                 <w:rFonts w:ascii="맑은 고딕" w:eastAsia="맑은 고딕" w:hAnsi="맑은 고딕" w:cs="맑은 고딕"/>
@@ -3742,7 +3296,6 @@
               </w:rPr>
               <w:t>더존비즈온</w:t>
             </w:r>
-            <w:proofErr w:type="spellEnd"/>
           </w:p>
         </w:tc>
         <w:tc>
@@ -3858,7 +3411,6 @@
             <w:pPr>
               <w:wordWrap/>
             </w:pPr>
-            <w:proofErr w:type="spellStart"/>
             <w:r>
               <w:rPr>
                 <w:rFonts w:ascii="맑은 고딕" w:eastAsia="맑은 고딕" w:hAnsi="맑은 고딕" w:cs="맑은 고딕"/>
@@ -3868,7 +3420,6 @@
               </w:rPr>
               <w:t>티맥스소프트</w:t>
             </w:r>
-            <w:proofErr w:type="spellEnd"/>
           </w:p>
         </w:tc>
         <w:tc>
@@ -3966,7 +3517,6 @@
             <w:pPr>
               <w:wordWrap/>
             </w:pPr>
-            <w:proofErr w:type="spellStart"/>
             <w:r>
               <w:rPr>
                 <w:rFonts w:ascii="맑은 고딕" w:eastAsia="맑은 고딕" w:hAnsi="맑은 고딕" w:cs="맑은 고딕"/>
@@ -3976,7 +3526,6 @@
               </w:rPr>
               <w:t>가비아</w:t>
             </w:r>
-            <w:proofErr w:type="spellEnd"/>
           </w:p>
         </w:tc>
         <w:tc>
@@ -4074,7 +3623,6 @@
             <w:pPr>
               <w:wordWrap/>
             </w:pPr>
-            <w:proofErr w:type="spellStart"/>
             <w:r>
               <w:rPr>
                 <w:rFonts w:ascii="맑은 고딕" w:eastAsia="맑은 고딕" w:hAnsi="맑은 고딕" w:cs="맑은 고딕"/>
@@ -4084,7 +3632,6 @@
               </w:rPr>
               <w:t>카카오엔터프라이즈</w:t>
             </w:r>
-            <w:proofErr w:type="spellEnd"/>
           </w:p>
         </w:tc>
         <w:tc>
@@ -4128,25 +3675,14 @@
             <w:pPr>
               <w:wordWrap/>
             </w:pPr>
-            <w:proofErr w:type="spellStart"/>
-            <w:r>
-              <w:rPr>
-                <w:rFonts w:ascii="맑은 고딕" w:eastAsia="맑은 고딕" w:hAnsi="맑은 고딕" w:cs="맑은 고딕"/>
-                <w:color w:val="111827"/>
-                <w:sz w:val="19"/>
-                <w:szCs w:val="19"/>
-              </w:rPr>
-              <w:t>SLA·MTTR·IaC</w:t>
-            </w:r>
-            <w:proofErr w:type="spellEnd"/>
-            <w:r>
-              <w:rPr>
-                <w:rFonts w:ascii="맑은 고딕" w:eastAsia="맑은 고딕" w:hAnsi="맑은 고딕" w:cs="맑은 고딕"/>
-                <w:color w:val="111827"/>
-                <w:sz w:val="19"/>
-                <w:szCs w:val="19"/>
-              </w:rPr>
-              <w:t xml:space="preserve"> 자동화율 목표치</w:t>
+            <w:r>
+              <w:rPr>
+                <w:rFonts w:ascii="맑은 고딕" w:eastAsia="맑은 고딕" w:hAnsi="맑은 고딕" w:cs="맑은 고딕"/>
+                <w:color w:val="111827"/>
+                <w:sz w:val="19"/>
+                <w:szCs w:val="19"/>
+              </w:rPr>
+              <w:t>SLA·MTTR·IaC 자동화율 목표치</w:t>
             </w:r>
           </w:p>
         </w:tc>
@@ -4527,27 +4063,7 @@
                 <w:sz w:val="19"/>
                 <w:szCs w:val="19"/>
               </w:rPr>
-              <w:t xml:space="preserve">지표 </w:t>
-            </w:r>
-            <w:proofErr w:type="spellStart"/>
-            <w:r>
-              <w:rPr>
-                <w:rFonts w:ascii="맑은 고딕" w:eastAsia="맑은 고딕" w:hAnsi="맑은 고딕" w:cs="맑은 고딕"/>
-                <w:color w:val="111827"/>
-                <w:sz w:val="19"/>
-                <w:szCs w:val="19"/>
-              </w:rPr>
-              <w:t>목표값</w:t>
-            </w:r>
-            <w:proofErr w:type="spellEnd"/>
-            <w:r>
-              <w:rPr>
-                <w:rFonts w:ascii="맑은 고딕" w:eastAsia="맑은 고딕" w:hAnsi="맑은 고딕" w:cs="맑은 고딕"/>
-                <w:color w:val="111827"/>
-                <w:sz w:val="19"/>
-                <w:szCs w:val="19"/>
-              </w:rPr>
-              <w:t xml:space="preserve"> 설정의 기준선</w:t>
+              <w:t>지표 목표값 설정의 기준선</w:t>
             </w:r>
           </w:p>
         </w:tc>
@@ -4929,25 +4445,14 @@
             <w:pPr>
               <w:wordWrap/>
             </w:pPr>
-            <w:proofErr w:type="spellStart"/>
-            <w:r>
-              <w:rPr>
-                <w:rFonts w:ascii="맑은 고딕" w:eastAsia="맑은 고딕" w:hAnsi="맑은 고딕" w:cs="맑은 고딕"/>
-                <w:color w:val="111827"/>
-                <w:sz w:val="19"/>
-                <w:szCs w:val="19"/>
-              </w:rPr>
-              <w:t>ServiceNow·PagerDuty</w:t>
-            </w:r>
-            <w:proofErr w:type="spellEnd"/>
-            <w:r>
-              <w:rPr>
-                <w:rFonts w:ascii="맑은 고딕" w:eastAsia="맑은 고딕" w:hAnsi="맑은 고딕" w:cs="맑은 고딕"/>
-                <w:color w:val="111827"/>
-                <w:sz w:val="19"/>
-                <w:szCs w:val="19"/>
-              </w:rPr>
-              <w:t xml:space="preserve"> 영업</w:t>
+            <w:r>
+              <w:rPr>
+                <w:rFonts w:ascii="맑은 고딕" w:eastAsia="맑은 고딕" w:hAnsi="맑은 고딕" w:cs="맑은 고딕"/>
+                <w:color w:val="111827"/>
+                <w:sz w:val="19"/>
+                <w:szCs w:val="19"/>
+              </w:rPr>
+              <w:t>ServiceNow·PagerDuty 영업</w:t>
             </w:r>
           </w:p>
         </w:tc>
@@ -5027,19 +4532,8 @@
                 <w:sz w:val="19"/>
                 <w:szCs w:val="19"/>
               </w:rPr>
-              <w:t xml:space="preserve">DORA 4 </w:t>
-            </w:r>
-            <w:proofErr w:type="spellStart"/>
-            <w:r>
-              <w:rPr>
-                <w:rFonts w:ascii="맑은 고딕" w:eastAsia="맑은 고딕" w:hAnsi="맑은 고딕" w:cs="맑은 고딕"/>
-                <w:color w:val="111827"/>
-                <w:sz w:val="19"/>
-                <w:szCs w:val="19"/>
-              </w:rPr>
-              <w:t>메트릭</w:t>
-            </w:r>
-            <w:proofErr w:type="spellEnd"/>
+              <w:t>DORA 4 메트릭</w:t>
+            </w:r>
           </w:p>
         </w:tc>
         <w:tc>
@@ -5057,25 +4551,14 @@
             <w:pPr>
               <w:wordWrap/>
             </w:pPr>
-            <w:proofErr w:type="spellStart"/>
-            <w:r>
-              <w:rPr>
-                <w:rFonts w:ascii="맑은 고딕" w:eastAsia="맑은 고딕" w:hAnsi="맑은 고딕" w:cs="맑은 고딕"/>
-                <w:color w:val="111827"/>
-                <w:sz w:val="19"/>
-                <w:szCs w:val="19"/>
-              </w:rPr>
-              <w:t>Google·PagerDuty</w:t>
-            </w:r>
-            <w:proofErr w:type="spellEnd"/>
-            <w:r>
-              <w:rPr>
-                <w:rFonts w:ascii="맑은 고딕" w:eastAsia="맑은 고딕" w:hAnsi="맑은 고딕" w:cs="맑은 고딕"/>
-                <w:color w:val="111827"/>
-                <w:sz w:val="19"/>
-                <w:szCs w:val="19"/>
-              </w:rPr>
-              <w:t xml:space="preserve"> DevOps</w:t>
+            <w:r>
+              <w:rPr>
+                <w:rFonts w:ascii="맑은 고딕" w:eastAsia="맑은 고딕" w:hAnsi="맑은 고딕" w:cs="맑은 고딕"/>
+                <w:color w:val="111827"/>
+                <w:sz w:val="19"/>
+                <w:szCs w:val="19"/>
+              </w:rPr>
+              <w:t>Google·PagerDuty DevOps</w:t>
             </w:r>
           </w:p>
         </w:tc>
@@ -5181,19 +4664,8 @@
                 <w:sz w:val="19"/>
                 <w:szCs w:val="19"/>
               </w:rPr>
-              <w:t xml:space="preserve">Google </w:t>
-            </w:r>
-            <w:proofErr w:type="spellStart"/>
-            <w:r>
-              <w:rPr>
-                <w:rFonts w:ascii="맑은 고딕" w:eastAsia="맑은 고딕" w:hAnsi="맑은 고딕" w:cs="맑은 고딕"/>
-                <w:color w:val="111827"/>
-                <w:sz w:val="19"/>
-                <w:szCs w:val="19"/>
-              </w:rPr>
-              <w:t>SRE·PagerDuty</w:t>
-            </w:r>
-            <w:proofErr w:type="spellEnd"/>
+              <w:t>Google SRE·PagerDuty</w:t>
+            </w:r>
           </w:p>
         </w:tc>
         <w:tc>
@@ -5244,27 +4716,7 @@
                 <w:sz w:val="19"/>
                 <w:szCs w:val="19"/>
               </w:rPr>
-              <w:t xml:space="preserve">서비스 신뢰성 목표·에러 </w:t>
-            </w:r>
-            <w:proofErr w:type="spellStart"/>
-            <w:r>
-              <w:rPr>
-                <w:rFonts w:ascii="맑은 고딕" w:eastAsia="맑은 고딕" w:hAnsi="맑은 고딕" w:cs="맑은 고딕"/>
-                <w:color w:val="111827"/>
-                <w:sz w:val="19"/>
-                <w:szCs w:val="19"/>
-              </w:rPr>
-              <w:t>버짓</w:t>
-            </w:r>
-            <w:proofErr w:type="spellEnd"/>
-            <w:r>
-              <w:rPr>
-                <w:rFonts w:ascii="맑은 고딕" w:eastAsia="맑은 고딕" w:hAnsi="맑은 고딕" w:cs="맑은 고딕"/>
-                <w:color w:val="111827"/>
-                <w:sz w:val="19"/>
-                <w:szCs w:val="19"/>
-              </w:rPr>
-              <w:t xml:space="preserve"> 추적</w:t>
+              <w:t>서비스 신뢰성 목표·에러 버짓 추적</w:t>
             </w:r>
           </w:p>
         </w:tc>
@@ -5417,25 +4869,14 @@
             <w:pPr>
               <w:wordWrap/>
             </w:pPr>
-            <w:proofErr w:type="spellStart"/>
-            <w:r>
-              <w:rPr>
-                <w:rFonts w:ascii="맑은 고딕" w:eastAsia="맑은 고딕" w:hAnsi="맑은 고딕" w:cs="맑은 고딕"/>
-                <w:color w:val="111827"/>
-                <w:sz w:val="19"/>
-                <w:szCs w:val="19"/>
-              </w:rPr>
-              <w:t>Google·Intel</w:t>
-            </w:r>
-            <w:proofErr w:type="spellEnd"/>
-            <w:r>
-              <w:rPr>
-                <w:rFonts w:ascii="맑은 고딕" w:eastAsia="맑은 고딕" w:hAnsi="맑은 고딕" w:cs="맑은 고딕"/>
-                <w:color w:val="111827"/>
-                <w:sz w:val="19"/>
-                <w:szCs w:val="19"/>
-              </w:rPr>
-              <w:t xml:space="preserve"> 원칙</w:t>
+            <w:r>
+              <w:rPr>
+                <w:rFonts w:ascii="맑은 고딕" w:eastAsia="맑은 고딕" w:hAnsi="맑은 고딕" w:cs="맑은 고딕"/>
+                <w:color w:val="111827"/>
+                <w:sz w:val="19"/>
+                <w:szCs w:val="19"/>
+              </w:rPr>
+              <w:t>Google·Intel 원칙</w:t>
             </w:r>
           </w:p>
         </w:tc>
@@ -5516,31 +4957,7 @@
           <w:sz w:val="28"/>
           <w:szCs w:val="28"/>
         </w:rPr>
-        <w:t>4</w:t>
-      </w:r>
-      <w:proofErr w:type="gramStart"/>
-      <w:r>
-        <w:rPr>
-          <w:rFonts w:ascii="맑은 고딕" w:eastAsia="맑은 고딕" w:hAnsi="맑은 고딕" w:cs="맑은 고딕"/>
-          <w:b/>
-          <w:bCs/>
-          <w:color w:val="0A1628"/>
-          <w:sz w:val="28"/>
-          <w:szCs w:val="28"/>
-        </w:rPr>
-        <w:t>부  글로벌</w:t>
-      </w:r>
-      <w:proofErr w:type="gramEnd"/>
-      <w:r>
-        <w:rPr>
-          <w:rFonts w:ascii="맑은 고딕" w:eastAsia="맑은 고딕" w:hAnsi="맑은 고딕" w:cs="맑은 고딕"/>
-          <w:b/>
-          <w:bCs/>
-          <w:color w:val="0A1628"/>
-          <w:sz w:val="28"/>
-          <w:szCs w:val="28"/>
-        </w:rPr>
-        <w:t xml:space="preserve"> 4개사 핵심 인사이트</w:t>
+        <w:t>4부  글로벌 4개사 핵심 인사이트</w:t>
       </w:r>
     </w:p>
     <w:p>
@@ -5561,23 +4978,7 @@
           <w:rFonts w:ascii="맑은 고딕" w:eastAsia="맑은 고딕" w:hAnsi="맑은 고딕" w:cs="맑은 고딕"/>
           <w:color w:val="0A1628"/>
         </w:rPr>
-        <w:t xml:space="preserve">⏱ "각 글로벌 기업에서 </w:t>
-      </w:r>
-      <w:proofErr w:type="spellStart"/>
-      <w:r>
-        <w:rPr>
-          <w:rFonts w:ascii="맑은 고딕" w:eastAsia="맑은 고딕" w:hAnsi="맑은 고딕" w:cs="맑은 고딕"/>
-          <w:color w:val="0A1628"/>
-        </w:rPr>
-        <w:t>엔키아에</w:t>
-      </w:r>
-      <w:proofErr w:type="spellEnd"/>
-      <w:r>
-        <w:rPr>
-          <w:rFonts w:ascii="맑은 고딕" w:eastAsia="맑은 고딕" w:hAnsi="맑은 고딕" w:cs="맑은 고딕"/>
-          <w:color w:val="0A1628"/>
-        </w:rPr>
-        <w:t xml:space="preserve"> 적용할 핵심 KPI 기준을 추출했습니다."</w:t>
+        <w:t>⏱ "각 글로벌 기업에서 엔키아에 적용할 핵심 KPI 기준을 추출했습니다."</w:t>
       </w:r>
     </w:p>
     <w:p>
@@ -5696,7 +5097,6 @@
             <w:pPr>
               <w:wordWrap/>
             </w:pPr>
-            <w:proofErr w:type="spellStart"/>
             <w:r>
               <w:rPr>
                 <w:rFonts w:ascii="맑은 고딕" w:eastAsia="맑은 고딕" w:hAnsi="맑은 고딕" w:cs="맑은 고딕"/>
@@ -5704,17 +5104,7 @@
                 <w:bCs/>
                 <w:color w:val="FFFFFF"/>
               </w:rPr>
-              <w:t>엔키아</w:t>
-            </w:r>
-            <w:proofErr w:type="spellEnd"/>
-            <w:r>
-              <w:rPr>
-                <w:rFonts w:ascii="맑은 고딕" w:eastAsia="맑은 고딕" w:hAnsi="맑은 고딕" w:cs="맑은 고딕"/>
-                <w:b/>
-                <w:bCs/>
-                <w:color w:val="FFFFFF"/>
-              </w:rPr>
-              <w:t xml:space="preserve"> 적용 인사이트</w:t>
+              <w:t>엔키아 적용 인사이트</w:t>
             </w:r>
           </w:p>
         </w:tc>
@@ -5794,27 +5184,7 @@
                 <w:sz w:val="19"/>
                 <w:szCs w:val="19"/>
               </w:rPr>
-              <w:t xml:space="preserve">C레벨 </w:t>
-            </w:r>
-            <w:proofErr w:type="spellStart"/>
-            <w:r>
-              <w:rPr>
-                <w:rFonts w:ascii="맑은 고딕" w:eastAsia="맑은 고딕" w:hAnsi="맑은 고딕" w:cs="맑은 고딕"/>
-                <w:color w:val="111827"/>
-                <w:sz w:val="19"/>
-                <w:szCs w:val="19"/>
-              </w:rPr>
-              <w:t>멀티스레딩</w:t>
-            </w:r>
-            <w:proofErr w:type="spellEnd"/>
-            <w:r>
-              <w:rPr>
-                <w:rFonts w:ascii="맑은 고딕" w:eastAsia="맑은 고딕" w:hAnsi="맑은 고딕" w:cs="맑은 고딕"/>
-                <w:color w:val="111827"/>
-                <w:sz w:val="19"/>
-                <w:szCs w:val="19"/>
-              </w:rPr>
-              <w:t xml:space="preserve"> + 쿼터 3배 파이프라인 원칙 채택</w:t>
+              <w:t>C레벨 멀티스레딩 + 쿼터 3배 파이프라인 원칙 채택</w:t>
             </w:r>
           </w:p>
         </w:tc>
@@ -6003,31 +5373,7 @@
           <w:sz w:val="24"/>
           <w:szCs w:val="24"/>
         </w:rPr>
-        <w:t xml:space="preserve">4-2. Dynatrace — </w:t>
-      </w:r>
-      <w:proofErr w:type="spellStart"/>
-      <w:r>
-        <w:rPr>
-          <w:rFonts w:ascii="맑은 고딕" w:eastAsia="맑은 고딕" w:hAnsi="맑은 고딕" w:cs="맑은 고딕"/>
-          <w:b/>
-          <w:bCs/>
-          <w:color w:val="0A1628"/>
-          <w:sz w:val="24"/>
-          <w:szCs w:val="24"/>
-        </w:rPr>
-        <w:t>AIOps·APM</w:t>
-      </w:r>
-      <w:proofErr w:type="spellEnd"/>
-      <w:r>
-        <w:rPr>
-          <w:rFonts w:ascii="맑은 고딕" w:eastAsia="맑은 고딕" w:hAnsi="맑은 고딕" w:cs="맑은 고딕"/>
-          <w:b/>
-          <w:bCs/>
-          <w:color w:val="0A1628"/>
-          <w:sz w:val="24"/>
-          <w:szCs w:val="24"/>
-        </w:rPr>
-        <w:t xml:space="preserve"> 전문, Davis AI</w:t>
+        <w:t>4-2. Dynatrace — AIOps·APM 전문, Davis AI</w:t>
       </w:r>
     </w:p>
     <w:tbl>
@@ -6120,7 +5466,6 @@
             <w:pPr>
               <w:wordWrap/>
             </w:pPr>
-            <w:proofErr w:type="spellStart"/>
             <w:r>
               <w:rPr>
                 <w:rFonts w:ascii="맑은 고딕" w:eastAsia="맑은 고딕" w:hAnsi="맑은 고딕" w:cs="맑은 고딕"/>
@@ -6128,17 +5473,7 @@
                 <w:bCs/>
                 <w:color w:val="FFFFFF"/>
               </w:rPr>
-              <w:t>엔키아</w:t>
-            </w:r>
-            <w:proofErr w:type="spellEnd"/>
-            <w:r>
-              <w:rPr>
-                <w:rFonts w:ascii="맑은 고딕" w:eastAsia="맑은 고딕" w:hAnsi="맑은 고딕" w:cs="맑은 고딕"/>
-                <w:b/>
-                <w:bCs/>
-                <w:color w:val="FFFFFF"/>
-              </w:rPr>
-              <w:t xml:space="preserve"> 적용 인사이트</w:t>
+              <w:t>엔키아 적용 인사이트</w:t>
             </w:r>
           </w:p>
         </w:tc>
@@ -6298,47 +5633,7 @@
                 <w:sz w:val="19"/>
                 <w:szCs w:val="19"/>
               </w:rPr>
-              <w:t>Polestar 이상탐지 P:85</w:t>
-            </w:r>
-            <w:proofErr w:type="gramStart"/>
-            <w:r>
-              <w:rPr>
-                <w:rFonts w:ascii="맑은 고딕" w:eastAsia="맑은 고딕" w:hAnsi="맑은 고딕" w:cs="맑은 고딕"/>
-                <w:color w:val="111827"/>
-                <w:sz w:val="19"/>
-                <w:szCs w:val="19"/>
-              </w:rPr>
-              <w:t>% /</w:t>
-            </w:r>
-            <w:proofErr w:type="gramEnd"/>
-            <w:r>
-              <w:rPr>
-                <w:rFonts w:ascii="맑은 고딕" w:eastAsia="맑은 고딕" w:hAnsi="맑은 고딕" w:cs="맑은 고딕"/>
-                <w:color w:val="111827"/>
-                <w:sz w:val="19"/>
-                <w:szCs w:val="19"/>
-              </w:rPr>
-              <w:t xml:space="preserve"> R:80% </w:t>
-            </w:r>
-            <w:proofErr w:type="spellStart"/>
-            <w:r>
-              <w:rPr>
-                <w:rFonts w:ascii="맑은 고딕" w:eastAsia="맑은 고딕" w:hAnsi="맑은 고딕" w:cs="맑은 고딕"/>
-                <w:color w:val="111827"/>
-                <w:sz w:val="19"/>
-                <w:szCs w:val="19"/>
-              </w:rPr>
-              <w:t>목표값</w:t>
-            </w:r>
-            <w:proofErr w:type="spellEnd"/>
-            <w:r>
-              <w:rPr>
-                <w:rFonts w:ascii="맑은 고딕" w:eastAsia="맑은 고딕" w:hAnsi="맑은 고딕" w:cs="맑은 고딕"/>
-                <w:color w:val="111827"/>
-                <w:sz w:val="19"/>
-                <w:szCs w:val="19"/>
-              </w:rPr>
-              <w:t xml:space="preserve"> 설정 근거</w:t>
+              <w:t>Polestar 이상탐지 P:85% / R:80% 목표값 설정 근거</w:t>
             </w:r>
           </w:p>
         </w:tc>
@@ -6392,59 +5687,8 @@
                 <w:sz w:val="19"/>
                 <w:szCs w:val="19"/>
               </w:rPr>
-              <w:t xml:space="preserve">SLO </w:t>
-            </w:r>
-            <w:proofErr w:type="spellStart"/>
-            <w:r>
-              <w:rPr>
-                <w:rFonts w:ascii="맑은 고딕" w:eastAsia="맑은 고딕" w:hAnsi="맑은 고딕" w:cs="맑은 고딕"/>
-                <w:color w:val="111827"/>
-                <w:sz w:val="19"/>
-                <w:szCs w:val="19"/>
-              </w:rPr>
-              <w:t>달성률</w:t>
-            </w:r>
-            <w:proofErr w:type="spellEnd"/>
-            <w:r>
-              <w:rPr>
-                <w:rFonts w:ascii="맑은 고딕" w:eastAsia="맑은 고딕" w:hAnsi="맑은 고딕" w:cs="맑은 고딕"/>
-                <w:color w:val="111827"/>
-                <w:sz w:val="19"/>
-                <w:szCs w:val="19"/>
-              </w:rPr>
-              <w:t xml:space="preserve"> · MTTR · 에러 </w:t>
-            </w:r>
-            <w:proofErr w:type="spellStart"/>
-            <w:r>
-              <w:rPr>
-                <w:rFonts w:ascii="맑은 고딕" w:eastAsia="맑은 고딕" w:hAnsi="맑은 고딕" w:cs="맑은 고딕"/>
-                <w:color w:val="111827"/>
-                <w:sz w:val="19"/>
-                <w:szCs w:val="19"/>
-              </w:rPr>
-              <w:t>버짓</w:t>
-            </w:r>
-            <w:proofErr w:type="spellEnd"/>
-            <w:r>
-              <w:rPr>
-                <w:rFonts w:ascii="맑은 고딕" w:eastAsia="맑은 고딕" w:hAnsi="맑은 고딕" w:cs="맑은 고딕"/>
-                <w:color w:val="111827"/>
-                <w:sz w:val="19"/>
-                <w:szCs w:val="19"/>
-              </w:rPr>
-              <w:t xml:space="preserve"> </w:t>
-            </w:r>
-            <w:proofErr w:type="spellStart"/>
-            <w:r>
-              <w:rPr>
-                <w:rFonts w:ascii="맑은 고딕" w:eastAsia="맑은 고딕" w:hAnsi="맑은 고딕" w:cs="맑은 고딕"/>
-                <w:color w:val="111827"/>
-                <w:sz w:val="19"/>
-                <w:szCs w:val="19"/>
-              </w:rPr>
-              <w:t>소진율</w:t>
-            </w:r>
-            <w:proofErr w:type="spellEnd"/>
+              <w:t>SLO 달성률 · MTTR · 에러 버짓 소진율</w:t>
+            </w:r>
           </w:p>
         </w:tc>
         <w:tc>
@@ -6586,7 +5830,6 @@
             <w:pPr>
               <w:wordWrap/>
             </w:pPr>
-            <w:proofErr w:type="spellStart"/>
             <w:r>
               <w:rPr>
                 <w:rFonts w:ascii="맑은 고딕" w:eastAsia="맑은 고딕" w:hAnsi="맑은 고딕" w:cs="맑은 고딕"/>
@@ -6594,17 +5837,7 @@
                 <w:bCs/>
                 <w:color w:val="FFFFFF"/>
               </w:rPr>
-              <w:t>엔키아</w:t>
-            </w:r>
-            <w:proofErr w:type="spellEnd"/>
-            <w:r>
-              <w:rPr>
-                <w:rFonts w:ascii="맑은 고딕" w:eastAsia="맑은 고딕" w:hAnsi="맑은 고딕" w:cs="맑은 고딕"/>
-                <w:b/>
-                <w:bCs/>
-                <w:color w:val="FFFFFF"/>
-              </w:rPr>
-              <w:t xml:space="preserve"> 적용 인사이트</w:t>
+              <w:t>엔키아 적용 인사이트</w:t>
             </w:r>
           </w:p>
         </w:tc>
@@ -6658,27 +5891,7 @@
                 <w:sz w:val="19"/>
                 <w:szCs w:val="19"/>
               </w:rPr>
-              <w:t xml:space="preserve">PLG Trial→유료 </w:t>
-            </w:r>
-            <w:proofErr w:type="spellStart"/>
-            <w:r>
-              <w:rPr>
-                <w:rFonts w:ascii="맑은 고딕" w:eastAsia="맑은 고딕" w:hAnsi="맑은 고딕" w:cs="맑은 고딕"/>
-                <w:color w:val="111827"/>
-                <w:sz w:val="19"/>
-                <w:szCs w:val="19"/>
-              </w:rPr>
-              <w:t>전환율</w:t>
-            </w:r>
-            <w:proofErr w:type="spellEnd"/>
-            <w:r>
-              <w:rPr>
-                <w:rFonts w:ascii="맑은 고딕" w:eastAsia="맑은 고딕" w:hAnsi="맑은 고딕" w:cs="맑은 고딕"/>
-                <w:color w:val="111827"/>
-                <w:sz w:val="19"/>
-                <w:szCs w:val="19"/>
-              </w:rPr>
-              <w:t xml:space="preserve"> · Data-Driven Meeting</w:t>
+              <w:t>PLG Trial→유료 전환율 · Data-Driven Meeting</w:t>
             </w:r>
           </w:p>
         </w:tc>
@@ -6704,27 +5917,7 @@
                 <w:sz w:val="19"/>
                 <w:szCs w:val="19"/>
               </w:rPr>
-              <w:t xml:space="preserve">Polestar 무료 PoC→계약 </w:t>
-            </w:r>
-            <w:proofErr w:type="spellStart"/>
-            <w:r>
-              <w:rPr>
-                <w:rFonts w:ascii="맑은 고딕" w:eastAsia="맑은 고딕" w:hAnsi="맑은 고딕" w:cs="맑은 고딕"/>
-                <w:color w:val="111827"/>
-                <w:sz w:val="19"/>
-                <w:szCs w:val="19"/>
-              </w:rPr>
-              <w:t>전환율</w:t>
-            </w:r>
-            <w:proofErr w:type="spellEnd"/>
-            <w:r>
-              <w:rPr>
-                <w:rFonts w:ascii="맑은 고딕" w:eastAsia="맑은 고딕" w:hAnsi="맑은 고딕" w:cs="맑은 고딕"/>
-                <w:color w:val="111827"/>
-                <w:sz w:val="19"/>
-                <w:szCs w:val="19"/>
-              </w:rPr>
-              <w:t xml:space="preserve"> 60% 목표</w:t>
+              <w:t>Polestar 무료 PoC→계약 전환율 60% 목표</w:t>
             </w:r>
           </w:p>
         </w:tc>
@@ -6778,27 +5971,7 @@
                 <w:sz w:val="19"/>
                 <w:szCs w:val="19"/>
               </w:rPr>
-              <w:t xml:space="preserve">에이전트 설치 성공률 · 쿼리 </w:t>
-            </w:r>
-            <w:proofErr w:type="spellStart"/>
-            <w:r>
-              <w:rPr>
-                <w:rFonts w:ascii="맑은 고딕" w:eastAsia="맑은 고딕" w:hAnsi="맑은 고딕" w:cs="맑은 고딕"/>
-                <w:color w:val="111827"/>
-                <w:sz w:val="19"/>
-                <w:szCs w:val="19"/>
-              </w:rPr>
-              <w:t>레이턴시</w:t>
-            </w:r>
-            <w:proofErr w:type="spellEnd"/>
-            <w:r>
-              <w:rPr>
-                <w:rFonts w:ascii="맑은 고딕" w:eastAsia="맑은 고딕" w:hAnsi="맑은 고딕" w:cs="맑은 고딕"/>
-                <w:color w:val="111827"/>
-                <w:sz w:val="19"/>
-                <w:szCs w:val="19"/>
-              </w:rPr>
-              <w:t xml:space="preserve"> P99</w:t>
+              <w:t>에이전트 설치 성공률 · 쿼리 레이턴시 P99</w:t>
             </w:r>
           </w:p>
         </w:tc>
@@ -6933,31 +6106,7 @@
           <w:sz w:val="24"/>
           <w:szCs w:val="24"/>
         </w:rPr>
-        <w:t xml:space="preserve">4-4. PagerDuty — </w:t>
-      </w:r>
-      <w:proofErr w:type="spellStart"/>
-      <w:r>
-        <w:rPr>
-          <w:rFonts w:ascii="맑은 고딕" w:eastAsia="맑은 고딕" w:hAnsi="맑은 고딕" w:cs="맑은 고딕"/>
-          <w:b/>
-          <w:bCs/>
-          <w:color w:val="0A1628"/>
-          <w:sz w:val="24"/>
-          <w:szCs w:val="24"/>
-        </w:rPr>
-        <w:t>인시던트</w:t>
-      </w:r>
-      <w:proofErr w:type="spellEnd"/>
-      <w:r>
-        <w:rPr>
-          <w:rFonts w:ascii="맑은 고딕" w:eastAsia="맑은 고딕" w:hAnsi="맑은 고딕" w:cs="맑은 고딕"/>
-          <w:b/>
-          <w:bCs/>
-          <w:color w:val="0A1628"/>
-          <w:sz w:val="24"/>
-          <w:szCs w:val="24"/>
-        </w:rPr>
-        <w:t xml:space="preserve"> 자동화·SRE 문화</w:t>
+        <w:t>4-4. PagerDuty — 인시던트 자동화·SRE 문화</w:t>
       </w:r>
     </w:p>
     <w:tbl>
@@ -7050,7 +6199,6 @@
             <w:pPr>
               <w:wordWrap/>
             </w:pPr>
-            <w:proofErr w:type="spellStart"/>
             <w:r>
               <w:rPr>
                 <w:rFonts w:ascii="맑은 고딕" w:eastAsia="맑은 고딕" w:hAnsi="맑은 고딕" w:cs="맑은 고딕"/>
@@ -7058,17 +6206,7 @@
                 <w:bCs/>
                 <w:color w:val="FFFFFF"/>
               </w:rPr>
-              <w:t>엔키아</w:t>
-            </w:r>
-            <w:proofErr w:type="spellEnd"/>
-            <w:r>
-              <w:rPr>
-                <w:rFonts w:ascii="맑은 고딕" w:eastAsia="맑은 고딕" w:hAnsi="맑은 고딕" w:cs="맑은 고딕"/>
-                <w:b/>
-                <w:bCs/>
-                <w:color w:val="FFFFFF"/>
-              </w:rPr>
-              <w:t xml:space="preserve"> 적용 인사이트</w:t>
+              <w:t>엔키아 적용 인사이트</w:t>
             </w:r>
           </w:p>
         </w:tc>
@@ -7202,27 +6340,7 @@
                 <w:sz w:val="19"/>
                 <w:szCs w:val="19"/>
               </w:rPr>
-              <w:t xml:space="preserve">알림 전달 성공률 99.99% · </w:t>
-            </w:r>
-            <w:proofErr w:type="spellStart"/>
-            <w:r>
-              <w:rPr>
-                <w:rFonts w:ascii="맑은 고딕" w:eastAsia="맑은 고딕" w:hAnsi="맑은 고딕" w:cs="맑은 고딕"/>
-                <w:color w:val="111827"/>
-                <w:sz w:val="19"/>
-                <w:szCs w:val="19"/>
-              </w:rPr>
-              <w:t>인시던트</w:t>
-            </w:r>
-            <w:proofErr w:type="spellEnd"/>
-            <w:r>
-              <w:rPr>
-                <w:rFonts w:ascii="맑은 고딕" w:eastAsia="맑은 고딕" w:hAnsi="맑은 고딕" w:cs="맑은 고딕"/>
-                <w:color w:val="111827"/>
-                <w:sz w:val="19"/>
-                <w:szCs w:val="19"/>
-              </w:rPr>
-              <w:t xml:space="preserve"> 자동 그룹화 정밀도</w:t>
+              <w:t>알림 전달 성공률 99.99% · 인시던트 자동 그룹화 정밀도</w:t>
             </w:r>
           </w:p>
         </w:tc>
@@ -7302,27 +6420,7 @@
                 <w:sz w:val="19"/>
                 <w:szCs w:val="19"/>
               </w:rPr>
-              <w:t xml:space="preserve">에러 </w:t>
-            </w:r>
-            <w:proofErr w:type="spellStart"/>
-            <w:r>
-              <w:rPr>
-                <w:rFonts w:ascii="맑은 고딕" w:eastAsia="맑은 고딕" w:hAnsi="맑은 고딕" w:cs="맑은 고딕"/>
-                <w:color w:val="111827"/>
-                <w:sz w:val="19"/>
-                <w:szCs w:val="19"/>
-              </w:rPr>
-              <w:t>버짓</w:t>
-            </w:r>
-            <w:proofErr w:type="spellEnd"/>
-            <w:r>
-              <w:rPr>
-                <w:rFonts w:ascii="맑은 고딕" w:eastAsia="맑은 고딕" w:hAnsi="맑은 고딕" w:cs="맑은 고딕"/>
-                <w:color w:val="111827"/>
-                <w:sz w:val="19"/>
-                <w:szCs w:val="19"/>
-              </w:rPr>
-              <w:t xml:space="preserve"> · 불필요 알람 감소 30%+ · FRT P1 30분</w:t>
+              <w:t>에러 버짓 · 불필요 알람 감소 30%+ · FRT P1 30분</w:t>
             </w:r>
           </w:p>
         </w:tc>
@@ -7348,27 +6446,7 @@
                 <w:sz w:val="19"/>
                 <w:szCs w:val="19"/>
               </w:rPr>
-              <w:t xml:space="preserve">재발 </w:t>
-            </w:r>
-            <w:proofErr w:type="spellStart"/>
-            <w:r>
-              <w:rPr>
-                <w:rFonts w:ascii="맑은 고딕" w:eastAsia="맑은 고딕" w:hAnsi="맑은 고딕" w:cs="맑은 고딕"/>
-                <w:color w:val="111827"/>
-                <w:sz w:val="19"/>
-                <w:szCs w:val="19"/>
-              </w:rPr>
-              <w:t>인시던트</w:t>
-            </w:r>
-            <w:proofErr w:type="spellEnd"/>
-            <w:r>
-              <w:rPr>
-                <w:rFonts w:ascii="맑은 고딕" w:eastAsia="맑은 고딕" w:hAnsi="맑은 고딕" w:cs="맑은 고딕"/>
-                <w:color w:val="111827"/>
-                <w:sz w:val="19"/>
-                <w:szCs w:val="19"/>
-              </w:rPr>
-              <w:t xml:space="preserve"> 20% 이하 · FRT 기준 직접 채택</w:t>
+              <w:t>재발 인시던트 20% 이하 · FRT 기준 직접 채택</w:t>
             </w:r>
           </w:p>
         </w:tc>
@@ -7397,31 +6475,7 @@
           <w:sz w:val="24"/>
           <w:szCs w:val="24"/>
         </w:rPr>
-        <w:t xml:space="preserve">4-5. 글로벌 공통 패턴 → </w:t>
-      </w:r>
-      <w:proofErr w:type="spellStart"/>
-      <w:r>
-        <w:rPr>
-          <w:rFonts w:ascii="맑은 고딕" w:eastAsia="맑은 고딕" w:hAnsi="맑은 고딕" w:cs="맑은 고딕"/>
-          <w:b/>
-          <w:bCs/>
-          <w:color w:val="0A1628"/>
-          <w:sz w:val="24"/>
-          <w:szCs w:val="24"/>
-        </w:rPr>
-        <w:t>엔키아</w:t>
-      </w:r>
-      <w:proofErr w:type="spellEnd"/>
-      <w:r>
-        <w:rPr>
-          <w:rFonts w:ascii="맑은 고딕" w:eastAsia="맑은 고딕" w:hAnsi="맑은 고딕" w:cs="맑은 고딕"/>
-          <w:b/>
-          <w:bCs/>
-          <w:color w:val="0A1628"/>
-          <w:sz w:val="24"/>
-          <w:szCs w:val="24"/>
-        </w:rPr>
-        <w:t xml:space="preserve"> 설계 원칙화</w:t>
+        <w:t>4-5. 글로벌 공통 패턴 → 엔키아 설계 원칙화</w:t>
       </w:r>
     </w:p>
     <w:tbl>
@@ -7514,7 +6568,6 @@
             <w:pPr>
               <w:wordWrap/>
             </w:pPr>
-            <w:proofErr w:type="spellStart"/>
             <w:r>
               <w:rPr>
                 <w:rFonts w:ascii="맑은 고딕" w:eastAsia="맑은 고딕" w:hAnsi="맑은 고딕" w:cs="맑은 고딕"/>
@@ -7522,17 +6575,7 @@
                 <w:bCs/>
                 <w:color w:val="FFFFFF"/>
               </w:rPr>
-              <w:t>엔키아</w:t>
-            </w:r>
-            <w:proofErr w:type="spellEnd"/>
-            <w:r>
-              <w:rPr>
-                <w:rFonts w:ascii="맑은 고딕" w:eastAsia="맑은 고딕" w:hAnsi="맑은 고딕" w:cs="맑은 고딕"/>
-                <w:b/>
-                <w:bCs/>
-                <w:color w:val="FFFFFF"/>
-              </w:rPr>
-              <w:t xml:space="preserve"> 설계 원칙</w:t>
+              <w:t>엔키아 설계 원칙</w:t>
             </w:r>
           </w:p>
         </w:tc>
@@ -7586,47 +6629,7 @@
                 <w:sz w:val="19"/>
                 <w:szCs w:val="19"/>
               </w:rPr>
-              <w:t>파이프라인 3~4</w:t>
-            </w:r>
-            <w:proofErr w:type="gramStart"/>
-            <w:r>
-              <w:rPr>
-                <w:rFonts w:ascii="맑은 고딕" w:eastAsia="맑은 고딕" w:hAnsi="맑은 고딕" w:cs="맑은 고딕"/>
-                <w:color w:val="111827"/>
-                <w:sz w:val="19"/>
-                <w:szCs w:val="19"/>
-              </w:rPr>
-              <w:t>× /</w:t>
-            </w:r>
-            <w:proofErr w:type="gramEnd"/>
-            <w:r>
-              <w:rPr>
-                <w:rFonts w:ascii="맑은 고딕" w:eastAsia="맑은 고딕" w:hAnsi="맑은 고딕" w:cs="맑은 고딕"/>
-                <w:color w:val="111827"/>
-                <w:sz w:val="19"/>
-                <w:szCs w:val="19"/>
-              </w:rPr>
-              <w:t xml:space="preserve"> Win Rate 20~35</w:t>
-            </w:r>
-            <w:proofErr w:type="gramStart"/>
-            <w:r>
-              <w:rPr>
-                <w:rFonts w:ascii="맑은 고딕" w:eastAsia="맑은 고딕" w:hAnsi="맑은 고딕" w:cs="맑은 고딕"/>
-                <w:color w:val="111827"/>
-                <w:sz w:val="19"/>
-                <w:szCs w:val="19"/>
-              </w:rPr>
-              <w:t>% /</w:t>
-            </w:r>
-            <w:proofErr w:type="gramEnd"/>
-            <w:r>
-              <w:rPr>
-                <w:rFonts w:ascii="맑은 고딕" w:eastAsia="맑은 고딕" w:hAnsi="맑은 고딕" w:cs="맑은 고딕"/>
-                <w:color w:val="111827"/>
-                <w:sz w:val="19"/>
-                <w:szCs w:val="19"/>
-              </w:rPr>
-              <w:t xml:space="preserve"> 쿼터 100%+</w:t>
+              <w:t>파이프라인 3~4× / Win Rate 20~35% / 쿼터 100%+</w:t>
             </w:r>
           </w:p>
         </w:tc>
@@ -7706,47 +6709,7 @@
                 <w:sz w:val="19"/>
                 <w:szCs w:val="19"/>
               </w:rPr>
-              <w:t xml:space="preserve">DORA 4 </w:t>
-            </w:r>
-            <w:proofErr w:type="spellStart"/>
-            <w:r>
-              <w:rPr>
-                <w:rFonts w:ascii="맑은 고딕" w:eastAsia="맑은 고딕" w:hAnsi="맑은 고딕" w:cs="맑은 고딕"/>
-                <w:color w:val="111827"/>
-                <w:sz w:val="19"/>
-                <w:szCs w:val="19"/>
-              </w:rPr>
-              <w:t>메트릭</w:t>
-            </w:r>
-            <w:proofErr w:type="spellEnd"/>
-            <w:r>
-              <w:rPr>
-                <w:rFonts w:ascii="맑은 고딕" w:eastAsia="맑은 고딕" w:hAnsi="맑은 고딕" w:cs="맑은 고딕"/>
-                <w:color w:val="111827"/>
-                <w:sz w:val="19"/>
-                <w:szCs w:val="19"/>
-              </w:rPr>
-              <w:t>(배포 빈도·</w:t>
-            </w:r>
-            <w:proofErr w:type="spellStart"/>
-            <w:r>
-              <w:rPr>
-                <w:rFonts w:ascii="맑은 고딕" w:eastAsia="맑은 고딕" w:hAnsi="맑은 고딕" w:cs="맑은 고딕"/>
-                <w:color w:val="111827"/>
-                <w:sz w:val="19"/>
-                <w:szCs w:val="19"/>
-              </w:rPr>
-              <w:t>CFR·MTTR·Lead</w:t>
-            </w:r>
-            <w:proofErr w:type="spellEnd"/>
-            <w:r>
-              <w:rPr>
-                <w:rFonts w:ascii="맑은 고딕" w:eastAsia="맑은 고딕" w:hAnsi="맑은 고딕" w:cs="맑은 고딕"/>
-                <w:color w:val="111827"/>
-                <w:sz w:val="19"/>
-                <w:szCs w:val="19"/>
-              </w:rPr>
-              <w:t xml:space="preserve"> Time) 필수</w:t>
+              <w:t>DORA 4 메트릭(배포 빈도·CFR·MTTR·Lead Time) 필수</w:t>
             </w:r>
           </w:p>
         </w:tc>
@@ -7772,27 +6735,7 @@
                 <w:sz w:val="19"/>
                 <w:szCs w:val="19"/>
               </w:rPr>
-              <w:t xml:space="preserve">DORA 4 </w:t>
-            </w:r>
-            <w:proofErr w:type="spellStart"/>
-            <w:r>
-              <w:rPr>
-                <w:rFonts w:ascii="맑은 고딕" w:eastAsia="맑은 고딕" w:hAnsi="맑은 고딕" w:cs="맑은 고딕"/>
-                <w:color w:val="111827"/>
-                <w:sz w:val="19"/>
-                <w:szCs w:val="19"/>
-              </w:rPr>
-              <w:t>메트릭</w:t>
-            </w:r>
-            <w:proofErr w:type="spellEnd"/>
-            <w:r>
-              <w:rPr>
-                <w:rFonts w:ascii="맑은 고딕" w:eastAsia="맑은 고딕" w:hAnsi="맑은 고딕" w:cs="맑은 고딕"/>
-                <w:color w:val="111827"/>
-                <w:sz w:val="19"/>
-                <w:szCs w:val="19"/>
-              </w:rPr>
-              <w:t xml:space="preserve"> 전사 KPI로 채택</w:t>
+              <w:t>DORA 4 메트릭 전사 KPI로 채택</w:t>
             </w:r>
           </w:p>
         </w:tc>
@@ -7846,47 +6789,7 @@
                 <w:sz w:val="19"/>
                 <w:szCs w:val="19"/>
               </w:rPr>
-              <w:t>SLO 99.9~99.99</w:t>
-            </w:r>
-            <w:proofErr w:type="gramStart"/>
-            <w:r>
-              <w:rPr>
-                <w:rFonts w:ascii="맑은 고딕" w:eastAsia="맑은 고딕" w:hAnsi="맑은 고딕" w:cs="맑은 고딕"/>
-                <w:color w:val="111827"/>
-                <w:sz w:val="19"/>
-                <w:szCs w:val="19"/>
-              </w:rPr>
-              <w:t>% /</w:t>
-            </w:r>
-            <w:proofErr w:type="gramEnd"/>
-            <w:r>
-              <w:rPr>
-                <w:rFonts w:ascii="맑은 고딕" w:eastAsia="맑은 고딕" w:hAnsi="맑은 고딕" w:cs="맑은 고딕"/>
-                <w:color w:val="111827"/>
-                <w:sz w:val="19"/>
-                <w:szCs w:val="19"/>
-              </w:rPr>
-              <w:t xml:space="preserve"> Error </w:t>
-            </w:r>
-            <w:proofErr w:type="gramStart"/>
-            <w:r>
-              <w:rPr>
-                <w:rFonts w:ascii="맑은 고딕" w:eastAsia="맑은 고딕" w:hAnsi="맑은 고딕" w:cs="맑은 고딕"/>
-                <w:color w:val="111827"/>
-                <w:sz w:val="19"/>
-                <w:szCs w:val="19"/>
-              </w:rPr>
-              <w:t>Budget /</w:t>
-            </w:r>
-            <w:proofErr w:type="gramEnd"/>
-            <w:r>
-              <w:rPr>
-                <w:rFonts w:ascii="맑은 고딕" w:eastAsia="맑은 고딕" w:hAnsi="맑은 고딕" w:cs="맑은 고딕"/>
-                <w:color w:val="111827"/>
-                <w:sz w:val="19"/>
-                <w:szCs w:val="19"/>
-              </w:rPr>
-              <w:t xml:space="preserve"> Toil 20% 이하</w:t>
+              <w:t>SLO 99.9~99.99% / Error Budget / Toil 20% 이하</w:t>
             </w:r>
           </w:p>
         </w:tc>
@@ -8025,31 +6928,7 @@
           <w:szCs w:val="28"/>
         </w:rPr>
         <w:lastRenderedPageBreak/>
-        <w:t>5</w:t>
-      </w:r>
-      <w:proofErr w:type="gramStart"/>
-      <w:r>
-        <w:rPr>
-          <w:rFonts w:ascii="맑은 고딕" w:eastAsia="맑은 고딕" w:hAnsi="맑은 고딕" w:cs="맑은 고딕"/>
-          <w:b/>
-          <w:bCs/>
-          <w:color w:val="0A1628"/>
-          <w:sz w:val="28"/>
-          <w:szCs w:val="28"/>
-        </w:rPr>
-        <w:t>부  국내</w:t>
-      </w:r>
-      <w:proofErr w:type="gramEnd"/>
-      <w:r>
-        <w:rPr>
-          <w:rFonts w:ascii="맑은 고딕" w:eastAsia="맑은 고딕" w:hAnsi="맑은 고딕" w:cs="맑은 고딕"/>
-          <w:b/>
-          <w:bCs/>
-          <w:color w:val="0A1628"/>
-          <w:sz w:val="28"/>
-          <w:szCs w:val="28"/>
-        </w:rPr>
-        <w:t xml:space="preserve"> 4개사 핵심 인사이트</w:t>
+        <w:t>5부  국내 4개사 핵심 인사이트</w:t>
       </w:r>
     </w:p>
     <w:p>
@@ -8072,7 +6951,6 @@
         </w:rPr>
         <w:t xml:space="preserve">⏱ "글로벌 수준을 </w:t>
       </w:r>
-      <w:proofErr w:type="spellStart"/>
       <w:r>
         <w:rPr>
           <w:rFonts w:ascii="맑은 고딕" w:eastAsia="맑은 고딕" w:hAnsi="맑은 고딕" w:cs="맑은 고딕" w:hint="eastAsia"/>
@@ -8080,7 +6958,6 @@
         </w:rPr>
         <w:t>엔키아</w:t>
       </w:r>
-      <w:proofErr w:type="spellEnd"/>
       <w:r>
         <w:rPr>
           <w:rFonts w:ascii="맑은 고딕" w:eastAsia="맑은 고딕" w:hAnsi="맑은 고딕" w:cs="맑은 고딕"/>
@@ -8112,31 +6989,7 @@
           <w:sz w:val="24"/>
           <w:szCs w:val="24"/>
         </w:rPr>
-        <w:t xml:space="preserve">5-1. </w:t>
-      </w:r>
-      <w:proofErr w:type="spellStart"/>
-      <w:r>
-        <w:rPr>
-          <w:rFonts w:ascii="맑은 고딕" w:eastAsia="맑은 고딕" w:hAnsi="맑은 고딕" w:cs="맑은 고딕"/>
-          <w:b/>
-          <w:bCs/>
-          <w:color w:val="0A1628"/>
-          <w:sz w:val="24"/>
-          <w:szCs w:val="24"/>
-        </w:rPr>
-        <w:t>더존비즈온</w:t>
-      </w:r>
-      <w:proofErr w:type="spellEnd"/>
-      <w:r>
-        <w:rPr>
-          <w:rFonts w:ascii="맑은 고딕" w:eastAsia="맑은 고딕" w:hAnsi="맑은 고딕" w:cs="맑은 고딕"/>
-          <w:b/>
-          <w:bCs/>
-          <w:color w:val="0A1628"/>
-          <w:sz w:val="24"/>
-          <w:szCs w:val="24"/>
-        </w:rPr>
-        <w:t xml:space="preserve"> — ERP·클라우드 B2B 영업 1위 (연결 매출 4,</w:t>
+        <w:t>5-1. 더존비즈온 — ERP·클라우드 B2B 영업 1위 (연결 매출 4,</w:t>
       </w:r>
       <w:r>
         <w:rPr>
@@ -8251,7 +7104,6 @@
             <w:pPr>
               <w:wordWrap/>
             </w:pPr>
-            <w:proofErr w:type="spellStart"/>
             <w:r>
               <w:rPr>
                 <w:rFonts w:ascii="맑은 고딕" w:eastAsia="맑은 고딕" w:hAnsi="맑은 고딕" w:cs="맑은 고딕"/>
@@ -8259,17 +7111,7 @@
                 <w:bCs/>
                 <w:color w:val="FFFFFF"/>
               </w:rPr>
-              <w:t>엔키아</w:t>
-            </w:r>
-            <w:proofErr w:type="spellEnd"/>
-            <w:r>
-              <w:rPr>
-                <w:rFonts w:ascii="맑은 고딕" w:eastAsia="맑은 고딕" w:hAnsi="맑은 고딕" w:cs="맑은 고딕"/>
-                <w:b/>
-                <w:bCs/>
-                <w:color w:val="FFFFFF"/>
-              </w:rPr>
-              <w:t xml:space="preserve"> 적용 포인트</w:t>
+              <w:t>엔키아 적용 포인트</w:t>
             </w:r>
           </w:p>
         </w:tc>
@@ -8323,39 +7165,8 @@
                 <w:sz w:val="19"/>
                 <w:szCs w:val="19"/>
               </w:rPr>
-              <w:t xml:space="preserve">월별 신규 계약 </w:t>
-            </w:r>
-            <w:proofErr w:type="spellStart"/>
-            <w:r>
-              <w:rPr>
-                <w:rFonts w:ascii="맑은 고딕" w:eastAsia="맑은 고딕" w:hAnsi="맑은 고딕" w:cs="맑은 고딕"/>
-                <w:color w:val="111827"/>
-                <w:sz w:val="19"/>
-                <w:szCs w:val="19"/>
-              </w:rPr>
-              <w:t>달성률</w:t>
-            </w:r>
-            <w:proofErr w:type="spellEnd"/>
-            <w:r>
-              <w:rPr>
-                <w:rFonts w:ascii="맑은 고딕" w:eastAsia="맑은 고딕" w:hAnsi="맑은 고딕" w:cs="맑은 고딕"/>
-                <w:color w:val="111827"/>
-                <w:sz w:val="19"/>
-                <w:szCs w:val="19"/>
-              </w:rPr>
-              <w:t xml:space="preserve"> · Renewal Rate · POC→계약 </w:t>
-            </w:r>
-            <w:proofErr w:type="spellStart"/>
-            <w:r>
-              <w:rPr>
-                <w:rFonts w:ascii="맑은 고딕" w:eastAsia="맑은 고딕" w:hAnsi="맑은 고딕" w:cs="맑은 고딕"/>
-                <w:color w:val="111827"/>
-                <w:sz w:val="19"/>
-                <w:szCs w:val="19"/>
-              </w:rPr>
-              <w:t>전환율</w:t>
-            </w:r>
-            <w:proofErr w:type="spellEnd"/>
+              <w:t>공공 입찰 180일 사이클을 감안해 '분기 내 신규 유망고객 확보 건수'를 Leading KPI로 반영</w:t>
+            </w:r>
           </w:p>
         </w:tc>
         <w:tc>
@@ -8380,7 +7191,7 @@
                 <w:sz w:val="19"/>
                 <w:szCs w:val="19"/>
               </w:rPr>
-              <w:t>공공 입찰 + 방문 영업 병행 구조 파악</w:t>
+              <w:t>공공·민간 통합 평균 120일 사이클을 감안해 '분기 내 신규 유망고객 확보 건수'를 Leading KPI로 반영</w:t>
             </w:r>
           </w:p>
         </w:tc>
@@ -8434,39 +7245,8 @@
                 <w:sz w:val="19"/>
                 <w:szCs w:val="19"/>
               </w:rPr>
-              <w:t xml:space="preserve">스프린트 </w:t>
-            </w:r>
-            <w:proofErr w:type="spellStart"/>
-            <w:r>
-              <w:rPr>
-                <w:rFonts w:ascii="맑은 고딕" w:eastAsia="맑은 고딕" w:hAnsi="맑은 고딕" w:cs="맑은 고딕"/>
-                <w:color w:val="111827"/>
-                <w:sz w:val="19"/>
-                <w:szCs w:val="19"/>
-              </w:rPr>
-              <w:t>완료율</w:t>
-            </w:r>
-            <w:proofErr w:type="spellEnd"/>
-            <w:r>
-              <w:rPr>
-                <w:rFonts w:ascii="맑은 고딕" w:eastAsia="맑은 고딕" w:hAnsi="맑은 고딕" w:cs="맑은 고딕"/>
-                <w:color w:val="111827"/>
-                <w:sz w:val="19"/>
-                <w:szCs w:val="19"/>
-              </w:rPr>
-              <w:t xml:space="preserve"> · 결함 밀도 · 납기 </w:t>
-            </w:r>
-            <w:proofErr w:type="spellStart"/>
-            <w:r>
-              <w:rPr>
-                <w:rFonts w:ascii="맑은 고딕" w:eastAsia="맑은 고딕" w:hAnsi="맑은 고딕" w:cs="맑은 고딕"/>
-                <w:color w:val="111827"/>
-                <w:sz w:val="19"/>
-                <w:szCs w:val="19"/>
-              </w:rPr>
-              <w:t>준수율</w:t>
-            </w:r>
-            <w:proofErr w:type="spellEnd"/>
+              <w:t>스프린트 완료율 · 결함 밀도 · 납기 준수율</w:t>
+            </w:r>
           </w:p>
         </w:tc>
         <w:tc>
@@ -8491,7 +7271,7 @@
                 <w:sz w:val="19"/>
                 <w:szCs w:val="19"/>
               </w:rPr>
-              <w:t>레거시 EMS + AI 신기능 동시 개발 도전과제 직접 반영</w:t>
+              <w:t>Polestar 신규 기능 개발 시 납기 준수율과 결함 밀도를 연구소 핵심 KPI로 반영</w:t>
             </w:r>
           </w:p>
         </w:tc>
@@ -8545,19 +7325,8 @@
                 <w:sz w:val="19"/>
                 <w:szCs w:val="19"/>
               </w:rPr>
-              <w:t xml:space="preserve">SLA 99.9%+ · MTTR · 예방 점검 </w:t>
-            </w:r>
-            <w:proofErr w:type="spellStart"/>
-            <w:r>
-              <w:rPr>
-                <w:rFonts w:ascii="맑은 고딕" w:eastAsia="맑은 고딕" w:hAnsi="맑은 고딕" w:cs="맑은 고딕"/>
-                <w:color w:val="111827"/>
-                <w:sz w:val="19"/>
-                <w:szCs w:val="19"/>
-              </w:rPr>
-              <w:t>완료율</w:t>
-            </w:r>
-            <w:proofErr w:type="spellEnd"/>
+              <w:t>SLA 99.9%+ · MTTR · 예방 점검 완료율</w:t>
+            </w:r>
           </w:p>
         </w:tc>
         <w:tc>
@@ -8582,7 +7351,7 @@
                 <w:sz w:val="19"/>
                 <w:szCs w:val="19"/>
               </w:rPr>
-              <w:t>365×24 관제 — ERP 고객사 13만개 가용성 압박 현실</w:t>
+              <w:t>고객사 Polestar 운영 환경의 SLA 기준과 MTTR 목표값 설계에 직접 반영</w:t>
             </w:r>
           </w:p>
         </w:tc>
@@ -8611,31 +7380,7 @@
           <w:sz w:val="24"/>
           <w:szCs w:val="24"/>
         </w:rPr>
-        <w:t xml:space="preserve">5-2. </w:t>
-      </w:r>
-      <w:proofErr w:type="spellStart"/>
-      <w:r>
-        <w:rPr>
-          <w:rFonts w:ascii="맑은 고딕" w:eastAsia="맑은 고딕" w:hAnsi="맑은 고딕" w:cs="맑은 고딕"/>
-          <w:b/>
-          <w:bCs/>
-          <w:color w:val="0A1628"/>
-          <w:sz w:val="24"/>
-          <w:szCs w:val="24"/>
-        </w:rPr>
-        <w:t>티맥스소프트</w:t>
-      </w:r>
-      <w:proofErr w:type="spellEnd"/>
-      <w:r>
-        <w:rPr>
-          <w:rFonts w:ascii="맑은 고딕" w:eastAsia="맑은 고딕" w:hAnsi="맑은 고딕" w:cs="맑은 고딕"/>
-          <w:b/>
-          <w:bCs/>
-          <w:color w:val="0A1628"/>
-          <w:sz w:val="24"/>
-          <w:szCs w:val="24"/>
-        </w:rPr>
-        <w:t xml:space="preserve"> — 미들웨어·AIOps(TEM) 개발사</w:t>
+        <w:t>5-2. 티맥스소프트 — 미들웨어·AIOps(TEM) 개발사</w:t>
       </w:r>
     </w:p>
     <w:tbl>
@@ -8728,7 +7473,6 @@
             <w:pPr>
               <w:wordWrap/>
             </w:pPr>
-            <w:proofErr w:type="spellStart"/>
             <w:r>
               <w:rPr>
                 <w:rFonts w:ascii="맑은 고딕" w:eastAsia="맑은 고딕" w:hAnsi="맑은 고딕" w:cs="맑은 고딕"/>
@@ -8736,17 +7480,7 @@
                 <w:bCs/>
                 <w:color w:val="FFFFFF"/>
               </w:rPr>
-              <w:t>엔키아</w:t>
-            </w:r>
-            <w:proofErr w:type="spellEnd"/>
-            <w:r>
-              <w:rPr>
-                <w:rFonts w:ascii="맑은 고딕" w:eastAsia="맑은 고딕" w:hAnsi="맑은 고딕" w:cs="맑은 고딕"/>
-                <w:b/>
-                <w:bCs/>
-                <w:color w:val="FFFFFF"/>
-              </w:rPr>
-              <w:t xml:space="preserve"> 적용 포인트</w:t>
+              <w:t>엔키아 적용 포인트</w:t>
             </w:r>
           </w:p>
         </w:tc>
@@ -8793,37 +7527,15 @@
             <w:pPr>
               <w:wordWrap/>
             </w:pPr>
-            <w:proofErr w:type="spellStart"/>
-            <w:r>
-              <w:rPr>
-                <w:rFonts w:ascii="맑은 고딕" w:eastAsia="맑은 고딕" w:hAnsi="맑은 고딕" w:cs="맑은 고딕"/>
-                <w:color w:val="111827"/>
-                <w:sz w:val="19"/>
-                <w:szCs w:val="19"/>
-              </w:rPr>
-              <w:t>Winback</w:t>
-            </w:r>
-            <w:proofErr w:type="spellEnd"/>
-            <w:r>
-              <w:rPr>
-                <w:rFonts w:ascii="맑은 고딕" w:eastAsia="맑은 고딕" w:hAnsi="맑은 고딕" w:cs="맑은 고딕"/>
-                <w:color w:val="111827"/>
-                <w:sz w:val="19"/>
-                <w:szCs w:val="19"/>
-              </w:rPr>
-              <w:t xml:space="preserve"> 건수 · 해외 수주 비중 · 유지보수 </w:t>
-            </w:r>
-            <w:proofErr w:type="spellStart"/>
-            <w:r>
-              <w:rPr>
-                <w:rFonts w:ascii="맑은 고딕" w:eastAsia="맑은 고딕" w:hAnsi="맑은 고딕" w:cs="맑은 고딕"/>
-                <w:color w:val="111827"/>
-                <w:sz w:val="19"/>
-                <w:szCs w:val="19"/>
-              </w:rPr>
-              <w:t>갱신율</w:t>
-            </w:r>
-            <w:proofErr w:type="spellEnd"/>
+            <w:r>
+              <w:rPr>
+                <w:rFonts w:ascii="맑은 고딕" w:eastAsia="맑은 고딕" w:hAnsi="맑은 고딕" w:cs="맑은 고딕"/>
+                <w:color w:val="111827"/>
+                <w:sz w:val="19"/>
+                <w:szCs w:val="19"/>
+              </w:rPr>
+              <w:t>Winback 건수 · 해외 수주 비중 · 유지보수 갱신율</w:t>
+            </w:r>
           </w:p>
         </w:tc>
         <w:tc>
@@ -8848,27 +7560,7 @@
                 <w:sz w:val="19"/>
                 <w:szCs w:val="19"/>
               </w:rPr>
-              <w:t>경쟁사 제품 대체 수주(</w:t>
-            </w:r>
-            <w:proofErr w:type="spellStart"/>
-            <w:r>
-              <w:rPr>
-                <w:rFonts w:ascii="맑은 고딕" w:eastAsia="맑은 고딕" w:hAnsi="맑은 고딕" w:cs="맑은 고딕"/>
-                <w:color w:val="111827"/>
-                <w:sz w:val="19"/>
-                <w:szCs w:val="19"/>
-              </w:rPr>
-              <w:t>Winback</w:t>
-            </w:r>
-            <w:proofErr w:type="spellEnd"/>
-            <w:r>
-              <w:rPr>
-                <w:rFonts w:ascii="맑은 고딕" w:eastAsia="맑은 고딕" w:hAnsi="맑은 고딕" w:cs="맑은 고딕"/>
-                <w:color w:val="111827"/>
-                <w:sz w:val="19"/>
-                <w:szCs w:val="19"/>
-              </w:rPr>
-              <w:t>) 건수 별도 추적</w:t>
+              <w:t>경쟁사 제품 대체 수주(Winback) 건수 별도 추적</w:t>
             </w:r>
           </w:p>
         </w:tc>
@@ -9002,19 +7694,8 @@
                 <w:sz w:val="19"/>
                 <w:szCs w:val="19"/>
               </w:rPr>
-              <w:t xml:space="preserve">개발·QA 환경 가용성 · 보안 취약점 패치 </w:t>
-            </w:r>
-            <w:proofErr w:type="spellStart"/>
-            <w:r>
-              <w:rPr>
-                <w:rFonts w:ascii="맑은 고딕" w:eastAsia="맑은 고딕" w:hAnsi="맑은 고딕" w:cs="맑은 고딕"/>
-                <w:color w:val="111827"/>
-                <w:sz w:val="19"/>
-                <w:szCs w:val="19"/>
-              </w:rPr>
-              <w:t>적기율</w:t>
-            </w:r>
-            <w:proofErr w:type="spellEnd"/>
+              <w:t>개발·QA 환경 가용성 · 보안 취약점 패치 적기율</w:t>
+            </w:r>
           </w:p>
         </w:tc>
         <w:tc>
@@ -9074,31 +7755,7 @@
           <w:sz w:val="24"/>
           <w:szCs w:val="24"/>
         </w:rPr>
-        <w:t xml:space="preserve">5-3. </w:t>
-      </w:r>
-      <w:proofErr w:type="spellStart"/>
-      <w:r>
-        <w:rPr>
-          <w:rFonts w:ascii="맑은 고딕" w:eastAsia="맑은 고딕" w:hAnsi="맑은 고딕" w:cs="맑은 고딕"/>
-          <w:b/>
-          <w:bCs/>
-          <w:color w:val="0A1628"/>
-          <w:sz w:val="24"/>
-          <w:szCs w:val="24"/>
-        </w:rPr>
-        <w:t>가비아</w:t>
-      </w:r>
-      <w:proofErr w:type="spellEnd"/>
-      <w:r>
-        <w:rPr>
-          <w:rFonts w:ascii="맑은 고딕" w:eastAsia="맑은 고딕" w:hAnsi="맑은 고딕" w:cs="맑은 고딕"/>
-          <w:b/>
-          <w:bCs/>
-          <w:color w:val="0A1628"/>
-          <w:sz w:val="24"/>
-          <w:szCs w:val="24"/>
-        </w:rPr>
-        <w:t xml:space="preserve"> — IDC·클라우드 운영 전문</w:t>
+        <w:t>5-3. 가비아 — IDC·클라우드 운영 전문</w:t>
       </w:r>
     </w:p>
     <w:tbl>
@@ -9191,7 +7848,6 @@
             <w:pPr>
               <w:wordWrap/>
             </w:pPr>
-            <w:proofErr w:type="spellStart"/>
             <w:r>
               <w:rPr>
                 <w:rFonts w:ascii="맑은 고딕" w:eastAsia="맑은 고딕" w:hAnsi="맑은 고딕" w:cs="맑은 고딕"/>
@@ -9199,17 +7855,7 @@
                 <w:bCs/>
                 <w:color w:val="FFFFFF"/>
               </w:rPr>
-              <w:t>엔키아</w:t>
-            </w:r>
-            <w:proofErr w:type="spellEnd"/>
-            <w:r>
-              <w:rPr>
-                <w:rFonts w:ascii="맑은 고딕" w:eastAsia="맑은 고딕" w:hAnsi="맑은 고딕" w:cs="맑은 고딕"/>
-                <w:b/>
-                <w:bCs/>
-                <w:color w:val="FFFFFF"/>
-              </w:rPr>
-              <w:t xml:space="preserve"> 적용 포인트</w:t>
+              <w:t>엔키아 적용 포인트</w:t>
             </w:r>
           </w:p>
         </w:tc>
@@ -9263,39 +7909,8 @@
                 <w:sz w:val="19"/>
                 <w:szCs w:val="19"/>
               </w:rPr>
-              <w:t xml:space="preserve">공공 입찰 </w:t>
-            </w:r>
-            <w:proofErr w:type="spellStart"/>
-            <w:r>
-              <w:rPr>
-                <w:rFonts w:ascii="맑은 고딕" w:eastAsia="맑은 고딕" w:hAnsi="맑은 고딕" w:cs="맑은 고딕"/>
-                <w:color w:val="111827"/>
-                <w:sz w:val="19"/>
-                <w:szCs w:val="19"/>
-              </w:rPr>
-              <w:t>수주율</w:t>
-            </w:r>
-            <w:proofErr w:type="spellEnd"/>
-            <w:r>
-              <w:rPr>
-                <w:rFonts w:ascii="맑은 고딕" w:eastAsia="맑은 고딕" w:hAnsi="맑은 고딕" w:cs="맑은 고딕"/>
-                <w:color w:val="111827"/>
-                <w:sz w:val="19"/>
-                <w:szCs w:val="19"/>
-              </w:rPr>
-              <w:t xml:space="preserve"> · 신규 파트너 계약 건수 · Churn Rate </w:t>
-            </w:r>
-            <w:proofErr w:type="spellStart"/>
-            <w:r>
-              <w:rPr>
-                <w:rFonts w:ascii="맑은 고딕" w:eastAsia="맑은 고딕" w:hAnsi="맑은 고딕" w:cs="맑은 고딕"/>
-                <w:color w:val="111827"/>
-                <w:sz w:val="19"/>
-                <w:szCs w:val="19"/>
-              </w:rPr>
-              <w:t>역지표</w:t>
-            </w:r>
-            <w:proofErr w:type="spellEnd"/>
+              <w:t>공공 입찰 수주율 · 신규 파트너 계약 건수 · Churn Rate 역지표</w:t>
+            </w:r>
           </w:p>
         </w:tc>
         <w:tc>
@@ -9480,27 +8095,7 @@
                 <w:sz w:val="19"/>
                 <w:szCs w:val="19"/>
               </w:rPr>
-              <w:t xml:space="preserve">기술 지원 품질 지표의 현실적 </w:t>
-            </w:r>
-            <w:proofErr w:type="spellStart"/>
-            <w:r>
-              <w:rPr>
-                <w:rFonts w:ascii="맑은 고딕" w:eastAsia="맑은 고딕" w:hAnsi="맑은 고딕" w:cs="맑은 고딕"/>
-                <w:color w:val="111827"/>
-                <w:sz w:val="19"/>
-                <w:szCs w:val="19"/>
-              </w:rPr>
-              <w:t>목표값</w:t>
-            </w:r>
-            <w:proofErr w:type="spellEnd"/>
-            <w:r>
-              <w:rPr>
-                <w:rFonts w:ascii="맑은 고딕" w:eastAsia="맑은 고딕" w:hAnsi="맑은 고딕" w:cs="맑은 고딕"/>
-                <w:color w:val="111827"/>
-                <w:sz w:val="19"/>
-                <w:szCs w:val="19"/>
-              </w:rPr>
-              <w:t>(CSAT 4.0+)</w:t>
+              <w:t>기술 지원 품질 지표의 현실적 목표값(CSAT 4.0+)</w:t>
             </w:r>
           </w:p>
         </w:tc>
@@ -9522,9 +8117,6 @@
       <w:pPr>
         <w:wordWrap/>
         <w:spacing w:after="120"/>
-        <w:rPr>
-          <w:rFonts w:hint="eastAsia"/>
-        </w:rPr>
       </w:pPr>
     </w:p>
     <w:p>
@@ -9544,32 +8136,7 @@
           <w:sz w:val="24"/>
           <w:szCs w:val="24"/>
         </w:rPr>
-        <w:lastRenderedPageBreak/>
-        <w:t xml:space="preserve">5-4. </w:t>
-      </w:r>
-      <w:proofErr w:type="spellStart"/>
-      <w:r>
-        <w:rPr>
-          <w:rFonts w:ascii="맑은 고딕" w:eastAsia="맑은 고딕" w:hAnsi="맑은 고딕" w:cs="맑은 고딕"/>
-          <w:b/>
-          <w:bCs/>
-          <w:color w:val="0A1628"/>
-          <w:sz w:val="24"/>
-          <w:szCs w:val="24"/>
-        </w:rPr>
-        <w:t>카카오엔터프라이즈</w:t>
-      </w:r>
-      <w:proofErr w:type="spellEnd"/>
-      <w:r>
-        <w:rPr>
-          <w:rFonts w:ascii="맑은 고딕" w:eastAsia="맑은 고딕" w:hAnsi="맑은 고딕" w:cs="맑은 고딕"/>
-          <w:b/>
-          <w:bCs/>
-          <w:color w:val="0A1628"/>
-          <w:sz w:val="24"/>
-          <w:szCs w:val="24"/>
-        </w:rPr>
-        <w:t xml:space="preserve"> — AI·클라우드 SRE 문화</w:t>
+        <w:t>5-4. 카카오엔터프라이즈 — AI·클라우드 SRE 문화</w:t>
       </w:r>
     </w:p>
     <w:tbl>
@@ -9662,7 +8229,6 @@
             <w:pPr>
               <w:wordWrap/>
             </w:pPr>
-            <w:proofErr w:type="spellStart"/>
             <w:r>
               <w:rPr>
                 <w:rFonts w:ascii="맑은 고딕" w:eastAsia="맑은 고딕" w:hAnsi="맑은 고딕" w:cs="맑은 고딕"/>
@@ -9670,17 +8236,7 @@
                 <w:bCs/>
                 <w:color w:val="FFFFFF"/>
               </w:rPr>
-              <w:t>엔키아</w:t>
-            </w:r>
-            <w:proofErr w:type="spellEnd"/>
-            <w:r>
-              <w:rPr>
-                <w:rFonts w:ascii="맑은 고딕" w:eastAsia="맑은 고딕" w:hAnsi="맑은 고딕" w:cs="맑은 고딕"/>
-                <w:b/>
-                <w:bCs/>
-                <w:color w:val="FFFFFF"/>
-              </w:rPr>
-              <w:t xml:space="preserve"> 적용 포인트</w:t>
+              <w:t>엔키아 적용 포인트</w:t>
             </w:r>
           </w:p>
         </w:tc>
@@ -9814,47 +8370,7 @@
                 <w:sz w:val="19"/>
                 <w:szCs w:val="19"/>
               </w:rPr>
-              <w:t xml:space="preserve">SLA </w:t>
-            </w:r>
-            <w:proofErr w:type="spellStart"/>
-            <w:r>
-              <w:rPr>
-                <w:rFonts w:ascii="맑은 고딕" w:eastAsia="맑은 고딕" w:hAnsi="맑은 고딕" w:cs="맑은 고딕"/>
-                <w:color w:val="111827"/>
-                <w:sz w:val="19"/>
-                <w:szCs w:val="19"/>
-              </w:rPr>
-              <w:t>달성률</w:t>
-            </w:r>
-            <w:proofErr w:type="spellEnd"/>
-            <w:r>
-              <w:rPr>
-                <w:rFonts w:ascii="맑은 고딕" w:eastAsia="맑은 고딕" w:hAnsi="맑은 고딕" w:cs="맑은 고딕"/>
-                <w:color w:val="111827"/>
-                <w:sz w:val="19"/>
-                <w:szCs w:val="19"/>
-              </w:rPr>
-              <w:t xml:space="preserve"> · P99 </w:t>
-            </w:r>
-            <w:proofErr w:type="spellStart"/>
-            <w:r>
-              <w:rPr>
-                <w:rFonts w:ascii="맑은 고딕" w:eastAsia="맑은 고딕" w:hAnsi="맑은 고딕" w:cs="맑은 고딕"/>
-                <w:color w:val="111827"/>
-                <w:sz w:val="19"/>
-                <w:szCs w:val="19"/>
-              </w:rPr>
-              <w:t>레이턴시</w:t>
-            </w:r>
-            <w:proofErr w:type="spellEnd"/>
-            <w:r>
-              <w:rPr>
-                <w:rFonts w:ascii="맑은 고딕" w:eastAsia="맑은 고딕" w:hAnsi="맑은 고딕" w:cs="맑은 고딕"/>
-                <w:color w:val="111827"/>
-                <w:sz w:val="19"/>
-                <w:szCs w:val="19"/>
-              </w:rPr>
-              <w:t xml:space="preserve"> · GPU 클러스터 활용률</w:t>
+              <w:t>SLA 달성률 · P99 레이턴시 · GPU 클러스터 활용률</w:t>
             </w:r>
           </w:p>
         </w:tc>
@@ -9880,27 +8396,7 @@
                 <w:sz w:val="19"/>
                 <w:szCs w:val="19"/>
               </w:rPr>
-              <w:t xml:space="preserve">고가용성·성능 지표의 기술적 </w:t>
-            </w:r>
-            <w:proofErr w:type="spellStart"/>
-            <w:r>
-              <w:rPr>
-                <w:rFonts w:ascii="맑은 고딕" w:eastAsia="맑은 고딕" w:hAnsi="맑은 고딕" w:cs="맑은 고딕"/>
-                <w:color w:val="111827"/>
-                <w:sz w:val="19"/>
-                <w:szCs w:val="19"/>
-              </w:rPr>
-              <w:t>목표값</w:t>
-            </w:r>
-            <w:proofErr w:type="spellEnd"/>
-            <w:r>
-              <w:rPr>
-                <w:rFonts w:ascii="맑은 고딕" w:eastAsia="맑은 고딕" w:hAnsi="맑은 고딕" w:cs="맑은 고딕"/>
-                <w:color w:val="111827"/>
-                <w:sz w:val="19"/>
-                <w:szCs w:val="19"/>
-              </w:rPr>
-              <w:t xml:space="preserve"> 참고</w:t>
+              <w:t>고가용성·성능 지표의 기술적 목표값 참고</w:t>
             </w:r>
           </w:p>
         </w:tc>
@@ -9947,25 +8443,14 @@
             <w:pPr>
               <w:wordWrap/>
             </w:pPr>
-            <w:proofErr w:type="spellStart"/>
-            <w:r>
-              <w:rPr>
-                <w:rFonts w:ascii="맑은 고딕" w:eastAsia="맑은 고딕" w:hAnsi="맑은 고딕" w:cs="맑은 고딕"/>
-                <w:color w:val="111827"/>
-                <w:sz w:val="19"/>
-                <w:szCs w:val="19"/>
-              </w:rPr>
-              <w:t>IaC</w:t>
-            </w:r>
-            <w:proofErr w:type="spellEnd"/>
-            <w:r>
-              <w:rPr>
-                <w:rFonts w:ascii="맑은 고딕" w:eastAsia="맑은 고딕" w:hAnsi="맑은 고딕" w:cs="맑은 고딕"/>
-                <w:color w:val="111827"/>
-                <w:sz w:val="19"/>
-                <w:szCs w:val="19"/>
-              </w:rPr>
-              <w:t xml:space="preserve"> 자동화율 · B2B CSAT · 하이브리드 비용 효율</w:t>
+            <w:r>
+              <w:rPr>
+                <w:rFonts w:ascii="맑은 고딕" w:eastAsia="맑은 고딕" w:hAnsi="맑은 고딕" w:cs="맑은 고딕"/>
+                <w:color w:val="111827"/>
+                <w:sz w:val="19"/>
+                <w:szCs w:val="19"/>
+              </w:rPr>
+              <w:t>IaC 자동화율 · B2B CSAT · 하이브리드 비용 효율</w:t>
             </w:r>
           </w:p>
         </w:tc>
@@ -10041,23 +8526,7 @@
           <w:rFonts w:ascii="맑은 고딕" w:eastAsia="맑은 고딕" w:hAnsi="맑은 고딕" w:cs="맑은 고딕"/>
           <w:color w:val="0A1628"/>
         </w:rPr>
-        <w:t xml:space="preserve">🇰🇷 한국 B2B IT 시장 특수성: 공공 입찰(나라장터) · </w:t>
-      </w:r>
-      <w:proofErr w:type="spellStart"/>
-      <w:r>
-        <w:rPr>
-          <w:rFonts w:ascii="맑은 고딕" w:eastAsia="맑은 고딕" w:hAnsi="맑은 고딕" w:cs="맑은 고딕"/>
-          <w:color w:val="0A1628"/>
-        </w:rPr>
-        <w:t>망분리</w:t>
-      </w:r>
-      <w:proofErr w:type="spellEnd"/>
-      <w:r>
-        <w:rPr>
-          <w:rFonts w:ascii="맑은 고딕" w:eastAsia="맑은 고딕" w:hAnsi="맑은 고딕" w:cs="맑은 고딕"/>
-          <w:color w:val="0A1628"/>
-        </w:rPr>
-        <w:t xml:space="preserve"> · GS 인증 · 긴 의사결정 주기(공공 120~180일) · 레퍼런스 기반 영업 구조는 글로벌 KPI를 그대로 적용할 수 없는 맥락입니다. 이 격차를 조정하는 것이 이번 설계의 핵심 작업이었습니다.</w:t>
+        <w:t>🇰🇷 한국 B2B IT 시장 특수성: 공공 입찰(나라장터) · 망분리 · GS 인증 · 긴 의사결정 주기(공공 120~180일) · 레퍼런스 기반 영업 구조는 글로벌 KPI를 그대로 적용할 수 없는 맥락입니다. 이 격차를 조정하는 것이 이번 설계의 핵심 작업이었습니다.</w:t>
       </w:r>
     </w:p>
     <w:p>
@@ -10083,44 +8552,7 @@
           <w:sz w:val="28"/>
           <w:szCs w:val="28"/>
         </w:rPr>
-        <w:t>6</w:t>
-      </w:r>
-      <w:proofErr w:type="gramStart"/>
-      <w:r>
-        <w:rPr>
-          <w:rFonts w:ascii="맑은 고딕" w:eastAsia="맑은 고딕" w:hAnsi="맑은 고딕" w:cs="맑은 고딕"/>
-          <w:b/>
-          <w:bCs/>
-          <w:color w:val="0A1628"/>
-          <w:sz w:val="28"/>
-          <w:szCs w:val="28"/>
-        </w:rPr>
-        <w:t xml:space="preserve">부  </w:t>
-      </w:r>
-      <w:proofErr w:type="spellStart"/>
-      <w:r>
-        <w:rPr>
-          <w:rFonts w:ascii="맑은 고딕" w:eastAsia="맑은 고딕" w:hAnsi="맑은 고딕" w:cs="맑은 고딕"/>
-          <w:b/>
-          <w:bCs/>
-          <w:color w:val="0A1628"/>
-          <w:sz w:val="28"/>
-          <w:szCs w:val="28"/>
-        </w:rPr>
-        <w:t>엔키아</w:t>
-      </w:r>
-      <w:proofErr w:type="spellEnd"/>
-      <w:proofErr w:type="gramEnd"/>
-      <w:r>
-        <w:rPr>
-          <w:rFonts w:ascii="맑은 고딕" w:eastAsia="맑은 고딕" w:hAnsi="맑은 고딕" w:cs="맑은 고딕"/>
-          <w:b/>
-          <w:bCs/>
-          <w:color w:val="0A1628"/>
-          <w:sz w:val="28"/>
-          <w:szCs w:val="28"/>
-        </w:rPr>
-        <w:t xml:space="preserve"> 컨텍스트 적용</w:t>
+        <w:t>6부  엔키아 컨텍스트 적용</w:t>
       </w:r>
     </w:p>
     <w:p>
@@ -10141,23 +8573,7 @@
           <w:rFonts w:ascii="맑은 고딕" w:eastAsia="맑은 고딕" w:hAnsi="맑은 고딕" w:cs="맑은 고딕"/>
           <w:color w:val="0A1628"/>
         </w:rPr>
-        <w:t xml:space="preserve">⏱ "글로벌 기준을 </w:t>
-      </w:r>
-      <w:proofErr w:type="spellStart"/>
-      <w:r>
-        <w:rPr>
-          <w:rFonts w:ascii="맑은 고딕" w:eastAsia="맑은 고딕" w:hAnsi="맑은 고딕" w:cs="맑은 고딕"/>
-          <w:color w:val="0A1628"/>
-        </w:rPr>
-        <w:t>엔키아</w:t>
-      </w:r>
-      <w:proofErr w:type="spellEnd"/>
-      <w:r>
-        <w:rPr>
-          <w:rFonts w:ascii="맑은 고딕" w:eastAsia="맑은 고딕" w:hAnsi="맑은 고딕" w:cs="맑은 고딕"/>
-          <w:color w:val="0A1628"/>
-        </w:rPr>
-        <w:t xml:space="preserve"> 현실에 맞게 조정한 과정입니다."</w:t>
+        <w:t>⏱ "글로벌 기준을 엔키아 현실에 맞게 조정한 과정입니다."</w:t>
       </w:r>
     </w:p>
     <w:p>
@@ -10189,31 +8605,7 @@
           <w:sz w:val="24"/>
           <w:szCs w:val="24"/>
         </w:rPr>
-        <w:t xml:space="preserve">6-1. </w:t>
-      </w:r>
-      <w:proofErr w:type="spellStart"/>
-      <w:r>
-        <w:rPr>
-          <w:rFonts w:ascii="맑은 고딕" w:eastAsia="맑은 고딕" w:hAnsi="맑은 고딕" w:cs="맑은 고딕"/>
-          <w:b/>
-          <w:bCs/>
-          <w:color w:val="0A1628"/>
-          <w:sz w:val="24"/>
-          <w:szCs w:val="24"/>
-        </w:rPr>
-        <w:t>엔키아</w:t>
-      </w:r>
-      <w:proofErr w:type="spellEnd"/>
-      <w:r>
-        <w:rPr>
-          <w:rFonts w:ascii="맑은 고딕" w:eastAsia="맑은 고딕" w:hAnsi="맑은 고딕" w:cs="맑은 고딕"/>
-          <w:b/>
-          <w:bCs/>
-          <w:color w:val="0A1628"/>
-          <w:sz w:val="24"/>
-          <w:szCs w:val="24"/>
-        </w:rPr>
-        <w:t>(NKIA) 기업 프로파일</w:t>
+        <w:t>6-1. 엔키아(NKIA) 기업 프로파일</w:t>
       </w:r>
     </w:p>
     <w:tbl>
@@ -10466,27 +8858,7 @@
                 <w:sz w:val="19"/>
                 <w:szCs w:val="19"/>
               </w:rPr>
-              <w:t xml:space="preserve">경기 성남시 분당구 </w:t>
-            </w:r>
-            <w:proofErr w:type="spellStart"/>
-            <w:r>
-              <w:rPr>
-                <w:rFonts w:ascii="맑은 고딕" w:eastAsia="맑은 고딕" w:hAnsi="맑은 고딕" w:cs="맑은 고딕"/>
-                <w:color w:val="111827"/>
-                <w:sz w:val="19"/>
-                <w:szCs w:val="19"/>
-              </w:rPr>
-              <w:t>대왕판교로</w:t>
-            </w:r>
-            <w:proofErr w:type="spellEnd"/>
-            <w:r>
-              <w:rPr>
-                <w:rFonts w:ascii="맑은 고딕" w:eastAsia="맑은 고딕" w:hAnsi="맑은 고딕" w:cs="맑은 고딕"/>
-                <w:color w:val="111827"/>
-                <w:sz w:val="19"/>
-                <w:szCs w:val="19"/>
-              </w:rPr>
-              <w:t xml:space="preserve"> 660, B동 10층</w:t>
+              <w:t>경기 성남시 분당구 대왕판교로 660, B동 10층</w:t>
             </w:r>
           </w:p>
         </w:tc>
@@ -10615,7 +8987,6 @@
             <w:pPr>
               <w:wordWrap/>
             </w:pPr>
-            <w:proofErr w:type="spellStart"/>
             <w:r>
               <w:rPr>
                 <w:rFonts w:ascii="맑은 고딕" w:eastAsia="맑은 고딕" w:hAnsi="맑은 고딕" w:cs="맑은 고딕"/>
@@ -10625,7 +8996,6 @@
               </w:rPr>
               <w:t>고객군</w:t>
             </w:r>
-            <w:proofErr w:type="spellEnd"/>
           </w:p>
         </w:tc>
         <w:tc>
@@ -10643,65 +9013,14 @@
             <w:pPr>
               <w:wordWrap/>
             </w:pPr>
-            <w:proofErr w:type="gramStart"/>
-            <w:r>
-              <w:rPr>
-                <w:rFonts w:ascii="맑은 고딕" w:eastAsia="맑은 고딕" w:hAnsi="맑은 고딕" w:cs="맑은 고딕"/>
-                <w:color w:val="111827"/>
-                <w:sz w:val="19"/>
-                <w:szCs w:val="19"/>
-              </w:rPr>
-              <w:t>공공기관 /</w:t>
-            </w:r>
-            <w:proofErr w:type="gramEnd"/>
-            <w:r>
-              <w:rPr>
-                <w:rFonts w:ascii="맑은 고딕" w:eastAsia="맑은 고딕" w:hAnsi="맑은 고딕" w:cs="맑은 고딕"/>
-                <w:color w:val="111827"/>
-                <w:sz w:val="19"/>
-                <w:szCs w:val="19"/>
-              </w:rPr>
-              <w:t xml:space="preserve"> </w:t>
-            </w:r>
-            <w:proofErr w:type="gramStart"/>
-            <w:r>
-              <w:rPr>
-                <w:rFonts w:ascii="맑은 고딕" w:eastAsia="맑은 고딕" w:hAnsi="맑은 고딕" w:cs="맑은 고딕"/>
-                <w:color w:val="111827"/>
-                <w:sz w:val="19"/>
-                <w:szCs w:val="19"/>
-              </w:rPr>
-              <w:t>금융기관 /</w:t>
-            </w:r>
-            <w:proofErr w:type="gramEnd"/>
-            <w:r>
-              <w:rPr>
-                <w:rFonts w:ascii="맑은 고딕" w:eastAsia="맑은 고딕" w:hAnsi="맑은 고딕" w:cs="맑은 고딕"/>
-                <w:color w:val="111827"/>
-                <w:sz w:val="19"/>
-                <w:szCs w:val="19"/>
-              </w:rPr>
-              <w:t xml:space="preserve"> </w:t>
-            </w:r>
-            <w:proofErr w:type="gramStart"/>
-            <w:r>
-              <w:rPr>
-                <w:rFonts w:ascii="맑은 고딕" w:eastAsia="맑은 고딕" w:hAnsi="맑은 고딕" w:cs="맑은 고딕"/>
-                <w:color w:val="111827"/>
-                <w:sz w:val="19"/>
-                <w:szCs w:val="19"/>
-              </w:rPr>
-              <w:t>민간기업 /</w:t>
-            </w:r>
-            <w:proofErr w:type="gramEnd"/>
-            <w:r>
-              <w:rPr>
-                <w:rFonts w:ascii="맑은 고딕" w:eastAsia="맑은 고딕" w:hAnsi="맑은 고딕" w:cs="맑은 고딕"/>
-                <w:color w:val="111827"/>
-                <w:sz w:val="19"/>
-                <w:szCs w:val="19"/>
-              </w:rPr>
-              <w:t xml:space="preserve"> IoT(WSS)</w:t>
+            <w:r>
+              <w:rPr>
+                <w:rFonts w:ascii="맑은 고딕" w:eastAsia="맑은 고딕" w:hAnsi="맑은 고딕" w:cs="맑은 고딕"/>
+                <w:color w:val="111827"/>
+                <w:sz w:val="19"/>
+                <w:szCs w:val="19"/>
+              </w:rPr>
+              <w:t>공공기관 / 금융기관 / 민간기업 / IoT(WSS)</w:t>
             </w:r>
           </w:p>
         </w:tc>
@@ -10755,27 +9074,7 @@
                 <w:sz w:val="19"/>
                 <w:szCs w:val="19"/>
               </w:rPr>
-              <w:t>국내 EMS/AIOps 중견 전문 벤더 — 글로벌 대형 플랫폼 대비 "국산 맞춤형"</w:t>
-            </w:r>
-            <w:proofErr w:type="spellStart"/>
-            <w:r>
-              <w:rPr>
-                <w:rFonts w:ascii="맑은 고딕" w:eastAsia="맑은 고딕" w:hAnsi="맑은 고딕" w:cs="맑은 고딕"/>
-                <w:color w:val="111827"/>
-                <w:sz w:val="19"/>
-                <w:szCs w:val="19"/>
-              </w:rPr>
-              <w:t>으로</w:t>
-            </w:r>
-            <w:proofErr w:type="spellEnd"/>
-            <w:r>
-              <w:rPr>
-                <w:rFonts w:ascii="맑은 고딕" w:eastAsia="맑은 고딕" w:hAnsi="맑은 고딕" w:cs="맑은 고딕"/>
-                <w:color w:val="111827"/>
-                <w:sz w:val="19"/>
-                <w:szCs w:val="19"/>
-              </w:rPr>
-              <w:t xml:space="preserve"> 차별화</w:t>
+              <w:t>국내 EMS/AIOps 중견 전문 벤더 — 글로벌 대형 플랫폼 대비 "국산 맞춤형"으로 차별화</w:t>
             </w:r>
           </w:p>
         </w:tc>
@@ -10823,31 +9122,7 @@
           <w:szCs w:val="24"/>
         </w:rPr>
         <w:lastRenderedPageBreak/>
-        <w:t xml:space="preserve">6-2. 글로벌 기준 → </w:t>
-      </w:r>
-      <w:proofErr w:type="spellStart"/>
-      <w:r>
-        <w:rPr>
-          <w:rFonts w:ascii="맑은 고딕" w:eastAsia="맑은 고딕" w:hAnsi="맑은 고딕" w:cs="맑은 고딕"/>
-          <w:b/>
-          <w:bCs/>
-          <w:color w:val="0A1628"/>
-          <w:sz w:val="24"/>
-          <w:szCs w:val="24"/>
-        </w:rPr>
-        <w:t>엔키아</w:t>
-      </w:r>
-      <w:proofErr w:type="spellEnd"/>
-      <w:r>
-        <w:rPr>
-          <w:rFonts w:ascii="맑은 고딕" w:eastAsia="맑은 고딕" w:hAnsi="맑은 고딕" w:cs="맑은 고딕"/>
-          <w:b/>
-          <w:bCs/>
-          <w:color w:val="0A1628"/>
-          <w:sz w:val="24"/>
-          <w:szCs w:val="24"/>
-        </w:rPr>
-        <w:t xml:space="preserve"> 현실 조정 원칙</w:t>
+        <w:t>6-2. 글로벌 기준 → 엔키아 현실 조정 원칙</w:t>
       </w:r>
     </w:p>
     <w:tbl>
@@ -10941,7 +9216,6 @@
             <w:pPr>
               <w:wordWrap/>
             </w:pPr>
-            <w:proofErr w:type="spellStart"/>
             <w:r>
               <w:rPr>
                 <w:rFonts w:ascii="맑은 고딕" w:eastAsia="맑은 고딕" w:hAnsi="맑은 고딕" w:cs="맑은 고딕"/>
@@ -10949,9 +9223,25 @@
                 <w:bCs/>
                 <w:color w:val="FFFFFF"/>
               </w:rPr>
-              <w:t>엔키아</w:t>
-            </w:r>
-            <w:proofErr w:type="spellEnd"/>
+              <w:t>엔키아 적용 목표</w:t>
+            </w:r>
+          </w:p>
+        </w:tc>
+        <w:tc>
+          <w:tcPr>
+            <w:tcW w:w="1900" w:type="pct"/>
+            <w:shd w:val="solid" w:color="0A1628" w:fill="0A1628"/>
+            <w:tcMar>
+              <w:top w:w="60" w:type="dxa"/>
+              <w:left w:w="100" w:type="dxa"/>
+              <w:bottom w:w="60" w:type="dxa"/>
+              <w:right w:w="100" w:type="dxa"/>
+            </w:tcMar>
+          </w:tcPr>
+          <w:p>
+            <w:pPr>
+              <w:wordWrap/>
+            </w:pPr>
             <w:r>
               <w:rPr>
                 <w:rFonts w:ascii="맑은 고딕" w:eastAsia="맑은 고딕" w:hAnsi="맑은 고딕" w:cs="맑은 고딕"/>
@@ -10959,32 +9249,6 @@
                 <w:bCs/>
                 <w:color w:val="FFFFFF"/>
               </w:rPr>
-              <w:t xml:space="preserve"> 적용 목표</w:t>
-            </w:r>
-          </w:p>
-        </w:tc>
-        <w:tc>
-          <w:tcPr>
-            <w:tcW w:w="1900" w:type="pct"/>
-            <w:shd w:val="solid" w:color="0A1628" w:fill="0A1628"/>
-            <w:tcMar>
-              <w:top w:w="60" w:type="dxa"/>
-              <w:left w:w="100" w:type="dxa"/>
-              <w:bottom w:w="60" w:type="dxa"/>
-              <w:right w:w="100" w:type="dxa"/>
-            </w:tcMar>
-          </w:tcPr>
-          <w:p>
-            <w:pPr>
-              <w:wordWrap/>
-            </w:pPr>
-            <w:r>
-              <w:rPr>
-                <w:rFonts w:ascii="맑은 고딕" w:eastAsia="맑은 고딕" w:hAnsi="맑은 고딕" w:cs="맑은 고딕"/>
-                <w:b/>
-                <w:bCs/>
-                <w:color w:val="FFFFFF"/>
-              </w:rPr>
               <w:t>조정 근거</w:t>
             </w:r>
           </w:p>
@@ -11738,25 +10002,14 @@
             <w:pPr>
               <w:wordWrap/>
             </w:pPr>
-            <w:proofErr w:type="spellStart"/>
-            <w:r>
-              <w:rPr>
-                <w:rFonts w:ascii="맑은 고딕" w:eastAsia="맑은 고딕" w:hAnsi="맑은 고딕" w:cs="맑은 고딕"/>
-                <w:color w:val="111827"/>
-                <w:sz w:val="19"/>
-                <w:szCs w:val="19"/>
-              </w:rPr>
-              <w:t>티맥스</w:t>
-            </w:r>
-            <w:proofErr w:type="spellEnd"/>
-            <w:r>
-              <w:rPr>
-                <w:rFonts w:ascii="맑은 고딕" w:eastAsia="맑은 고딕" w:hAnsi="맑은 고딕" w:cs="맑은 고딕"/>
-                <w:color w:val="111827"/>
-                <w:sz w:val="19"/>
-                <w:szCs w:val="19"/>
-              </w:rPr>
-              <w:t xml:space="preserve"> AIOps 수준 기반 설정</w:t>
+            <w:r>
+              <w:rPr>
+                <w:rFonts w:ascii="맑은 고딕" w:eastAsia="맑은 고딕" w:hAnsi="맑은 고딕" w:cs="맑은 고딕"/>
+                <w:color w:val="111827"/>
+                <w:sz w:val="19"/>
+                <w:szCs w:val="19"/>
+              </w:rPr>
+              <w:t>티맥스 AIOps 수준 기반 설정</w:t>
             </w:r>
           </w:p>
         </w:tc>
@@ -11786,23 +10039,7 @@
           <w:rFonts w:ascii="맑은 고딕" w:eastAsia="맑은 고딕" w:hAnsi="맑은 고딕" w:cs="맑은 고딕"/>
           <w:color w:val="0A1628"/>
         </w:rPr>
-        <w:t xml:space="preserve">💡 핵심 조정 원칙: 글로벌 Elite 수준을 지향점으로 설정하되, </w:t>
-      </w:r>
-      <w:proofErr w:type="spellStart"/>
-      <w:r>
-        <w:rPr>
-          <w:rFonts w:ascii="맑은 고딕" w:eastAsia="맑은 고딕" w:hAnsi="맑은 고딕" w:cs="맑은 고딕"/>
-          <w:color w:val="0A1628"/>
-        </w:rPr>
-        <w:t>엔키아의</w:t>
-      </w:r>
-      <w:proofErr w:type="spellEnd"/>
-      <w:r>
-        <w:rPr>
-          <w:rFonts w:ascii="맑은 고딕" w:eastAsia="맑은 고딕" w:hAnsi="맑은 고딕" w:cs="맑은 고딕"/>
-          <w:color w:val="0A1628"/>
-        </w:rPr>
-        <w:t xml:space="preserve"> 현재 규모(183명)·제품 성숙도·국내 시장 특성을 반영하여 "도전적이지만 달성 가능한(Stretch but Achievable)" 목표치로 조정했습니다.</w:t>
+        <w:t>💡 핵심 조정 원칙: 글로벌 Elite 수준을 지향점으로 설정하되, 엔키아의 현재 규모(183명)·제품 성숙도·국내 시장 특성을 반영하여 "도전적이지만 달성 가능한(Stretch but Achievable)" 목표치로 조정했습니다.</w:t>
       </w:r>
     </w:p>
     <w:p>
@@ -11832,31 +10069,7 @@
           <w:szCs w:val="28"/>
         </w:rPr>
         <w:lastRenderedPageBreak/>
-        <w:t>7</w:t>
-      </w:r>
-      <w:proofErr w:type="gramStart"/>
-      <w:r>
-        <w:rPr>
-          <w:rFonts w:ascii="맑은 고딕" w:eastAsia="맑은 고딕" w:hAnsi="맑은 고딕" w:cs="맑은 고딕"/>
-          <w:b/>
-          <w:bCs/>
-          <w:color w:val="0A1628"/>
-          <w:sz w:val="28"/>
-          <w:szCs w:val="28"/>
-        </w:rPr>
-        <w:t>부  OKR</w:t>
-      </w:r>
-      <w:proofErr w:type="gramEnd"/>
-      <w:r>
-        <w:rPr>
-          <w:rFonts w:ascii="맑은 고딕" w:eastAsia="맑은 고딕" w:hAnsi="맑은 고딕" w:cs="맑은 고딕"/>
-          <w:b/>
-          <w:bCs/>
-          <w:color w:val="0A1628"/>
-          <w:sz w:val="28"/>
-          <w:szCs w:val="28"/>
-        </w:rPr>
-        <w:t xml:space="preserve"> · KPI 설계 결과 — 3대 직무</w:t>
+        <w:t>7부  OKR · KPI 설계 결과 — 3대 직무</w:t>
       </w:r>
     </w:p>
     <w:p>
@@ -12115,27 +10328,7 @@
                 <w:sz w:val="19"/>
                 <w:szCs w:val="19"/>
               </w:rPr>
-              <w:t>모두 선행(Leading</w:t>
-            </w:r>
-            <w:proofErr w:type="gramStart"/>
-            <w:r>
-              <w:rPr>
-                <w:rFonts w:ascii="맑은 고딕" w:eastAsia="맑은 고딕" w:hAnsi="맑은 고딕" w:cs="맑은 고딕"/>
-                <w:color w:val="111827"/>
-                <w:sz w:val="19"/>
-                <w:szCs w:val="19"/>
-              </w:rPr>
-              <w:t>) /</w:t>
-            </w:r>
-            <w:proofErr w:type="gramEnd"/>
-            <w:r>
-              <w:rPr>
-                <w:rFonts w:ascii="맑은 고딕" w:eastAsia="맑은 고딕" w:hAnsi="맑은 고딕" w:cs="맑은 고딕"/>
-                <w:color w:val="111827"/>
-                <w:sz w:val="19"/>
-                <w:szCs w:val="19"/>
-              </w:rPr>
-              <w:t xml:space="preserve"> 정량</w:t>
+              <w:t>모두 선행(Leading) / 정량</w:t>
             </w:r>
           </w:p>
         </w:tc>
@@ -12215,27 +10408,7 @@
                 <w:sz w:val="19"/>
                 <w:szCs w:val="19"/>
               </w:rPr>
-              <w:t>모두 후행(Lagging</w:t>
-            </w:r>
-            <w:proofErr w:type="gramStart"/>
-            <w:r>
-              <w:rPr>
-                <w:rFonts w:ascii="맑은 고딕" w:eastAsia="맑은 고딕" w:hAnsi="맑은 고딕" w:cs="맑은 고딕"/>
-                <w:color w:val="111827"/>
-                <w:sz w:val="19"/>
-                <w:szCs w:val="19"/>
-              </w:rPr>
-              <w:t>) /</w:t>
-            </w:r>
-            <w:proofErr w:type="gramEnd"/>
-            <w:r>
-              <w:rPr>
-                <w:rFonts w:ascii="맑은 고딕" w:eastAsia="맑은 고딕" w:hAnsi="맑은 고딕" w:cs="맑은 고딕"/>
-                <w:color w:val="111827"/>
-                <w:sz w:val="19"/>
-                <w:szCs w:val="19"/>
-              </w:rPr>
-              <w:t xml:space="preserve"> 정량</w:t>
+              <w:t>모두 후행(Lagging) / 정량</w:t>
             </w:r>
           </w:p>
         </w:tc>
@@ -12315,27 +10488,7 @@
                 <w:sz w:val="19"/>
                 <w:szCs w:val="19"/>
               </w:rPr>
-              <w:t>혼합(</w:t>
-            </w:r>
-            <w:proofErr w:type="spellStart"/>
-            <w:r>
-              <w:rPr>
-                <w:rFonts w:ascii="맑은 고딕" w:eastAsia="맑은 고딕" w:hAnsi="맑은 고딕" w:cs="맑은 고딕"/>
-                <w:color w:val="111827"/>
-                <w:sz w:val="19"/>
-                <w:szCs w:val="19"/>
-              </w:rPr>
-              <w:t>Leading+Lagging</w:t>
-            </w:r>
-            <w:proofErr w:type="spellEnd"/>
-            <w:r>
-              <w:rPr>
-                <w:rFonts w:ascii="맑은 고딕" w:eastAsia="맑은 고딕" w:hAnsi="맑은 고딕" w:cs="맑은 고딕"/>
-                <w:color w:val="111827"/>
-                <w:sz w:val="19"/>
-                <w:szCs w:val="19"/>
-              </w:rPr>
-              <w:t>) 정량+정성</w:t>
+              <w:t>혼합(Leading+Lagging) 정량+정성</w:t>
             </w:r>
           </w:p>
         </w:tc>
@@ -12415,27 +10568,7 @@
                 <w:sz w:val="19"/>
                 <w:szCs w:val="19"/>
               </w:rPr>
-              <w:t>혼합(</w:t>
-            </w:r>
-            <w:proofErr w:type="spellStart"/>
-            <w:r>
-              <w:rPr>
-                <w:rFonts w:ascii="맑은 고딕" w:eastAsia="맑은 고딕" w:hAnsi="맑은 고딕" w:cs="맑은 고딕"/>
-                <w:color w:val="111827"/>
-                <w:sz w:val="19"/>
-                <w:szCs w:val="19"/>
-              </w:rPr>
-              <w:t>Leading+Lagging</w:t>
-            </w:r>
-            <w:proofErr w:type="spellEnd"/>
-            <w:r>
-              <w:rPr>
-                <w:rFonts w:ascii="맑은 고딕" w:eastAsia="맑은 고딕" w:hAnsi="맑은 고딕" w:cs="맑은 고딕"/>
-                <w:color w:val="111827"/>
-                <w:sz w:val="19"/>
-                <w:szCs w:val="19"/>
-              </w:rPr>
-              <w:t>) 정량+보완</w:t>
+              <w:t>혼합(Leading+Lagging) 정량+보완</w:t>
             </w:r>
           </w:p>
         </w:tc>
@@ -12481,31 +10614,7 @@
           <w:sz w:val="21"/>
           <w:szCs w:val="21"/>
         </w:rPr>
-        <w:t xml:space="preserve">직무 미션: Polestar EMS·ITG·WSS 연구개발을 주도하여 플랫폼 신뢰성을 글로벌 수준으로 높이고, </w:t>
-      </w:r>
-      <w:proofErr w:type="spellStart"/>
-      <w:r>
-        <w:rPr>
-          <w:rFonts w:ascii="맑은 고딕" w:eastAsia="맑은 고딕" w:hAnsi="맑은 고딕" w:cs="맑은 고딕"/>
-          <w:b/>
-          <w:bCs/>
-          <w:color w:val="111827"/>
-          <w:sz w:val="21"/>
-          <w:szCs w:val="21"/>
-        </w:rPr>
-        <w:t>AI·AIOps</w:t>
-      </w:r>
-      <w:proofErr w:type="spellEnd"/>
-      <w:r>
-        <w:rPr>
-          <w:rFonts w:ascii="맑은 고딕" w:eastAsia="맑은 고딕" w:hAnsi="맑은 고딕" w:cs="맑은 고딕"/>
-          <w:b/>
-          <w:bCs/>
-          <w:color w:val="111827"/>
-          <w:sz w:val="21"/>
-          <w:szCs w:val="21"/>
-        </w:rPr>
-        <w:t xml:space="preserve"> 기능 정확도와 범정부 표준운영절차(전자정부법 개정·2026년 의무화) 등 혁신 기능의 출시 속도를 지속 개선하여 제품 경쟁력을 강화한다.</w:t>
+        <w:t>직무 미션: Polestar EMS·ITG·WSS 연구개발을 주도하여 플랫폼 신뢰성을 글로벌 수준으로 높이고, AI·AIOps 기능 정확도와 범정부 표준운영절차(전자정부법 개정·2026년 의무화) 등 혁신 기능의 출시 속도를 지속 개선하여 제품 경쟁력을 강화한다.</w:t>
       </w:r>
     </w:p>
     <w:tbl>
@@ -12685,27 +10794,7 @@
                 <w:sz w:val="19"/>
                 <w:szCs w:val="19"/>
               </w:rPr>
-              <w:t xml:space="preserve">모두 후행(Lagging) DORA 4 </w:t>
-            </w:r>
-            <w:proofErr w:type="spellStart"/>
-            <w:r>
-              <w:rPr>
-                <w:rFonts w:ascii="맑은 고딕" w:eastAsia="맑은 고딕" w:hAnsi="맑은 고딕" w:cs="맑은 고딕"/>
-                <w:color w:val="111827"/>
-                <w:sz w:val="19"/>
-                <w:szCs w:val="19"/>
-              </w:rPr>
-              <w:t>메트릭</w:t>
-            </w:r>
-            <w:proofErr w:type="spellEnd"/>
-            <w:r>
-              <w:rPr>
-                <w:rFonts w:ascii="맑은 고딕" w:eastAsia="맑은 고딕" w:hAnsi="맑은 고딕" w:cs="맑은 고딕"/>
-                <w:color w:val="111827"/>
-                <w:sz w:val="19"/>
-                <w:szCs w:val="19"/>
-              </w:rPr>
-              <w:t xml:space="preserve"> 기반</w:t>
+              <w:t>모두 후행(Lagging) DORA 4 메트릭 기반</w:t>
             </w:r>
           </w:p>
         </w:tc>
@@ -12733,47 +10822,7 @@
                 <w:sz w:val="19"/>
                 <w:szCs w:val="19"/>
               </w:rPr>
-              <w:t xml:space="preserve">O2. </w:t>
-            </w:r>
-            <w:proofErr w:type="spellStart"/>
-            <w:r>
-              <w:rPr>
-                <w:rFonts w:ascii="맑은 고딕" w:eastAsia="맑은 고딕" w:hAnsi="맑은 고딕" w:cs="맑은 고딕"/>
-                <w:color w:val="111827"/>
-                <w:sz w:val="19"/>
-                <w:szCs w:val="19"/>
-              </w:rPr>
-              <w:t>AI·AIOps</w:t>
-            </w:r>
-            <w:proofErr w:type="spellEnd"/>
-            <w:r>
-              <w:rPr>
-                <w:rFonts w:ascii="맑은 고딕" w:eastAsia="맑은 고딕" w:hAnsi="맑은 고딕" w:cs="맑은 고딕"/>
-                <w:color w:val="111827"/>
-                <w:sz w:val="19"/>
-                <w:szCs w:val="19"/>
-              </w:rPr>
-              <w:t xml:space="preserve"> 기능 정확도와 자동화 </w:t>
-            </w:r>
-            <w:proofErr w:type="spellStart"/>
-            <w:r>
-              <w:rPr>
-                <w:rFonts w:ascii="맑은 고딕" w:eastAsia="맑은 고딕" w:hAnsi="맑은 고딕" w:cs="맑은 고딕"/>
-                <w:color w:val="111827"/>
-                <w:sz w:val="19"/>
-                <w:szCs w:val="19"/>
-              </w:rPr>
-              <w:t>커버리지를</w:t>
-            </w:r>
-            <w:proofErr w:type="spellEnd"/>
-            <w:r>
-              <w:rPr>
-                <w:rFonts w:ascii="맑은 고딕" w:eastAsia="맑은 고딕" w:hAnsi="맑은 고딕" w:cs="맑은 고딕"/>
-                <w:color w:val="111827"/>
-                <w:sz w:val="19"/>
-                <w:szCs w:val="19"/>
-              </w:rPr>
-              <w:t xml:space="preserve"> 확대한다</w:t>
+              <w:t>O2. AI·AIOps 기능 정확도와 자동화 커버리지를 확대한다</w:t>
             </w:r>
           </w:p>
         </w:tc>
@@ -12799,27 +10848,7 @@
                 <w:sz w:val="19"/>
                 <w:szCs w:val="19"/>
               </w:rPr>
-              <w:t xml:space="preserve">KR1 이상탐지 P:85% R:80% KR2 Ask Lucida </w:t>
-            </w:r>
-            <w:proofErr w:type="spellStart"/>
-            <w:r>
-              <w:rPr>
-                <w:rFonts w:ascii="맑은 고딕" w:eastAsia="맑은 고딕" w:hAnsi="맑은 고딕" w:cs="맑은 고딕"/>
-                <w:color w:val="111827"/>
-                <w:sz w:val="19"/>
-                <w:szCs w:val="19"/>
-              </w:rPr>
-              <w:t>만족율</w:t>
-            </w:r>
-            <w:proofErr w:type="spellEnd"/>
-            <w:r>
-              <w:rPr>
-                <w:rFonts w:ascii="맑은 고딕" w:eastAsia="맑은 고딕" w:hAnsi="맑은 고딕" w:cs="맑은 고딕"/>
-                <w:color w:val="111827"/>
-                <w:sz w:val="19"/>
-                <w:szCs w:val="19"/>
-              </w:rPr>
-              <w:t xml:space="preserve"> 80%+ KR3 알람 노이즈 30%↓ KR4 AI 신규 시나리오 3건/분기</w:t>
+              <w:t>KR1 이상탐지 P:85% R:80% KR2 Ask Lucida 만족율 80%+ KR3 알람 노이즈 30%↓ KR4 AI 신규 시나리오 3건/분기</w:t>
             </w:r>
           </w:p>
         </w:tc>
@@ -12899,27 +10928,7 @@
                 <w:sz w:val="19"/>
                 <w:szCs w:val="19"/>
               </w:rPr>
-              <w:t xml:space="preserve">KR1 스프린트 </w:t>
-            </w:r>
-            <w:proofErr w:type="spellStart"/>
-            <w:r>
-              <w:rPr>
-                <w:rFonts w:ascii="맑은 고딕" w:eastAsia="맑은 고딕" w:hAnsi="맑은 고딕" w:cs="맑은 고딕"/>
-                <w:color w:val="111827"/>
-                <w:sz w:val="19"/>
-                <w:szCs w:val="19"/>
-              </w:rPr>
-              <w:t>완료율</w:t>
-            </w:r>
-            <w:proofErr w:type="spellEnd"/>
-            <w:r>
-              <w:rPr>
-                <w:rFonts w:ascii="맑은 고딕" w:eastAsia="맑은 고딕" w:hAnsi="맑은 고딕" w:cs="맑은 고딕"/>
-                <w:color w:val="111827"/>
-                <w:sz w:val="19"/>
-                <w:szCs w:val="19"/>
-              </w:rPr>
-              <w:t xml:space="preserve"> 85%+ KR2 배포 빈도 주 1회+ KR3 PR Lead Time 24h↓ </w:t>
+              <w:t xml:space="preserve">KR1 스프린트 완료율 85%+ KR2 배포 빈도 주 1회+ KR3 PR Lead Time 24h↓ </w:t>
             </w:r>
             <w:r>
               <w:rPr>
@@ -12929,27 +10938,7 @@
                 <w:szCs w:val="19"/>
               </w:rPr>
               <w:lastRenderedPageBreak/>
-              <w:t xml:space="preserve">KR4 납기 </w:t>
-            </w:r>
-            <w:proofErr w:type="spellStart"/>
-            <w:r>
-              <w:rPr>
-                <w:rFonts w:ascii="맑은 고딕" w:eastAsia="맑은 고딕" w:hAnsi="맑은 고딕" w:cs="맑은 고딕"/>
-                <w:color w:val="111827"/>
-                <w:sz w:val="19"/>
-                <w:szCs w:val="19"/>
-              </w:rPr>
-              <w:t>준수율</w:t>
-            </w:r>
-            <w:proofErr w:type="spellEnd"/>
-            <w:r>
-              <w:rPr>
-                <w:rFonts w:ascii="맑은 고딕" w:eastAsia="맑은 고딕" w:hAnsi="맑은 고딕" w:cs="맑은 고딕"/>
-                <w:color w:val="111827"/>
-                <w:sz w:val="19"/>
-                <w:szCs w:val="19"/>
-              </w:rPr>
-              <w:t xml:space="preserve"> 90%+</w:t>
+              <w:t>KR4 납기 준수율 90%+</w:t>
             </w:r>
           </w:p>
         </w:tc>
@@ -12976,27 +10965,7 @@
                 <w:szCs w:val="19"/>
               </w:rPr>
               <w:lastRenderedPageBreak/>
-              <w:t>선행 3개 + 후행 1</w:t>
-            </w:r>
-            <w:proofErr w:type="gramStart"/>
-            <w:r>
-              <w:rPr>
-                <w:rFonts w:ascii="맑은 고딕" w:eastAsia="맑은 고딕" w:hAnsi="맑은 고딕" w:cs="맑은 고딕"/>
-                <w:color w:val="111827"/>
-                <w:sz w:val="19"/>
-                <w:szCs w:val="19"/>
-              </w:rPr>
-              <w:t>개 /</w:t>
-            </w:r>
-            <w:proofErr w:type="gramEnd"/>
-            <w:r>
-              <w:rPr>
-                <w:rFonts w:ascii="맑은 고딕" w:eastAsia="맑은 고딕" w:hAnsi="맑은 고딕" w:cs="맑은 고딕"/>
-                <w:color w:val="111827"/>
-                <w:sz w:val="19"/>
-                <w:szCs w:val="19"/>
-              </w:rPr>
-              <w:t xml:space="preserve"> 정량</w:t>
+              <w:t>선행 3개 + 후행 1개 / 정량</w:t>
             </w:r>
           </w:p>
         </w:tc>
@@ -13282,67 +11251,7 @@
                 <w:sz w:val="19"/>
                 <w:szCs w:val="19"/>
               </w:rPr>
-              <w:t xml:space="preserve">KR1 SLA </w:t>
-            </w:r>
-            <w:proofErr w:type="spellStart"/>
-            <w:r>
-              <w:rPr>
-                <w:rFonts w:ascii="맑은 고딕" w:eastAsia="맑은 고딕" w:hAnsi="맑은 고딕" w:cs="맑은 고딕"/>
-                <w:color w:val="111827"/>
-                <w:sz w:val="19"/>
-                <w:szCs w:val="19"/>
-              </w:rPr>
-              <w:t>달성률</w:t>
-            </w:r>
-            <w:proofErr w:type="spellEnd"/>
-            <w:r>
-              <w:rPr>
-                <w:rFonts w:ascii="맑은 고딕" w:eastAsia="맑은 고딕" w:hAnsi="맑은 고딕" w:cs="맑은 고딕"/>
-                <w:color w:val="111827"/>
-                <w:sz w:val="19"/>
-                <w:szCs w:val="19"/>
-              </w:rPr>
-              <w:t xml:space="preserve"> 99.5%+ KR2 P1 MTTR 2h · P2 MTTR 8h KR3 재발 </w:t>
-            </w:r>
-            <w:proofErr w:type="spellStart"/>
-            <w:r>
-              <w:rPr>
-                <w:rFonts w:ascii="맑은 고딕" w:eastAsia="맑은 고딕" w:hAnsi="맑은 고딕" w:cs="맑은 고딕"/>
-                <w:color w:val="111827"/>
-                <w:sz w:val="19"/>
-                <w:szCs w:val="19"/>
-              </w:rPr>
-              <w:t>인시던트</w:t>
-            </w:r>
-            <w:proofErr w:type="spellEnd"/>
-            <w:r>
-              <w:rPr>
-                <w:rFonts w:ascii="맑은 고딕" w:eastAsia="맑은 고딕" w:hAnsi="맑은 고딕" w:cs="맑은 고딕"/>
-                <w:color w:val="111827"/>
-                <w:sz w:val="19"/>
-                <w:szCs w:val="19"/>
-              </w:rPr>
-              <w:t xml:space="preserve"> 20%↓ KR4 예방 점검 </w:t>
-            </w:r>
-            <w:proofErr w:type="spellStart"/>
-            <w:r>
-              <w:rPr>
-                <w:rFonts w:ascii="맑은 고딕" w:eastAsia="맑은 고딕" w:hAnsi="맑은 고딕" w:cs="맑은 고딕"/>
-                <w:color w:val="111827"/>
-                <w:sz w:val="19"/>
-                <w:szCs w:val="19"/>
-              </w:rPr>
-              <w:t>완료율</w:t>
-            </w:r>
-            <w:proofErr w:type="spellEnd"/>
-            <w:r>
-              <w:rPr>
-                <w:rFonts w:ascii="맑은 고딕" w:eastAsia="맑은 고딕" w:hAnsi="맑은 고딕" w:cs="맑은 고딕"/>
-                <w:color w:val="111827"/>
-                <w:sz w:val="19"/>
-                <w:szCs w:val="19"/>
-              </w:rPr>
-              <w:t xml:space="preserve"> 100%</w:t>
+              <w:t>KR1 SLA 달성률 99.5%+ KR2 P1 MTTR 2h · P2 MTTR 8h KR3 재발 인시던트 20%↓ KR4 예방 점검 완료율 100%</w:t>
             </w:r>
           </w:p>
         </w:tc>
@@ -13422,27 +11331,7 @@
                 <w:sz w:val="19"/>
                 <w:szCs w:val="19"/>
               </w:rPr>
-              <w:t xml:space="preserve">KR1 구축 일정 </w:t>
-            </w:r>
-            <w:proofErr w:type="spellStart"/>
-            <w:r>
-              <w:rPr>
-                <w:rFonts w:ascii="맑은 고딕" w:eastAsia="맑은 고딕" w:hAnsi="맑은 고딕" w:cs="맑은 고딕"/>
-                <w:color w:val="111827"/>
-                <w:sz w:val="19"/>
-                <w:szCs w:val="19"/>
-              </w:rPr>
-              <w:t>준수율</w:t>
-            </w:r>
-            <w:proofErr w:type="spellEnd"/>
-            <w:r>
-              <w:rPr>
-                <w:rFonts w:ascii="맑은 고딕" w:eastAsia="맑은 고딕" w:hAnsi="맑은 고딕" w:cs="맑은 고딕"/>
-                <w:color w:val="111827"/>
-                <w:sz w:val="19"/>
-                <w:szCs w:val="19"/>
-              </w:rPr>
-              <w:t xml:space="preserve"> 90%+ KR2 Go-Live 후 Critical 0건 KR3 구축 CSAT 4.2/5.0+ KR4 3개월 내 갱신 의향 95%+</w:t>
+              <w:t>KR1 구축 일정 준수율 90%+ KR2 Go-Live 후 Critical 0건 KR3 구축 CSAT 4.2/5.0+ KR4 3개월 내 갱신 의향 95%+</w:t>
             </w:r>
           </w:p>
         </w:tc>
@@ -13522,27 +11411,7 @@
                 <w:sz w:val="19"/>
                 <w:szCs w:val="19"/>
               </w:rPr>
-              <w:t xml:space="preserve">KR1 티켓 </w:t>
-            </w:r>
-            <w:proofErr w:type="spellStart"/>
-            <w:r>
-              <w:rPr>
-                <w:rFonts w:ascii="맑은 고딕" w:eastAsia="맑은 고딕" w:hAnsi="맑은 고딕" w:cs="맑은 고딕"/>
-                <w:color w:val="111827"/>
-                <w:sz w:val="19"/>
-                <w:szCs w:val="19"/>
-              </w:rPr>
-              <w:t>해결률</w:t>
-            </w:r>
-            <w:proofErr w:type="spellEnd"/>
-            <w:r>
-              <w:rPr>
-                <w:rFonts w:ascii="맑은 고딕" w:eastAsia="맑은 고딕" w:hAnsi="맑은 고딕" w:cs="맑은 고딕"/>
-                <w:color w:val="111827"/>
-                <w:sz w:val="19"/>
-                <w:szCs w:val="19"/>
-              </w:rPr>
-              <w:t xml:space="preserve"> 98%+ KR2 FRT P1 30분 · P2 2h↓ KR3 기술지원 CSAT 4.2/5.0+ KR4 에스컬레이션 비율 10%↓</w:t>
+              <w:t>KR1 티켓 해결률 98%+ KR2 FRT P1 30분 · P2 2h↓ KR3 기술지원 CSAT 4.2/5.0+ KR4 에스컬레이션 비율 10%↓</w:t>
             </w:r>
           </w:p>
         </w:tc>
@@ -13622,27 +11491,7 @@
                 <w:sz w:val="19"/>
                 <w:szCs w:val="19"/>
               </w:rPr>
-              <w:t xml:space="preserve">KR1 Toil 비율 25%↓ KR2 자동화 업무 비중 20%↑/분기 KR3 패치 자동화율 70%+ KR4 구성 오류 </w:t>
-            </w:r>
-            <w:proofErr w:type="spellStart"/>
-            <w:r>
-              <w:rPr>
-                <w:rFonts w:ascii="맑은 고딕" w:eastAsia="맑은 고딕" w:hAnsi="맑은 고딕" w:cs="맑은 고딕"/>
-                <w:color w:val="111827"/>
-                <w:sz w:val="19"/>
-                <w:szCs w:val="19"/>
-              </w:rPr>
-              <w:t>인시던트</w:t>
-            </w:r>
-            <w:proofErr w:type="spellEnd"/>
-            <w:r>
-              <w:rPr>
-                <w:rFonts w:ascii="맑은 고딕" w:eastAsia="맑은 고딕" w:hAnsi="맑은 고딕" w:cs="맑은 고딕"/>
-                <w:color w:val="111827"/>
-                <w:sz w:val="19"/>
-                <w:szCs w:val="19"/>
-              </w:rPr>
-              <w:t xml:space="preserve"> 0건/분기</w:t>
+              <w:t>KR1 Toil 비율 25%↓ KR2 자동화 업무 비중 20%↑/분기 KR3 패치 자동화율 70%+ KR4 구성 오류 인시던트 0건/분기</w:t>
             </w:r>
           </w:p>
         </w:tc>
@@ -13701,31 +11550,7 @@
           <w:szCs w:val="28"/>
         </w:rPr>
         <w:lastRenderedPageBreak/>
-        <w:t>8</w:t>
-      </w:r>
-      <w:proofErr w:type="gramStart"/>
-      <w:r>
-        <w:rPr>
-          <w:rFonts w:ascii="맑은 고딕" w:eastAsia="맑은 고딕" w:hAnsi="맑은 고딕" w:cs="맑은 고딕"/>
-          <w:b/>
-          <w:bCs/>
-          <w:color w:val="0A1628"/>
-          <w:sz w:val="28"/>
-          <w:szCs w:val="28"/>
-        </w:rPr>
-        <w:t>부  KPI</w:t>
-      </w:r>
-      <w:proofErr w:type="gramEnd"/>
-      <w:r>
-        <w:rPr>
-          <w:rFonts w:ascii="맑은 고딕" w:eastAsia="맑은 고딕" w:hAnsi="맑은 고딕" w:cs="맑은 고딕"/>
-          <w:b/>
-          <w:bCs/>
-          <w:color w:val="0A1628"/>
-          <w:sz w:val="28"/>
-          <w:szCs w:val="28"/>
-        </w:rPr>
-        <w:t xml:space="preserve"> 측정 공식(Formula) 상세</w:t>
+        <w:t>8부  KPI 측정 공식(Formula) 상세</w:t>
       </w:r>
     </w:p>
     <w:p>
@@ -13953,27 +11778,7 @@
                 <w:sz w:val="19"/>
                 <w:szCs w:val="19"/>
               </w:rPr>
-              <w:t>(</w:t>
-            </w:r>
-            <w:proofErr w:type="spellStart"/>
-            <w:r>
-              <w:rPr>
-                <w:rFonts w:ascii="맑은 고딕" w:eastAsia="맑은 고딕" w:hAnsi="맑은 고딕" w:cs="맑은 고딕"/>
-                <w:color w:val="111827"/>
-                <w:sz w:val="19"/>
-                <w:szCs w:val="19"/>
-              </w:rPr>
-              <w:t>클로징</w:t>
-            </w:r>
-            <w:proofErr w:type="spellEnd"/>
-            <w:r>
-              <w:rPr>
-                <w:rFonts w:ascii="맑은 고딕" w:eastAsia="맑은 고딕" w:hAnsi="맑은 고딕" w:cs="맑은 고딕"/>
-                <w:color w:val="111827"/>
-                <w:sz w:val="19"/>
-                <w:szCs w:val="19"/>
-              </w:rPr>
-              <w:t xml:space="preserve"> 계약 건수 ÷ 제안서 제출 건수) × 100</w:t>
+              <w:t>(클로징 계약 건수 ÷ 제안서 제출 건수) × 100</w:t>
             </w:r>
           </w:p>
         </w:tc>
@@ -14159,19 +11964,8 @@
                 <w:sz w:val="19"/>
                 <w:szCs w:val="19"/>
               </w:rPr>
-              <w:t xml:space="preserve">POC→계약 </w:t>
-            </w:r>
-            <w:proofErr w:type="spellStart"/>
-            <w:r>
-              <w:rPr>
-                <w:rFonts w:ascii="맑은 고딕" w:eastAsia="맑은 고딕" w:hAnsi="맑은 고딕" w:cs="맑은 고딕"/>
-                <w:color w:val="111827"/>
-                <w:sz w:val="19"/>
-                <w:szCs w:val="19"/>
-              </w:rPr>
-              <w:t>전환율</w:t>
-            </w:r>
-            <w:proofErr w:type="spellEnd"/>
+              <w:t>POC→계약 전환율</w:t>
+            </w:r>
           </w:p>
         </w:tc>
         <w:tc>
@@ -15014,27 +12808,7 @@
                 <w:sz w:val="19"/>
                 <w:szCs w:val="19"/>
               </w:rPr>
-              <w:t xml:space="preserve">배포 로그 + </w:t>
-            </w:r>
-            <w:proofErr w:type="spellStart"/>
-            <w:r>
-              <w:rPr>
-                <w:rFonts w:ascii="맑은 고딕" w:eastAsia="맑은 고딕" w:hAnsi="맑은 고딕" w:cs="맑은 고딕"/>
-                <w:color w:val="111827"/>
-                <w:sz w:val="19"/>
-                <w:szCs w:val="19"/>
-              </w:rPr>
-              <w:t>인시던트</w:t>
-            </w:r>
-            <w:proofErr w:type="spellEnd"/>
-            <w:r>
-              <w:rPr>
-                <w:rFonts w:ascii="맑은 고딕" w:eastAsia="맑은 고딕" w:hAnsi="맑은 고딕" w:cs="맑은 고딕"/>
-                <w:color w:val="111827"/>
-                <w:sz w:val="19"/>
-                <w:szCs w:val="19"/>
-              </w:rPr>
-              <w:t xml:space="preserve"> 태그</w:t>
+              <w:t>배포 로그 + 인시던트 태그</w:t>
             </w:r>
           </w:p>
         </w:tc>
@@ -15107,45 +12881,14 @@
             <w:pPr>
               <w:wordWrap/>
             </w:pPr>
-            <w:proofErr w:type="spellStart"/>
-            <w:r>
-              <w:rPr>
-                <w:rFonts w:ascii="맑은 고딕" w:eastAsia="맑은 고딕" w:hAnsi="맑은 고딕" w:cs="맑은 고딕"/>
-                <w:color w:val="111827"/>
-                <w:sz w:val="19"/>
-                <w:szCs w:val="19"/>
-              </w:rPr>
-              <w:t>인시던트</w:t>
-            </w:r>
-            <w:proofErr w:type="spellEnd"/>
-            <w:r>
-              <w:rPr>
-                <w:rFonts w:ascii="맑은 고딕" w:eastAsia="맑은 고딕" w:hAnsi="맑은 고딕" w:cs="맑은 고딕"/>
-                <w:color w:val="111827"/>
-                <w:sz w:val="19"/>
-                <w:szCs w:val="19"/>
-              </w:rPr>
-              <w:t xml:space="preserve"> 발생~해결까지 총 소요시간 합계 ÷ </w:t>
-            </w:r>
-            <w:proofErr w:type="spellStart"/>
-            <w:r>
-              <w:rPr>
-                <w:rFonts w:ascii="맑은 고딕" w:eastAsia="맑은 고딕" w:hAnsi="맑은 고딕" w:cs="맑은 고딕"/>
-                <w:color w:val="111827"/>
-                <w:sz w:val="19"/>
-                <w:szCs w:val="19"/>
-              </w:rPr>
-              <w:t>인시던트</w:t>
-            </w:r>
-            <w:proofErr w:type="spellEnd"/>
-            <w:r>
-              <w:rPr>
-                <w:rFonts w:ascii="맑은 고딕" w:eastAsia="맑은 고딕" w:hAnsi="맑은 고딕" w:cs="맑은 고딕"/>
-                <w:color w:val="111827"/>
-                <w:sz w:val="19"/>
-                <w:szCs w:val="19"/>
-              </w:rPr>
-              <w:t xml:space="preserve"> 건수</w:t>
+            <w:r>
+              <w:rPr>
+                <w:rFonts w:ascii="맑은 고딕" w:eastAsia="맑은 고딕" w:hAnsi="맑은 고딕" w:cs="맑은 고딕"/>
+                <w:color w:val="111827"/>
+                <w:sz w:val="19"/>
+                <w:szCs w:val="19"/>
+              </w:rPr>
+              <w:t>인시던트 발생~해결까지 총 소요시간 합계 ÷ 인시던트 건수</w:t>
             </w:r>
           </w:p>
         </w:tc>
@@ -15225,27 +12968,7 @@
                 <w:sz w:val="19"/>
                 <w:szCs w:val="19"/>
               </w:rPr>
-              <w:t xml:space="preserve">PR </w:t>
-            </w:r>
-            <w:proofErr w:type="gramStart"/>
-            <w:r>
-              <w:rPr>
-                <w:rFonts w:ascii="맑은 고딕" w:eastAsia="맑은 고딕" w:hAnsi="맑은 고딕" w:cs="맑은 고딕"/>
-                <w:color w:val="111827"/>
-                <w:sz w:val="19"/>
-                <w:szCs w:val="19"/>
-              </w:rPr>
-              <w:t>Lead</w:t>
-            </w:r>
-            <w:proofErr w:type="gramEnd"/>
-            <w:r>
-              <w:rPr>
-                <w:rFonts w:ascii="맑은 고딕" w:eastAsia="맑은 고딕" w:hAnsi="맑은 고딕" w:cs="맑은 고딕"/>
-                <w:color w:val="111827"/>
-                <w:sz w:val="19"/>
-                <w:szCs w:val="19"/>
-              </w:rPr>
-              <w:t xml:space="preserve"> Time</w:t>
+              <w:t>PR Lead Time</w:t>
             </w:r>
           </w:p>
         </w:tc>
@@ -15351,19 +13074,8 @@
                 <w:sz w:val="19"/>
                 <w:szCs w:val="19"/>
               </w:rPr>
-              <w:t xml:space="preserve">스프린트 </w:t>
-            </w:r>
-            <w:proofErr w:type="spellStart"/>
-            <w:r>
-              <w:rPr>
-                <w:rFonts w:ascii="맑은 고딕" w:eastAsia="맑은 고딕" w:hAnsi="맑은 고딕" w:cs="맑은 고딕"/>
-                <w:color w:val="111827"/>
-                <w:sz w:val="19"/>
-                <w:szCs w:val="19"/>
-              </w:rPr>
-              <w:t>완료율</w:t>
-            </w:r>
-            <w:proofErr w:type="spellEnd"/>
+              <w:t>스프린트 완료율</w:t>
+            </w:r>
           </w:p>
         </w:tc>
         <w:tc>
@@ -15959,19 +13671,8 @@
                 <w:sz w:val="19"/>
                 <w:szCs w:val="19"/>
               </w:rPr>
-              <w:t xml:space="preserve">SLA </w:t>
-            </w:r>
-            <w:proofErr w:type="spellStart"/>
-            <w:r>
-              <w:rPr>
-                <w:rFonts w:ascii="맑은 고딕" w:eastAsia="맑은 고딕" w:hAnsi="맑은 고딕" w:cs="맑은 고딕"/>
-                <w:color w:val="111827"/>
-                <w:sz w:val="19"/>
-                <w:szCs w:val="19"/>
-              </w:rPr>
-              <w:t>달성률</w:t>
-            </w:r>
-            <w:proofErr w:type="spellEnd"/>
+              <w:t>SLA 달성률</w:t>
+            </w:r>
           </w:p>
         </w:tc>
         <w:tc>
@@ -16095,25 +13796,14 @@
             <w:pPr>
               <w:wordWrap/>
             </w:pPr>
-            <w:proofErr w:type="spellStart"/>
-            <w:r>
-              <w:rPr>
-                <w:rFonts w:ascii="맑은 고딕" w:eastAsia="맑은 고딕" w:hAnsi="맑은 고딕" w:cs="맑은 고딕"/>
-                <w:color w:val="111827"/>
-                <w:sz w:val="19"/>
-                <w:szCs w:val="19"/>
-              </w:rPr>
-              <w:t>인시던트</w:t>
-            </w:r>
-            <w:proofErr w:type="spellEnd"/>
-            <w:r>
-              <w:rPr>
-                <w:rFonts w:ascii="맑은 고딕" w:eastAsia="맑은 고딕" w:hAnsi="맑은 고딕" w:cs="맑은 고딕"/>
-                <w:color w:val="111827"/>
-                <w:sz w:val="19"/>
-                <w:szCs w:val="19"/>
-              </w:rPr>
-              <w:t xml:space="preserve"> 발생~서비스 복구까지 평균 소요 시간 (분)</w:t>
+            <w:r>
+              <w:rPr>
+                <w:rFonts w:ascii="맑은 고딕" w:eastAsia="맑은 고딕" w:hAnsi="맑은 고딕" w:cs="맑은 고딕"/>
+                <w:color w:val="111827"/>
+                <w:sz w:val="19"/>
+                <w:szCs w:val="19"/>
+              </w:rPr>
+              <w:t>인시던트 발생~서비스 복구까지 평균 소요 시간 (분)</w:t>
             </w:r>
           </w:p>
         </w:tc>
@@ -16193,27 +13883,7 @@
                 <w:sz w:val="19"/>
                 <w:szCs w:val="19"/>
               </w:rPr>
-              <w:t xml:space="preserve">재발 </w:t>
-            </w:r>
-            <w:proofErr w:type="spellStart"/>
-            <w:r>
-              <w:rPr>
-                <w:rFonts w:ascii="맑은 고딕" w:eastAsia="맑은 고딕" w:hAnsi="맑은 고딕" w:cs="맑은 고딕"/>
-                <w:color w:val="111827"/>
-                <w:sz w:val="19"/>
-                <w:szCs w:val="19"/>
-              </w:rPr>
-              <w:t>인시던트</w:t>
-            </w:r>
-            <w:proofErr w:type="spellEnd"/>
-            <w:r>
-              <w:rPr>
-                <w:rFonts w:ascii="맑은 고딕" w:eastAsia="맑은 고딕" w:hAnsi="맑은 고딕" w:cs="맑은 고딕"/>
-                <w:color w:val="111827"/>
-                <w:sz w:val="19"/>
-                <w:szCs w:val="19"/>
-              </w:rPr>
-              <w:t xml:space="preserve"> 비율</w:t>
+              <w:t>재발 인시던트 비율</w:t>
             </w:r>
           </w:p>
         </w:tc>
@@ -16265,27 +13935,7 @@
                 <w:sz w:val="19"/>
                 <w:szCs w:val="19"/>
               </w:rPr>
-              <w:t>티켓 분류·</w:t>
-            </w:r>
-            <w:proofErr w:type="spellStart"/>
-            <w:r>
-              <w:rPr>
-                <w:rFonts w:ascii="맑은 고딕" w:eastAsia="맑은 고딕" w:hAnsi="맑은 고딕" w:cs="맑은 고딕"/>
-                <w:color w:val="111827"/>
-                <w:sz w:val="19"/>
-                <w:szCs w:val="19"/>
-              </w:rPr>
-              <w:t>태깅</w:t>
-            </w:r>
-            <w:proofErr w:type="spellEnd"/>
-            <w:r>
-              <w:rPr>
-                <w:rFonts w:ascii="맑은 고딕" w:eastAsia="맑은 고딕" w:hAnsi="맑은 고딕" w:cs="맑은 고딕"/>
-                <w:color w:val="111827"/>
-                <w:sz w:val="19"/>
-                <w:szCs w:val="19"/>
-              </w:rPr>
-              <w:t xml:space="preserve"> 데이터</w:t>
+              <w:t>티켓 분류·태깅 데이터</w:t>
             </w:r>
           </w:p>
         </w:tc>
@@ -16871,23 +14521,7 @@
           <w:rFonts w:ascii="맑은 고딕" w:eastAsia="맑은 고딕" w:hAnsi="맑은 고딕" w:cs="맑은 고딕"/>
           <w:color w:val="0A1628"/>
         </w:rPr>
-        <w:t xml:space="preserve">📐 공식 설계 원칙: 모든 공식은 (1) 분자·분모가 명확히 정의되고, (2) 데이터 소스가 실제 존재하며, (3) 측정 담당자가 별도 정의 없이 계산 가능하도록 설계했습니다. 모호한 정성 지표도 5점 척도 또는 이진(Yes/No) 기준으로 </w:t>
-      </w:r>
-      <w:proofErr w:type="spellStart"/>
-      <w:r>
-        <w:rPr>
-          <w:rFonts w:ascii="맑은 고딕" w:eastAsia="맑은 고딕" w:hAnsi="맑은 고딕" w:cs="맑은 고딕"/>
-          <w:color w:val="0A1628"/>
-        </w:rPr>
-        <w:t>정량화했습니다</w:t>
-      </w:r>
-      <w:proofErr w:type="spellEnd"/>
-      <w:r>
-        <w:rPr>
-          <w:rFonts w:ascii="맑은 고딕" w:eastAsia="맑은 고딕" w:hAnsi="맑은 고딕" w:cs="맑은 고딕"/>
-          <w:color w:val="0A1628"/>
-        </w:rPr>
-        <w:t>.</w:t>
+        <w:t>📐 공식 설계 원칙: 모든 공식은 (1) 분자·분모가 명확히 정의되고, (2) 데이터 소스가 실제 존재하며, (3) 측정 담당자가 별도 정의 없이 계산 가능하도록 설계했습니다. 모호한 정성 지표도 5점 척도 또는 이진(Yes/No) 기준으로 정량화했습니다.</w:t>
       </w:r>
     </w:p>
     <w:p>
@@ -16917,31 +14551,7 @@
           <w:szCs w:val="28"/>
         </w:rPr>
         <w:lastRenderedPageBreak/>
-        <w:t>9</w:t>
-      </w:r>
-      <w:proofErr w:type="gramStart"/>
-      <w:r>
-        <w:rPr>
-          <w:rFonts w:ascii="맑은 고딕" w:eastAsia="맑은 고딕" w:hAnsi="맑은 고딕" w:cs="맑은 고딕"/>
-          <w:b/>
-          <w:bCs/>
-          <w:color w:val="0A1628"/>
-          <w:sz w:val="28"/>
-          <w:szCs w:val="28"/>
-        </w:rPr>
-        <w:t>부  대시보드</w:t>
-      </w:r>
-      <w:proofErr w:type="gramEnd"/>
-      <w:r>
-        <w:rPr>
-          <w:rFonts w:ascii="맑은 고딕" w:eastAsia="맑은 고딕" w:hAnsi="맑은 고딕" w:cs="맑은 고딕"/>
-          <w:b/>
-          <w:bCs/>
-          <w:color w:val="0A1628"/>
-          <w:sz w:val="28"/>
-          <w:szCs w:val="28"/>
-        </w:rPr>
-        <w:t xml:space="preserve"> 결과물</w:t>
+        <w:t>9부  대시보드 결과물</w:t>
       </w:r>
     </w:p>
     <w:p>
@@ -17277,67 +14887,7 @@
                 <w:sz w:val="19"/>
                 <w:szCs w:val="19"/>
               </w:rPr>
-              <w:t>영업(파랑 #2563EB</w:t>
-            </w:r>
-            <w:proofErr w:type="gramStart"/>
-            <w:r>
-              <w:rPr>
-                <w:rFonts w:ascii="맑은 고딕" w:eastAsia="맑은 고딕" w:hAnsi="맑은 고딕" w:cs="맑은 고딕"/>
-                <w:color w:val="111827"/>
-                <w:sz w:val="19"/>
-                <w:szCs w:val="19"/>
-              </w:rPr>
-              <w:t>) /</w:t>
-            </w:r>
-            <w:proofErr w:type="gramEnd"/>
-            <w:r>
-              <w:rPr>
-                <w:rFonts w:ascii="맑은 고딕" w:eastAsia="맑은 고딕" w:hAnsi="맑은 고딕" w:cs="맑은 고딕"/>
-                <w:color w:val="111827"/>
-                <w:sz w:val="19"/>
-                <w:szCs w:val="19"/>
-              </w:rPr>
-              <w:t xml:space="preserve"> 연구소(보라 #7C3AED</w:t>
-            </w:r>
-            <w:proofErr w:type="gramStart"/>
-            <w:r>
-              <w:rPr>
-                <w:rFonts w:ascii="맑은 고딕" w:eastAsia="맑은 고딕" w:hAnsi="맑은 고딕" w:cs="맑은 고딕"/>
-                <w:color w:val="111827"/>
-                <w:sz w:val="19"/>
-                <w:szCs w:val="19"/>
-              </w:rPr>
-              <w:t>) /</w:t>
-            </w:r>
-            <w:proofErr w:type="gramEnd"/>
-            <w:r>
-              <w:rPr>
-                <w:rFonts w:ascii="맑은 고딕" w:eastAsia="맑은 고딕" w:hAnsi="맑은 고딕" w:cs="맑은 고딕"/>
-                <w:color w:val="111827"/>
-                <w:sz w:val="19"/>
-                <w:szCs w:val="19"/>
-              </w:rPr>
-              <w:t xml:space="preserve"> 사업수행(</w:t>
-            </w:r>
-            <w:proofErr w:type="spellStart"/>
-            <w:r>
-              <w:rPr>
-                <w:rFonts w:ascii="맑은 고딕" w:eastAsia="맑은 고딕" w:hAnsi="맑은 고딕" w:cs="맑은 고딕"/>
-                <w:color w:val="111827"/>
-                <w:sz w:val="19"/>
-                <w:szCs w:val="19"/>
-              </w:rPr>
-              <w:t>틸</w:t>
-            </w:r>
-            <w:proofErr w:type="spellEnd"/>
-            <w:r>
-              <w:rPr>
-                <w:rFonts w:ascii="맑은 고딕" w:eastAsia="맑은 고딕" w:hAnsi="맑은 고딕" w:cs="맑은 고딕"/>
-                <w:color w:val="111827"/>
-                <w:sz w:val="19"/>
-                <w:szCs w:val="19"/>
-              </w:rPr>
-              <w:t xml:space="preserve"> #0F766E)</w:t>
+              <w:t>영업(파랑 #2563EB) / 연구소(보라 #7C3AED) / 사업수행(틸 #0F766E)</w:t>
             </w:r>
           </w:p>
         </w:tc>
@@ -17391,19 +14941,8 @@
                 <w:sz w:val="19"/>
                 <w:szCs w:val="19"/>
               </w:rPr>
-              <w:t xml:space="preserve">2열 그리드 | O번호 배지 + Objective + 컨텍스트 노트 + KR 4개 + 타겟 칩 + </w:t>
-            </w:r>
-            <w:proofErr w:type="spellStart"/>
-            <w:r>
-              <w:rPr>
-                <w:rFonts w:ascii="맑은 고딕" w:eastAsia="맑은 고딕" w:hAnsi="맑은 고딕" w:cs="맑은 고딕"/>
-                <w:color w:val="111827"/>
-                <w:sz w:val="19"/>
-                <w:szCs w:val="19"/>
-              </w:rPr>
-              <w:t>뱃지</w:t>
-            </w:r>
-            <w:proofErr w:type="spellEnd"/>
+              <w:t>2열 그리드 | O번호 배지 + Objective + 컨텍스트 노트 + KR 4개 + 타겟 칩 + 뱃지</w:t>
+            </w:r>
           </w:p>
         </w:tc>
       </w:tr>
@@ -17456,87 +14995,7 @@
                 <w:sz w:val="19"/>
                 <w:szCs w:val="19"/>
               </w:rPr>
-              <w:t>선행(초록</w:t>
-            </w:r>
-            <w:proofErr w:type="gramStart"/>
-            <w:r>
-              <w:rPr>
-                <w:rFonts w:ascii="맑은 고딕" w:eastAsia="맑은 고딕" w:hAnsi="맑은 고딕" w:cs="맑은 고딕"/>
-                <w:color w:val="111827"/>
-                <w:sz w:val="19"/>
-                <w:szCs w:val="19"/>
-              </w:rPr>
-              <w:t>) /</w:t>
-            </w:r>
-            <w:proofErr w:type="gramEnd"/>
-            <w:r>
-              <w:rPr>
-                <w:rFonts w:ascii="맑은 고딕" w:eastAsia="맑은 고딕" w:hAnsi="맑은 고딕" w:cs="맑은 고딕"/>
-                <w:color w:val="111827"/>
-                <w:sz w:val="19"/>
-                <w:szCs w:val="19"/>
-              </w:rPr>
-              <w:t xml:space="preserve"> 후행(회색</w:t>
-            </w:r>
-            <w:proofErr w:type="gramStart"/>
-            <w:r>
-              <w:rPr>
-                <w:rFonts w:ascii="맑은 고딕" w:eastAsia="맑은 고딕" w:hAnsi="맑은 고딕" w:cs="맑은 고딕"/>
-                <w:color w:val="111827"/>
-                <w:sz w:val="19"/>
-                <w:szCs w:val="19"/>
-              </w:rPr>
-              <w:t>) /</w:t>
-            </w:r>
-            <w:proofErr w:type="gramEnd"/>
-            <w:r>
-              <w:rPr>
-                <w:rFonts w:ascii="맑은 고딕" w:eastAsia="맑은 고딕" w:hAnsi="맑은 고딕" w:cs="맑은 고딕"/>
-                <w:color w:val="111827"/>
-                <w:sz w:val="19"/>
-                <w:szCs w:val="19"/>
-              </w:rPr>
-              <w:t xml:space="preserve"> 정량(파랑</w:t>
-            </w:r>
-            <w:proofErr w:type="gramStart"/>
-            <w:r>
-              <w:rPr>
-                <w:rFonts w:ascii="맑은 고딕" w:eastAsia="맑은 고딕" w:hAnsi="맑은 고딕" w:cs="맑은 고딕"/>
-                <w:color w:val="111827"/>
-                <w:sz w:val="19"/>
-                <w:szCs w:val="19"/>
-              </w:rPr>
-              <w:t>) /</w:t>
-            </w:r>
-            <w:proofErr w:type="gramEnd"/>
-            <w:r>
-              <w:rPr>
-                <w:rFonts w:ascii="맑은 고딕" w:eastAsia="맑은 고딕" w:hAnsi="맑은 고딕" w:cs="맑은 고딕"/>
-                <w:color w:val="111827"/>
-                <w:sz w:val="19"/>
-                <w:szCs w:val="19"/>
-              </w:rPr>
-              <w:t xml:space="preserve"> 정성(보라</w:t>
-            </w:r>
-            <w:proofErr w:type="gramStart"/>
-            <w:r>
-              <w:rPr>
-                <w:rFonts w:ascii="맑은 고딕" w:eastAsia="맑은 고딕" w:hAnsi="맑은 고딕" w:cs="맑은 고딕"/>
-                <w:color w:val="111827"/>
-                <w:sz w:val="19"/>
-                <w:szCs w:val="19"/>
-              </w:rPr>
-              <w:t>) /</w:t>
-            </w:r>
-            <w:proofErr w:type="gramEnd"/>
-            <w:r>
-              <w:rPr>
-                <w:rFonts w:ascii="맑은 고딕" w:eastAsia="맑은 고딕" w:hAnsi="맑은 고딕" w:cs="맑은 고딕"/>
-                <w:color w:val="111827"/>
-                <w:sz w:val="19"/>
-                <w:szCs w:val="19"/>
-              </w:rPr>
-              <w:t xml:space="preserve"> 보완(주황)</w:t>
+              <w:t>선행(초록) / 후행(회색) / 정량(파랑) / 정성(보라) / 보완(주황)</w:t>
             </w:r>
           </w:p>
         </w:tc>
@@ -17875,9 +15334,6 @@
       <w:pPr>
         <w:wordWrap/>
         <w:spacing w:after="80"/>
-        <w:rPr>
-          <w:rFonts w:hint="eastAsia"/>
-        </w:rPr>
       </w:pPr>
     </w:p>
     <w:p>
@@ -18157,27 +15613,7 @@
                 <w:sz w:val="19"/>
                 <w:szCs w:val="19"/>
               </w:rPr>
-              <w:t xml:space="preserve">참고 대시보드와 동일한 </w:t>
-            </w:r>
-            <w:proofErr w:type="spellStart"/>
-            <w:r>
-              <w:rPr>
-                <w:rFonts w:ascii="맑은 고딕" w:eastAsia="맑은 고딕" w:hAnsi="맑은 고딕" w:cs="맑은 고딕"/>
-                <w:color w:val="111827"/>
-                <w:sz w:val="19"/>
-                <w:szCs w:val="19"/>
-              </w:rPr>
-              <w:t>다크</w:t>
-            </w:r>
-            <w:proofErr w:type="spellEnd"/>
-            <w:r>
-              <w:rPr>
-                <w:rFonts w:ascii="맑은 고딕" w:eastAsia="맑은 고딕" w:hAnsi="맑은 고딕" w:cs="맑은 고딕"/>
-                <w:color w:val="111827"/>
-                <w:sz w:val="19"/>
-                <w:szCs w:val="19"/>
-              </w:rPr>
-              <w:t xml:space="preserve"> 테마 시스템</w:t>
+              <w:t>참고 대시보드와 동일한 다크 테마 시스템</w:t>
             </w:r>
           </w:p>
         </w:tc>
@@ -18278,7 +15714,6 @@
             <w:pPr>
               <w:wordWrap/>
             </w:pPr>
-            <w:proofErr w:type="spellStart"/>
             <w:r>
               <w:rPr>
                 <w:rFonts w:ascii="맑은 고딕" w:eastAsia="맑은 고딕" w:hAnsi="맑은 고딕" w:cs="맑은 고딕"/>
@@ -18288,7 +15723,6 @@
               </w:rPr>
               <w:t>색상계</w:t>
             </w:r>
-            <w:proofErr w:type="spellEnd"/>
           </w:p>
         </w:tc>
         <w:tc>
@@ -18452,31 +15886,7 @@
           <w:szCs w:val="28"/>
         </w:rPr>
         <w:lastRenderedPageBreak/>
-        <w:t>10</w:t>
-      </w:r>
-      <w:proofErr w:type="gramStart"/>
-      <w:r>
-        <w:rPr>
-          <w:rFonts w:ascii="맑은 고딕" w:eastAsia="맑은 고딕" w:hAnsi="맑은 고딕" w:cs="맑은 고딕"/>
-          <w:b/>
-          <w:bCs/>
-          <w:color w:val="0A1628"/>
-          <w:sz w:val="28"/>
-          <w:szCs w:val="28"/>
-        </w:rPr>
-        <w:t>부  핵심</w:t>
-      </w:r>
-      <w:proofErr w:type="gramEnd"/>
-      <w:r>
-        <w:rPr>
-          <w:rFonts w:ascii="맑은 고딕" w:eastAsia="맑은 고딕" w:hAnsi="맑은 고딕" w:cs="맑은 고딕"/>
-          <w:b/>
-          <w:bCs/>
-          <w:color w:val="0A1628"/>
-          <w:sz w:val="28"/>
-          <w:szCs w:val="28"/>
-        </w:rPr>
-        <w:t xml:space="preserve"> 시사점 및 다음 단계 제안</w:t>
+        <w:t>10부  핵심 시사점 및 다음 단계 제안</w:t>
       </w:r>
     </w:p>
     <w:p>
@@ -18616,7 +16026,6 @@
             <w:pPr>
               <w:wordWrap/>
             </w:pPr>
-            <w:proofErr w:type="spellStart"/>
             <w:r>
               <w:rPr>
                 <w:rFonts w:ascii="맑은 고딕" w:eastAsia="맑은 고딕" w:hAnsi="맑은 고딕" w:cs="맑은 고딕"/>
@@ -18624,17 +16033,7 @@
                 <w:bCs/>
                 <w:color w:val="FFFFFF"/>
               </w:rPr>
-              <w:t>엔키아</w:t>
-            </w:r>
-            <w:proofErr w:type="spellEnd"/>
-            <w:r>
-              <w:rPr>
-                <w:rFonts w:ascii="맑은 고딕" w:eastAsia="맑은 고딕" w:hAnsi="맑은 고딕" w:cs="맑은 고딕"/>
-                <w:b/>
-                <w:bCs/>
-                <w:color w:val="FFFFFF"/>
-              </w:rPr>
-              <w:t xml:space="preserve"> 액션 포인트</w:t>
+              <w:t>엔키아 액션 포인트</w:t>
             </w:r>
           </w:p>
         </w:tc>
@@ -19196,27 +16595,7 @@
                 <w:sz w:val="19"/>
                 <w:szCs w:val="19"/>
               </w:rPr>
-              <w:t xml:space="preserve">현재 Win </w:t>
-            </w:r>
-            <w:proofErr w:type="spellStart"/>
-            <w:r>
-              <w:rPr>
-                <w:rFonts w:ascii="맑은 고딕" w:eastAsia="맑은 고딕" w:hAnsi="맑은 고딕" w:cs="맑은 고딕"/>
-                <w:color w:val="111827"/>
-                <w:sz w:val="19"/>
-                <w:szCs w:val="19"/>
-              </w:rPr>
-              <w:t>Rate·MTTR·CSAT</w:t>
-            </w:r>
-            <w:proofErr w:type="spellEnd"/>
-            <w:r>
-              <w:rPr>
-                <w:rFonts w:ascii="맑은 고딕" w:eastAsia="맑은 고딕" w:hAnsi="맑은 고딕" w:cs="맑은 고딕"/>
-                <w:color w:val="111827"/>
-                <w:sz w:val="19"/>
-                <w:szCs w:val="19"/>
-              </w:rPr>
-              <w:t xml:space="preserve"> 등 Baseline 1개월 수집</w:t>
+              <w:t>현재 Win Rate·MTTR·CSAT 등 Baseline 1개월 수집</w:t>
             </w:r>
           </w:p>
         </w:tc>
@@ -19859,25 +17238,14 @@
             <w:pPr>
               <w:wordWrap/>
             </w:pPr>
-            <w:proofErr w:type="spellStart"/>
-            <w:r>
-              <w:rPr>
-                <w:rFonts w:ascii="맑은 고딕" w:eastAsia="맑은 고딕" w:hAnsi="맑은 고딕" w:cs="맑은 고딕"/>
-                <w:color w:val="111827"/>
-                <w:sz w:val="19"/>
-                <w:szCs w:val="19"/>
-              </w:rPr>
-              <w:t>Leading·Lagging</w:t>
-            </w:r>
-            <w:proofErr w:type="spellEnd"/>
-            <w:r>
-              <w:rPr>
-                <w:rFonts w:ascii="맑은 고딕" w:eastAsia="맑은 고딕" w:hAnsi="맑은 고딕" w:cs="맑은 고딕"/>
-                <w:color w:val="111827"/>
-                <w:sz w:val="19"/>
-                <w:szCs w:val="19"/>
-              </w:rPr>
-              <w:t xml:space="preserve"> 이원화</w:t>
+            <w:r>
+              <w:rPr>
+                <w:rFonts w:ascii="맑은 고딕" w:eastAsia="맑은 고딕" w:hAnsi="맑은 고딕" w:cs="맑은 고딕"/>
+                <w:color w:val="111827"/>
+                <w:sz w:val="19"/>
+                <w:szCs w:val="19"/>
+              </w:rPr>
+              <w:t>Leading·Lagging 이원화</w:t>
             </w:r>
           </w:p>
         </w:tc>
@@ -19950,25 +17318,14 @@
             <w:pPr>
               <w:wordWrap/>
             </w:pPr>
-            <w:proofErr w:type="spellStart"/>
-            <w:r>
-              <w:rPr>
-                <w:rFonts w:ascii="맑은 고딕" w:eastAsia="맑은 고딕" w:hAnsi="맑은 고딕" w:cs="맑은 고딕"/>
-                <w:color w:val="111827"/>
-                <w:sz w:val="19"/>
-                <w:szCs w:val="19"/>
-              </w:rPr>
-              <w:t>엔키아</w:t>
-            </w:r>
-            <w:proofErr w:type="spellEnd"/>
-            <w:r>
-              <w:rPr>
-                <w:rFonts w:ascii="맑은 고딕" w:eastAsia="맑은 고딕" w:hAnsi="맑은 고딕" w:cs="맑은 고딕"/>
-                <w:color w:val="111827"/>
-                <w:sz w:val="19"/>
-                <w:szCs w:val="19"/>
-              </w:rPr>
-              <w:t xml:space="preserve"> 규모 현실화</w:t>
+            <w:r>
+              <w:rPr>
+                <w:rFonts w:ascii="맑은 고딕" w:eastAsia="맑은 고딕" w:hAnsi="맑은 고딕" w:cs="맑은 고딕"/>
+                <w:color w:val="111827"/>
+                <w:sz w:val="19"/>
+                <w:szCs w:val="19"/>
+              </w:rPr>
+              <w:t>엔키아 규모 현실화</w:t>
             </w:r>
           </w:p>
         </w:tc>
@@ -20092,27 +17449,7 @@
                 <w:sz w:val="19"/>
                 <w:szCs w:val="19"/>
               </w:rPr>
-              <w:t>세 직무가 CSAT·레퍼런스·</w:t>
-            </w:r>
-            <w:proofErr w:type="spellStart"/>
-            <w:r>
-              <w:rPr>
-                <w:rFonts w:ascii="맑은 고딕" w:eastAsia="맑은 고딕" w:hAnsi="맑은 고딕" w:cs="맑은 고딕"/>
-                <w:color w:val="111827"/>
-                <w:sz w:val="19"/>
-                <w:szCs w:val="19"/>
-              </w:rPr>
-              <w:t>갱신율</w:t>
-            </w:r>
-            <w:proofErr w:type="spellEnd"/>
-            <w:r>
-              <w:rPr>
-                <w:rFonts w:ascii="맑은 고딕" w:eastAsia="맑은 고딕" w:hAnsi="맑은 고딕" w:cs="맑은 고딕"/>
-                <w:color w:val="111827"/>
-                <w:sz w:val="19"/>
-                <w:szCs w:val="19"/>
-              </w:rPr>
-              <w:t xml:space="preserve"> 공통 지표로 사업 목표 정렬</w:t>
+              <w:t>세 직무가 CSAT·레퍼런스·갱신율 공통 지표로 사업 목표 정렬</w:t>
             </w:r>
           </w:p>
         </w:tc>
@@ -20222,39 +17559,7 @@
           <w:rFonts w:ascii="맑은 고딕" w:eastAsia="맑은 고딕" w:hAnsi="맑은 고딕" w:cs="맑은 고딕"/>
           <w:color w:val="0A1628"/>
         </w:rPr>
-        <w:t xml:space="preserve">🎯 마무리: 내부 인터뷰나 사내 자료 없이도, AI를 활용한 체계적 글로벌 벤치마킹과 국내 시장 특성 분석을 통해 </w:t>
-      </w:r>
-      <w:proofErr w:type="spellStart"/>
-      <w:r>
-        <w:rPr>
-          <w:rFonts w:ascii="맑은 고딕" w:eastAsia="맑은 고딕" w:hAnsi="맑은 고딕" w:cs="맑은 고딕"/>
-          <w:color w:val="0A1628"/>
-        </w:rPr>
-        <w:t>엔키아의</w:t>
-      </w:r>
-      <w:proofErr w:type="spellEnd"/>
-      <w:r>
-        <w:rPr>
-          <w:rFonts w:ascii="맑은 고딕" w:eastAsia="맑은 고딕" w:hAnsi="맑은 고딕" w:cs="맑은 고딕"/>
-          <w:color w:val="0A1628"/>
-        </w:rPr>
-        <w:t xml:space="preserve"> 세 직무에 최적화된 OKR·KPI 체계를 설계했습니다. 이 보고서가 향후 현업 </w:t>
-      </w:r>
-      <w:proofErr w:type="spellStart"/>
-      <w:r>
-        <w:rPr>
-          <w:rFonts w:ascii="맑은 고딕" w:eastAsia="맑은 고딕" w:hAnsi="맑은 고딕" w:cs="맑은 고딕"/>
-          <w:color w:val="0A1628"/>
-        </w:rPr>
-        <w:t>직원분들과의</w:t>
-      </w:r>
-      <w:proofErr w:type="spellEnd"/>
-      <w:r>
-        <w:rPr>
-          <w:rFonts w:ascii="맑은 고딕" w:eastAsia="맑은 고딕" w:hAnsi="맑은 고딕" w:cs="맑은 고딕"/>
-          <w:color w:val="0A1628"/>
-        </w:rPr>
-        <w:t xml:space="preserve"> 인터뷰와 결합될 때, 더욱 정교한 성과 체계로 발전할 수 있습니다.</w:t>
+        <w:t>🎯 마무리: 내부 인터뷰나 사내 자료 없이도, AI를 활용한 체계적 글로벌 벤치마킹과 국내 시장 특성 분석을 통해 엔키아의 세 직무에 최적화된 OKR·KPI 체계를 설계했습니다. 이 보고서가 향후 현업 직원분들과의 인터뷰와 결합될 때, 더욱 정교한 성과 체계로 발전할 수 있습니다.</w:t>
       </w:r>
     </w:p>
     <w:p/>
@@ -20455,11 +17760,9 @@
             <w:tcW w:w="0" w:type="auto"/>
           </w:tcPr>
           <w:p>
-            <w:proofErr w:type="spellStart"/>
             <w:r>
               <w:t>더존비즈온</w:t>
             </w:r>
-            <w:proofErr w:type="spellEnd"/>
             <w:r>
               <w:t xml:space="preserve"> </w:t>
             </w:r>
@@ -20473,21 +17776,11 @@
               <w:t>억</w:t>
             </w:r>
             <w:r>
-              <w:t>(2025</w:t>
-            </w:r>
-            <w:proofErr w:type="gramStart"/>
-            <w:r>
-              <w:t>) /</w:t>
-            </w:r>
-            <w:proofErr w:type="gramEnd"/>
-            <w:r>
-              <w:t xml:space="preserve"> </w:t>
-            </w:r>
-            <w:proofErr w:type="spellStart"/>
+              <w:t xml:space="preserve">(2025) / </w:t>
+            </w:r>
             <w:r>
               <w:t>가비아</w:t>
             </w:r>
-            <w:proofErr w:type="spellEnd"/>
             <w:r>
               <w:t xml:space="preserve"> JD </w:t>
             </w:r>
@@ -20532,15 +17825,7 @@
               <w:t>리서치</w:t>
             </w:r>
             <w:r>
-              <w:t>(</w:t>
-            </w:r>
-            <w:proofErr w:type="spellStart"/>
-            <w:r>
-              <w:t>Gartner·Forrester</w:t>
-            </w:r>
-            <w:proofErr w:type="spellEnd"/>
-            <w:r>
-              <w:t xml:space="preserve">) · </w:t>
+              <w:t xml:space="preserve">(Gartner·Forrester) · </w:t>
             </w:r>
             <w:r>
               <w:t>기업</w:t>
@@ -20607,11 +17892,9 @@
             <w:r>
               <w:t>(</w:t>
             </w:r>
-            <w:proofErr w:type="spellStart"/>
             <w:r>
               <w:t>잡플래닛</w:t>
             </w:r>
-            <w:proofErr w:type="spellEnd"/>
             <w:r>
               <w:t>·</w:t>
             </w:r>
@@ -20621,11 +17904,9 @@
             <w:r>
               <w:t xml:space="preserve">, </w:t>
             </w:r>
-            <w:proofErr w:type="spellStart"/>
             <w:r>
               <w:t>미접근</w:t>
             </w:r>
-            <w:proofErr w:type="spellEnd"/>
             <w:r>
               <w:t xml:space="preserve">) · AI </w:t>
             </w:r>
@@ -20648,40 +17929,23 @@
             <w:r>
               <w:t xml:space="preserve">Win Rate 25% </w:t>
             </w:r>
-            <w:proofErr w:type="spellStart"/>
             <w:r>
               <w:t>더존비즈온</w:t>
             </w:r>
-            <w:proofErr w:type="spellEnd"/>
             <w:r>
               <w:t xml:space="preserve"> </w:t>
             </w:r>
-            <w:proofErr w:type="gramStart"/>
             <w:r>
               <w:t>기준</w:t>
             </w:r>
             <w:r>
-              <w:t xml:space="preserve"> /</w:t>
-            </w:r>
-            <w:proofErr w:type="gramEnd"/>
-            <w:r>
-              <w:t xml:space="preserve"> </w:t>
-            </w:r>
-            <w:proofErr w:type="spellStart"/>
+              <w:t xml:space="preserve"> / </w:t>
+            </w:r>
             <w:r>
               <w:t>갱신율</w:t>
             </w:r>
-            <w:proofErr w:type="spellEnd"/>
-            <w:r>
-              <w:t xml:space="preserve"> 85~90</w:t>
-            </w:r>
-            <w:proofErr w:type="gramStart"/>
-            <w:r>
-              <w:t>% /</w:t>
-            </w:r>
-            <w:proofErr w:type="gramEnd"/>
-            <w:r>
-              <w:t xml:space="preserve"> </w:t>
+            <w:r>
+              <w:t xml:space="preserve"> 85~90% / </w:t>
             </w:r>
             <w:r>
               <w:t>공공</w:t>
@@ -20964,11 +18228,9 @@
             <w:tcW w:w="0" w:type="auto"/>
           </w:tcPr>
           <w:p>
-            <w:proofErr w:type="spellStart"/>
             <w:r>
               <w:t>더존비즈온</w:t>
             </w:r>
-            <w:proofErr w:type="spellEnd"/>
             <w:r>
               <w:t xml:space="preserve"> </w:t>
             </w:r>
@@ -20984,11 +18246,9 @@
             <w:r>
               <w:t xml:space="preserve">(2024) </w:t>
             </w:r>
-            <w:proofErr w:type="spellStart"/>
             <w:r>
               <w:t>미반영</w:t>
             </w:r>
-            <w:proofErr w:type="spellEnd"/>
           </w:p>
         </w:tc>
         <w:tc>
@@ -21082,11 +18342,9 @@
             <w:r>
               <w:t xml:space="preserve"> </w:t>
             </w:r>
-            <w:proofErr w:type="spellStart"/>
             <w:r>
               <w:t>미반영</w:t>
             </w:r>
-            <w:proofErr w:type="spellEnd"/>
           </w:p>
         </w:tc>
         <w:tc>
@@ -21141,11 +18399,9 @@
             <w:tcW w:w="0" w:type="auto"/>
           </w:tcPr>
           <w:p>
-            <w:proofErr w:type="spellStart"/>
             <w:r>
               <w:t>더존비즈온</w:t>
             </w:r>
-            <w:proofErr w:type="spellEnd"/>
             <w:r>
               <w:t xml:space="preserve"> </w:t>
             </w:r>
@@ -21167,11 +18423,9 @@
             <w:r>
               <w:t xml:space="preserve"> — </w:t>
             </w:r>
-            <w:proofErr w:type="spellStart"/>
             <w:r>
               <w:t>미검증</w:t>
             </w:r>
-            <w:proofErr w:type="spellEnd"/>
             <w:r>
               <w:t xml:space="preserve"> </w:t>
             </w:r>
@@ -21474,11 +18728,9 @@
       <w:r>
         <w:t xml:space="preserve">, </w:t>
       </w:r>
-      <w:proofErr w:type="spellStart"/>
       <w:r>
         <w:t>미검증</w:t>
       </w:r>
-      <w:proofErr w:type="spellEnd"/>
       <w:r>
         <w:t xml:space="preserve"> </w:t>
       </w:r>
@@ -21512,11 +18764,9 @@
       <w:r>
         <w:t xml:space="preserve"> </w:t>
       </w:r>
-      <w:proofErr w:type="spellStart"/>
       <w:r>
         <w:t>엔키아</w:t>
       </w:r>
-      <w:proofErr w:type="spellEnd"/>
       <w:r>
         <w:t xml:space="preserve"> </w:t>
       </w:r>
@@ -21569,7 +18819,6 @@
         <w:wordWrap/>
         <w:jc w:val="center"/>
       </w:pPr>
-      <w:proofErr w:type="spellStart"/>
       <w:r>
         <w:rPr>
           <w:rFonts w:ascii="맑은 고딕" w:eastAsia="맑은 고딕" w:hAnsi="맑은 고딕" w:cs="맑은 고딕"/>
@@ -21577,17 +18826,7 @@
           <w:sz w:val="19"/>
           <w:szCs w:val="19"/>
         </w:rPr>
-        <w:t>엔키아</w:t>
-      </w:r>
-      <w:proofErr w:type="spellEnd"/>
-      <w:r>
-        <w:rPr>
-          <w:rFonts w:ascii="맑은 고딕" w:eastAsia="맑은 고딕" w:hAnsi="맑은 고딕" w:cs="맑은 고딕"/>
-          <w:color w:val="6B7280"/>
-          <w:sz w:val="19"/>
-          <w:szCs w:val="19"/>
-        </w:rPr>
-        <w:t>(NKIA) | Polestar EMS·ITG·WSS | 2026년 6월 | 박준우</w:t>
+        <w:t>엔키아(NKIA) | Polestar EMS·ITG·WSS | 2026년 6월 | 박준우</w:t>
       </w:r>
     </w:p>
     <w:sectPr>
@@ -21793,7 +19032,6 @@
       </w:pBdr>
       <w:spacing w:after="60"/>
     </w:pPr>
-    <w:proofErr w:type="spellStart"/>
     <w:r>
       <w:rPr>
         <w:rFonts w:ascii="맑은 고딕" w:eastAsia="맑은 고딕" w:hAnsi="맑은 고딕" w:cs="맑은 고딕"/>
@@ -21801,27 +19039,7 @@
         <w:sz w:val="18"/>
         <w:szCs w:val="18"/>
       </w:rPr>
-      <w:t>엔키아</w:t>
-    </w:r>
-    <w:proofErr w:type="spellEnd"/>
-    <w:r>
-      <w:rPr>
-        <w:rFonts w:ascii="맑은 고딕" w:eastAsia="맑은 고딕" w:hAnsi="맑은 고딕" w:cs="맑은 고딕"/>
-        <w:color w:val="6B7280"/>
-        <w:sz w:val="18"/>
-        <w:szCs w:val="18"/>
-      </w:rPr>
-      <w:t xml:space="preserve">(NKIA) 3대 직무 OKR·KPI 설계 </w:t>
-    </w:r>
-    <w:proofErr w:type="gramStart"/>
-    <w:r>
-      <w:rPr>
-        <w:rFonts w:ascii="맑은 고딕" w:eastAsia="맑은 고딕" w:hAnsi="맑은 고딕" w:cs="맑은 고딕"/>
-        <w:color w:val="6B7280"/>
-        <w:sz w:val="18"/>
-        <w:szCs w:val="18"/>
-      </w:rPr>
-      <w:t>보고서</w:t>
+      <w:t>엔키아(NKIA) 3대 직무 OKR·KPI 설계 보고서</w:t>
     </w:r>
     <w:r>
       <w:rPr>
@@ -21830,17 +19048,7 @@
         <w:sz w:val="18"/>
         <w:szCs w:val="18"/>
       </w:rPr>
-      <w:t xml:space="preserve">  |</w:t>
-    </w:r>
-    <w:proofErr w:type="gramEnd"/>
-    <w:r>
-      <w:rPr>
-        <w:rFonts w:ascii="맑은 고딕" w:eastAsia="맑은 고딕" w:hAnsi="맑은 고딕" w:cs="맑은 고딕"/>
-        <w:color w:val="E5E7EB"/>
-        <w:sz w:val="18"/>
-        <w:szCs w:val="18"/>
-      </w:rPr>
-      <w:t xml:space="preserve">  2026년 6월</w:t>
+      <w:t xml:space="preserve">  |  2026년 6월</w:t>
     </w:r>
   </w:p>
 </w:hdr>
